--- a/Nhom10_REPORT_ApplicationDevelopment[V2].docx
+++ b/Nhom10_REPORT_ApplicationDevelopment[V2].docx
@@ -16842,10 +16842,10 @@
     <w:p>
       <w:r>
         <w:drawing>
-          <wp:inline distT="0" distB="0" distL="0" distR="0" wp14:anchorId="2D2F7B3E" wp14:editId="07C4EAA8">
-            <wp:extent cx="5580380" cy="2706370"/>
+          <wp:inline distT="0" distB="0" distL="0" distR="0" wp14:anchorId="1E7AE9C6" wp14:editId="43952600">
+            <wp:extent cx="5580380" cy="2611755"/>
             <wp:effectExtent l="0" t="0" r="1270" b="0"/>
-            <wp:docPr id="626553254" name="Picture 1"/>
+            <wp:docPr id="1773277357" name="Picture 1"/>
             <wp:cNvGraphicFramePr>
               <a:graphicFrameLocks xmlns:a="http://schemas.openxmlformats.org/drawingml/2006/main" noChangeAspect="1"/>
             </wp:cNvGraphicFramePr>
@@ -16853,7 +16853,7 @@
               <a:graphicData uri="http://schemas.openxmlformats.org/drawingml/2006/picture">
                 <pic:pic xmlns:pic="http://schemas.openxmlformats.org/drawingml/2006/picture">
                   <pic:nvPicPr>
-                    <pic:cNvPr id="626553254" name=""/>
+                    <pic:cNvPr id="1773277357" name=""/>
                     <pic:cNvPicPr/>
                   </pic:nvPicPr>
                   <pic:blipFill>
@@ -16865,7 +16865,7 @@
                   <pic:spPr>
                     <a:xfrm>
                       <a:off x="0" y="0"/>
-                      <a:ext cx="5580380" cy="2706370"/>
+                      <a:ext cx="5580380" cy="2611755"/>
                     </a:xfrm>
                     <a:prstGeom prst="rect">
                       <a:avLst/>
@@ -19654,7 +19654,7 @@
           <w:noProof/>
         </w:rPr>
         <w:drawing>
-          <wp:inline distT="0" distB="0" distL="0" distR="0" wp14:anchorId="7BB8721A" wp14:editId="2A29A840">
+          <wp:inline distT="0" distB="0" distL="0" distR="0" wp14:anchorId="7BB8721A" wp14:editId="5CE0A42A">
             <wp:extent cx="1639614" cy="589327"/>
             <wp:effectExtent l="0" t="0" r="0" b="0"/>
             <wp:docPr id="972141918" name="Picture 1"/>
@@ -21819,7 +21819,7 @@
           <w:noProof/>
         </w:rPr>
         <w:drawing>
-          <wp:inline distT="0" distB="0" distL="0" distR="0" wp14:anchorId="5CE39CCD" wp14:editId="286AF444">
+          <wp:inline distT="0" distB="0" distL="0" distR="0" wp14:anchorId="5CE39CCD" wp14:editId="4BDF9EEC">
             <wp:extent cx="5580380" cy="3687445"/>
             <wp:effectExtent l="0" t="0" r="0" b="0"/>
             <wp:docPr id="2" name="Picture 2" descr="A close-up of a document&#10;&#10;Description automatically generated"/>

--- a/Nhom10_REPORT_ApplicationDevelopment[V2].docx
+++ b/Nhom10_REPORT_ApplicationDevelopment[V2].docx
@@ -13263,7 +13263,14 @@
               <w:rPr>
                 <w:szCs w:val="26"/>
               </w:rPr>
-              <w:t>Phân quyền lập phiếu, phê duyệt và hoàn tiền. Chỉ cập nhật kết quả trả hàng khi hoàn tiền thành công.</w:t>
+              <w:t xml:space="preserve">Phân quyền lập phiếu, phê duyệt và hoàn tiền. Chỉ cập nhật kết quả trả hàng khi hoàn tiền thành </w:t>
+            </w:r>
+            <w:proofErr w:type="gramStart"/>
+            <w:r>
+              <w:rPr>
+                <w:szCs w:val="26"/>
+              </w:rPr>
+              <w:t>công.</w:t>
             </w:r>
             <w:r>
               <w:rPr>
@@ -13271,6 +13278,7 @@
               </w:rPr>
               <w:t>.</w:t>
             </w:r>
+            <w:proofErr w:type="gramEnd"/>
           </w:p>
         </w:tc>
       </w:tr>
@@ -15865,8 +15873,13 @@
         <w:pStyle w:val="Heading3"/>
       </w:pPr>
       <w:bookmarkStart w:id="26" w:name="_Toc240195155"/>
-      <w:r>
-        <w:t>An toàn thông tin</w:t>
+      <w:proofErr w:type="gramStart"/>
+      <w:r>
+        <w:t>An</w:t>
+      </w:r>
+      <w:proofErr w:type="gramEnd"/>
+      <w:r>
+        <w:t xml:space="preserve"> toàn thông tin</w:t>
       </w:r>
       <w:bookmarkEnd w:id="26"/>
     </w:p>
@@ -18990,6 +19003,9 @@
       <w:bookmarkEnd w:id="39"/>
       <w:r>
         <w:t>Huỷ hoá đơn</w:t>
+      </w:r>
+      <w:r>
+        <w:t xml:space="preserve"> / Bỏ</w:t>
       </w:r>
     </w:p>
     <w:p>
@@ -19842,7 +19858,7 @@
           <w:szCs w:val="26"/>
         </w:rPr>
         <w:drawing>
-          <wp:inline distT="0" distB="0" distL="0" distR="0" wp14:anchorId="342BD431" wp14:editId="0DE24734">
+          <wp:inline distT="0" distB="0" distL="0" distR="0" wp14:anchorId="342BD431" wp14:editId="4236B5CA">
             <wp:extent cx="5580380" cy="3968589"/>
             <wp:effectExtent l="0" t="0" r="1270" b="0"/>
             <wp:docPr id="599842444" name="Picture 10"/>
@@ -26182,7 +26198,7 @@
           <w:szCs w:val="26"/>
         </w:rPr>
         <w:drawing>
-          <wp:inline distT="0" distB="0" distL="0" distR="0" wp14:anchorId="5049EFBF" wp14:editId="50EC2207">
+          <wp:inline distT="0" distB="0" distL="0" distR="0" wp14:anchorId="5049EFBF" wp14:editId="2F3292CE">
             <wp:extent cx="5580380" cy="3997243"/>
             <wp:effectExtent l="0" t="0" r="1270" b="3810"/>
             <wp:docPr id="604903798" name="Picture 2"/>
@@ -37382,8 +37398,17 @@
           <w:sz w:val="22"/>
           <w:szCs w:val="22"/>
         </w:rPr>
-        <w:t>: màn hình …………..</w:t>
-      </w:r>
+        <w:t>: màn hình ………</w:t>
+      </w:r>
+      <w:proofErr w:type="gramStart"/>
+      <w:r>
+        <w:rPr>
+          <w:sz w:val="22"/>
+          <w:szCs w:val="22"/>
+        </w:rPr>
+        <w:t>…..</w:t>
+      </w:r>
+      <w:proofErr w:type="gramEnd"/>
     </w:p>
     <w:p>
       <w:pPr>
@@ -38032,8 +38057,13 @@
     </w:p>
     <w:p>
       <w:r>
-        <w:t>- Tài liệu không có tên tác giả: xếp thứ tự theo bảng chữ cái đối với từ đầu tiên của tên cơ quan đã ấn hành tài liệu, ví dụ: Viện Khoa học Việt nam xếp vào vần V, Trung tâm Chọn Giống Lúa vần T,..</w:t>
-      </w:r>
+        <w:t xml:space="preserve">- Tài liệu không có tên tác giả: xếp thứ tự theo bảng chữ cái đối với từ đầu tiên của tên cơ quan đã ấn hành tài liệu, ví dụ: Viện Khoa học Việt nam xếp vào vần V, Trung tâm Chọn Giống Lúa vần </w:t>
+      </w:r>
+      <w:proofErr w:type="gramStart"/>
+      <w:r>
+        <w:t>T,..</w:t>
+      </w:r>
+      <w:proofErr w:type="gramEnd"/>
     </w:p>
     <w:p>
       <w:r>
@@ -38042,7 +38072,15 @@
     </w:p>
     <w:p>
       <w:r>
-        <w:t>- tên các tác giả (có dấu phẩy ngăn cách giữa các tên tác giả)</w:t>
+        <w:t xml:space="preserve">- </w:t>
+      </w:r>
+      <w:proofErr w:type="gramStart"/>
+      <w:r>
+        <w:t>tên các tác giả (có dấu phẩy ngăn cách giữa các tên tác giả</w:t>
+      </w:r>
+      <w:proofErr w:type="gramEnd"/>
+      <w:r>
+        <w:t>)</w:t>
       </w:r>
     </w:p>
     <w:p>
@@ -38165,7 +38203,7 @@
           <w:noProof/>
         </w:rPr>
         <w:drawing>
-          <wp:inline distT="0" distB="0" distL="0" distR="0" wp14:anchorId="5CE39CCD" wp14:editId="4AF5C0A4">
+          <wp:inline distT="0" distB="0" distL="0" distR="0" wp14:anchorId="5CE39CCD" wp14:editId="578BF493">
             <wp:extent cx="5580380" cy="3687445"/>
             <wp:effectExtent l="0" t="0" r="0" b="0"/>
             <wp:docPr id="2" name="Picture 2" descr="A close-up of a document&#10;&#10;Description automatically generated"/>

--- a/Nhom10_REPORT_ApplicationDevelopment[V2].docx
+++ b/Nhom10_REPORT_ApplicationDevelopment[V2].docx
@@ -6871,7 +6871,25 @@
     </w:p>
     <w:p>
       <w:r>
-        <w:t>Tại Pet Bite, nhân viên được phân chia thành hai chức vụ gồm Thu ngân và Chăm sóc. Nhân viên thu ngân phụ trách hoạt động bán hàng, thanh toán và tra cứu hóa đơn; nhân viên chăm sóc phụ trách quản lý thú cưng, tiếp nhận lịch hẹn và theo dõi quá trình chăm sóc. Chủ cửa hàng trực tiếp quản lý và giám sát các hoạt động kinh doanh, đồng thời thực hiện những nghiệp vụ thuộc thẩm quyền quản lý cửa hàng. Khi có sự thay đổi về thông tin cá nhân hoặc công việc, chủ cửa hàng có thể cập nhật hồ sơ nhân viên để bảo đảm dữ liệu phù hợp với tình hình thực tế.</w:t>
+        <w:t xml:space="preserve">Tại Pet Bite, nhân viên được phân chia thành </w:t>
+      </w:r>
+      <w:r>
+        <w:t>ba</w:t>
+      </w:r>
+      <w:r>
+        <w:t xml:space="preserve"> chức vụ gồm Thu ngân</w:t>
+      </w:r>
+      <w:r>
+        <w:t xml:space="preserve">, </w:t>
+      </w:r>
+      <w:r>
+        <w:t>Chăm sóc</w:t>
+      </w:r>
+      <w:r>
+        <w:t xml:space="preserve"> và Chủ cửa hàng</w:t>
+      </w:r>
+      <w:r>
+        <w:t>. Nhân viên thu ngân phụ trách hoạt động bán hàng, thanh toán và tra cứu hóa đơn; nhân viên chăm sóc phụ trách quản lý thú cưng, tiếp nhận lịch hẹn và theo dõi quá trình chăm sóc. Chủ cửa hàng trực tiếp quản lý và giám sát các hoạt động kinh doanh, đồng thời thực hiện những nghiệp vụ thuộc thẩm quyền quản lý cửa hàng. Khi có sự thay đổi về thông tin cá nhân hoặc công việc, chủ cửa hàng có thể cập nhật hồ sơ nhân viên để bảo đảm dữ liệu phù hợp với tình hình thực tế.</w:t>
       </w:r>
     </w:p>
     <w:p>
@@ -12193,7 +12211,22 @@
         </w:numPr>
       </w:pPr>
       <w:r>
-        <w:t>Nhân viên chỉ có hai chức vụ là Thu ngân và Chăm sóc.</w:t>
+        <w:t xml:space="preserve">Nhân viên có </w:t>
+      </w:r>
+      <w:r>
+        <w:t xml:space="preserve">3 </w:t>
+      </w:r>
+      <w:r>
+        <w:t>chức vụ là Thu ngân và Chăm sóc</w:t>
+      </w:r>
+      <w:r>
+        <w:t xml:space="preserve">, </w:t>
+      </w:r>
+      <w:r>
+        <w:t>Chủ cửa hàng</w:t>
+      </w:r>
+      <w:r>
+        <w:t>.</w:t>
       </w:r>
     </w:p>
     <w:p>
@@ -12265,7 +12298,7 @@
         </w:numPr>
       </w:pPr>
       <w:r>
-        <w:t>Tài khoản Chủ cửa hàng được người phụ trách triển khai phần mềm khởi tạo và cung cấp khi hệ thống bắt đầu sử dụng. Tài khoản này không bắt buộc liên kết với một nhân viên Thu ngân hoặc Chăm sóc. Sau khi đăng nhập, Chủ cửa hàng được sử dụng các chức năng quản lý theo thẩm quyền và cấp tài khoản cho nhân viên.</w:t>
+        <w:t>Tài khoản Chủ cửa hàng được người phụ trách triển khai phần mềm khởi tạo và cung cấp khi hệ thống bắt đầu sử dụng. Sau khi đăng nhập, Chủ cửa hàng được sử dụng các chức năng quản lý theo thẩm quyền và cấp tài khoản cho nhân viên.</w:t>
       </w:r>
     </w:p>
     <w:p>
@@ -12297,7 +12330,6 @@
         <w:pStyle w:val="Heading4"/>
       </w:pPr>
       <w:r>
-        <w:lastRenderedPageBreak/>
         <w:t xml:space="preserve">Quy định về </w:t>
       </w:r>
       <w:r>
@@ -12325,6 +12357,7 @@
         </w:numPr>
       </w:pPr>
       <w:r>
+        <w:lastRenderedPageBreak/>
         <w:t>Khi tìm kiếm, hệ thống phải hiển thị đầy đủ thông tin của hóa đơn được chọn, bao gồm mã hóa đơn, ngày lập, nhân viên lập, khách hàng, sản phẩm, dịch vụ, số lượng, đơn giá, thành tiền, tổng tiền và trạng thái thanh toán.</w:t>
       </w:r>
     </w:p>
@@ -12485,7 +12518,6 @@
         </w:numPr>
       </w:pPr>
       <w:r>
-        <w:lastRenderedPageBreak/>
         <w:t>Số lượng sản phẩm đã trả được tổng hợp từ các chi tiết phiếu trả hàng thuộc những phiếu đã hoàn tất việc hoàn tiền, bao gồm cả sản phẩm Nguyên vẹn và sản phẩm Lỗi.</w:t>
       </w:r>
     </w:p>
@@ -12510,6 +12542,7 @@
         </w:numPr>
       </w:pPr>
       <w:r>
+        <w:lastRenderedPageBreak/>
         <w:t>Khi thống kê theo ngày, tháng hoặc năm, số lượng bán được tính theo thời điểm thanh toán hóa đơn; số lượng trả được tính theo thời điểm phiếu trả hàng hoàn tất.</w:t>
       </w:r>
     </w:p>
@@ -12658,7 +12691,6 @@
         </w:numPr>
       </w:pPr>
       <w:r>
-        <w:lastRenderedPageBreak/>
         <w:t>Lô hàng được xác định là Đã hết hạn khi ngày hết hạn nhỏ hơn ngày hiện tại. Các lô đã hết hạn được hiển thị riêng và không được phép xuất lên kệ.</w:t>
       </w:r>
     </w:p>
@@ -12683,6 +12715,7 @@
         </w:numPr>
       </w:pPr>
       <w:r>
+        <w:lastRenderedPageBreak/>
         <w:t>Đối với sản phẩm không có hạn sử dụng, hệ thống không thực hiện cảnh báo hết hạn.</w:t>
       </w:r>
     </w:p>
@@ -12795,31 +12828,31 @@
         <w:pStyle w:val="Heading2"/>
       </w:pPr>
       <w:r>
+        <w:t>Phạm vi đề tài:</w:t>
+      </w:r>
+      <w:bookmarkEnd w:id="16"/>
+    </w:p>
+    <w:p>
+      <w:pPr>
+        <w:pStyle w:val="Heading3"/>
+      </w:pPr>
+      <w:bookmarkStart w:id="18" w:name="_Toc240195145"/>
+      <w:r>
+        <w:t>Đặc điểm của ứng dụng</w:t>
+      </w:r>
+      <w:r>
+        <w:t>:</w:t>
+      </w:r>
+      <w:bookmarkEnd w:id="18"/>
+    </w:p>
+    <w:p>
+      <w:r>
+        <w:t>Hệ thống quản lý cửa hàng thú cưng Pet Bite là ứng dụng quản lý nội bộ được xây dựng bằng Java Swing và sử dụng SQL Server để lưu trữ dữ liệu. Ứng dụng hỗ trợ các hoạt động kinh doanh sản phẩm, quản lý nhập hàng, xuất kho lên kệ, chăm sóc thú cưng, bán hàng, thanh toán, trả hàng và thống kê báo cáo.</w:t>
+      </w:r>
+    </w:p>
+    <w:p>
+      <w:r>
         <w:lastRenderedPageBreak/>
-        <w:t>Phạm vi đề tài:</w:t>
-      </w:r>
-      <w:bookmarkEnd w:id="16"/>
-    </w:p>
-    <w:p>
-      <w:pPr>
-        <w:pStyle w:val="Heading3"/>
-      </w:pPr>
-      <w:bookmarkStart w:id="18" w:name="_Toc240195145"/>
-      <w:r>
-        <w:t>Đặc điểm của ứng dụng</w:t>
-      </w:r>
-      <w:r>
-        <w:t>:</w:t>
-      </w:r>
-      <w:bookmarkEnd w:id="18"/>
-    </w:p>
-    <w:p>
-      <w:r>
-        <w:t>Hệ thống quản lý cửa hàng thú cưng Pet Bite là ứng dụng quản lý nội bộ được xây dựng bằng Java Swing và sử dụng SQL Server để lưu trữ dữ liệu. Ứng dụng hỗ trợ các hoạt động kinh doanh sản phẩm, quản lý nhập hàng, xuất kho lên kệ, chăm sóc thú cưng, bán hàng, thanh toán, trả hàng và thống kê báo cáo.</w:t>
-      </w:r>
-    </w:p>
-    <w:p>
-      <w:r>
         <w:t>Hệ thống giúp tập trung thông tin, hỗ trợ người sử dụng thực hiện các nghiệp vụ theo chức vụ được phân công, hạn chế sai sót trong quá trình xử lý dữ liệu và nâng cao hiệu quả quản lý tại cửa hàng</w:t>
       </w:r>
       <w:r>
@@ -19858,7 +19891,7 @@
           <w:szCs w:val="26"/>
         </w:rPr>
         <w:drawing>
-          <wp:inline distT="0" distB="0" distL="0" distR="0" wp14:anchorId="342BD431" wp14:editId="4236B5CA">
+          <wp:inline distT="0" distB="0" distL="0" distR="0" wp14:anchorId="342BD431" wp14:editId="40BA9A29">
             <wp:extent cx="5580380" cy="3968589"/>
             <wp:effectExtent l="0" t="0" r="1270" b="0"/>
             <wp:docPr id="599842444" name="Picture 10"/>
@@ -26198,7 +26231,7 @@
           <w:szCs w:val="26"/>
         </w:rPr>
         <w:drawing>
-          <wp:inline distT="0" distB="0" distL="0" distR="0" wp14:anchorId="5049EFBF" wp14:editId="2F3292CE">
+          <wp:inline distT="0" distB="0" distL="0" distR="0" wp14:anchorId="5049EFBF" wp14:editId="75545E82">
             <wp:extent cx="5580380" cy="3997243"/>
             <wp:effectExtent l="0" t="0" r="1270" b="3810"/>
             <wp:docPr id="604903798" name="Picture 2"/>
@@ -38203,7 +38236,7 @@
           <w:noProof/>
         </w:rPr>
         <w:drawing>
-          <wp:inline distT="0" distB="0" distL="0" distR="0" wp14:anchorId="5CE39CCD" wp14:editId="578BF493">
+          <wp:inline distT="0" distB="0" distL="0" distR="0" wp14:anchorId="5CE39CCD" wp14:editId="291DBFD0">
             <wp:extent cx="5580380" cy="3687445"/>
             <wp:effectExtent l="0" t="0" r="0" b="0"/>
             <wp:docPr id="2" name="Picture 2" descr="A close-up of a document&#10;&#10;Description automatically generated"/>
@@ -52024,7 +52057,6 @@
   <w:style w:type="character" w:default="1" w:styleId="DefaultParagraphFont">
     <w:name w:val="Default Paragraph Font"/>
     <w:uiPriority w:val="1"/>
-    <w:semiHidden/>
     <w:unhideWhenUsed/>
   </w:style>
   <w:style w:type="table" w:default="1" w:styleId="TableNormal">

--- a/Nhom10_REPORT_ApplicationDevelopment[V2].docx
+++ b/Nhom10_REPORT_ApplicationDevelopment[V2].docx
@@ -6687,12 +6687,24 @@
     </w:p>
     <w:p>
       <w:r>
-        <w:t>Hiện nay, hoạt động quản lý tại cửa hàng bao gồm nhiều công việc có mối liên hệ chặt chẽ với nhau. Đối với hàng hóa, cửa hàng cần theo dõi quá trình nhập hàng, xuất kho, số lượng sản phẩm trong kho và trên kệ, đồng thời kiểm soát hạn sử dụng của từng lô hàng. Đối với dịch vụ chăm sóc, cửa hàng cần tiếp nhận lịch hẹn, phân công nhân viên phụ trách và lưu giữ thông tin về những lần chăm sóc của thú cưng. Bên cạnh đó, các hoạt động bán hàng, thanh toán, trả hàng cũng phát sinh thường xuyên, đòi hỏi thông tin phải được ghi nhận và cập nhật chính xác.</w:t>
-      </w:r>
-    </w:p>
-    <w:p>
-      <w:r>
-        <w:t>Với số lượng thông tin ngày càng tăng, việc theo dõi và đối chiếu dữ liệu giữa các hoạt động có thể gặp nhiều khó khăn nếu thiếu một phương thức quản lý thống nhất. Những vấn đề như kiểm soát số lượng hàng hóa, theo dõi hạn sử dụng, sắp xếp lịch hẹn chăm sóc, xử lý sản phẩm trả lại và tổng hợp số liệu kinh doanh đều đòi hỏi sự chính xác và nhất quán. Vì vậy, Pet Bite cần một hệ thống quản lý tập trung nhằm hỗ trợ các nghiệp vụ, hạn chế sai sót trong quá trình xử lý thông tin và nâng cao hiệu quả hoạt động của cửa hàng.</w:t>
+        <w:t>Hiện nay, hoạt động quản lý tại cửa hàng bao gồm nhiều công việc có mối liên hệ chặt chẽ với nhau. Đối với hàng hóa, cửa hàng cần theo</w:t>
+      </w:r>
+      <w:r>
+        <w:t xml:space="preserve"> dõi</w:t>
+      </w:r>
+      <w:r>
+        <w:t xml:space="preserve"> số lượng</w:t>
+      </w:r>
+      <w:r>
+        <w:t xml:space="preserve"> tồn. </w:t>
+      </w:r>
+      <w:r>
+        <w:t>Đối với dịch vụ chăm sóc, cửa hàng cần tiếp nhận lịch hẹn, phân công nhân viên phụ trách và lưu giữ thông tin về những lần chăm sóc của thú cưng. Bên cạnh đó, các hoạt động bán hàng, thanh toán, trả hàng cũng phát sinh thường xuyên, đòi hỏi thông tin phải được ghi nhận và cập nhật chính xác.</w:t>
+      </w:r>
+    </w:p>
+    <w:p>
+      <w:r>
+        <w:t>Với số lượng thông tin ngày càng tăng, việc theo dõi và đối chiếu dữ liệu giữa các hoạt động có thể gặp nhiều khó khăn nếu thiếu một phương thức quản lý thống nhất. Những vấn đề như kiểm soát số lượng hàng hóa, sắp xếp lịch hẹn chăm sóc, xử lý sản phẩm trả lại và tổng hợp số liệu kinh doanh đều đòi hỏi sự chính xác và nhất quán. Vì vậy, Pet Bite cần một hệ thống quản lý tập trung nhằm hỗ trợ các nghiệp vụ, hạn chế sai sót trong quá trình xử lý thông tin và nâng cao hiệu quả hoạt động của cửa hàng.</w:t>
       </w:r>
     </w:p>
     <w:p>
@@ -6702,267 +6714,287 @@
     </w:p>
     <w:p>
       <w:r>
-        <w:t xml:space="preserve">Đối với việc quản lý sản phẩm, Pet Bite kinh doanh nhiều loại sản phẩm như thức ăn, sản phẩm chăm sóc, đồ chơi và phụ kiện dành cho thú cưng. Để thuận tiện cho việc quản lý và tra cứu, cửa hàng phân chia sản phẩm theo từng loại. Mỗi loại </w:t>
+        <w:t xml:space="preserve">Đối với việc quản lý sản phẩm, Pet Bite kinh doanh nhiều loại sản phẩm như thức ăn, sản phẩm chăm sóc, đồ chơi và phụ kiện dành cho thú cưng. Để thuận tiện cho việc quản lý và tra cứu, cửa hàng phân chia sản phẩm theo từng loại. Mỗi loại sản phẩm được quản lý các thông tin gồm mã loại sản phẩm, tên loại sản phẩm, mô </w:t>
       </w:r>
       <w:r>
         <w:lastRenderedPageBreak/>
-        <w:t>sản phẩm được quản lý các thông tin gồm mã loại sản phẩm, tên loại sản phẩm, mô tả và trạng thái hoạt động. Chủ cửa hàng có thể thêm mới, cập nhật thông tin và thay đổi trạng thái hoạt động của loại sản phẩm. Khi không còn nhu cầu sử dụng một loại sản phẩm, chủ cửa hàng chỉ được chuyển loại đó sang trạng thái Ngừng hoạt động nếu không còn bất kỳ sản phẩm nào liên kết với loại đó. Các loại sản phẩm ngừng hoạt động vẫn được lưu trữ trong hệ thống để phục vụ việc tra cứu.</w:t>
-      </w:r>
-    </w:p>
-    <w:p>
-      <w:r>
-        <w:t>Mỗi sản phẩm thuộc một loại sản phẩm xác định và được quản lý các thông tin gồm mã sản phẩm, tên sản phẩm, đơn vị tính, giá bán, số lượng tồn kho, số lượng trên kệ</w:t>
+        <w:t>tả và trạng thái hoạt động. Chủ cửa hàng có thể thêm mới, cập nhật thông tin và thay đổi trạng thái hoạt động của loại sản phẩm. Khi không còn nhu cầu sử dụng một loại sản phẩm, chủ cửa hàng chỉ được chuyển loại đó sang trạng thái Ngừng hoạt động nếu không còn bất kỳ sản phẩm nào liên kết với loại đó. Các loại sản phẩm ngừng hoạt động vẫn được lưu trữ trong hệ thống để phục vụ việc tra cứu.</w:t>
+      </w:r>
+    </w:p>
+    <w:p>
+      <w:r>
+        <w:t>Mỗi sản phẩm thuộc một loại sản phẩm xác định và được quản lý các thông tin gồm mã sản phẩm, tên sản phẩm, đơn vị tính, giá bán, số lượng tồn kho, số lượng và trạng thái kinh doanh. Trong đó, số lượng tồn kho được xác định</w:t>
+      </w:r>
+      <w:r>
+        <w:t xml:space="preserve"> ...? </w:t>
+      </w:r>
+      <w:r>
+        <w:t>. Khi bổ sung sản phẩm mới, chủ cửa hàng lựa chọn loại sản phẩm phù hợp và ghi nhận các thông tin cần thiết. Đối với những sản phẩm đã có trong cửa hàng, chủ cửa hàng có thể cập nhật thông tin, thay đổi loại sản phẩm, giá bán hoặc trạng thái kinh doanh khi cần thiết.</w:t>
+      </w:r>
+      <w:r>
+        <w:t>Việc phân loại giúp nhân viên tìm kiếm, lựa chọn sản phẩm nhanh chóng trong quá trình bán hàng, đồng thời hỗ trợ chủ cửa hàng theo dõi và quản lý danh sách mặt hàng đang kinh doanh.</w:t>
+      </w:r>
+    </w:p>
+    <w:p>
+      <w:r>
+        <w:t>Đối với việc quản lý khách hàng, Pet Bite lưu trữ thông tin của khách hàng khi đến mua sản phẩm hoặc sử dụng dịch vụ chăm sóc thú cưng. Mỗi khách hàng được quản lý các thông tin gồm mã khách hàng, họ tên, giới tính, số điện thoại, địa chỉ và trạng thái hoạt động. Khi khách hàng đến cửa hàng, nhân viên thu ngân hoặc nhân viên chăm sóc có thể tìm kiếm thông tin thông qua mã khách hàng hoặc số điện thoại để sử dụng lại dữ liệu đã có, tránh việc nhập thông tin nhiều lần.</w:t>
+      </w:r>
+    </w:p>
+    <w:p>
+      <w:r>
+        <w:t>Đối với khách hàng chưa có thông tin trong hệ thống, nhân viên thu ngân hoặc nhân viên chăm sóc có thể thực hiện thêm khách hàng mới. Trong quá trình hoạt động, nếu thông tin khách hàng có thay đổi, nhân viên được phép cập nhật để bảo đảm tính chính xác của dữ liệu. Khách hàng mới được ghi nhận với trạng thái Đang hoạt động. Trường hợp khách hàng không còn được quản lý, hệ thống cho phép chuyển sang trạng thái Ngừng hoạt động nhằm giữ lại các dữ liệu liên quan đến lịch sử mua hàng, thú cưng và dịch vụ chăm sóc đã sử dụng.</w:t>
+      </w:r>
+    </w:p>
+    <w:p>
+      <w:r>
+        <w:t>Đối với việc quản lý thú cưng, Pet Bite lưu trữ thông tin các thú cưng thuộc sở hữu của khách hàng nhằm phục vụ hoạt động chăm sóc tại cửa hàng. Mỗi thú cưng được quản lý các thông tin gồm mã thú cưng, tên thú cưng, loài, giống, giới tính, ngày sinh, cân nặng hiện tại, khách hàng sở hữu và trạng thái quản lý. Một khách hàng có thể sở hữu nhiều thú cưng, nhưng mỗi thú cưng được liên kết với một khách hàng xác định.</w:t>
+      </w:r>
+    </w:p>
+    <w:p>
+      <w:r>
+        <w:lastRenderedPageBreak/>
+        <w:t>Khi khách hàng đưa thú cưng đến cửa hàng lần đầu, nhân viên chăm sóc tra cứu thông tin khách hàng và ghi nhận hồ sơ thú cưng mới. Trong những lần sử dụng dịch vụ tiếp theo, nhân viên có thể tìm kiếm thú cưng theo mã, tên hoặc thông tin khách hàng sở hữu để tra cứu và cập nhật hồ sơ khi cần thiết. Đặc biệt, cân nặng hiện tại của thú cưng có thể thay đổi theo thời gian nên cần được cập nhật để phản ánh tình trạng gần nhất.</w:t>
+      </w:r>
+    </w:p>
+    <w:p>
+      <w:r>
+        <w:t>Đối với những thú cưng không còn được theo dõi tại cửa hàng, hệ thống cho phép chuyển trạng thái sang Ngừng quản lý. Việc lưu giữ thông tin giúp cửa hàng duy trì mối liên hệ giữa khách hàng, thú cưng, các lịch hẹn và lịch sử chăm sóc đã phát sinh.</w:t>
+      </w:r>
+    </w:p>
+    <w:p>
+      <w:r>
+        <w:t>Đối với việc quản lý dịch vụ, Pet Bite cung cấp các dịch vụ chăm sóc thú cưng như tắm rửa, vệ sinh, cắt tỉa lông và chăm sóc cơ bản. Mỗi dịch vụ được quản lý các thông tin gồm mã dịch vụ, tên dịch vụ, giá dịch vụ, thời gian thực hiện, mô tả và trạng thái cung cấp. Chủ cửa hàng chịu trách nhiệm thêm mới, cập nhật thông tin, điều chỉnh giá và thời gian thực hiện của các dịch vụ nhằm phù hợp với hoạt động kinh doanh thực tế.</w:t>
+      </w:r>
+    </w:p>
+    <w:p>
+      <w:r>
+        <w:t>Trong quá trình hoạt động, nhân viên chăm sóc có thể tìm kiếm và tra cứu thông tin các dịch vụ để tư vấn cho khách hàng và lựa chọn dịch vụ khi tạo lịch hẹn chăm sóc thú cưng. Những dịch vụ đang được cung cấp có thể được đưa vào lịch hẹn, trong đó một lịch hẹn có thể bao gồm nhiều dịch vụ khác nhau. Khi cửa hàng không còn cung cấp một dịch vụ, chủ cửa hàng có thể chuyển trạng thái dịch vụ sang Ngừng cung cấp nhằm giữ lại dữ liệu liên quan đến các lịch hẹn, hóa đơn và lịch sử chăm sóc đã phát sinh.</w:t>
+      </w:r>
+    </w:p>
+    <w:p>
+      <w:r>
+        <w:t>Đối với việc quản lý lịch hẹn chăm sóc, khi khách hàng có nhu cầu sử dụng dịch vụ cho thú cưng, nhân viên chăm sóc tiếp nhận yêu cầu và tiến hành đăng ký lịch hẹn. Mỗi lịch hẹn được quản lý các thông tin gồm mã lịch hẹn, khách hàng, thú cưng, ngày giờ hẹn, tổng thời gian thực hiện dự kiến, nhân viên chăm sóc phụ trách, danh sách dịch vụ đăng ký và trạng thái lịch hẹn. Một lịch hẹn có thể bao gồm nhiều dịch vụ khác nhau tùy theo nhu cầu của khách hàng.</w:t>
+      </w:r>
+    </w:p>
+    <w:p>
+      <w:r>
+        <w:t xml:space="preserve">Trong quá trình đăng ký, nhân viên chăm sóc tra cứu thông tin khách hàng và thú cưng, lựa chọn các dịch vụ đang được cung cấp, đồng thời xác định ngày giờ hẹn và nhân viên phụ trách. Mỗi dịch vụ được ghi nhận thời gian thực hiện dự kiến và ghi chú riêng nếu có. Tổng thời gian thực hiện dự kiến của lịch hẹn được hệ thống tự </w:t>
+      </w:r>
+      <w:r>
+        <w:lastRenderedPageBreak/>
+        <w:t>động tính dựa trên tổng thời gian của các dịch vụ đã đăng ký. Từ ngày giờ hẹn và tổng thời gian dự kiến, hệ thống xác định khoảng thời gian chăm sóc để kiểm tra trùng lịch với các lịch hẹn khác đã được phân công cho cùng nhân viên. Nếu thời gian bị trùng, hệ thống thông báo để nhân viên lựa chọn thời gian hoặc người phụ trách khác. Khi thông tin hợp lệ, lịch hẹn được lưu với trạng thái ban đầu là Đã đặt.</w:t>
+      </w:r>
+    </w:p>
+    <w:p>
+      <w:r>
+        <w:t>Trong quá trình hoạt động, nhân viên chăm sóc có thể tìm kiếm, tra cứu các lịch hẹn theo mã lịch hẹn, thông tin khách hàng, thú cưng, nhân viên phụ trách hoặc ngày hẹn. Hệ thống hỗ trợ hiển thị danh sách lịch hẹn được phân công cho từng nhân viên để thuận tiện theo dõi công việc chăm sóc. Đối với những lịch hẹn chưa bắt đầu thực hiện, nhân viên có thể cập nhật ngày giờ hẹn, nhân viên phụ trách hoặc danh sách dịch vụ theo yêu cầu của khách hàng. Khi thông tin thay đổi, hệ thống tự động tính lại tổng thời gian dự kiến và kiểm tra trùng lịch trước khi lưu.</w:t>
+      </w:r>
+    </w:p>
+    <w:p>
+      <w:r>
+        <w:t>Khi thú cưng bắt đầu được chăm sóc, nhân viên cập nhật trạng thái lịch hẹn từ Đã đặt sang Đang thực hiện. Sau khi hoàn tất các dịch vụ đã đăng ký, lịch hẹn được chuyển sang trạng thái Hoàn thành và hệ thống tự động ghi nhận lịch sử chăm sóc tương ứng. Trường hợp khách hàng không tiếp tục sử dụng dịch vụ, nhân viên có thể hủy lịch hẹn chưa hoàn thành. Lịch hẹn được chuyển sang trạng thái Đã hủy thay vì xóa khỏi hệ thống nhằm lưu giữ thông tin phục vụ việc tra cứu và theo dõi hoạt động chăm sóc tại cửa hàng.</w:t>
+      </w:r>
+    </w:p>
+    <w:p>
+      <w:r>
+        <w:t>Đối với việc quản lý lịch sử chăm sóc, Pet Bite cần lưu giữ thông tin về những lần thú cưng đã được chăm sóc tại cửa hàng nhằm hỗ trợ việc theo dõi và đánh giá quá trình chăm sóc theo thời gian. Mỗi lịch sử chăm sóc ghi nhận các thông tin gồm mã lịch sử, cân nặng của thú cưng tại thời điểm chăm sóc và ghi chú về tình trạng hoặc những lưu ý phát sinh trong quá trình thực hiện dịch vụ.</w:t>
+      </w:r>
+    </w:p>
+    <w:p>
+      <w:r>
+        <w:t>Khi một lịch hẹn được cập nhật sang trạng thái Hoàn thành, hệ thống tự động ghi nhận lịch sử chăm sóc tương ứng. Đặc biệt, cân nặng được ghi nhận tại từng lần chăm sóc được lưu giữ độc lập với cân nặng hiện tại trong hồ sơ thú cưng, giúp cửa hàng theo dõi sự thay đổi qua các lần sử dụng dịch vụ.</w:t>
+      </w:r>
+    </w:p>
+    <w:p>
+      <w:r>
+        <w:t>Thông qua việc quản lý lịch sử chăm sóc, nhân viên có thể dễ dàng tra cứu những lần chăm sóc trước đó, tham khảo tình trạng của thú cưng và các lưu ý đã được ghi nhận để phục vụ tốt hơn cho những lần chăm sóc tiếp theo. Các thông tin lịch sử được lưu giữ lâu dài, không thực hiện xóa, nhằm bảo đảm tính đầy đủ và liên tục của dữ liệu chăm sóc tại cửa hàng.</w:t>
+      </w:r>
+    </w:p>
+    <w:p>
+      <w:r>
+        <w:lastRenderedPageBreak/>
+        <w:t>Đối với hoạt động bán hàng và thanh toán, Pet Bite tổ chức bán hàng trực tiếp tại quầy thu ngân. Khách hàng tự lựa chọn các sản phẩm được trưng bày và mang đến quầy để thanh toán. Nhân viên thu ngân tiếp nhận sản phẩm và tra cứu thông tin khách hàng thông qua mã khách hàng hoặc số điện thoại. Trường hợp khách hàng chưa có hồ sơ trong hệ thống, nhân viên tiến hành đăng ký thông tin khách hàng mới để phục vụ việc quản lý và tra cứu lịch sử giao dịch sau này.</w:t>
+      </w:r>
+    </w:p>
+    <w:p>
+      <w:r>
+        <w:t>Sau khi xác định thông tin khách hàng, nhân viên thu ngân sử dụng chức năng quét mã sản phẩm để đưa các sản phẩm khách hàng đã lựa chọn vào danh sách mặt hàng cần thanh toán. Hệ thống tự động hiển thị thông tin sản phẩm, đơn giá, số lượng và thành tiền tương ứng. Trong quá trình thực hiện, nhân viên có thể điều chỉnh số lượng hoặc loại bỏ sản phẩm khỏi danh sách theo yêu cầu của khách hàng. Đồng thời, nhân viên kiểm tra xem khách hàng có các dịch vụ chăm sóc đã hoàn thành nhưng chưa thanh toán hay không. Nếu có, nhân viên có thể bổ sung những dịch vụ khách hàng đã sử dụng vào cùng giao dịch. Nhờ đó, khách hàng có thể thanh toán sản phẩm và dịch vụ trên một hóa đơn duy nhất.</w:t>
+      </w:r>
+    </w:p>
+    <w:p>
+      <w:r>
+        <w:t xml:space="preserve">Khi danh sách sản phẩm và dịch vụ đã được xác định, hệ thống tự động tính tổng số tiền cần thanh toán. Nhân viên thu ngân kiểm tra lại thông tin giao dịch và lựa chọn chức năng Tạo hóa đơn. Hệ thống tiến hành kiểm tra tính hợp lệ của các thông tin, bao gồm </w:t>
+      </w:r>
+      <w:r>
+        <w:t>số lượng tồn</w:t>
+      </w:r>
+      <w:r>
+        <w:t xml:space="preserve">, trạng thái kinh doanh của sản phẩm và tình trạng thanh toán của các dịch vụ. Nếu thông tin hợp lệ, hệ thống chuyển sang màn hình thanh toán để nhân viên lựa chọn phương thức thanh toán phù hợp. </w:t>
+      </w:r>
+    </w:p>
+    <w:p>
+      <w:r>
+        <w:t>Pet Bite hỗ trợ hai phương thức thanh toán gồm tiền mặt và chuyển khoản. Đối với thanh toán bằng tiền mặt, nhân viên nhập số tiền khách hàng đưa, hệ thống tự động tính số tiền thừa cần trả lại. Đối với thanh toán bằng chuyển khoản, nhân viên kiểm tra và xác nhận đã nhận được khoản thanh toán từ khách hàng. Sau khi xác nhận thanh toán thành công, hệ thống tự động tạo mã hóa đơn, ghi nhận ngày lập, nhân viên lập, khách hàng, danh sách sản phẩm, dịch vụ, tổng tiền và phương thức thanh toán, đồng thời lưu hóa đơn với trạng thái Đã thanh toán.</w:t>
+      </w:r>
+    </w:p>
+    <w:p>
+      <w:r>
+        <w:t xml:space="preserve">Khi giao dịch hoàn tất, hệ thống tự động </w:t>
+      </w:r>
+      <w:r>
+        <w:t>giảm số lượng tồn</w:t>
       </w:r>
       <w:r>
         <w:t xml:space="preserve"> </w:t>
       </w:r>
       <w:r>
-        <w:t>và trạng thái kinh doanh. Trong đó, số lượng tồn kho được xác định từ tổng số lượng còn lại của các lô hàng thuộc sản phẩm, còn số lượng trên kệ thể hiện số lượng sản phẩm đã được xuất từ kho để phục vụ hoạt động bán hàng. Khi bổ sung sản phẩm mới, chủ cửa hàng lựa chọn loại sản phẩm phù hợp và ghi nhận các thông tin cần thiết. Đối với những sản phẩm đã có trong cửa hàng, chủ cửa hàng có thể cập nhật thông tin, thay đổi loại sản phẩm, giá bán hoặc trạng thái kinh doanh khi cần thiết.</w:t>
-      </w:r>
-      <w:r>
-        <w:t>Việc phân loại giúp nhân viên tìm kiếm, lựa chọn sản phẩm nhanh chóng trong quá trình bán hàng, đồng thời hỗ trợ chủ cửa hàng theo dõi và quản lý danh sách mặt hàng đang kinh doanh.</w:t>
-      </w:r>
-    </w:p>
-    <w:p>
-      <w:r>
-        <w:t>Bên cạnh việc quản lý sản phẩm, Pet Bite còn theo dõi hoạt động nhập hàng, xuất kho và số lượng hàng hóa hiện có tại cửa hàng. Mỗi lần nhập hàng được ghi nhận thông qua một phiếu nhập, gồm mã phiếu nhập, ngày nhập và tổng giá trị nhập. Một phiếu nhập có thể bao gồm nhiều chi tiết, mỗi chi tiết ghi nhận sản phẩm, số lượng nhập, đơn giá nhập, hạn sử dụng và thành tiền. Đối với những sản phẩm không có hạn sử dụng, thông tin này có thể để trống.</w:t>
-      </w:r>
-    </w:p>
-    <w:p>
-      <w:r>
-        <w:t>Khi chủ cửa hàng xác nhận phiếu nhập, hệ thống tự động tạo một lô hàng nội bộ tương ứng với từng chi tiết phiếu nhập. Mỗi lô được quản lý bằng một mã định danh riêng và ghi nhận số lượng sản phẩm còn trong kho. Thông tin sản phẩm và hạn sử dụng của lô được xác định thông qua chi tiết phiếu nhập. Một sản phẩm có thể được nhập nhiều lần, tạo thành nhiều lô hàng với hạn sử dụng khác nhau.</w:t>
-      </w:r>
-    </w:p>
-    <w:p>
-      <w:r>
-        <w:t>Khi cần bổ sung hàng hóa lên kệ bán hàng, chủ cửa hàng thực hiện xuất kho. Hệ thống ưu tiên lựa chọn các lô có hạn sử dụng gần nhất còn hợp lệ, giảm số lượng tồn kho của các lô được xuất và tăng số lượng sản phẩm trên kệ tương ứng.</w:t>
-      </w:r>
-    </w:p>
-    <w:p>
-      <w:r>
-        <w:t xml:space="preserve">Đối với việc quản lý khách hàng, Pet Bite lưu trữ thông tin của khách hàng khi đến mua sản phẩm hoặc sử dụng dịch vụ chăm sóc thú cưng. Mỗi khách hàng được </w:t>
-      </w:r>
+        <w:t>tương ứng với số lượng đã bán và ghi nhận các dịch vụ liên quan là đã thanh toán để tránh phát sinh thanh toán trùng lặp. Hóa đơn sau khi thanh toán được lưu trữ nhằm phục vụ việc tra cứu lịch sử mua hàng, quản lý giao dịch và thống kê doanh thu của cửa hàng.</w:t>
+      </w:r>
+    </w:p>
+    <w:p>
       <w:r>
         <w:lastRenderedPageBreak/>
-        <w:t>quản lý các thông tin gồm mã khách hàng, họ tên, giới tính, số điện thoại, địa chỉ và trạng thái hoạt động. Khi khách hàng đến cửa hàng, nhân viên thu ngân hoặc nhân viên chăm sóc có thể tìm kiếm thông tin thông qua mã khách hàng hoặc số điện thoại để sử dụng lại dữ liệu đã có, tránh việc nhập thông tin nhiều lần.</w:t>
-      </w:r>
-    </w:p>
-    <w:p>
-      <w:r>
-        <w:t>Đối với khách hàng chưa có thông tin trong hệ thống, nhân viên thu ngân hoặc nhân viên chăm sóc có thể thực hiện thêm khách hàng mới. Trong quá trình hoạt động, nếu thông tin khách hàng có thay đổi, nhân viên được phép cập nhật để bảo đảm tính chính xác của dữ liệu. Khách hàng mới được ghi nhận với trạng thái Đang hoạt động. Trường hợp khách hàng không còn được quản lý, hệ thống cho phép chuyển sang trạng thái Ngừng hoạt động nhằm giữ lại các dữ liệu liên quan đến lịch sử mua hàng, thú cưng và dịch vụ chăm sóc đã sử dụng.</w:t>
-      </w:r>
-    </w:p>
-    <w:p>
-      <w:r>
-        <w:t>Đối với việc quản lý thú cưng, Pet Bite lưu trữ thông tin các thú cưng thuộc sở hữu của khách hàng nhằm phục vụ hoạt động chăm sóc tại cửa hàng. Mỗi thú cưng được quản lý các thông tin gồm mã thú cưng, tên thú cưng, loài, giống, giới tính, ngày sinh, cân nặng hiện tại, khách hàng sở hữu và trạng thái quản lý. Một khách hàng có thể sở hữu nhiều thú cưng, nhưng mỗi thú cưng được liên kết với một khách hàng xác định.</w:t>
-      </w:r>
-    </w:p>
-    <w:p>
-      <w:r>
-        <w:t>Khi khách hàng đưa thú cưng đến cửa hàng lần đầu, nhân viên chăm sóc tra cứu thông tin khách hàng và ghi nhận hồ sơ thú cưng mới. Trong những lần sử dụng dịch vụ tiếp theo, nhân viên có thể tìm kiếm thú cưng theo mã, tên hoặc thông tin khách hàng sở hữu để tra cứu và cập nhật hồ sơ khi cần thiết. Đặc biệt, cân nặng hiện tại của thú cưng có thể thay đổi theo thời gian nên cần được cập nhật để phản ánh tình trạng gần nhất.</w:t>
-      </w:r>
-    </w:p>
-    <w:p>
-      <w:r>
-        <w:t>Đối với những thú cưng không còn được theo dõi tại cửa hàng, hệ thống cho phép chuyển trạng thái sang Ngừng quản lý. Việc lưu giữ thông tin giúp cửa hàng duy trì mối liên hệ giữa khách hàng, thú cưng, các lịch hẹn và lịch sử chăm sóc đã phát sinh.</w:t>
-      </w:r>
-    </w:p>
-    <w:p>
-      <w:r>
-        <w:t>Đối với việc quản lý dịch vụ, Pet Bite cung cấp các dịch vụ chăm sóc thú cưng như tắm rửa, vệ sinh, cắt tỉa lông và chăm sóc cơ bản. Mỗi dịch vụ được quản lý các thông tin gồm mã dịch vụ, tên dịch vụ, giá dịch vụ, thời gian thực hiện, mô tả và trạng thái cung cấp. Chủ cửa hàng chịu trách nhiệm thêm mới, cập nhật thông tin, điều chỉnh giá và thời gian thực hiện của các dịch vụ nhằm phù hợp với hoạt động kinh doanh thực tế.</w:t>
+        <w:t>Đối với hoạt động trả hàng, Pet Bite tiếp nhận và xử lý các yêu cầu trả lại sản phẩm đã mua nhằm bảo đảm việc quản lý giao dịch và số lượng hàng hóa tại cửa hàng. Khi khách hàng có nhu cầu trả hàng, nhân viên thu ngân tiến hành tra cứu hóa đơn đã thanh toán, đối chiếu sản phẩm cần trả với thông tin trên hóa đơn và kiểm tra số lượng được phép trả. Đồng thời, nhân viên kiểm tra tình trạng thực tế của sản phẩm, bao gồm mức độ nguyên vẹn, hạn sử dụng đối với những sản phẩm có quy định về hạn sử dụng và nguyên nhân khách hàng yêu cầu trả hàng.</w:t>
+      </w:r>
+    </w:p>
+    <w:p>
+      <w:r>
+        <w:t>Sau khi kiểm tra, nhân viên thu ngân lập phiếu trả hàng, ghi nhận các thông tin gồm mã phiếu, ngày lập, hóa đơn liên quan, danh sách sản phẩm trả, số lượng, tình trạng sản phẩm, lý do trả hàng và tổng giá trị hoàn trả. Các sản phẩm được phân loại theo tình trạng Nguyên vẹn hoặc Lỗi để phục vụ việc xử lý và thống kê. Phiếu trả hàng sau khi được lập sẽ chuyển đến chủ cửa hàng để xem xét và xác nhận. Chỉ chủ cửa hàng có quyền chấp thuận yêu cầu trả hàng và cho phép thực hiện hoàn tiền cho khách hàng.</w:t>
+      </w:r>
+    </w:p>
+    <w:p>
+      <w:r>
+        <w:t xml:space="preserve">Khi yêu cầu được chấp thuận và việc hoàn tiền hoàn tất, hệ thống ghi nhận kết quả xử lý phiếu trả hàng và cập nhật số lượng sản phẩm tương ứng. Đối với sản phẩm còn nguyên vẹn, chưa hết hạn và đủ điều kiện tiếp tục kinh doanh, số lượng được </w:t>
+      </w:r>
+      <w:r>
+        <w:t>cộng vào số lượng tồn</w:t>
+      </w:r>
+      <w:r>
+        <w:t>. Đối với sản phẩm bị lỗi hoặc không đủ điều kiện bán lại, hệ thống ghi nhận riêng số lượng hàng lỗi để phục vụ thống kê, không đưa vào số lượng hàng có thể bán. Trường hợp yêu cầu không được chấp thuận, phiếu trả hàng được lưu cùng lý do từ chối mà không làm phát sinh hoàn tiền hoặc thay đổi số lượng hàng hóa.</w:t>
+      </w:r>
+    </w:p>
+    <w:p>
+      <w:r>
+        <w:t>Các phiếu trả hàng được lưu trữ và liên kết với hóa đơn mua hàng ban đầu, giúp cửa hàng theo dõi những giao dịch phát sinh trả hàng, kiểm soát số lượng sản phẩm đã được hoàn trả và tổng hợp giá trị hoàn tiền. Hóa đơn gốc vẫn được giữ lại để bảo đảm tính đầy đủ của lịch sử giao dịch, trong khi doanh thu thực tế được điều chỉnh theo các khoản hoàn tiền đã hoàn tất.</w:t>
+      </w:r>
+    </w:p>
+    <w:p>
+      <w:r>
+        <w:t>Đối với việc quản lý nhân viên, Pet Bite lưu trữ và theo dõi thông tin của những nhân viên đang làm việc tại cửa hàng nhằm phục vụ công tác quản lý và phân công trách nhiệm trong quá trình hoạt động. Mỗi nhân viên được quản lý các thông tin gồm mã nhân viên, họ tên, giới tính, ngày sinh, số điện thoại, địa chỉ, chức vụ và trạng thái làm việc. Chủ cửa hàng chịu trách nhiệm thêm mới, cập nhật và tra cứu thông tin nhân viên, đồng thời phân công công việc phù hợp với chức vụ của từng người.</w:t>
       </w:r>
     </w:p>
     <w:p>
       <w:r>
         <w:lastRenderedPageBreak/>
-        <w:t>Trong quá trình hoạt động, nhân viên chăm sóc có thể tìm kiếm và tra cứu thông tin các dịch vụ để tư vấn cho khách hàng và lựa chọn dịch vụ khi tạo lịch hẹn chăm sóc thú cưng. Những dịch vụ đang được cung cấp có thể được đưa vào lịch hẹn, trong đó một lịch hẹn có thể bao gồm nhiều dịch vụ khác nhau. Khi cửa hàng không còn cung cấp một dịch vụ, chủ cửa hàng có thể chuyển trạng thái dịch vụ sang Ngừng cung cấp nhằm giữ lại dữ liệu liên quan đến các lịch hẹn, hóa đơn và lịch sử chăm sóc đã phát sinh.</w:t>
-      </w:r>
-    </w:p>
-    <w:p>
-      <w:r>
-        <w:t>Đối với việc quản lý lịch hẹn chăm sóc, khi khách hàng có nhu cầu sử dụng dịch vụ cho thú cưng, nhân viên chăm sóc tiếp nhận yêu cầu và tiến hành đăng ký lịch hẹn. Mỗi lịch hẹn được quản lý các thông tin gồm mã lịch hẹn, khách hàng, thú cưng, ngày giờ hẹn, tổng thời gian thực hiện dự kiến, nhân viên chăm sóc phụ trách, danh sách dịch vụ đăng ký và trạng thái lịch hẹn. Một lịch hẹn có thể bao gồm nhiều dịch vụ khác nhau tùy theo nhu cầu của khách hàng.</w:t>
-      </w:r>
-    </w:p>
-    <w:p>
-      <w:r>
-        <w:t>Trong quá trình đăng ký, nhân viên chăm sóc tra cứu thông tin khách hàng và thú cưng, lựa chọn các dịch vụ đang được cung cấp, đồng thời xác định ngày giờ hẹn và nhân viên phụ trách. Mỗi dịch vụ được ghi nhận thời gian thực hiện dự kiến và ghi chú riêng nếu có. Tổng thời gian thực hiện dự kiến của lịch hẹn được hệ thống tự động tính dựa trên tổng thời gian của các dịch vụ đã đăng ký. Từ ngày giờ hẹn và tổng thời gian dự kiến, hệ thống xác định khoảng thời gian chăm sóc để kiểm tra trùng lịch với các lịch hẹn khác đã được phân công cho cùng nhân viên. Nếu thời gian bị trùng, hệ thống thông báo để nhân viên lựa chọn thời gian hoặc người phụ trách khác. Khi thông tin hợp lệ, lịch hẹn được lưu với trạng thái ban đầu là Đã đặt.</w:t>
-      </w:r>
-    </w:p>
-    <w:p>
-      <w:r>
-        <w:t>Trong quá trình hoạt động, nhân viên chăm sóc có thể tìm kiếm, tra cứu các lịch hẹn theo mã lịch hẹn, thông tin khách hàng, thú cưng, nhân viên phụ trách hoặc ngày hẹn. Hệ thống hỗ trợ hiển thị danh sách lịch hẹn được phân công cho từng nhân viên để thuận tiện theo dõi công việc chăm sóc. Đối với những lịch hẹn chưa bắt đầu thực hiện, nhân viên có thể cập nhật ngày giờ hẹn, nhân viên phụ trách hoặc danh sách dịch vụ theo yêu cầu của khách hàng. Khi thông tin thay đổi, hệ thống tự động tính lại tổng thời gian dự kiến và kiểm tra trùng lịch trước khi lưu.</w:t>
-      </w:r>
-    </w:p>
-    <w:p>
-      <w:r>
-        <w:t xml:space="preserve">Khi thú cưng bắt đầu được chăm sóc, nhân viên cập nhật trạng thái lịch hẹn từ Đã đặt sang Đang thực hiện. Sau khi hoàn tất các dịch vụ đã đăng ký, lịch hẹn được chuyển sang trạng thái Hoàn thành và hệ thống tự động ghi nhận lịch sử chăm sóc tương ứng. Trường hợp khách hàng không tiếp tục sử dụng dịch vụ, nhân viên có thể </w:t>
+        <w:t xml:space="preserve">Tại Pet Bite, nhân viên được phân chia thành </w:t>
+      </w:r>
+      <w:r>
+        <w:t>ba</w:t>
+      </w:r>
+      <w:r>
+        <w:t xml:space="preserve"> chức vụ gồm Thu ngân</w:t>
+      </w:r>
+      <w:r>
+        <w:t xml:space="preserve">, </w:t>
+      </w:r>
+      <w:r>
+        <w:t>Chăm sóc</w:t>
+      </w:r>
+      <w:r>
+        <w:t xml:space="preserve"> và Chủ cửa hàng</w:t>
+      </w:r>
+      <w:r>
+        <w:t>. Nhân viên thu ngân phụ trách hoạt động bán hàng, thanh toán và tra cứu hóa đơn; nhân viên chăm sóc phụ trách quản lý thú cưng, tiếp nhận lịch hẹn và theo dõi quá trình chăm sóc. Chủ cửa hàng trực tiếp quản lý và giám sát các hoạt động kinh doanh, đồng thời thực hiện những nghiệp vụ thuộc thẩm quyền quản lý cửa hàng. Khi có sự thay đổi về thông tin cá nhân hoặc công việc, chủ cửa hàng có thể cập nhật hồ sơ nhân viên để bảo đảm dữ liệu phù hợp với tình hình thực tế.</w:t>
+      </w:r>
+    </w:p>
+    <w:p>
+      <w:r>
+        <w:t>Đối với những nhân viên không còn làm việc tại cửa hàng, hệ thống cho phép chuyển trạng thái sang Ngừng làm việc thay vì xóa thông tin. Việc lưu giữ hồ sơ giúp bảo đảm tính liên tục của dữ liệu và duy trì thông tin về những nhân viên đã tham gia các hoạt động bán hàng, chăm sóc thú cưng và các nghiệp vụ khác trước đó.</w:t>
+      </w:r>
+    </w:p>
+    <w:p>
+      <w:r>
+        <w:t>Đối với việc quản lý tài khoản, Pet Bite sử dụng hệ thống tài khoản đăng nhập nhằm xác định người sử dụng và kiểm soát quyền truy cập vào các chức năng của hệ thống. Mỗi tài khoản được quản lý các thông tin gồm mã tài khoản, tên đăng nhập, mật khẩu và trạng thái hoạt động. Tài khoản được liên kết với thông tin nhân viên tương ứng, trong đó mỗi nhân viên được cấp tối đa một tài khoản để sử dụng hệ thống.</w:t>
+      </w:r>
+    </w:p>
+    <w:p>
+      <w:r>
+        <w:t>Khi hệ thống được triển khai, tài khoản Chủ cửa hàng được khởi tạo và cung cấp bởi người phụ trách thiết lập phần mềm. Chủ cửa hàng sử dụng tài khoản này để đăng nhập và thực hiện các chức năng quản lý thuộc thẩm quyền. Đồng thời, chủ cửa hàng chịu trách nhiệm tạo tài khoản cho nhân viên, cập nhật thông tin và quản lý trạng thái hoạt động của các tài khoản. Quyền sử dụng hệ thống được xác định dựa trên vai trò của chủ cửa hàng và chức vụ của nhân viên. Trong đó, chủ cửa hàng có toàn quyền quản lý các hoạt động của hệ thống, còn nhân viên Thu ngân và nhân viên Chăm sóc chỉ được truy cập những chức năng phù hợp với nhiệm vụ được phân công.</w:t>
+      </w:r>
+    </w:p>
+    <w:p>
+      <w:r>
+        <w:t>Trong quá trình sử dụng, người dùng phải đăng nhập bằng tên đăng nhập và mật khẩu hợp lệ trước khi truy cập hệ thống. Người dùng có thể thay đổi mật khẩu cá nhân khi cần thiết và đăng xuất sau khi kết thúc phiên làm việc. Trường hợp nhân viên ngừng làm việc hoặc tài khoản không còn được phép sử dụng, chủ cửa hàng có thể chuyển trạng thái tài khoản sang Bị khóa để ngăn chặn việc đăng nhập. Các tài khoản đã phát sinh dữ liệu được lưu giữ thay vì xóa khỏi hệ thống, nhằm bảo đảm mối liên hệ với nhân viên và những hoạt động đã thực hiện trước đó.</w:t>
+      </w:r>
+    </w:p>
+    <w:p>
+      <w:r>
+        <w:t xml:space="preserve">Đối với hoạt động thống kê và báo cáo, Pet Bite cần tổng hợp các thông tin phát sinh trong quá trình kinh doanh nhằm hỗ trợ chủ cửa hàng theo dõi tình hình hoạt </w:t>
       </w:r>
       <w:r>
         <w:lastRenderedPageBreak/>
-        <w:t>hủy lịch hẹn chưa hoàn thành. Lịch hẹn được chuyển sang trạng thái Đã hủy thay vì xóa khỏi hệ thống nhằm lưu giữ thông tin phục vụ việc tra cứu và theo dõi hoạt động chăm sóc tại cửa hàng.</w:t>
-      </w:r>
-    </w:p>
-    <w:p>
-      <w:r>
-        <w:t>Đối với việc quản lý lịch sử chăm sóc, Pet Bite cần lưu giữ thông tin về những lần thú cưng đã được chăm sóc tại cửa hàng nhằm hỗ trợ việc theo dõi và đánh giá quá trình chăm sóc theo thời gian. Mỗi lịch sử chăm sóc ghi nhận các thông tin gồm mã lịch sử, cân nặng của thú cưng tại thời điểm chăm sóc và ghi chú về tình trạng hoặc những lưu ý phát sinh trong quá trình thực hiện dịch vụ.</w:t>
-      </w:r>
-    </w:p>
-    <w:p>
-      <w:r>
-        <w:t>Khi một lịch hẹn được cập nhật sang trạng thái Hoàn thành, hệ thống tự động ghi nhận lịch sử chăm sóc tương ứng. Đặc biệt, cân nặng được ghi nhận tại từng lần chăm sóc được lưu giữ độc lập với cân nặng hiện tại trong hồ sơ thú cưng, giúp cửa hàng theo dõi sự thay đổi qua các lần sử dụng dịch vụ.</w:t>
-      </w:r>
-    </w:p>
-    <w:p>
-      <w:r>
-        <w:t>Thông qua việc quản lý lịch sử chăm sóc, nhân viên có thể dễ dàng tra cứu những lần chăm sóc trước đó, tham khảo tình trạng của thú cưng và các lưu ý đã được ghi nhận để phục vụ tốt hơn cho những lần chăm sóc tiếp theo. Các thông tin lịch sử được lưu giữ lâu dài, không thực hiện xóa, nhằm bảo đảm tính đầy đủ và liên tục của dữ liệu chăm sóc tại cửa hàng.</w:t>
-      </w:r>
-    </w:p>
-    <w:p>
-      <w:r>
-        <w:t>Đối với hoạt động bán hàng và thanh toán, Pet Bite tổ chức bán hàng trực tiếp tại quầy thu ngân. Khách hàng tự lựa chọn các sản phẩm được trưng bày trên kệ và mang đến quầy để thanh toán. Nhân viên thu ngân tiếp nhận sản phẩm và tra cứu thông tin khách hàng thông qua mã khách hàng hoặc số điện thoại. Trường hợp khách hàng chưa có hồ sơ trong hệ thống, nhân viên tiến hành đăng ký thông tin khách hàng mới để phục vụ việc quản lý và tra cứu lịch sử giao dịch sau này.</w:t>
-      </w:r>
-    </w:p>
-    <w:p>
-      <w:r>
-        <w:t>Sau khi xác định thông tin khách hàng, nhân viên thu ngân sử dụng chức năng quét mã sản phẩm để đưa các sản phẩm khách hàng đã lựa chọn vào danh sách mặt hàng cần thanh toán. Hệ thống tự động hiển thị thông tin sản phẩm, đơn giá, số lượng và thành tiền tương ứng. Trong quá trình thực hiện, nhân viên có thể điều chỉnh số lượng hoặc loại bỏ sản phẩm khỏi danh sách theo yêu cầu của khách hàng. Đồng thời, nhân viên kiểm tra xem khách hàng có các dịch vụ chăm sóc đã hoàn thành nhưng chưa thanh toán hay không. Nếu có, nhân viên có thể bổ sung những dịch vụ khách hàng đã sử dụng vào cùng giao dịch. Nhờ đó, khách hàng có thể thanh toán sản phẩm và dịch vụ trên một hóa đơn duy nhất.</w:t>
-      </w:r>
-    </w:p>
-    <w:p>
+        <w:t>động, đánh giá kết quả kinh doanh và đưa ra các quyết định quản lý phù hợp. Hệ thống cung cấp các chức năng thống kê doanh thu, số lượng sản phẩm đã bán, số lượt sử dụng dịch vụ, đồng thời hỗ trợ theo dõi tình trạng tồn kho, số lượng sản phẩm lỗi được khách hàng trả lại.</w:t>
+      </w:r>
+    </w:p>
+    <w:p>
+      <w:r>
+        <w:t>Về thống kê doanh thu, hệ thống cho phép chủ cửa hàng theo dõi doanh thu bán sản phẩm, doanh thu từ dịch vụ chăm sóc và tổng doanh thu theo ngày, tháng hoặc năm. Các số liệu được tổng hợp từ những hóa đơn đã thanh toán và được điều chỉnh theo các khoản hoàn tiền đã hoàn tất. Kết quả thống kê được thể hiện dưới dạng biểu đồ nhằm giúp chủ cửa hàng dễ dàng quan sát sự biến động doanh thu qua từng khoảng thời gian.</w:t>
+      </w:r>
+    </w:p>
+    <w:p>
+      <w:r>
+        <w:t>Bên cạnh doanh thu, hệ thống còn thống kê số lượng sản phẩm đã bán và số lượt sử dụng dịch vụ chăm sóc theo thời gian. Đối với sản phẩm, số lượng bán ra được tổng hợp từ các giao dịch bán hàng đã hoàn tất, giúp chủ cửa hàng theo dõi tình hình tiêu thụ của từng sản phẩm. Đối với dịch vụ, hệ thống ghi nhận số lượt sử dụng dựa trên các dịch vụ thuộc những lịch hẹn đã hoàn thành, qua đó hỗ trợ đánh giá mức độ sử dụng dịch vụ trong từng giai đoạn.</w:t>
+      </w:r>
+    </w:p>
+    <w:p>
+      <w:r>
+        <w:t xml:space="preserve">Đối với hoạt động quản lý hàng hóa, </w:t>
+      </w:r>
+      <w:r>
+        <w:t>hệ thống cung cấp báo cáo thể hiện số lượng tồn của từng sản phẩm</w:t>
+      </w:r>
+      <w:r>
+        <w:t xml:space="preserve"> </w:t>
+      </w:r>
+      <w:r>
+        <w:t>và tổng số lượng hàng hóa hiện có tại cửa hàng</w:t>
+      </w:r>
+      <w:r>
+        <w:t>.</w:t>
+      </w:r>
+    </w:p>
+    <w:p>
+      <w:r>
+        <w:t>Đối với sản phẩm lỗi phát sinh trong quá trình trả hàng, hệ thống thực hiện thống kê số lượng sản phẩm được khách hàng trả lại với tình trạng Lỗi. Dữ liệu được tổng hợp từ các phiếu trả hàng đã hoàn tất, cho phép chủ cửa hàng theo dõi số lượng sản phẩm lỗi theo từng mặt hàng và khoảng thời gian. Những sản phẩm này được thống kê riêng, không tính vào số lượng hàng hóa đủ điều kiện tiếp tục kinh doanh.</w:t>
+      </w:r>
+    </w:p>
+    <w:p>
+      <w:r>
+        <w:t>Thông qua các chức năng thống kê và báo cáo, chủ cửa hàng có thể nắm bắt tình hình kinh doanh, theo dõi số lượng hàng hóa</w:t>
+      </w:r>
+      <w:r>
+        <w:t>,</w:t>
+      </w:r>
+      <w:r>
+        <w:t xml:space="preserve"> đánh giá tình trạng sản phẩm lỗi. Các thông tin được tổng hợp một cách thống nhất, góp phần nâng cao hiệu quả quản lý và hỗ trợ việc đưa ra quyết định trong hoạt động kinh doanh của Pet Bite.</w:t>
+      </w:r>
+    </w:p>
+    <w:p>
+      <w:r>
+        <w:t xml:space="preserve">Qua quá trình khảo sát hoạt động tại Pet Bite, có thể thấy công tác quản lý cửa hàng bao gồm nhiều nghiệp vụ có mối liên hệ chặt chẽ với nhau, từ quản lý sản phẩm, loại sản phẩm, khách hàng, thú cưng và dịch vụ chăm sóc đến quản lý lịch hẹn, lịch sử chăm sóc, bán hàng, thanh toán, trả hàng, hóa đơn, nhân viên và tài khoản. Mỗi </w:t>
+      </w:r>
       <w:r>
         <w:lastRenderedPageBreak/>
-        <w:t xml:space="preserve">Khi danh sách sản phẩm và dịch vụ đã được xác định, hệ thống tự động tính tổng số tiền cần thanh toán. Nhân viên thu ngân kiểm tra lại thông tin giao dịch và lựa chọn chức năng Tạo hóa đơn. Hệ thống tiến hành kiểm tra tính hợp lệ của các thông tin, bao gồm số lượng sản phẩm hiện có trên kệ, trạng thái kinh doanh của sản phẩm và tình trạng thanh toán của các dịch vụ. Nếu thông tin hợp lệ, hệ thống chuyển sang màn hình thanh toán để nhân viên lựa chọn phương thức thanh toán phù hợp. </w:t>
-      </w:r>
-    </w:p>
-    <w:p>
-      <w:r>
-        <w:t>Pet Bite hỗ trợ hai phương thức thanh toán gồm tiền mặt và chuyển khoản. Đối với thanh toán bằng tiền mặt, nhân viên nhập số tiền khách hàng đưa, hệ thống tự động tính số tiền thừa cần trả lại. Đối với thanh toán bằng chuyển khoản, nhân viên kiểm tra và xác nhận đã nhận được khoản thanh toán từ khách hàng. Sau khi xác nhận thanh toán thành công, hệ thống tự động tạo mã hóa đơn, ghi nhận ngày lập, nhân viên lập, khách hàng, danh sách sản phẩm, dịch vụ, tổng tiền và phương thức thanh toán, đồng thời lưu hóa đơn với trạng thái Đã thanh toán.</w:t>
-      </w:r>
-    </w:p>
-    <w:p>
-      <w:r>
-        <w:t>Khi giao dịch hoàn tất, hệ thống tự động giảm số lượng sản phẩm trên kệ tương ứng với số lượng đã bán và ghi nhận các dịch vụ liên quan là đã thanh toán để tránh phát sinh thanh toán trùng lặp. Hóa đơn sau khi thanh toán được lưu trữ nhằm phục vụ việc tra cứu lịch sử mua hàng, quản lý giao dịch và thống kê doanh thu của cửa hàng.</w:t>
-      </w:r>
-    </w:p>
-    <w:p>
-      <w:r>
-        <w:t>Đối với hoạt động trả hàng, Pet Bite tiếp nhận và xử lý các yêu cầu trả lại sản phẩm đã mua nhằm bảo đảm việc quản lý giao dịch và số lượng hàng hóa tại cửa hàng. Khi khách hàng có nhu cầu trả hàng, nhân viên thu ngân tiến hành tra cứu hóa đơn đã thanh toán, đối chiếu sản phẩm cần trả với thông tin trên hóa đơn và kiểm tra số lượng được phép trả. Đồng thời, nhân viên kiểm tra tình trạng thực tế của sản phẩm, bao gồm mức độ nguyên vẹn, hạn sử dụng đối với những sản phẩm có quy định về hạn sử dụng và nguyên nhân khách hàng yêu cầu trả hàng.</w:t>
-      </w:r>
-    </w:p>
-    <w:p>
-      <w:r>
-        <w:t>Sau khi kiểm tra, nhân viên thu ngân lập phiếu trả hàng, ghi nhận các thông tin gồm mã phiếu, ngày lập, hóa đơn liên quan, danh sách sản phẩm trả, số lượng, tình trạng sản phẩm, lý do trả hàng và tổng giá trị hoàn trả. Các sản phẩm được phân loại theo tình trạng Nguyên vẹn hoặc Lỗi để phục vụ việc xử lý và thống kê. Phiếu trả hàng sau khi được lập sẽ chuyển đến chủ cửa hàng để xem xét và xác nhận. Chỉ chủ cửa hàng có quyền chấp thuận yêu cầu trả hàng và cho phép thực hiện hoàn tiền cho khách hàng.</w:t>
-      </w:r>
-    </w:p>
-    <w:p>
-      <w:r>
-        <w:lastRenderedPageBreak/>
-        <w:t>Khi yêu cầu được chấp thuận và việc hoàn tiền hoàn tất, hệ thống ghi nhận kết quả xử lý phiếu trả hàng và cập nhật số lượng sản phẩm tương ứng. Đối với sản phẩm còn nguyên vẹn, chưa hết hạn và đủ điều kiện tiếp tục kinh doanh, số lượng được hoàn trả vào lượng hàng trên kệ. Đối với sản phẩm bị lỗi hoặc không đủ điều kiện bán lại, hệ thống ghi nhận riêng số lượng hàng lỗi để phục vụ thống kê, không đưa vào số lượng hàng có thể bán. Trường hợp yêu cầu không được chấp thuận, phiếu trả hàng được lưu cùng lý do từ chối mà không làm phát sinh hoàn tiền hoặc thay đổi số lượng hàng hóa.</w:t>
-      </w:r>
-    </w:p>
-    <w:p>
-      <w:r>
-        <w:t>Các phiếu trả hàng được lưu trữ và liên kết với hóa đơn mua hàng ban đầu, giúp cửa hàng theo dõi những giao dịch phát sinh trả hàng, kiểm soát số lượng sản phẩm đã được hoàn trả và tổng hợp giá trị hoàn tiền. Hóa đơn gốc vẫn được giữ lại để bảo đảm tính đầy đủ của lịch sử giao dịch, trong khi doanh thu thực tế được điều chỉnh theo các khoản hoàn tiền đã hoàn tất.</w:t>
-      </w:r>
-    </w:p>
-    <w:p>
-      <w:r>
-        <w:t>Đối với việc quản lý nhân viên, Pet Bite lưu trữ và theo dõi thông tin của những nhân viên đang làm việc tại cửa hàng nhằm phục vụ công tác quản lý và phân công trách nhiệm trong quá trình hoạt động. Mỗi nhân viên được quản lý các thông tin gồm mã nhân viên, họ tên, giới tính, ngày sinh, số điện thoại, địa chỉ, chức vụ và trạng thái làm việc. Chủ cửa hàng chịu trách nhiệm thêm mới, cập nhật và tra cứu thông tin nhân viên, đồng thời phân công công việc phù hợp với chức vụ của từng người.</w:t>
-      </w:r>
-    </w:p>
-    <w:p>
-      <w:r>
-        <w:t xml:space="preserve">Tại Pet Bite, nhân viên được phân chia thành </w:t>
-      </w:r>
-      <w:r>
-        <w:t>ba</w:t>
-      </w:r>
-      <w:r>
-        <w:t xml:space="preserve"> chức vụ gồm Thu ngân</w:t>
-      </w:r>
-      <w:r>
-        <w:t xml:space="preserve">, </w:t>
-      </w:r>
-      <w:r>
-        <w:t>Chăm sóc</w:t>
-      </w:r>
-      <w:r>
-        <w:t xml:space="preserve"> và Chủ cửa hàng</w:t>
-      </w:r>
-      <w:r>
-        <w:t>. Nhân viên thu ngân phụ trách hoạt động bán hàng, thanh toán và tra cứu hóa đơn; nhân viên chăm sóc phụ trách quản lý thú cưng, tiếp nhận lịch hẹn và theo dõi quá trình chăm sóc. Chủ cửa hàng trực tiếp quản lý và giám sát các hoạt động kinh doanh, đồng thời thực hiện những nghiệp vụ thuộc thẩm quyền quản lý cửa hàng. Khi có sự thay đổi về thông tin cá nhân hoặc công việc, chủ cửa hàng có thể cập nhật hồ sơ nhân viên để bảo đảm dữ liệu phù hợp với tình hình thực tế.</w:t>
-      </w:r>
-    </w:p>
-    <w:p>
-      <w:r>
-        <w:t>Đối với những nhân viên không còn làm việc tại cửa hàng, hệ thống cho phép chuyển trạng thái sang Ngừng làm việc thay vì xóa thông tin. Việc lưu giữ hồ sơ giúp bảo đảm tính liên tục của dữ liệu và duy trì thông tin về những nhân viên đã tham gia các hoạt động bán hàng, chăm sóc thú cưng và các nghiệp vụ khác trước đó.</w:t>
-      </w:r>
-    </w:p>
-    <w:p>
-      <w:r>
-        <w:t xml:space="preserve">Đối với việc quản lý tài khoản, Pet Bite sử dụng hệ thống tài khoản đăng nhập nhằm xác định người sử dụng và kiểm soát quyền truy cập vào các chức năng của hệ thống. Mỗi tài khoản được quản lý các thông tin gồm mã tài khoản, tên đăng nhập, </w:t>
-      </w:r>
-      <w:r>
-        <w:lastRenderedPageBreak/>
-        <w:t>mật khẩu và trạng thái hoạt động. Tài khoản được liên kết với thông tin nhân viên tương ứng, trong đó mỗi nhân viên được cấp tối đa một tài khoản để sử dụng hệ thống.</w:t>
-      </w:r>
-    </w:p>
-    <w:p>
-      <w:r>
-        <w:t>Khi hệ thống được triển khai, tài khoản Chủ cửa hàng được khởi tạo và cung cấp bởi người phụ trách thiết lập phần mềm. Chủ cửa hàng sử dụng tài khoản này để đăng nhập và thực hiện các chức năng quản lý thuộc thẩm quyền. Đồng thời, chủ cửa hàng chịu trách nhiệm tạo tài khoản cho nhân viên, cập nhật thông tin và quản lý trạng thái hoạt động của các tài khoản. Quyền sử dụng hệ thống được xác định dựa trên vai trò của chủ cửa hàng và chức vụ của nhân viên. Trong đó, chủ cửa hàng có toàn quyền quản lý các hoạt động của hệ thống, còn nhân viên Thu ngân và nhân viên Chăm sóc chỉ được truy cập những chức năng phù hợp với nhiệm vụ được phân công.</w:t>
-      </w:r>
-    </w:p>
-    <w:p>
-      <w:r>
-        <w:t>Trong quá trình sử dụng, người dùng phải đăng nhập bằng tên đăng nhập và mật khẩu hợp lệ trước khi truy cập hệ thống. Người dùng có thể thay đổi mật khẩu cá nhân khi cần thiết và đăng xuất sau khi kết thúc phiên làm việc. Trường hợp nhân viên ngừng làm việc hoặc tài khoản không còn được phép sử dụng, chủ cửa hàng có thể chuyển trạng thái tài khoản sang Bị khóa để ngăn chặn việc đăng nhập. Các tài khoản đã phát sinh dữ liệu được lưu giữ thay vì xóa khỏi hệ thống, nhằm bảo đảm mối liên hệ với nhân viên và những hoạt động đã thực hiện trước đó.</w:t>
-      </w:r>
-    </w:p>
-    <w:p>
-      <w:r>
-        <w:t>Đối với hoạt động thống kê và báo cáo, Pet Bite cần tổng hợp các thông tin phát sinh trong quá trình kinh doanh nhằm hỗ trợ chủ cửa hàng theo dõi tình hình hoạt động, đánh giá kết quả kinh doanh và đưa ra các quyết định quản lý phù hợp. Hệ thống cung cấp các chức năng thống kê doanh thu, số lượng sản phẩm đã bán, số lượt sử dụng dịch vụ, đồng thời hỗ trợ theo dõi tình trạng tồn kho, hạn sử dụng của sản phẩm và số lượng sản phẩm lỗi được khách hàng trả lại.</w:t>
-      </w:r>
-    </w:p>
-    <w:p>
-      <w:r>
-        <w:t>Về thống kê doanh thu, hệ thống cho phép chủ cửa hàng theo dõi doanh thu bán sản phẩm, doanh thu từ dịch vụ chăm sóc và tổng doanh thu theo ngày, tháng hoặc năm. Các số liệu được tổng hợp từ những hóa đơn đã thanh toán, không tính các hóa đơn đã hủy và được điều chỉnh theo các khoản hoàn tiền đã hoàn tất. Kết quả thống kê được thể hiện dưới dạng biểu đồ nhằm giúp chủ cửa hàng dễ dàng quan sát sự biến động doanh thu qua từng khoảng thời gian.</w:t>
-      </w:r>
-    </w:p>
-    <w:p>
-      <w:r>
-        <w:t xml:space="preserve">Bên cạnh doanh thu, hệ thống còn thống kê số lượng sản phẩm đã bán và số lượt sử dụng dịch vụ chăm sóc theo thời gian. Đối với sản phẩm, số lượng bán ra được tổng hợp từ các giao dịch bán hàng đã hoàn tất, giúp chủ cửa hàng theo dõi tình hình tiêu thụ của từng sản phẩm. Đối với dịch vụ, hệ thống ghi nhận số lượt sử dụng dựa </w:t>
-      </w:r>
-      <w:r>
-        <w:lastRenderedPageBreak/>
-        <w:t>trên các dịch vụ thuộc những lịch hẹn đã hoàn thành, qua đó hỗ trợ đánh giá mức độ sử dụng dịch vụ trong từng giai đoạn.</w:t>
-      </w:r>
-    </w:p>
-    <w:p>
-      <w:r>
-        <w:t>Đối với hoạt động quản lý hàng hóa, hệ thống cung cấp báo cáo tồn kho nhằm thể hiện số lượng sản phẩm còn trong kho, số lượng trên kệ và tổng số lượng hàng hóa hiện có tại cửa hàng. Số lượng tồn trong kho được tổng hợp từ các lô hàng, trong khi số lượng trên kệ được theo dõi riêng theo từng sản phẩm. Ngoài ra, hệ thống hỗ trợ báo cáo các lô hàng sắp hết hạn hoặc đã hết hạn dựa trên thông tin hạn sử dụng được ghi nhận khi nhập hàng, giúp chủ cửa hàng chủ động kiểm tra và có phương án xử lý hàng hóa phù hợp.</w:t>
-      </w:r>
-    </w:p>
-    <w:p>
-      <w:r>
-        <w:t>Đối với sản phẩm lỗi phát sinh trong quá trình trả hàng, hệ thống thực hiện thống kê số lượng sản phẩm được khách hàng trả lại với tình trạng Lỗi. Dữ liệu được tổng hợp từ các phiếu trả hàng đã hoàn tất, cho phép chủ cửa hàng theo dõi số lượng sản phẩm lỗi theo từng mặt hàng và khoảng thời gian. Những sản phẩm này được thống kê riêng, không tính vào số lượng hàng hóa đủ điều kiện tiếp tục kinh doanh.</w:t>
-      </w:r>
-    </w:p>
-    <w:p>
-      <w:r>
-        <w:t>Thông qua các chức năng thống kê và báo cáo, chủ cửa hàng có thể nắm bắt tình hình kinh doanh, theo dõi số lượng hàng hóa, kiểm soát các lô hàng có nguy cơ hết hạn và đánh giá tình trạng sản phẩm lỗi. Các thông tin được tổng hợp một cách thống nhất, góp phần nâng cao hiệu quả quản lý và hỗ trợ việc đưa ra quyết định trong hoạt động kinh doanh của Pet Bite.</w:t>
-      </w:r>
-    </w:p>
-    <w:p>
-      <w:r>
-        <w:t>Qua quá trình khảo sát hoạt động tại Pet Bite, có thể thấy công tác quản lý cửa hàng bao gồm nhiều nghiệp vụ có mối liên hệ chặt chẽ với nhau, từ quản lý sản phẩm, loại sản phẩm, nhập hàng, xuất kho, khách hàng, thú cưng và dịch vụ chăm sóc đến quản lý lịch hẹn, lịch sử chăm sóc, bán hàng, thanh toán, trả hàng, hóa đơn, nhân viên và tài khoản. Mỗi nghiệp vụ đều phát sinh những thông tin cần được lưu trữ, cập nhật và theo dõi nhằm bảo đảm hoạt động kinh doanh diễn ra thuận lợi.</w:t>
-      </w:r>
-    </w:p>
-    <w:p>
-      <w:r>
-        <w:t>Đặc biệt, việc quản lý số lượng hàng hóa trong kho và trên kệ, theo dõi hạn sử dụng của từng lô hàng, kiểm soát lịch hẹn chăm sóc của nhân viên và xử lý các giao dịch bán hàng, trả hàng đòi hỏi thông tin phải được cập nhật chính xác và thống nhất. Bên cạnh đó, dữ liệu phát sinh từ các hoạt động còn là cơ sở để thống kê doanh thu, số lượng sản phẩm đã bán, lượt sử dụng dịch vụ, tình trạng tồn kho và sản phẩm lỗi, giúp chủ cửa hàng có cái nhìn tổng quan về tình hình kinh doanh.</w:t>
-      </w:r>
-    </w:p>
-    <w:p>
-      <w:r>
-        <w:lastRenderedPageBreak/>
+        <w:t>nghiệp vụ đều phát sinh những thông tin cần được lưu trữ, cập nhật và theo dõi nhằm bảo đảm hoạt động kinh doanh diễn ra thuận lợi.</w:t>
+      </w:r>
+    </w:p>
+    <w:p>
+      <w:r>
+        <w:t>Đặc biệt, việc kiểm soát lịch hẹn chăm sóc của nhân viên và xử lý các giao dịch bán hàng, trả hàng đòi hỏi thông tin phải được cập nhật chính xác và thống nhất. Bên cạnh đó, dữ liệu phát sinh từ các hoạt động còn là cơ sở để thống kê doanh thu, số lượng sản phẩm đã bán, lượt sử dụng dịch vụ, tình trạng tồn kho và sản phẩm lỗi, giúp chủ cửa hàng có cái nhìn tổng quan về tình hình kinh doanh.</w:t>
+      </w:r>
+    </w:p>
+    <w:p>
+      <w:r>
         <w:t>Từ những nhu cầu trên, việc xây dựng hệ thống quản lý cửa hàng thú cưng Pet Bite là cần thiết nhằm hỗ trợ quản lý tập trung các thông tin và nghiệp vụ, hạn chế sai sót trong quá trình xử lý dữ liệu, đồng thời nâng cao hiệu quả quản lý và chất lượng phục vụ khách hàng. Đây cũng là cơ sở để xác định các quy trình nghiệp vụ, quy định và yêu cầu chức năng của hệ thống trong những phần tiếp theo</w:t>
       </w:r>
       <w:r>
@@ -7148,6 +7180,7 @@
         </w:numPr>
       </w:pPr>
       <w:r>
+        <w:lastRenderedPageBreak/>
         <w:t>Thông tin đã lưu có thể tiếp tục được sử dụng khi bán hàng, đặt lịch chăm sóc hoặc tra cứu lịch sử</w:t>
       </w:r>
       <w:r>
@@ -7205,7 +7238,6 @@
         <w:pStyle w:val="Heading4"/>
       </w:pPr>
       <w:r>
-        <w:lastRenderedPageBreak/>
         <w:t xml:space="preserve"> </w:t>
       </w:r>
       <w:r>
@@ -7412,6 +7444,7 @@
         </w:numPr>
       </w:pPr>
       <w:r>
+        <w:lastRenderedPageBreak/>
         <w:t>Thông tin về nhân viên đã tham gia lập hóa đơn hoặc phụ trách lịch hẹn vẫn được lưu giữ</w:t>
       </w:r>
       <w:r>
@@ -7459,7 +7492,6 @@
         </w:numPr>
       </w:pPr>
       <w:r>
-        <w:lastRenderedPageBreak/>
         <w:t>Hệ thống hiển thị loài, giống, giới tính, ngày sinh, cân nặng hiện tại và trạng thái quản lý.</w:t>
       </w:r>
     </w:p>
@@ -7705,6 +7737,7 @@
         </w:numPr>
       </w:pPr>
       <w:r>
+        <w:lastRenderedPageBreak/>
         <w:t>Khi lịch hẹn chuyển sang Hoàn thành, hệ thống tự tạo mã lịch sử và ghi nhận cân nặng tại lần chăm sóc cùng ghi chú thực tế nếu có</w:t>
       </w:r>
       <w:r>
@@ -7751,7 +7784,6 @@
         </w:numPr>
       </w:pPr>
       <w:r>
-        <w:lastRenderedPageBreak/>
         <w:t>Nhân viên chọn thú cưng cần xem lịch sử hoặc tìm theo thông tin khách hàng sở hữu</w:t>
       </w:r>
       <w:r>
@@ -8000,6 +8032,7 @@
         </w:numPr>
       </w:pPr>
       <w:r>
+        <w:lastRenderedPageBreak/>
         <w:t>Chủ cửa hàng chọn loại sản phẩm cần sửa, cập nhật tên loại hoặc mô tả.</w:t>
       </w:r>
     </w:p>
@@ -8084,7 +8117,6 @@
         </w:numPr>
       </w:pPr>
       <w:r>
-        <w:lastRenderedPageBreak/>
         <w:t>Hệ thống kiểm tra xem loại này còn sản phẩm nào liên kết hay không, kể cả sản phẩm đã Ngừng kinh doanh.</w:t>
       </w:r>
     </w:p>
@@ -8163,7 +8195,85 @@
         </w:numPr>
       </w:pPr>
       <w:r>
-        <w:t>Hệ thống hiển thị tên sản phẩm, loại, đơn vị tính, giá bán, số lượng còn trong kho, số lượng trên kệ và trạng thái kinh doanh.</w:t>
+        <w:t xml:space="preserve">Hệ thống hiển thị tên sản phẩm, loại, đơn vị tính, giá bán, </w:t>
+      </w:r>
+      <w:r>
+        <w:t>số lượng tồn</w:t>
+      </w:r>
+      <w:r>
+        <w:t xml:space="preserve"> </w:t>
+      </w:r>
+      <w:r>
+        <w:t>và trạng thái kinh doanh.</w:t>
+      </w:r>
+    </w:p>
+    <w:p>
+      <w:pPr>
+        <w:ind w:left="360"/>
+      </w:pPr>
+      <w:r>
+        <w:rPr>
+          <w:b/>
+          <w:bCs/>
+        </w:rPr>
+        <w:t xml:space="preserve">Bước </w:t>
+      </w:r>
+      <w:r>
+        <w:rPr>
+          <w:b/>
+          <w:bCs/>
+        </w:rPr>
+        <w:t>2</w:t>
+      </w:r>
+      <w:r>
+        <w:rPr>
+          <w:b/>
+          <w:bCs/>
+        </w:rPr>
+        <w:t xml:space="preserve">: </w:t>
+      </w:r>
+      <w:r>
+        <w:rPr>
+          <w:b/>
+          <w:bCs/>
+        </w:rPr>
+        <w:t>Thêm sản phẩm mới</w:t>
+      </w:r>
+    </w:p>
+    <w:p>
+      <w:pPr>
+        <w:pStyle w:val="ListParagraph"/>
+        <w:numPr>
+          <w:ilvl w:val="1"/>
+          <w:numId w:val="73"/>
+        </w:numPr>
+      </w:pPr>
+      <w:r>
+        <w:t>Chủ cửa hàng chọn Thêm sản phẩm và nhập tên, đơn vị tính, giá bán cùng các thông tin cần thiết.</w:t>
+      </w:r>
+    </w:p>
+    <w:p>
+      <w:pPr>
+        <w:pStyle w:val="ListParagraph"/>
+        <w:numPr>
+          <w:ilvl w:val="1"/>
+          <w:numId w:val="73"/>
+        </w:numPr>
+      </w:pPr>
+      <w:r>
+        <w:t>Chủ cửa hàng chọn một loại sản phẩm đang hoạt động cho sản phẩm mới.</w:t>
+      </w:r>
+    </w:p>
+    <w:p>
+      <w:pPr>
+        <w:pStyle w:val="ListParagraph"/>
+        <w:numPr>
+          <w:ilvl w:val="1"/>
+          <w:numId w:val="73"/>
+        </w:numPr>
+      </w:pPr>
+      <w:r>
+        <w:t>Hệ thống kiểm tra dữ liệu, bảo đảm mã sản phẩm không trùng và giá bán hợp lệ.</w:t>
       </w:r>
     </w:p>
     <w:p>
@@ -8175,7 +8285,13 @@
         </w:numPr>
       </w:pPr>
       <w:r>
-        <w:t>Số lượng còn trong kho được tổng hợp từ các lô; số lượng trên kệ được theo dõi riêng theo từng sản phẩm</w:t>
+        <w:t xml:space="preserve">Khi lưu thành công, sản phẩm có trạng thái Đang kinh doanh; số lượng </w:t>
+      </w:r>
+      <w:r>
+        <w:t>tồn</w:t>
+      </w:r>
+      <w:r>
+        <w:t xml:space="preserve"> ban đầu bằng 0</w:t>
       </w:r>
       <w:r>
         <w:t>.</w:t>
@@ -8197,7 +8313,7 @@
           <w:b/>
           <w:bCs/>
         </w:rPr>
-        <w:t>2</w:t>
+        <w:t>3</w:t>
       </w:r>
       <w:r>
         <w:rPr>
@@ -8211,7 +8327,70 @@
           <w:b/>
           <w:bCs/>
         </w:rPr>
-        <w:t>Thêm sản phẩm mới</w:t>
+        <w:t>Cập nhật sản phẩm</w:t>
+      </w:r>
+    </w:p>
+    <w:p>
+      <w:pPr>
+        <w:pStyle w:val="ListParagraph"/>
+        <w:numPr>
+          <w:ilvl w:val="0"/>
+          <w:numId w:val="74"/>
+        </w:numPr>
+      </w:pPr>
+      <w:r>
+        <w:t>Chủ cửa hàng tìm sản phẩm cần sửa và cập nhật tên, loại sản phẩm, đơn vị tính hoặc giá bán.</w:t>
+      </w:r>
+    </w:p>
+    <w:p>
+      <w:pPr>
+        <w:pStyle w:val="ListParagraph"/>
+        <w:numPr>
+          <w:ilvl w:val="0"/>
+          <w:numId w:val="74"/>
+        </w:numPr>
+      </w:pPr>
+      <w:r>
+        <w:lastRenderedPageBreak/>
+        <w:t>Hệ thống chỉ cho chuyển sản phẩm sang loại sản phẩm đang hoạt động và kiểm tra dữ liệu trước khi lưu.</w:t>
+      </w:r>
+    </w:p>
+    <w:p>
+      <w:pPr>
+        <w:pStyle w:val="ListParagraph"/>
+        <w:numPr>
+          <w:ilvl w:val="0"/>
+          <w:numId w:val="75"/>
+        </w:numPr>
+      </w:pPr>
+      <w:r>
+        <w:t>Sau khi cập nhật, thông tin mới được dùng cho các giao dịch tiếp theo; thông tin giá trên hóa đơn đã thanh toán không bị thay đổi</w:t>
+      </w:r>
+      <w:r>
+        <w:t>.</w:t>
+      </w:r>
+    </w:p>
+    <w:p>
+      <w:pPr>
+        <w:ind w:left="243"/>
+        <w:rPr>
+          <w:b/>
+          <w:bCs/>
+        </w:rPr>
+      </w:pPr>
+      <w:r>
+        <w:rPr>
+          <w:b/>
+          <w:bCs/>
+        </w:rPr>
+        <w:t xml:space="preserve">  </w:t>
+      </w:r>
+      <w:r>
+        <w:rPr>
+          <w:b/>
+          <w:bCs/>
+        </w:rPr>
+        <w:t>Bước 4: Thay đổi trạng thái sản phẩm</w:t>
       </w:r>
     </w:p>
     <w:p>
@@ -8219,11 +8398,11 @@
         <w:pStyle w:val="ListParagraph"/>
         <w:numPr>
           <w:ilvl w:val="1"/>
-          <w:numId w:val="73"/>
+          <w:numId w:val="76"/>
         </w:numPr>
       </w:pPr>
       <w:r>
-        <w:t>Chủ cửa hàng chọn Thêm sản phẩm và nhập tên, đơn vị tính, giá bán cùng các thông tin cần thiết.</w:t>
+        <w:t>Khi không còn kinh doanh một sản phẩm, chủ cửa hàng chuyển trạng thái sang Ngừng kinh doanh thay vì xóa.</w:t>
       </w:r>
     </w:p>
     <w:p>
@@ -8231,11 +8410,11 @@
         <w:pStyle w:val="ListParagraph"/>
         <w:numPr>
           <w:ilvl w:val="1"/>
-          <w:numId w:val="73"/>
+          <w:numId w:val="76"/>
         </w:numPr>
       </w:pPr>
       <w:r>
-        <w:t>Chủ cửa hàng chọn một loại sản phẩm đang hoạt động cho sản phẩm mới.</w:t>
+        <w:t>Sản phẩm Ngừng kinh doanh không được đưa vào giao dịch bán hàng mới nhưng vẫn được giữ để tra cứu lịch sử.</w:t>
       </w:r>
     </w:p>
     <w:p>
@@ -8243,11 +8422,55 @@
         <w:pStyle w:val="ListParagraph"/>
         <w:numPr>
           <w:ilvl w:val="1"/>
-          <w:numId w:val="73"/>
+          <w:numId w:val="76"/>
         </w:numPr>
       </w:pPr>
       <w:r>
-        <w:t>Hệ thống kiểm tra dữ liệu, bảo đảm mã sản phẩm không trùng và giá bán hợp lệ.</w:t>
+        <w:t>Nhân viên thu ngân và nhân viên chăm sóc được tra cứu sản phẩm theo phạm vi công việc của mình.</w:t>
+      </w:r>
+    </w:p>
+    <w:p>
+      <w:pPr>
+        <w:pStyle w:val="Heading4"/>
+      </w:pPr>
+      <w:r>
+        <w:t>Quy trình Quản lý dịch vụ</w:t>
+      </w:r>
+    </w:p>
+    <w:p>
+      <w:pPr>
+        <w:ind w:left="360"/>
+      </w:pPr>
+      <w:r>
+        <w:rPr>
+          <w:b/>
+          <w:bCs/>
+        </w:rPr>
+        <w:t>Bước 1: Tra cứu dịch vụ</w:t>
+      </w:r>
+    </w:p>
+    <w:p>
+      <w:pPr>
+        <w:pStyle w:val="ListParagraph"/>
+        <w:numPr>
+          <w:ilvl w:val="1"/>
+          <w:numId w:val="77"/>
+        </w:numPr>
+      </w:pPr>
+      <w:r>
+        <w:t>Chủ cửa hàng hoặc nhân viên chăm sóc tìm dịch vụ theo mã hoặc tên.</w:t>
+      </w:r>
+    </w:p>
+    <w:p>
+      <w:pPr>
+        <w:pStyle w:val="ListParagraph"/>
+        <w:numPr>
+          <w:ilvl w:val="1"/>
+          <w:numId w:val="77"/>
+        </w:numPr>
+      </w:pPr>
+      <w:r>
+        <w:t>Hệ thống hiển thị giá dịch vụ, thời gian thực hiện, mô tả và trạng thái cung cấp.</w:t>
       </w:r>
     </w:p>
     <w:p>
@@ -8259,197 +8482,6 @@
         </w:numPr>
       </w:pPr>
       <w:r>
-        <w:t>Khi lưu thành công, sản phẩm có trạng thái Đang kinh doanh; số lượng trong kho và trên kệ ban đầu bằng 0</w:t>
-      </w:r>
-      <w:r>
-        <w:t>.</w:t>
-      </w:r>
-    </w:p>
-    <w:p>
-      <w:pPr>
-        <w:ind w:left="360"/>
-      </w:pPr>
-      <w:r>
-        <w:rPr>
-          <w:b/>
-          <w:bCs/>
-        </w:rPr>
-        <w:t xml:space="preserve">Bước </w:t>
-      </w:r>
-      <w:r>
-        <w:rPr>
-          <w:b/>
-          <w:bCs/>
-        </w:rPr>
-        <w:t>3</w:t>
-      </w:r>
-      <w:r>
-        <w:rPr>
-          <w:b/>
-          <w:bCs/>
-        </w:rPr>
-        <w:t xml:space="preserve">: </w:t>
-      </w:r>
-      <w:r>
-        <w:rPr>
-          <w:b/>
-          <w:bCs/>
-        </w:rPr>
-        <w:t>Cập nhật sản phẩm</w:t>
-      </w:r>
-    </w:p>
-    <w:p>
-      <w:pPr>
-        <w:pStyle w:val="ListParagraph"/>
-        <w:numPr>
-          <w:ilvl w:val="0"/>
-          <w:numId w:val="74"/>
-        </w:numPr>
-      </w:pPr>
-      <w:r>
-        <w:t>Chủ cửa hàng tìm sản phẩm cần sửa và cập nhật tên, loại sản phẩm, đơn vị tính hoặc giá bán.</w:t>
-      </w:r>
-    </w:p>
-    <w:p>
-      <w:pPr>
-        <w:pStyle w:val="ListParagraph"/>
-        <w:numPr>
-          <w:ilvl w:val="0"/>
-          <w:numId w:val="74"/>
-        </w:numPr>
-      </w:pPr>
-      <w:r>
-        <w:t>Hệ thống chỉ cho chuyển sản phẩm sang loại sản phẩm đang hoạt động và kiểm tra dữ liệu trước khi lưu.</w:t>
-      </w:r>
-    </w:p>
-    <w:p>
-      <w:pPr>
-        <w:pStyle w:val="ListParagraph"/>
-        <w:numPr>
-          <w:ilvl w:val="0"/>
-          <w:numId w:val="75"/>
-        </w:numPr>
-      </w:pPr>
-      <w:r>
-        <w:t>Sau khi cập nhật, thông tin mới được dùng cho các giao dịch tiếp theo; thông tin giá trên hóa đơn đã thanh toán không bị thay đổi</w:t>
-      </w:r>
-      <w:r>
-        <w:t>.</w:t>
-      </w:r>
-    </w:p>
-    <w:p>
-      <w:pPr>
-        <w:ind w:left="243"/>
-        <w:rPr>
-          <w:b/>
-          <w:bCs/>
-        </w:rPr>
-      </w:pPr>
-      <w:r>
-        <w:rPr>
-          <w:b/>
-          <w:bCs/>
-        </w:rPr>
-        <w:t xml:space="preserve">  </w:t>
-      </w:r>
-      <w:r>
-        <w:rPr>
-          <w:b/>
-          <w:bCs/>
-        </w:rPr>
-        <w:t>Bước 4: Thay đổi trạng thái sản phẩm</w:t>
-      </w:r>
-    </w:p>
-    <w:p>
-      <w:pPr>
-        <w:pStyle w:val="ListParagraph"/>
-        <w:numPr>
-          <w:ilvl w:val="1"/>
-          <w:numId w:val="76"/>
-        </w:numPr>
-      </w:pPr>
-      <w:r>
-        <w:lastRenderedPageBreak/>
-        <w:t>Khi không còn kinh doanh một sản phẩm, chủ cửa hàng chuyển trạng thái sang Ngừng kinh doanh thay vì xóa.</w:t>
-      </w:r>
-    </w:p>
-    <w:p>
-      <w:pPr>
-        <w:pStyle w:val="ListParagraph"/>
-        <w:numPr>
-          <w:ilvl w:val="1"/>
-          <w:numId w:val="76"/>
-        </w:numPr>
-      </w:pPr>
-      <w:r>
-        <w:t>Sản phẩm Ngừng kinh doanh không được đưa vào giao dịch bán hàng mới nhưng vẫn được giữ để tra cứu lịch sử.</w:t>
-      </w:r>
-    </w:p>
-    <w:p>
-      <w:pPr>
-        <w:pStyle w:val="ListParagraph"/>
-        <w:numPr>
-          <w:ilvl w:val="1"/>
-          <w:numId w:val="76"/>
-        </w:numPr>
-      </w:pPr>
-      <w:r>
-        <w:t>Nhân viên thu ngân và nhân viên chăm sóc được tra cứu sản phẩm theo phạm vi công việc của mình.</w:t>
-      </w:r>
-    </w:p>
-    <w:p>
-      <w:pPr>
-        <w:pStyle w:val="Heading4"/>
-      </w:pPr>
-      <w:r>
-        <w:t>Quy trình Quản lý dịch vụ</w:t>
-      </w:r>
-    </w:p>
-    <w:p>
-      <w:pPr>
-        <w:ind w:left="360"/>
-      </w:pPr>
-      <w:r>
-        <w:rPr>
-          <w:b/>
-          <w:bCs/>
-        </w:rPr>
-        <w:t>Bước 1: Tra cứu dịch vụ</w:t>
-      </w:r>
-    </w:p>
-    <w:p>
-      <w:pPr>
-        <w:pStyle w:val="ListParagraph"/>
-        <w:numPr>
-          <w:ilvl w:val="1"/>
-          <w:numId w:val="77"/>
-        </w:numPr>
-      </w:pPr>
-      <w:r>
-        <w:t>Chủ cửa hàng hoặc nhân viên chăm sóc tìm dịch vụ theo mã hoặc tên.</w:t>
-      </w:r>
-    </w:p>
-    <w:p>
-      <w:pPr>
-        <w:pStyle w:val="ListParagraph"/>
-        <w:numPr>
-          <w:ilvl w:val="1"/>
-          <w:numId w:val="77"/>
-        </w:numPr>
-      </w:pPr>
-      <w:r>
-        <w:t>Hệ thống hiển thị giá dịch vụ, thời gian thực hiện, mô tả và trạng thái cung cấp.</w:t>
-      </w:r>
-    </w:p>
-    <w:p>
-      <w:pPr>
-        <w:pStyle w:val="ListParagraph"/>
-        <w:numPr>
-          <w:ilvl w:val="0"/>
-          <w:numId w:val="28"/>
-        </w:numPr>
-      </w:pPr>
-      <w:r>
         <w:t>Nhân viên chăm sóc dùng thông tin này để tư vấn và chọn dịch vụ khi lập lịch hẹn</w:t>
       </w:r>
       <w:r>
@@ -8571,6 +8603,7 @@
           <w:b/>
           <w:bCs/>
         </w:rPr>
+        <w:lastRenderedPageBreak/>
         <w:t xml:space="preserve"> </w:t>
       </w:r>
       <w:r>
@@ -8607,7 +8640,6 @@
         <w:pStyle w:val="Heading4"/>
       </w:pPr>
       <w:r>
-        <w:lastRenderedPageBreak/>
         <w:t>Quy trình</w:t>
       </w:r>
       <w:r>
@@ -8829,6 +8861,7 @@
         </w:numPr>
       </w:pPr>
       <w:r>
+        <w:lastRenderedPageBreak/>
         <w:t>Khi lịch hẹn chưa bắt đầu, nhân viên có thể sửa ngày giờ, người phụ trách, danh sách dịch vụ hoặc ghi chú theo yêu cầu khách hàng.</w:t>
       </w:r>
     </w:p>
@@ -8853,7 +8886,6 @@
         </w:numPr>
       </w:pPr>
       <w:r>
-        <w:lastRenderedPageBreak/>
         <w:t>Khi bắt đầu chăm sóc, nhân viên chuyển lịch hẹn từ Đã đặt sang Đang thực hiện</w:t>
       </w:r>
       <w:r>
@@ -8974,7 +9006,7 @@
         </w:numPr>
       </w:pPr>
       <w:r>
-        <w:t>Khách tự lựa chọn sản phẩm trên kệ và mang đến quầy thu ngân.</w:t>
+        <w:t>Khách tự lựa chọn sản phẩm và mang đến quầy thu ngân.</w:t>
       </w:r>
     </w:p>
     <w:p>
@@ -9056,7 +9088,13 @@
         </w:numPr>
       </w:pPr>
       <w:r>
-        <w:t>Hệ thống kiểm tra sản phẩm đang kinh doanh và số lượng trên kệ đủ để bán.</w:t>
+        <w:t xml:space="preserve">Hệ thống kiểm tra sản phẩm đang kinh doanh và số lượng </w:t>
+      </w:r>
+      <w:r>
+        <w:t>tồn</w:t>
+      </w:r>
+      <w:r>
+        <w:t xml:space="preserve"> đủ để bán.</w:t>
       </w:r>
     </w:p>
     <w:p>
@@ -9114,6 +9152,7 @@
         </w:numPr>
       </w:pPr>
       <w:r>
+        <w:lastRenderedPageBreak/>
         <w:t>Nếu có, hệ thống hiển thị những dịch vụ đủ điều kiện; thu ngân chọn các dịch vụ khách cần thanh toán để thêm vào danh sách.</w:t>
       </w:r>
     </w:p>
@@ -9138,7 +9177,6 @@
         </w:numPr>
       </w:pPr>
       <w:r>
-        <w:lastRenderedPageBreak/>
         <w:t>Hệ thống không cho thêm lại cùng một dịch vụ của cùng lịch hẹn nếu dịch vụ đó đã được thanh toán</w:t>
       </w:r>
       <w:r>
@@ -9197,7 +9235,13 @@
         </w:numPr>
       </w:pPr>
       <w:r>
-        <w:t>Hệ thống yêu cầu giao dịch có ít nhất một sản phẩm hoặc dịch vụ; kiểm tra lại trạng thái sản phẩm, số lượng trên kệ và tình trạng thanh toán của dịch vụ.</w:t>
+        <w:t xml:space="preserve">Hệ thống yêu cầu giao dịch có ít nhất một sản phẩm hoặc dịch vụ; kiểm tra lại trạng thái sản phẩm, số lượng </w:t>
+      </w:r>
+      <w:r>
+        <w:t>tồn</w:t>
+      </w:r>
+      <w:r>
+        <w:t xml:space="preserve"> và tình trạng thanh toán của dịch vụ.</w:t>
       </w:r>
     </w:p>
     <w:p>
@@ -9349,7 +9393,13 @@
         </w:numPr>
       </w:pPr>
       <w:r>
-        <w:t>Hệ thống giảm số lượng trên kệ theo sản phẩm đã bán, không trừ trực tiếp tồn của các lô trong kho.</w:t>
+        <w:t xml:space="preserve">Hệ thống giảm số lượng </w:t>
+      </w:r>
+      <w:r>
+        <w:t>tồn</w:t>
+      </w:r>
+      <w:r>
+        <w:t xml:space="preserve"> theo sản phẩm đã bán.</w:t>
       </w:r>
     </w:p>
     <w:p>
@@ -9373,6 +9423,7 @@
         </w:numPr>
       </w:pPr>
       <w:r>
+        <w:lastRenderedPageBreak/>
         <w:t>Hệ thống cập nhật các dữ liệu cùng lúc; nếu có lỗi thì không ghi nhận giao dịch dở dang và thông báo để thu ngân kiểm tra</w:t>
       </w:r>
       <w:r>
@@ -9384,7 +9435,6 @@
         <w:pStyle w:val="Heading4"/>
       </w:pPr>
       <w:r>
-        <w:lastRenderedPageBreak/>
         <w:t xml:space="preserve">Quy trình </w:t>
       </w:r>
       <w:r>
@@ -9563,7 +9613,13 @@
         </w:numPr>
       </w:pPr>
       <w:r>
-        <w:t>Thu ngân kiểm tra phiếu và lưu với tình trạng Chờ xác nhận, chưa hoàn tiền và chưa cập nhật số lượng trên kệ.</w:t>
+        <w:t xml:space="preserve">Thu ngân kiểm tra phiếu và lưu với tình trạng Chờ xác nhận, chưa hoàn tiền và chưa cập nhật số lượng </w:t>
+      </w:r>
+      <w:r>
+        <w:t>tồn</w:t>
+      </w:r>
+      <w:r>
+        <w:t>.</w:t>
       </w:r>
     </w:p>
     <w:p>
@@ -9619,6 +9675,7 @@
         </w:numPr>
       </w:pPr>
       <w:r>
+        <w:lastRenderedPageBreak/>
         <w:t>Chủ cửa hàng kiểm tra tình trạng hàng, số lượng, lý do trả và số tiền đề nghị hoàn.</w:t>
       </w:r>
     </w:p>
@@ -9631,7 +9688,6 @@
         </w:numPr>
       </w:pPr>
       <w:r>
-        <w:lastRenderedPageBreak/>
         <w:t>Nếu không chấp thuận, chủ cửa hàng từ chối phiếu và ghi lý do; hệ thống giữ phiếu để tra cứu nhưng không cập nhật hàng hoặc tiền.</w:t>
       </w:r>
     </w:p>
@@ -9724,7 +9780,13 @@
         </w:numPr>
       </w:pPr>
       <w:r>
-        <w:t>Số lượng sản phẩm Nguyên vẹn và đủ điều kiện bán lại được cộng vào số lượng trên kệ.</w:t>
+        <w:t xml:space="preserve">Số lượng sản phẩm Nguyên vẹn và đủ điều kiện bán lại được cộng vào số lượng </w:t>
+      </w:r>
+      <w:r>
+        <w:t>tồn</w:t>
+      </w:r>
+      <w:r>
+        <w:t>.</w:t>
       </w:r>
     </w:p>
     <w:p>
@@ -9860,6 +9922,7 @@
         </w:numPr>
       </w:pPr>
       <w:r>
+        <w:lastRenderedPageBreak/>
         <w:t>Nếu hóa đơn phát sinh phiếu trả hàng, hệ thống cho phép xem thông tin trả hàng liên quan để đối chiếu.</w:t>
       </w:r>
     </w:p>
@@ -9872,7 +9935,6 @@
         </w:numPr>
       </w:pPr>
       <w:r>
-        <w:lastRenderedPageBreak/>
         <w:t>Hóa đơn được tạo từ giao dịch thanh toán thành công và được giữ lại để phục vụ tra cứu.</w:t>
       </w:r>
     </w:p>
@@ -9936,479 +9998,6 @@
         <w:pStyle w:val="Heading4"/>
       </w:pPr>
       <w:r>
-        <w:t xml:space="preserve"> Quy trình Nhập hàng</w:t>
-      </w:r>
-    </w:p>
-    <w:p>
-      <w:pPr>
-        <w:ind w:left="810" w:firstLine="0"/>
-        <w:rPr>
-          <w:b/>
-          <w:bCs/>
-        </w:rPr>
-      </w:pPr>
-      <w:r>
-        <w:rPr>
-          <w:b/>
-          <w:bCs/>
-        </w:rPr>
-        <w:t>Bước 1: Tra cứu phiếu nhập</w:t>
-      </w:r>
-    </w:p>
-    <w:p>
-      <w:pPr>
-        <w:pStyle w:val="ListParagraph"/>
-        <w:numPr>
-          <w:ilvl w:val="0"/>
-          <w:numId w:val="97"/>
-        </w:numPr>
-      </w:pPr>
-      <w:r>
-        <w:t>Chủ cửa hàng truy cập chức năng Nhập hàng và tìm phiếu theo mã phiếu hoặc ngày nhập.</w:t>
-      </w:r>
-    </w:p>
-    <w:p>
-      <w:pPr>
-        <w:pStyle w:val="ListParagraph"/>
-        <w:numPr>
-          <w:ilvl w:val="0"/>
-          <w:numId w:val="97"/>
-        </w:numPr>
-      </w:pPr>
-      <w:r>
-        <w:t>Hệ thống hiển thị danh sách phiếu nhập; khi chọn một phiếu, hệ thống cho xem sản phẩm, số lượng nhập, đơn giá nhập, hạn sử dụng và thành tiền.</w:t>
-      </w:r>
-    </w:p>
-    <w:p>
-      <w:pPr>
-        <w:ind w:left="810" w:firstLine="0"/>
-        <w:rPr>
-          <w:b/>
-          <w:bCs/>
-        </w:rPr>
-      </w:pPr>
-      <w:r>
-        <w:rPr>
-          <w:b/>
-          <w:bCs/>
-        </w:rPr>
-        <w:t>Bước 2: Tạo phiếu nhập mới</w:t>
-      </w:r>
-    </w:p>
-    <w:p>
-      <w:pPr>
-        <w:pStyle w:val="ListParagraph"/>
-        <w:numPr>
-          <w:ilvl w:val="0"/>
-          <w:numId w:val="98"/>
-        </w:numPr>
-      </w:pPr>
-      <w:r>
-        <w:t>Chủ cửa hàng chọn Tạo phiếu nhập, tìm và chọn sản phẩm cần nhập.</w:t>
-      </w:r>
-    </w:p>
-    <w:p>
-      <w:pPr>
-        <w:pStyle w:val="ListParagraph"/>
-        <w:numPr>
-          <w:ilvl w:val="0"/>
-          <w:numId w:val="98"/>
-        </w:numPr>
-      </w:pPr>
-      <w:r>
-        <w:t>Nếu sản phẩm chưa có trong hệ thống, chủ cửa hàng thực hiện thêm sản phẩm trước khi tiếp tục.</w:t>
-      </w:r>
-    </w:p>
-    <w:p>
-      <w:pPr>
-        <w:pStyle w:val="ListParagraph"/>
-        <w:numPr>
-          <w:ilvl w:val="0"/>
-          <w:numId w:val="98"/>
-        </w:numPr>
-      </w:pPr>
-      <w:r>
-        <w:t>Với mỗi dòng nhập, chủ cửa hàng điền số lượng, giá nhập và hạn sử dụng nếu sản phẩm có hạn sử dụng.</w:t>
-      </w:r>
-    </w:p>
-    <w:p>
-      <w:pPr>
-        <w:pStyle w:val="ListParagraph"/>
-        <w:numPr>
-          <w:ilvl w:val="0"/>
-          <w:numId w:val="98"/>
-        </w:numPr>
-      </w:pPr>
-      <w:r>
-        <w:t>Một phiếu có thể gồm nhiều dòng; cùng một sản phẩm có thể xuất hiện ở các dòng khác nhau khi có hạn sử dụng khác nhau.</w:t>
-      </w:r>
-    </w:p>
-    <w:p>
-      <w:pPr>
-        <w:pStyle w:val="ListParagraph"/>
-        <w:numPr>
-          <w:ilvl w:val="0"/>
-          <w:numId w:val="98"/>
-        </w:numPr>
-      </w:pPr>
-      <w:r>
-        <w:t>Hệ thống tính thành tiền của từng dòng và tổng giá trị phiếu nhập.</w:t>
-      </w:r>
-    </w:p>
-    <w:p>
-      <w:pPr>
-        <w:ind w:left="810" w:firstLine="0"/>
-        <w:rPr>
-          <w:b/>
-          <w:bCs/>
-        </w:rPr>
-      </w:pPr>
-      <w:r>
-        <w:rPr>
-          <w:b/>
-          <w:bCs/>
-        </w:rPr>
-        <w:t>Bước 3: Kiểm tra phiếu nhập</w:t>
-      </w:r>
-    </w:p>
-    <w:p>
-      <w:pPr>
-        <w:pStyle w:val="ListParagraph"/>
-        <w:numPr>
-          <w:ilvl w:val="0"/>
-          <w:numId w:val="99"/>
-        </w:numPr>
-      </w:pPr>
-      <w:r>
-        <w:t>Chủ cửa hàng xem lại danh sách hàng nhập và điều chỉnh thông tin chưa chính xác.</w:t>
-      </w:r>
-    </w:p>
-    <w:p>
-      <w:pPr>
-        <w:pStyle w:val="ListParagraph"/>
-        <w:numPr>
-          <w:ilvl w:val="0"/>
-          <w:numId w:val="99"/>
-        </w:numPr>
-      </w:pPr>
-      <w:r>
-        <w:t>Hệ thống kiểm tra sản phẩm tồn tại, số lượng nhập lớn hơn 0, giá nhập hợp lệ và hạn sử dụng không trước ngày nhập đối với hàng có hạn dùng.</w:t>
-      </w:r>
-    </w:p>
-    <w:p>
-      <w:pPr>
-        <w:pStyle w:val="ListParagraph"/>
-        <w:numPr>
-          <w:ilvl w:val="0"/>
-          <w:numId w:val="99"/>
-        </w:numPr>
-      </w:pPr>
-      <w:r>
-        <w:t>Nếu có thông tin không hợp lệ, hệ thống thông báo để chủ cửa hàng sửa trước khi xác nhận.</w:t>
-      </w:r>
-    </w:p>
-    <w:p>
-      <w:pPr>
-        <w:ind w:left="810" w:firstLine="0"/>
-        <w:rPr>
-          <w:b/>
-          <w:bCs/>
-        </w:rPr>
-      </w:pPr>
-      <w:r>
-        <w:rPr>
-          <w:b/>
-          <w:bCs/>
-        </w:rPr>
-        <w:lastRenderedPageBreak/>
-        <w:t>Bước 4: Xác nhận nhập hàng và tạo lô</w:t>
-      </w:r>
-    </w:p>
-    <w:p>
-      <w:pPr>
-        <w:pStyle w:val="ListParagraph"/>
-        <w:numPr>
-          <w:ilvl w:val="0"/>
-          <w:numId w:val="100"/>
-        </w:numPr>
-      </w:pPr>
-      <w:r>
-        <w:t>Khi chủ cửa hàng xác nhận, hệ thống tự sinh mã phiếu nhập, ghi nhận ngày nhập và lưu các dòng chi tiết.</w:t>
-      </w:r>
-    </w:p>
-    <w:p>
-      <w:pPr>
-        <w:pStyle w:val="ListParagraph"/>
-        <w:numPr>
-          <w:ilvl w:val="0"/>
-          <w:numId w:val="100"/>
-        </w:numPr>
-      </w:pPr>
-      <w:r>
-        <w:t>Hệ thống tự tạo một lô hàng nội bộ riêng cho mỗi dòng chi tiết phiếu nhập; số lượng còn trong kho của lô ban đầu bằng số lượng vừa nhập.</w:t>
-      </w:r>
-    </w:p>
-    <w:p>
-      <w:pPr>
-        <w:pStyle w:val="ListParagraph"/>
-        <w:numPr>
-          <w:ilvl w:val="0"/>
-          <w:numId w:val="100"/>
-        </w:numPr>
-      </w:pPr>
-      <w:r>
-        <w:t>Mã lô do hệ thống tạo; hạn sử dụng của lô được xem thông qua dòng chi tiết nhập tương ứng.</w:t>
-      </w:r>
-    </w:p>
-    <w:p>
-      <w:pPr>
-        <w:pStyle w:val="ListParagraph"/>
-        <w:numPr>
-          <w:ilvl w:val="0"/>
-          <w:numId w:val="100"/>
-        </w:numPr>
-      </w:pPr>
-      <w:r>
-        <w:t>Mỗi lần nhập tiếp theo tạo lô mới, không gộp vào các lô nhập trước đó.</w:t>
-      </w:r>
-    </w:p>
-    <w:p>
-      <w:pPr>
-        <w:pStyle w:val="ListParagraph"/>
-        <w:numPr>
-          <w:ilvl w:val="1"/>
-          <w:numId w:val="42"/>
-        </w:numPr>
-      </w:pPr>
-      <w:r>
-        <w:t>Hệ thống hoàn tất việc lưu phiếu và cập nhật tồn kho cùng nhau; nếu xảy ra lỗi, không ghi nhận phiếu nhập dở dang</w:t>
-      </w:r>
-      <w:r>
-        <w:t>.</w:t>
-      </w:r>
-    </w:p>
-    <w:p>
-      <w:pPr>
-        <w:pStyle w:val="Heading4"/>
-      </w:pPr>
-      <w:r>
-        <w:t xml:space="preserve">Quy trình </w:t>
-      </w:r>
-      <w:r>
-        <w:t>Xuất kho lên kệ</w:t>
-      </w:r>
-    </w:p>
-    <w:p>
-      <w:pPr>
-        <w:ind w:left="243"/>
-        <w:rPr>
-          <w:b/>
-          <w:bCs/>
-        </w:rPr>
-      </w:pPr>
-      <w:r>
-        <w:rPr>
-          <w:b/>
-          <w:bCs/>
-        </w:rPr>
-        <w:t>Bước 1: Tra cứu phiếu xuất kho</w:t>
-      </w:r>
-    </w:p>
-    <w:p>
-      <w:pPr>
-        <w:pStyle w:val="ListParagraph"/>
-        <w:numPr>
-          <w:ilvl w:val="0"/>
-          <w:numId w:val="101"/>
-        </w:numPr>
-      </w:pPr>
-      <w:r>
-        <w:t>Chủ cửa hàng vào chức năng Xuất kho và tìm phiếu theo mã phiếu hoặc ngày xuất.</w:t>
-      </w:r>
-    </w:p>
-    <w:p>
-      <w:pPr>
-        <w:pStyle w:val="ListParagraph"/>
-        <w:numPr>
-          <w:ilvl w:val="0"/>
-          <w:numId w:val="101"/>
-        </w:numPr>
-      </w:pPr>
-      <w:r>
-        <w:t>Hệ thống hiển thị chi tiết sản phẩm được xuất, lô hàng và số lượng đã chuyển lên kệ.</w:t>
-      </w:r>
-    </w:p>
-    <w:p>
-      <w:pPr>
-        <w:ind w:left="243"/>
-        <w:rPr>
-          <w:b/>
-          <w:bCs/>
-        </w:rPr>
-      </w:pPr>
-      <w:r>
-        <w:rPr>
-          <w:b/>
-          <w:bCs/>
-        </w:rPr>
-        <w:t>Bước 2: Chọn sản phẩm và số lượng cần xuất</w:t>
-      </w:r>
-    </w:p>
-    <w:p>
-      <w:pPr>
-        <w:pStyle w:val="ListParagraph"/>
-        <w:numPr>
-          <w:ilvl w:val="0"/>
-          <w:numId w:val="102"/>
-        </w:numPr>
-      </w:pPr>
-      <w:r>
-        <w:t>Chủ cửa hàng chọn Tạo phiếu xuất kho, tìm sản phẩm cần bổ sung lên kệ và nhập số lượng dự kiến.</w:t>
-      </w:r>
-    </w:p>
-    <w:p>
-      <w:pPr>
-        <w:pStyle w:val="ListParagraph"/>
-        <w:numPr>
-          <w:ilvl w:val="0"/>
-          <w:numId w:val="102"/>
-        </w:numPr>
-      </w:pPr>
-      <w:r>
-        <w:t>Hệ thống hiển thị lượng còn trong kho của sản phẩm và các lô có thể xuất.</w:t>
-      </w:r>
-    </w:p>
-    <w:p>
-      <w:pPr>
-        <w:pStyle w:val="ListParagraph"/>
-        <w:numPr>
-          <w:ilvl w:val="0"/>
-          <w:numId w:val="102"/>
-        </w:numPr>
-      </w:pPr>
-      <w:r>
-        <w:t>Với sản phẩm có hạn sử dụng, hệ thống ưu tiên lô có hạn gần nhất nhưng chưa hết hạn; nếu một lô không đủ hàng thì lấy tiếp từ lô hợp lệ kế tiếp.</w:t>
-      </w:r>
-    </w:p>
-    <w:p>
-      <w:pPr>
-        <w:pStyle w:val="ListParagraph"/>
-        <w:numPr>
-          <w:ilvl w:val="0"/>
-          <w:numId w:val="102"/>
-        </w:numPr>
-      </w:pPr>
-      <w:r>
-        <w:t>Đối với sản phẩm không có hạn sử dụng, hệ thống lựa chọn từ các lô còn số lượng phù hợp.</w:t>
-      </w:r>
-    </w:p>
-    <w:p>
-      <w:pPr>
-        <w:ind w:left="243"/>
-        <w:rPr>
-          <w:b/>
-          <w:bCs/>
-        </w:rPr>
-      </w:pPr>
-      <w:r>
-        <w:rPr>
-          <w:b/>
-          <w:bCs/>
-        </w:rPr>
-        <w:t>Bước 3: Kiểm tra và xác nhận xuất kho</w:t>
-      </w:r>
-    </w:p>
-    <w:p>
-      <w:pPr>
-        <w:pStyle w:val="ListParagraph"/>
-        <w:numPr>
-          <w:ilvl w:val="0"/>
-          <w:numId w:val="103"/>
-        </w:numPr>
-      </w:pPr>
-      <w:r>
-        <w:t>Hệ thống không cho xuất sản phẩm đã hết hạn hoặc xuất số lượng lớn hơn số lượng trong kho có thể sử dụng.</w:t>
-      </w:r>
-    </w:p>
-    <w:p>
-      <w:pPr>
-        <w:pStyle w:val="ListParagraph"/>
-        <w:numPr>
-          <w:ilvl w:val="0"/>
-          <w:numId w:val="103"/>
-        </w:numPr>
-      </w:pPr>
-      <w:r>
-        <w:t>Chủ cửa hàng kiểm tra sản phẩm, lô được chọn và số lượng xuất rồi nhấn Xác nhận xuất kho.</w:t>
-      </w:r>
-    </w:p>
-    <w:p>
-      <w:pPr>
-        <w:ind w:left="243"/>
-        <w:rPr>
-          <w:b/>
-          <w:bCs/>
-        </w:rPr>
-      </w:pPr>
-      <w:r>
-        <w:rPr>
-          <w:b/>
-          <w:bCs/>
-        </w:rPr>
-        <w:lastRenderedPageBreak/>
-        <w:t>Bước 4: Cập nhật số lượng và lưu phiếu xuất</w:t>
-      </w:r>
-    </w:p>
-    <w:p>
-      <w:pPr>
-        <w:pStyle w:val="ListParagraph"/>
-        <w:numPr>
-          <w:ilvl w:val="0"/>
-          <w:numId w:val="104"/>
-        </w:numPr>
-      </w:pPr>
-      <w:r>
-        <w:t>Hệ thống tự tạo mã phiếu xuất, ghi nhận ngày xuất và các dòng xuất theo lô.</w:t>
-      </w:r>
-    </w:p>
-    <w:p>
-      <w:pPr>
-        <w:pStyle w:val="ListParagraph"/>
-        <w:numPr>
-          <w:ilvl w:val="0"/>
-          <w:numId w:val="104"/>
-        </w:numPr>
-      </w:pPr>
-      <w:r>
-        <w:t>Số lượng còn trong kho của từng lô giảm theo số lượng đã xuất; đồng thời số lượng trên kệ của sản phẩm tăng tương ứng.</w:t>
-      </w:r>
-    </w:p>
-    <w:p>
-      <w:pPr>
-        <w:pStyle w:val="ListParagraph"/>
-        <w:numPr>
-          <w:ilvl w:val="0"/>
-          <w:numId w:val="104"/>
-        </w:numPr>
-      </w:pPr>
-      <w:r>
-        <w:t>Xuất kho chỉ chuyển hàng từ kho lên kệ, không làm giảm tổng lượng hàng của cửa hàng và không phát sinh doanh thu.</w:t>
-      </w:r>
-    </w:p>
-    <w:p>
-      <w:pPr>
-        <w:pStyle w:val="ListParagraph"/>
-        <w:ind w:left="1440" w:firstLine="0"/>
-      </w:pPr>
-      <w:r>
-        <w:t>Hệ thống lưu phiếu xuất và cập nhật số lượng cùng lúc; sau khi hoàn tất sẽ thông báo xuất kho thành công</w:t>
-      </w:r>
-    </w:p>
-    <w:p>
-      <w:pPr>
-        <w:pStyle w:val="Heading4"/>
-      </w:pPr>
-      <w:r>
         <w:t xml:space="preserve">Quy trình Quản lý </w:t>
       </w:r>
       <w:r>
@@ -10567,7 +10156,13 @@
         </w:numPr>
       </w:pPr>
       <w:r>
-        <w:t>Hệ thống hiển thị sáu nội dung: doanh thu; số lượng sản phẩm đã bán; số lượt sử dụng dịch vụ; tồn kho và hàng trên kệ; lô sắp hết hạn hoặc đã hết hạn; sản phẩm lỗi được khách trả.</w:t>
+        <w:t>Hệ thống hiển thị sáu nội dung: doanh thu; số lượng sản phẩm đã bán; số lượt sử dụng dịch vụ; tồn kh</w:t>
+      </w:r>
+      <w:r>
+        <w:t>o</w:t>
+      </w:r>
+      <w:r>
+        <w:t>; lô sắp hết hạn hoặc đã hết hạn; sản phẩm lỗi được khách trả.</w:t>
       </w:r>
     </w:p>
     <w:p>
@@ -10583,6 +10178,7 @@
           <w:b/>
           <w:bCs/>
         </w:rPr>
+        <w:lastRenderedPageBreak/>
         <w:t>Bước 2: Thống kê doanh thu</w:t>
       </w:r>
     </w:p>
@@ -10595,7 +10191,6 @@
         </w:numPr>
       </w:pPr>
       <w:r>
-        <w:lastRenderedPageBreak/>
         <w:t>Chủ cửa hàng chọn ngày, tháng, năm hoặc khoảng thời gian cần xem.</w:t>
       </w:r>
     </w:p>
@@ -10712,7 +10307,7 @@
           <w:b/>
           <w:bCs/>
         </w:rPr>
-        <w:t>Bước 4: Xem báo cáo tồn kho và hàng trên kệ</w:t>
+        <w:t>Bước 4: Xem báo cáo tồn kho</w:t>
       </w:r>
     </w:p>
     <w:p>
@@ -10724,31 +10319,13 @@
         </w:numPr>
       </w:pPr>
       <w:r>
-        <w:t>Hệ thống hiển thị số lượng còn trong kho, số lượng trên kệ và tổng số lượng hiện có của từng sản phẩm tại thời điểm tra cứu.</w:t>
-      </w:r>
-    </w:p>
-    <w:p>
-      <w:pPr>
-        <w:pStyle w:val="ListParagraph"/>
-        <w:numPr>
-          <w:ilvl w:val="0"/>
-          <w:numId w:val="110"/>
-        </w:numPr>
-      </w:pPr>
-      <w:r>
-        <w:t>Số lượng trong kho được tổng hợp từ các lô hàng; số lượng trên kệ lấy theo từng sản phẩm.</w:t>
-      </w:r>
-    </w:p>
-    <w:p>
-      <w:pPr>
-        <w:pStyle w:val="ListParagraph"/>
-        <w:numPr>
-          <w:ilvl w:val="0"/>
-          <w:numId w:val="110"/>
-        </w:numPr>
-      </w:pPr>
-      <w:r>
-        <w:t>Chủ cửa hàng có thể xem chi tiết các lô hàng còn số lượng trong kho.</w:t>
+        <w:t xml:space="preserve">Hệ thống hiển thị </w:t>
+      </w:r>
+      <w:r>
+        <w:t>tổng</w:t>
+      </w:r>
+      <w:r>
+        <w:t xml:space="preserve"> số lượng hiện có của từng sản phẩm tại thời điểm tra cứu.</w:t>
       </w:r>
     </w:p>
     <w:p>
@@ -10764,59 +10341,21 @@
           <w:b/>
           <w:bCs/>
         </w:rPr>
-        <w:t>Bước 5: Xem báo cáo hạn sử dụng của lô hàng</w:t>
-      </w:r>
-    </w:p>
-    <w:p>
-      <w:pPr>
-        <w:pStyle w:val="ListParagraph"/>
-        <w:numPr>
-          <w:ilvl w:val="0"/>
-          <w:numId w:val="111"/>
-        </w:numPr>
-      </w:pPr>
-      <w:r>
-        <w:t>Chủ cửa hàng chọn xem các lô sắp hết hạn hoặc đã hết hạn.</w:t>
-      </w:r>
-    </w:p>
-    <w:p>
-      <w:pPr>
-        <w:pStyle w:val="ListParagraph"/>
-        <w:numPr>
-          <w:ilvl w:val="0"/>
-          <w:numId w:val="111"/>
-        </w:numPr>
-      </w:pPr>
-      <w:r>
-        <w:t>Hệ thống lấy hạn sử dụng từ chi tiết phiếu nhập tương ứng với từng lô và hiển thị tên sản phẩm, mã lô, hạn dùng và số lượng còn trong kho.</w:t>
-      </w:r>
-    </w:p>
-    <w:p>
-      <w:pPr>
-        <w:pStyle w:val="ListParagraph"/>
-        <w:numPr>
-          <w:ilvl w:val="0"/>
-          <w:numId w:val="111"/>
-        </w:numPr>
-      </w:pPr>
-      <w:r>
-        <w:t>Các sản phẩm không có hạn sử dụng được bỏ qua trong danh sách cảnh báo hạn sử dụng.</w:t>
-      </w:r>
-    </w:p>
-    <w:p>
-      <w:pPr>
-        <w:ind w:left="243"/>
+        <w:t xml:space="preserve">Bước </w:t>
+      </w:r>
+      <w:r>
         <w:rPr>
           <w:b/>
           <w:bCs/>
         </w:rPr>
-      </w:pPr>
+        <w:t>5</w:t>
+      </w:r>
       <w:r>
         <w:rPr>
           <w:b/>
           <w:bCs/>
         </w:rPr>
-        <w:t>Bước 6: Thống kê sản phẩm lỗi được khách trả</w:t>
+        <w:t>: Thống kê sản phẩm lỗi được khách trả</w:t>
       </w:r>
     </w:p>
     <w:p>
@@ -10852,7 +10391,6 @@
         </w:numPr>
       </w:pPr>
       <w:r>
-        <w:lastRenderedPageBreak/>
         <w:t>Kết quả hiển thị theo sản phẩm và thời gian; không cộng các phiếu chưa duyệt, đã từ chối hoặc chưa hoàn tiền.</w:t>
       </w:r>
     </w:p>
@@ -10898,7 +10436,11 @@
         </w:numPr>
       </w:pPr>
       <w:r>
-        <w:t>Mã định danh: Tất cả mã định danh của hệ thống (trừ tên đăng nhập) được hệ thống tự động sinh theo cấu trúc [Tiền tố] + [YYMMDD] + [Số thứ tự 3 chữ số], không cho người dùng nhập hoặc chỉnh sửa sau khi tạo. Số thứ tự tăng dần theo từng loại đối tượng trong ngày, bắt đầu lại từ 001 vào ngày mới. Áp dụng cho: nhân viên, tài khoản, khách hàng, thú cưng, sản phẩm, dịch vụ, hóa đơn, phiếu nhập, lịch hẹn, lịch sử chăm sóc.</w:t>
+        <w:t xml:space="preserve">Mã định danh: Tất cả mã định danh của hệ thống (trừ tên đăng nhập) được hệ thống tự động sinh theo cấu trúc [Tiền tố] + [YYMMDD] + [Số </w:t>
+      </w:r>
+      <w:r>
+        <w:lastRenderedPageBreak/>
+        <w:t>thứ tự 3 chữ số], không cho người dùng nhập hoặc chỉnh sửa sau khi tạo. Số thứ tự tăng dần theo từng loại đối tượng trong ngày, bắt đầu lại từ 001 vào ngày mới. Áp dụng cho: nhân viên, tài khoản, khách hàng, thú cưng, sản phẩm, dịch vụ, hóa đơn, phiếu nhập, lịch hẹn, lịch sử chăm sóc.</w:t>
       </w:r>
     </w:p>
     <w:p>
@@ -11006,8 +10548,13 @@
         </w:numPr>
       </w:pPr>
       <w:r>
-        <w:lastRenderedPageBreak/>
-        <w:t>Số lượng sản phẩm còn trong kho, số lượng trên kệ và số lượng còn lại của từng lô hàng không được nhỏ hơn 0. Các thao tác làm thay đổi số lượng hàng hóa phải bảo đảm dữ liệu được cập nhật chính xác và thống nhất</w:t>
+        <w:t xml:space="preserve">Số lượng </w:t>
+      </w:r>
+      <w:r>
+        <w:t xml:space="preserve">tồn </w:t>
+      </w:r>
+      <w:r>
+        <w:t>sản phẩm không được nhỏ hơn 0. Các thao tác làm thay đổi số lượng hàng hóa phải bảo đảm dữ liệu được cập nhật chính xác và thống nhất</w:t>
       </w:r>
       <w:r>
         <w:t>.</w:t>
@@ -11060,6 +10607,7 @@
         </w:numPr>
       </w:pPr>
       <w:r>
+        <w:lastRenderedPageBreak/>
         <w:t xml:space="preserve">Nhân viên </w:t>
       </w:r>
       <w:r>
@@ -11162,11 +10710,7 @@
         </w:numPr>
       </w:pPr>
       <w:r>
-        <w:t xml:space="preserve">Trong quá trình bán hàng, nhân viên Thu ngân lựa chọn khách hàng và đưa các sản phẩm, dịch vụ cần thanh toán vào danh sách hàng đang chọn. Hệ thống cho phép thêm, xóa hoặc điều chỉnh số lượng trước khi thanh toán. Khi nhấn Tạo hóa đơn, hệ thống kiểm tra thông tin và chuyển sang bước thanh toán nhưng chưa lưu hóa đơn vào cơ sở dữ liệu. Chỉ sau khi </w:t>
-      </w:r>
-      <w:r>
-        <w:lastRenderedPageBreak/>
-        <w:t>thanh toán thành công, hệ thống mới tạo mã và lưu hóa đơn với trạng thái Đã thanh toán.</w:t>
+        <w:t>Trong quá trình bán hàng, nhân viên Thu ngân lựa chọn khách hàng và đưa các sản phẩm, dịch vụ cần thanh toán vào danh sách hàng đang chọn. Hệ thống cho phép thêm, xóa hoặc điều chỉnh số lượng trước khi thanh toán. Khi nhấn Tạo hóa đơn, hệ thống kiểm tra thông tin và chuyển sang bước thanh toán nhưng chưa lưu hóa đơn vào cơ sở dữ liệu. Chỉ sau khi thanh toán thành công, hệ thống mới tạo mã và lưu hóa đơn với trạng thái Đã thanh toán.</w:t>
       </w:r>
     </w:p>
     <w:p>
@@ -11301,40 +10845,8 @@
         </w:numPr>
       </w:pPr>
       <w:r>
-        <w:t xml:space="preserve">Sau khi thanh toán thành công: hóa đơn chuyển Đã thanh toán, không xóa trực tiếp nữa. </w:t>
-      </w:r>
-      <m:oMath>
-        <m:r>
-          <m:rPr>
-            <m:nor/>
-          </m:rPr>
-          <m:t>SL trên kệ mới</m:t>
-        </m:r>
-        <m:r>
-          <w:rPr>
-            <w:rFonts w:ascii="Cambria Math" w:hAnsi="Cambria Math"/>
-          </w:rPr>
-          <m:t>=</m:t>
-        </m:r>
-        <m:r>
-          <m:rPr>
-            <m:nor/>
-          </m:rPr>
-          <m:t>SL trên kệ cũ</m:t>
-        </m:r>
-        <m:r>
-          <w:rPr>
-            <w:rFonts w:ascii="Cambria Math" w:hAnsi="Cambria Math"/>
-          </w:rPr>
-          <m:t>-</m:t>
-        </m:r>
-        <m:r>
-          <m:rPr>
-            <m:nor/>
-          </m:rPr>
-          <m:t>SL bán</m:t>
-        </m:r>
-      </m:oMath>
+        <w:t>Sau khi thanh toán thành công: hóa đơn chuyển Đã thanh toán, không xóa trực tiếp nữa.</w:t>
+      </w:r>
     </w:p>
     <w:p>
       <w:pPr>
@@ -11345,7 +10857,11 @@
         </w:numPr>
       </w:pPr>
       <w:r>
-        <w:t>Bán hàng chỉ làm giảm số lượng trên kệ, không trực tiếp giảm số lượng sản phẩm trong các lô hàng còn ở kho.</w:t>
+        <w:lastRenderedPageBreak/>
+        <w:t xml:space="preserve">Bán hàng làm giảm số lượng </w:t>
+      </w:r>
+      <w:r>
+        <w:t>tồn.</w:t>
       </w:r>
     </w:p>
     <w:p>
@@ -11431,8 +10947,13 @@
         </w:numPr>
       </w:pPr>
       <w:r>
-        <w:lastRenderedPageBreak/>
-        <w:t>Đối với sản phẩm có hạn sử dụng, nhân viên Thu ngân kiểm tra hạn sử dụng trực tiếp trên bao bì. Sản phẩm hết hạn hoặc không đủ điều kiện kinh doanh không được bổ sung vào số lượng hàng trên kệ.</w:t>
+        <w:t xml:space="preserve">Đối với sản phẩm có hạn sử dụng, nhân viên Thu ngân kiểm tra hạn sử dụng trực tiếp trên bao bì. Sản phẩm hết hạn hoặc không đủ điều kiện kinh doanh không được bổ sung vào số lượng </w:t>
+      </w:r>
+      <w:r>
+        <w:t>tồn</w:t>
+      </w:r>
+      <w:r>
+        <w:t>.</w:t>
       </w:r>
     </w:p>
     <w:p>
@@ -11480,7 +11001,14 @@
         </w:numPr>
       </w:pPr>
       <w:r>
-        <w:t>Sản phẩm Nguyên vẹn đủ điều kiện bán lại được cộng vào số lượng trên kệ. Sản phẩm Lỗi không được cộng vào số lượng hàng có thể bán và được ghi nhận trong chi tiết phiếu trả hàng để phục vụ thống kê.</w:t>
+        <w:lastRenderedPageBreak/>
+        <w:t xml:space="preserve">Sản phẩm Nguyên vẹn đủ điều kiện bán lại được cộng vào số lượng </w:t>
+      </w:r>
+      <w:r>
+        <w:t>tồn</w:t>
+      </w:r>
+      <w:r>
+        <w:t>. Sản phẩm Lỗi không được cộng vào số lượng hàng có thể bán và được ghi nhận trong chi tiết phiếu trả hàng để phục vụ thống kê.</w:t>
       </w:r>
     </w:p>
     <w:p>
@@ -11548,7 +11076,19 @@
         </w:numPr>
       </w:pPr>
       <w:r>
-        <w:t>Khi bán hàng, chỉ được lựa chọn sản phẩm đang ở trạng thái Đang kinh doanh và có số lượng trên kệ đủ đáp ứng. Số lượng bán phải là số nguyên dương, không được vượt quá số lượng hiện có trên kệ. Sau khi thanh toán thành công, hệ thống giảm số lượng trên kệ tương ứng với số lượng đã bán.</w:t>
+        <w:t xml:space="preserve">Khi bán hàng, chỉ được lựa chọn sản phẩm đang ở trạng thái Đang kinh doanh và có số lượng </w:t>
+      </w:r>
+      <w:r>
+        <w:t>tồn</w:t>
+      </w:r>
+      <w:r>
+        <w:t xml:space="preserve"> đủ đáp ứng. Số lượng bán phải là số nguyên dương. Sau khi thanh toán thành công, hệ thống giảm số lượng </w:t>
+      </w:r>
+      <w:r>
+        <w:t>tồn</w:t>
+      </w:r>
+      <w:r>
+        <w:t xml:space="preserve"> tương ứng với số lượng đã bán.</w:t>
       </w:r>
     </w:p>
     <w:p>
@@ -11560,7 +11100,7 @@
         </w:numPr>
       </w:pPr>
       <w:r>
-        <w:t>Chỉ chủ cửa hàng được thêm mới, cập nhật thông tin sản phẩm, quản lý loại sản phẩm, tạo phiếu nhập và thực hiện xuất kho lên kệ. Nhân viên Thu ngân và nhân viên Chăm sóc được tìm kiếm, tra cứu thông tin sản phẩm theo phạm vi công việc được phân công</w:t>
+        <w:t>Chỉ chủ cửa hàng được thêm mới, cập nhật thông tin sản phẩm, quản lý loại sản phẩm. Nhân viên Thu ngân và nhân viên Chăm sóc được tìm kiếm, tra cứu thông tin sản phẩm theo phạm vi công việc được phân công</w:t>
       </w:r>
     </w:p>
     <w:p>
@@ -11568,7 +11108,6 @@
         <w:pStyle w:val="Heading4"/>
       </w:pPr>
       <w:r>
-        <w:lastRenderedPageBreak/>
         <w:t>Quy định về loại sản phẩm</w:t>
       </w:r>
     </w:p>
@@ -11626,6 +11165,7 @@
         <w:ind w:left="1287" w:firstLine="0"/>
       </w:pPr>
       <w:r>
+        <w:lastRenderedPageBreak/>
         <w:t>Chỉ chủ cửa hàng được thêm mới, cập nhật thông tin và thay đổi trạng thái loại sản phẩm. Nhân viên Thu ngân và nhân viên Chăm sóc được tìm kiếm, tra cứu thông tin loại sản phẩm để phục vụ công việc.</w:t>
       </w:r>
     </w:p>
@@ -11634,7 +11174,10 @@
         <w:pStyle w:val="Heading4"/>
       </w:pPr>
       <w:r>
-        <w:t>Quy định về phiếu nhập hàng</w:t>
+        <w:t xml:space="preserve">Quy định về </w:t>
+      </w:r>
+      <w:r>
+        <w:t>lịch hẹn chăm sóc</w:t>
       </w:r>
     </w:p>
     <w:p>
@@ -11646,7 +11189,7 @@
         </w:numPr>
       </w:pPr>
       <w:r>
-        <w:t>Mỗi phiếu nhập có thể gồm nhiều sản phẩm; số lượng nhập phải là số nguyên dương, giá nhập phải lớn hơn 0.</w:t>
+        <w:t>Mỗi lịch hẹn gắn với một khách hàng, một thú cưng và một nhân viên chăm sóc phụ trách; có thể gồm một hoặc nhiều dịch vụ.</w:t>
       </w:r>
     </w:p>
     <w:p>
@@ -11658,7 +11201,7 @@
         </w:numPr>
       </w:pPr>
       <w:r>
-        <w:t>Mỗi phiếu nhập được quản lý bằng mã phiếu nhập, ngày nhập và tổng giá trị nhập. Một phiếu nhập phải có ít nhất một chi tiết sản phẩm được nhập.</w:t>
+        <w:t>Hệ thống phải kiểm tra lịch làm việc của nhân viên chăm sóc, không cho phép tạo lịch hẹn trùng thời gian đối với cùng một nhân viên.</w:t>
       </w:r>
     </w:p>
     <w:p>
@@ -11670,7 +11213,7 @@
         </w:numPr>
       </w:pPr>
       <w:r>
-        <w:t>Mỗi chi tiết phiếu nhập ghi nhận sản phẩm, số lượng nhập, đơn giá nhập, hạn sử dụng và thành tiền. Số lượng nhập phải là số nguyên dương, đơn giá nhập phải lớn hơn 0. Đối với sản phẩm không có hạn sử dụng, thông tin hạn sử dụng được phép để trống.</w:t>
+        <w:t>Mỗi dịch vụ trong lịch hẹn được ghi nhận thời gian thực hiện dự kiến tại thời điểm đăng ký. Tổng thời gian dự kiến của lịch hẹn bằng tổng thời gian dự kiến của các dịch vụ được chọn. Hệ thống sử dụng ngày giờ bắt đầu và tổng thời gian dự kiến để kiểm tra trùng lịch với các lịch hẹn khác của cùng nhân viên. Việc kiểm tra được thực hiện khi tạo mới hoặc thay đổi thông tin lịch hẹn.</w:t>
       </w:r>
     </w:p>
     <w:p>
@@ -11682,7 +11225,7 @@
         </w:numPr>
       </w:pPr>
       <w:r>
-        <w:t>Thành tiền của từng chi tiết phiếu nhập được tính theo công thức:</w:t>
+        <w:t>Lịch hẹn mới tạo mặc định trạng thái Đã đặt, quản lý theo các trạng thái: Đã đặt → Đang thực hiện → Hoàn thành, hoặc Đã hủy ở bất kỳ giai đoạn nào trước khi hoàn thành.</w:t>
       </w:r>
     </w:p>
     <w:p>
@@ -11694,28 +11237,7 @@
         </w:numPr>
       </w:pPr>
       <w:r>
-        <w:t>Thành tiền nhập = Số lượng nhập × Đơn giá nhập.</w:t>
-      </w:r>
-    </w:p>
-    <w:p>
-      <w:pPr>
-        <w:pStyle w:val="ListParagraph"/>
-        <w:ind w:left="1287" w:firstLine="0"/>
-      </w:pPr>
-      <w:r>
-        <w:t>Tổng giá trị phiếu nhập được tính bằng tổng thành tiền của tất cả các chi tiết phiếu nhập.</w:t>
-      </w:r>
-    </w:p>
-    <w:p>
-      <w:pPr>
-        <w:pStyle w:val="Heading4"/>
-      </w:pPr>
-      <w:r>
-        <w:lastRenderedPageBreak/>
-        <w:t xml:space="preserve">Quy định về </w:t>
-      </w:r>
-      <w:r>
-        <w:t>lô hàng và tồn kho</w:t>
+        <w:t>Lịch hẹn Hoàn thành không được chuyển ngược lại Đã đặt. Khi hủy, chuyển sang Đã hủy thay vì xóa dữ liệu.</w:t>
       </w:r>
     </w:p>
     <w:p>
@@ -11727,7 +11249,7 @@
         </w:numPr>
       </w:pPr>
       <w:r>
-        <w:t>Khi chủ cửa hàng xác nhận phiếu nhập, hệ thống tự động tạo một lô hàng nội bộ tương ứng với từng chi tiết phiếu nhập. Mỗi lô hàng có một mã định danh riêng và số lượng ban đầu bằng số lượng sản phẩm được nhập.</w:t>
+        <w:t>Dịch vụ thuộc lịch hẹn Hoàn thành được ghi nhận là đã sử dụng để phục vụ thống kê số lượt sử dụng dịch vụ. Doanh thu dịch vụ chỉ được ghi nhận khi khách hàng đã thanh toán thành công.</w:t>
       </w:r>
     </w:p>
     <w:p>
@@ -11739,7 +11261,526 @@
         </w:numPr>
       </w:pPr>
       <w:r>
-        <w:t>Mỗi lần nhập tạo ra những lô hàng riêng biệt. Các lô hàng không được tự động gộp với nhau, kể cả khi cùng sản phẩm và cùng hạn sử dụng.</w:t>
+        <w:t>Nhân viên chăm sóc được tạo, cập nhật (khi lịch hẹn chưa hoàn thành), hủy và tìm kiếm lịch hẹn</w:t>
+      </w:r>
+    </w:p>
+    <w:p>
+      <w:pPr>
+        <w:pStyle w:val="Heading4"/>
+      </w:pPr>
+      <w:r>
+        <w:t xml:space="preserve">Quy định về </w:t>
+      </w:r>
+      <w:r>
+        <w:t>dịch vụ</w:t>
+      </w:r>
+    </w:p>
+    <w:p>
+      <w:pPr>
+        <w:pStyle w:val="ListParagraph"/>
+        <w:numPr>
+          <w:ilvl w:val="0"/>
+          <w:numId w:val="47"/>
+        </w:numPr>
+      </w:pPr>
+      <w:r>
+        <w:t>Giá dịch vụ phải lớn hơn 0.</w:t>
+      </w:r>
+    </w:p>
+    <w:p>
+      <w:pPr>
+        <w:pStyle w:val="ListParagraph"/>
+        <w:numPr>
+          <w:ilvl w:val="0"/>
+          <w:numId w:val="47"/>
+        </w:numPr>
+      </w:pPr>
+      <w:r>
+        <w:t>Dịch vụ mới tạo mặc định trạng thái Đang cung cấp. Chỉ dịch vụ Đang cung cấp mới được dùng trong giao dịch/lịch hẹn mới; dịch vụ ngừng cung cấp chuyển trạng thái thay vì xóa.</w:t>
+      </w:r>
+    </w:p>
+    <w:p>
+      <w:pPr>
+        <w:pStyle w:val="ListParagraph"/>
+        <w:numPr>
+          <w:ilvl w:val="0"/>
+          <w:numId w:val="47"/>
+        </w:numPr>
+      </w:pPr>
+      <w:r>
+        <w:t>Với dịch vụ chăm sóc, thu ngân chỉ được đưa vào hóa đơn khi dịch vụ đã Hoàn thành và đang ở trạng thái thanh toán Chưa thanh toán. Sau khi thanh toán, chuyển thành Đã thanh toán để tránh một dịch vụ bị lập trên nhiều hóa đơn.</w:t>
+      </w:r>
+    </w:p>
+    <w:p>
+      <w:pPr>
+        <w:pStyle w:val="ListParagraph"/>
+        <w:numPr>
+          <w:ilvl w:val="0"/>
+          <w:numId w:val="47"/>
+        </w:numPr>
+      </w:pPr>
+      <w:r>
+        <w:lastRenderedPageBreak/>
+        <w:t>Chỉ chủ cửa hàng được thêm mới, cập nhật thông tin, giá và thời gian thực hiện của dịch vụ. Nhân viên chăm sóc chỉ được tra cứu và lựa chọn dịch vụ đang cung cấp.</w:t>
+      </w:r>
+    </w:p>
+    <w:p>
+      <w:pPr>
+        <w:pStyle w:val="ListParagraph"/>
+        <w:numPr>
+          <w:ilvl w:val="0"/>
+          <w:numId w:val="47"/>
+        </w:numPr>
+      </w:pPr>
+      <w:r>
+        <w:t>Thời gian thực hiện dự kiến của dịch vụ được tính bằng phút và phải là số nguyên dương. Khi thay đổi thời gian thực hiện của dịch vụ, thời gian đã ghi nhận tại các lịch hẹn được lập trước đó không tự động thay đổi.</w:t>
+      </w:r>
+    </w:p>
+    <w:p>
+      <w:pPr>
+        <w:pStyle w:val="ListParagraph"/>
+        <w:ind w:left="1287" w:firstLine="0"/>
+      </w:pPr>
+      <w:r>
+        <w:t>Mỗi dịch vụ thuộc một lịch hẹn chỉ được ghi nhận thanh toán một lần. Hệ thống không cho phép đưa cùng một dịch vụ của cùng lịch hẹn vào nhiều hóa đơn đã thanh toán</w:t>
+      </w:r>
+      <w:r>
+        <w:t>.</w:t>
+      </w:r>
+    </w:p>
+    <w:p>
+      <w:pPr>
+        <w:pStyle w:val="Heading4"/>
+      </w:pPr>
+      <w:r>
+        <w:t>Quy định về lịch sử chăm sóc</w:t>
+      </w:r>
+    </w:p>
+    <w:p>
+      <w:pPr>
+        <w:pStyle w:val="ListParagraph"/>
+        <w:numPr>
+          <w:ilvl w:val="0"/>
+          <w:numId w:val="47"/>
+        </w:numPr>
+      </w:pPr>
+      <w:r>
+        <w:t>Mỗi lịch sử chăm sóc được liên kết với một lịch hẹn đã hoàn thành. Thông tin thú cưng, nhân viên thực hiện và các dịch vụ chăm sóc được tra cứu thông qua lịch hẹn tương ứng.</w:t>
+      </w:r>
+    </w:p>
+    <w:p>
+      <w:pPr>
+        <w:pStyle w:val="ListParagraph"/>
+        <w:numPr>
+          <w:ilvl w:val="0"/>
+          <w:numId w:val="47"/>
+        </w:numPr>
+      </w:pPr>
+      <w:r>
+        <w:t>Mỗi lịch sử chăm sóc lưu mã lịch sử, cân nặng tại lần chăm sóc và ghi chú nếu có. Các thông tin khác được lấy từ lịch hẹn tương ứng nhằm tránh lưu trùng dữ liệu.</w:t>
+      </w:r>
+    </w:p>
+    <w:p>
+      <w:pPr>
+        <w:pStyle w:val="ListParagraph"/>
+        <w:numPr>
+          <w:ilvl w:val="0"/>
+          <w:numId w:val="47"/>
+        </w:numPr>
+      </w:pPr>
+      <w:r>
+        <w:t>Khi lịch hẹn chuyển sang Hoàn thành, hệ thống tự động tạo bản ghi lịch sử chăm sóc tương ứng — không tạo thủ công.</w:t>
+      </w:r>
+    </w:p>
+    <w:p>
+      <w:pPr>
+        <w:pStyle w:val="ListParagraph"/>
+        <w:numPr>
+          <w:ilvl w:val="0"/>
+          <w:numId w:val="47"/>
+        </w:numPr>
+      </w:pPr>
+      <w:r>
+        <w:t>Mỗi lịch hẹn hoàn thành chỉ được tự động tạo một lịch sử chăm sóc. Lịch sử chăm sóc sau khi tạo chỉ được tra cứu và xem chi tiết, không cho phép sửa hoặc xóa.</w:t>
+      </w:r>
+    </w:p>
+    <w:p>
+      <w:pPr>
+        <w:pStyle w:val="ListParagraph"/>
+        <w:numPr>
+          <w:ilvl w:val="0"/>
+          <w:numId w:val="47"/>
+        </w:numPr>
+      </w:pPr>
+      <w:r>
+        <w:t>Nhân viên chăm sóc được tìm kiếm và xem chi tiết lịch sử chăm sóc theo thú cưng hoặc thời gian.</w:t>
+      </w:r>
+    </w:p>
+    <w:p>
+      <w:pPr>
+        <w:pStyle w:val="Heading4"/>
+      </w:pPr>
+      <w:r>
+        <w:t xml:space="preserve">Quy định về </w:t>
+      </w:r>
+      <w:r>
+        <w:t>nhân viên và tài khoản</w:t>
+      </w:r>
+    </w:p>
+    <w:p>
+      <w:pPr>
+        <w:pStyle w:val="ListParagraph"/>
+        <w:numPr>
+          <w:ilvl w:val="0"/>
+          <w:numId w:val="48"/>
+        </w:numPr>
+      </w:pPr>
+      <w:r>
+        <w:t>Mỗi nhân viên phải có đầy đủ họ tên, giới tính, ngày sinh, số điện thoại, địa chỉ và chức vụ (theo Quy định chung ở trên).</w:t>
+      </w:r>
+    </w:p>
+    <w:p>
+      <w:pPr>
+        <w:pStyle w:val="ListParagraph"/>
+        <w:numPr>
+          <w:ilvl w:val="0"/>
+          <w:numId w:val="48"/>
+        </w:numPr>
+      </w:pPr>
+      <w:r>
+        <w:t xml:space="preserve">Nhân viên có </w:t>
+      </w:r>
+      <w:r>
+        <w:t xml:space="preserve">3 </w:t>
+      </w:r>
+      <w:r>
+        <w:t>chức vụ là Thu ngân và Chăm sóc</w:t>
+      </w:r>
+      <w:r>
+        <w:t xml:space="preserve">, </w:t>
+      </w:r>
+      <w:r>
+        <w:t>Chủ cửa hàng</w:t>
+      </w:r>
+      <w:r>
+        <w:t>.</w:t>
+      </w:r>
+    </w:p>
+    <w:p>
+      <w:pPr>
+        <w:pStyle w:val="ListParagraph"/>
+        <w:numPr>
+          <w:ilvl w:val="0"/>
+          <w:numId w:val="48"/>
+        </w:numPr>
+      </w:pPr>
+      <w:r>
+        <w:t>Nhân viên mới tạo mặc định trạng thái Đang làm việc. Khi nghỉ việc, chuyển sang Ngừng làm việc; tài khoản liên kết chuyển sang Đã khóa. Không xóa dữ liệu nhân viên đã phát sinh giao dịch.</w:t>
+      </w:r>
+    </w:p>
+    <w:p>
+      <w:pPr>
+        <w:pStyle w:val="ListParagraph"/>
+        <w:numPr>
+          <w:ilvl w:val="0"/>
+          <w:numId w:val="48"/>
+        </w:numPr>
+      </w:pPr>
+      <w:r>
+        <w:t>Mỗi nhân viên chỉ được cấp tối đa một tài khoản, liên kết 1-1 để xác định người dùng và quyền hạn. Chức vụ của tài khoản lấy theo chức vụ nhân viên, không lưu riêng.</w:t>
+      </w:r>
+    </w:p>
+    <w:p>
+      <w:pPr>
+        <w:pStyle w:val="ListParagraph"/>
+        <w:numPr>
+          <w:ilvl w:val="0"/>
+          <w:numId w:val="48"/>
+        </w:numPr>
+      </w:pPr>
+      <w:r>
+        <w:lastRenderedPageBreak/>
+        <w:t>Mỗi tài khoản có một mã tài khoản do hệ thống tự sinh theo quy tắc mã định danh chung, dùng để định danh nội bộ (khóa chính, liên kết dữ liệu).</w:t>
+      </w:r>
+    </w:p>
+    <w:p>
+      <w:pPr>
+        <w:pStyle w:val="ListParagraph"/>
+        <w:numPr>
+          <w:ilvl w:val="0"/>
+          <w:numId w:val="48"/>
+        </w:numPr>
+      </w:pPr>
+      <w:r>
+        <w:t>Tên đăng nhập do người dùng đặt, phải là duy nhất trong hệ thống, không được trùng với bất kỳ tên đăng nhập nào đã tồn tại (kể cả tài khoản đã khóa). Tên đăng nhập không thuộc phạm vi mã tự sinh.</w:t>
+      </w:r>
+    </w:p>
+    <w:p>
+      <w:pPr>
+        <w:pStyle w:val="ListParagraph"/>
+        <w:numPr>
+          <w:ilvl w:val="0"/>
+          <w:numId w:val="48"/>
+        </w:numPr>
+      </w:pPr>
+      <w:r>
+        <w:t>Tài khoản mới tạo mặc định trạng thái Đang hoạt động. Tài khoản Đã khóa không được đăng nhập. Chỉ chủ cửa hàng được tạo, cập nhật và khóa tài khoản nhân viên.</w:t>
+      </w:r>
+    </w:p>
+    <w:p>
+      <w:pPr>
+        <w:pStyle w:val="ListParagraph"/>
+        <w:numPr>
+          <w:ilvl w:val="0"/>
+          <w:numId w:val="48"/>
+        </w:numPr>
+      </w:pPr>
+      <w:r>
+        <w:t>Tài khoản Chủ cửa hàng được người phụ trách triển khai phần mềm khởi tạo và cung cấp khi hệ thống bắt đầu sử dụng. Sau khi đăng nhập, Chủ cửa hàng được sử dụng các chức năng quản lý theo thẩm quyền và cấp tài khoản cho nhân viên.</w:t>
+      </w:r>
+    </w:p>
+    <w:p>
+      <w:pPr>
+        <w:pStyle w:val="ListParagraph"/>
+        <w:numPr>
+          <w:ilvl w:val="0"/>
+          <w:numId w:val="48"/>
+        </w:numPr>
+      </w:pPr>
+      <w:r>
+        <w:t>Mật khẩu có 8–32 ký tự, không chứa khoảng trắng, có ít nhất một chữ hoa, một chữ thường, một chữ số và một ký tự đặc biệt. Khi đổi mật khẩu, mật khẩu mới và mật khẩu xác nhận phải trùng khớp.</w:t>
+      </w:r>
+    </w:p>
+    <w:p>
+      <w:pPr>
+        <w:pStyle w:val="ListParagraph"/>
+        <w:ind w:left="1287" w:firstLine="0"/>
+      </w:pPr>
+      <w:r>
+        <w:t>Chỉ chủ cửa hàng được tạo, cập nhật, tìm kiếm nhân viên và tạo, cập nhật, khóa tài khoản nhân viên. Người dùng bất kỳ được tự đổi mật khẩu của chính mình sau khi đăng nhập</w:t>
+      </w:r>
+      <w:r>
+        <w:t>.</w:t>
+      </w:r>
+    </w:p>
+    <w:p>
+      <w:pPr>
+        <w:pStyle w:val="Heading4"/>
+      </w:pPr>
+      <w:r>
+        <w:t xml:space="preserve">Quy định về </w:t>
+      </w:r>
+      <w:r>
+        <w:t>tra cứu hóa đơn</w:t>
+      </w:r>
+    </w:p>
+    <w:p>
+      <w:pPr>
+        <w:pStyle w:val="ListParagraph"/>
+        <w:numPr>
+          <w:ilvl w:val="0"/>
+          <w:numId w:val="49"/>
+        </w:numPr>
+      </w:pPr>
+      <w:r>
+        <w:t>Nhân viên thu ngân và chủ cửa hàng được phép tìm kiếm và xem thông tin hóa đơn.</w:t>
+      </w:r>
+    </w:p>
+    <w:p>
+      <w:pPr>
+        <w:pStyle w:val="ListParagraph"/>
+        <w:numPr>
+          <w:ilvl w:val="0"/>
+          <w:numId w:val="49"/>
+        </w:numPr>
+      </w:pPr>
+      <w:r>
+        <w:t>Khi tìm kiếm, hệ thống phải hiển thị đầy đủ thông tin của hóa đơn được chọn, bao gồm mã hóa đơn, ngày lập, nhân viên lập, khách hàng, sản phẩm, dịch vụ, số lượng, đơn giá, thành tiền, tổng tiền và trạng thái thanh toán.</w:t>
+      </w:r>
+    </w:p>
+    <w:p>
+      <w:pPr>
+        <w:pStyle w:val="ListParagraph"/>
+        <w:numPr>
+          <w:ilvl w:val="0"/>
+          <w:numId w:val="49"/>
+        </w:numPr>
+      </w:pPr>
+      <w:r>
+        <w:t>Hóa đơn đã thanh toán chỉ được tra cứu và xem chi tiết, không được chỉnh sửa hoặc hủy. Khi hóa đơn phát sinh trả hàng, hệ thống cho phép tra cứu các phiếu trả hàng liên quan để phục vụ đối chiếu</w:t>
+      </w:r>
+      <w:r>
+        <w:t>.</w:t>
+      </w:r>
+    </w:p>
+    <w:p>
+      <w:pPr>
+        <w:pStyle w:val="Heading4"/>
+      </w:pPr>
+      <w:r>
+        <w:t xml:space="preserve">Quy định về </w:t>
+      </w:r>
+      <w:r>
+        <w:t>thống kê doanh thu</w:t>
+      </w:r>
+    </w:p>
+    <w:p>
+      <w:pPr>
+        <w:pStyle w:val="ListParagraph"/>
+        <w:numPr>
+          <w:ilvl w:val="0"/>
+          <w:numId w:val="49"/>
+        </w:numPr>
+      </w:pPr>
+      <w:r>
+        <w:t>Hệ thống cho phép thống kê doanh thu theo ngày, tháng hoặc năm. Kết quả thống kê được phân chia thành doanh thu bán sản phẩm, doanh thu dịch vụ chăm sóc và tổng doanh thu của cửa hàng.</w:t>
+      </w:r>
+    </w:p>
+    <w:p>
+      <w:pPr>
+        <w:pStyle w:val="ListParagraph"/>
+        <w:numPr>
+          <w:ilvl w:val="0"/>
+          <w:numId w:val="49"/>
+        </w:numPr>
+      </w:pPr>
+      <w:r>
+        <w:lastRenderedPageBreak/>
+        <w:t>Doanh thu được tổng hợp từ các hóa đơn đã thanh toán thành công. Đối với sản phẩm, doanh thu phải được điều chỉnh bằng cách trừ các khoản tiền đã hoàn cho khách hàng từ những phiếu trả hàng có trạng thái Đã hoàn tất.</w:t>
+      </w:r>
+    </w:p>
+    <w:p>
+      <w:pPr>
+        <w:pStyle w:val="ListParagraph"/>
+        <w:numPr>
+          <w:ilvl w:val="0"/>
+          <w:numId w:val="49"/>
+        </w:numPr>
+      </w:pPr>
+      <w:r>
+        <w:t>Doanh thu bán sản phẩm = Tổng tiền bán sản phẩm đã thanh toán − Tổng tiền hoàn trả sản phẩm đã hoàn tất.</w:t>
+      </w:r>
+    </w:p>
+    <w:p>
+      <w:pPr>
+        <w:pStyle w:val="ListParagraph"/>
+        <w:numPr>
+          <w:ilvl w:val="0"/>
+          <w:numId w:val="49"/>
+        </w:numPr>
+      </w:pPr>
+      <w:r>
+        <w:t>Doanh thu dịch vụ = Tổng tiền dịch vụ đã thanh toán.</w:t>
+      </w:r>
+    </w:p>
+    <w:p>
+      <w:pPr>
+        <w:pStyle w:val="ListParagraph"/>
+        <w:numPr>
+          <w:ilvl w:val="0"/>
+          <w:numId w:val="49"/>
+        </w:numPr>
+      </w:pPr>
+      <w:r>
+        <w:t>Tổng doanh thu = Doanh thu bán sản phẩm + Doanh thu dịch vụ.</w:t>
+      </w:r>
+    </w:p>
+    <w:p>
+      <w:pPr>
+        <w:pStyle w:val="ListParagraph"/>
+        <w:numPr>
+          <w:ilvl w:val="0"/>
+          <w:numId w:val="49"/>
+        </w:numPr>
+      </w:pPr>
+      <w:r>
+        <w:t>Doanh thu được thống kê theo thời điểm thanh toán hóa đơn. Các khoản hoàn tiền được ghi nhận vào thời điểm phiếu trả hàng hoàn tất.</w:t>
+      </w:r>
+    </w:p>
+    <w:p>
+      <w:pPr>
+        <w:pStyle w:val="ListParagraph"/>
+        <w:numPr>
+          <w:ilvl w:val="0"/>
+          <w:numId w:val="45"/>
+        </w:numPr>
+      </w:pPr>
+      <w:r>
+        <w:t>Kết quả thống kê được hiển thị dưới dạng biểu đồ để chủ cửa hàng theo dõi tình hình doanh thu theo từng khoảng thời gian</w:t>
+      </w:r>
+      <w:r>
+        <w:t>.</w:t>
+      </w:r>
+    </w:p>
+    <w:p>
+      <w:pPr>
+        <w:pStyle w:val="Heading4"/>
+      </w:pPr>
+      <w:r>
+        <w:t xml:space="preserve">Quy định về </w:t>
+      </w:r>
+      <w:r>
+        <w:t>thống kê số lượng sản phẩm bán thực tế</w:t>
+      </w:r>
+    </w:p>
+    <w:p>
+      <w:pPr>
+        <w:pStyle w:val="ListParagraph"/>
+        <w:numPr>
+          <w:ilvl w:val="0"/>
+          <w:numId w:val="49"/>
+        </w:numPr>
+      </w:pPr>
+      <w:r>
+        <w:t>Hệ thống thống kê số lượng sản phẩm bán thực tế theo từng sản phẩm và khoảng thời gian do chủ cửa hàng lựa chọn.</w:t>
+      </w:r>
+    </w:p>
+    <w:p>
+      <w:pPr>
+        <w:pStyle w:val="ListParagraph"/>
+        <w:numPr>
+          <w:ilvl w:val="0"/>
+          <w:numId w:val="49"/>
+        </w:numPr>
+      </w:pPr>
+      <w:r>
+        <w:t>Số lượng sản phẩm đã bán được tổng hợp từ các chi tiết sản phẩm thuộc những hóa đơn đã thanh toán thành công.</w:t>
+      </w:r>
+    </w:p>
+    <w:p>
+      <w:pPr>
+        <w:pStyle w:val="ListParagraph"/>
+        <w:numPr>
+          <w:ilvl w:val="0"/>
+          <w:numId w:val="49"/>
+        </w:numPr>
+      </w:pPr>
+      <w:r>
+        <w:t>Số lượng sản phẩm đã trả được tổng hợp từ các chi tiết phiếu trả hàng thuộc những phiếu đã hoàn tất việc hoàn tiền, bao gồm cả sản phẩm Nguyên vẹn và sản phẩm Lỗi.</w:t>
+      </w:r>
+    </w:p>
+    <w:p>
+      <w:pPr>
+        <w:pStyle w:val="ListParagraph"/>
+        <w:numPr>
+          <w:ilvl w:val="0"/>
+          <w:numId w:val="49"/>
+        </w:numPr>
+      </w:pPr>
+      <w:r>
+        <w:t>Số lượng sản phẩm bán thực tế = Tổng số lượng sản phẩm đã bán − Tổng số lượng sản phẩm đã được trả và hoàn tiền.</w:t>
+      </w:r>
+    </w:p>
+    <w:p>
+      <w:pPr>
+        <w:pStyle w:val="ListParagraph"/>
+        <w:numPr>
+          <w:ilvl w:val="0"/>
+          <w:numId w:val="49"/>
+        </w:numPr>
+      </w:pPr>
+      <w:r>
+        <w:t>Khi thống kê theo ngày, tháng hoặc năm, số lượng bán được tính theo thời điểm thanh toán hóa đơn; số lượng trả được tính theo thời điểm phiếu trả hàng hoàn tất.</w:t>
       </w:r>
     </w:p>
     <w:p>
@@ -11751,7 +11792,70 @@
         </w:numPr>
       </w:pPr>
       <w:r>
-        <w:t>Mỗi lô hàng được liên kết với chi tiết phiếu nhập đã tạo ra lô đó. Thông tin sản phẩm và hạn sử dụng được xác định thông qua chi tiết phiếu nhập, không cần lưu lặp lại trong lô hàng.</w:t>
+        <w:t>Các phiếu trả hàng chưa được phê duyệt, đã bị từ chối hoặc chưa hoàn tiền thành công không được sử dụng để điều chỉnh số lượng sản phẩm bán thực tế</w:t>
+      </w:r>
+      <w:r>
+        <w:t>.</w:t>
+      </w:r>
+    </w:p>
+    <w:p>
+      <w:pPr>
+        <w:pStyle w:val="Heading4"/>
+      </w:pPr>
+      <w:r>
+        <w:t xml:space="preserve">Quy định về </w:t>
+      </w:r>
+      <w:r>
+        <w:t>thống kê số lượt sử dụng dịch vụ</w:t>
+      </w:r>
+    </w:p>
+    <w:p>
+      <w:pPr>
+        <w:pStyle w:val="ListParagraph"/>
+        <w:numPr>
+          <w:ilvl w:val="0"/>
+          <w:numId w:val="49"/>
+        </w:numPr>
+      </w:pPr>
+      <w:r>
+        <w:t>Hệ thống thống kê số lượt sử dụng dịch vụ chăm sóc dựa trên những lịch hẹn đã được cập nhật sang trạng thái Hoàn thành.</w:t>
+      </w:r>
+    </w:p>
+    <w:p>
+      <w:pPr>
+        <w:pStyle w:val="ListParagraph"/>
+        <w:numPr>
+          <w:ilvl w:val="0"/>
+          <w:numId w:val="49"/>
+        </w:numPr>
+      </w:pPr>
+      <w:r>
+        <w:lastRenderedPageBreak/>
+        <w:t>Mỗi dịch vụ thuộc một lịch hẹn Hoàn thành được tính là một lượt sử dụng dịch vụ. Một lịch hẹn có nhiều dịch vụ được tính số lượt tương ứng với số dịch vụ đã thực hiện.</w:t>
+      </w:r>
+    </w:p>
+    <w:p>
+      <w:pPr>
+        <w:pStyle w:val="ListParagraph"/>
+        <w:numPr>
+          <w:ilvl w:val="0"/>
+          <w:numId w:val="49"/>
+        </w:numPr>
+      </w:pPr>
+      <w:r>
+        <w:t>Những lịch hẹn ở trạng thái Đã đặt, Đang thực hiện hoặc Đã hủy không được tính vào số lượt sử dụng dịch vụ.</w:t>
+      </w:r>
+    </w:p>
+    <w:p>
+      <w:pPr>
+        <w:pStyle w:val="ListParagraph"/>
+        <w:numPr>
+          <w:ilvl w:val="0"/>
+          <w:numId w:val="49"/>
+        </w:numPr>
+      </w:pPr>
+      <w:r>
+        <w:t>Số lượt sử dụng của từng dịch vụ được tổng hợp theo thời điểm hoàn thành lịch hẹn và khoảng thời gian thống kê được lựa chọn.</w:t>
       </w:r>
     </w:p>
     <w:p>
@@ -11763,7 +11867,24 @@
         </w:numPr>
       </w:pPr>
       <w:r>
-        <w:t>Số lượng tồn kho của một sản phẩm được xác định bằng tổng số lượng còn lại trong tất cả các lô hàng thuộc sản phẩm đó.</w:t>
+        <w:t>Việc thống kê số lượt sử dụng dịch vụ không phụ thuộc vào số lượng hóa đơn. Dịch vụ đã hoàn thành nhưng chưa thanh toán vẫn được tính là đã sử dụng, tuy nhiên chưa được tính vào doanh thu</w:t>
+      </w:r>
+      <w:r>
+        <w:t>.</w:t>
+      </w:r>
+    </w:p>
+    <w:p>
+      <w:pPr>
+        <w:pStyle w:val="Heading4"/>
+      </w:pPr>
+      <w:r>
+        <w:t xml:space="preserve">Quy định về </w:t>
+      </w:r>
+      <w:r>
+        <w:t>thống kê sản phẩm lỗi được khách trả</w:t>
+      </w:r>
+      <w:r>
+        <w:t xml:space="preserve"> lại</w:t>
       </w:r>
     </w:p>
     <w:p>
@@ -11771,11 +11892,11 @@
         <w:pStyle w:val="ListParagraph"/>
         <w:numPr>
           <w:ilvl w:val="0"/>
-          <w:numId w:val="46"/>
+          <w:numId w:val="49"/>
         </w:numPr>
       </w:pPr>
       <w:r>
-        <w:t>Số lượng tồn kho = Tổng số lượng còn lại của các lô hàng.</w:t>
+        <w:t>Hệ thống thống kê số lượng sản phẩm lỗi phát sinh từ hoạt động trả hàng của khách hàng theo từng sản phẩm và khoảng thời gian.</w:t>
       </w:r>
     </w:p>
     <w:p>
@@ -11783,11 +11904,11 @@
         <w:pStyle w:val="ListParagraph"/>
         <w:numPr>
           <w:ilvl w:val="0"/>
-          <w:numId w:val="46"/>
+          <w:numId w:val="49"/>
         </w:numPr>
       </w:pPr>
       <w:r>
-        <w:t>Số lượng còn lại của từng lô hàng không được nhỏ hơn 0. Việc nhập hàng làm tăng số lượng sản phẩm trong kho nhưng không tự động làm tăng số lượng trên kệ.</w:t>
+        <w:t>Dữ liệu thống kê được tổng hợp từ các chi tiết phiếu trả hàng có tình trạng sản phẩm là Lỗi và thuộc những phiếu trả hàng đã hoàn tất việc hoàn tiền.</w:t>
       </w:r>
     </w:p>
     <w:p>
@@ -11795,22 +11916,11 @@
         <w:pStyle w:val="ListParagraph"/>
         <w:numPr>
           <w:ilvl w:val="0"/>
-          <w:numId w:val="46"/>
+          <w:numId w:val="49"/>
         </w:numPr>
       </w:pPr>
       <w:r>
-        <w:t>Chỉ chủ cửa hàng được tạo và xác nhận phiếu nhập hàng. Phiếu nhập sau khi được xác nhận phải được lưu giữ để phục vụ tra cứu và theo dõi nguồn gốc hàng hóa.</w:t>
-      </w:r>
-    </w:p>
-    <w:p>
-      <w:pPr>
-        <w:pStyle w:val="Heading4"/>
-      </w:pPr>
-      <w:r>
-        <w:t xml:space="preserve">Quy định về </w:t>
-      </w:r>
-      <w:r>
-        <w:t>xuất kho lên kệ</w:t>
+        <w:t>Tổng số lượng sản phẩm lỗi được trả = Tổng số lượng trả của các chi tiết phiếu trả hàng có tình trạng Lỗi và phiếu trả hàng ở trạng thái Đã hoàn tất.</w:t>
       </w:r>
     </w:p>
     <w:p>
@@ -11818,11 +11928,11 @@
         <w:pStyle w:val="ListParagraph"/>
         <w:numPr>
           <w:ilvl w:val="0"/>
-          <w:numId w:val="46"/>
+          <w:numId w:val="49"/>
         </w:numPr>
       </w:pPr>
       <w:r>
-        <w:t>Xuất kho là hoạt động chuyển hàng hóa từ kho lên kệ để phục vụ bán hàng tại cửa hàng. Hoạt động này không được xem là giao dịch bán hàng và không làm phát sinh doanh thu.</w:t>
+        <w:t>Các phiếu trả hàng chưa hoàn tất hoặc đã bị từ chối không được tính vào số lượng sản phẩm lỗi trong báo cáo.</w:t>
       </w:r>
     </w:p>
     <w:p>
@@ -11830,212 +11940,11 @@
         <w:pStyle w:val="ListParagraph"/>
         <w:numPr>
           <w:ilvl w:val="0"/>
-          <w:numId w:val="46"/>
+          <w:numId w:val="49"/>
         </w:numPr>
       </w:pPr>
       <w:r>
-        <w:t>Mỗi lần xuất kho được ghi nhận thông qua một phiếu xuất kho. Phiếu xuất kho lưu thông tin các sản phẩm cần xuất, số lượng xuất và số lượng thực tế được lấy từ từng lô hàng.</w:t>
-      </w:r>
-    </w:p>
-    <w:p>
-      <w:pPr>
-        <w:pStyle w:val="ListParagraph"/>
-        <w:numPr>
-          <w:ilvl w:val="0"/>
-          <w:numId w:val="46"/>
-        </w:numPr>
-      </w:pPr>
-      <w:r>
-        <w:t>Chỉ chủ cửa hàng được thực hiện và xác nhận xuất kho. Số lượng sản phẩm xuất phải là số nguyên dương và không được vượt quá tổng số lượng có thể xuất trong kho.</w:t>
-      </w:r>
-    </w:p>
-    <w:p>
-      <w:pPr>
-        <w:pStyle w:val="ListParagraph"/>
-        <w:numPr>
-          <w:ilvl w:val="0"/>
-          <w:numId w:val="46"/>
-        </w:numPr>
-      </w:pPr>
-      <w:r>
-        <w:t>Đối với sản phẩm có hạn sử dụng, hệ thống ưu tiên xuất từ các lô có hạn sử dụng gần nhất nhưng vẫn còn hợp lệ. Không cho phép xuất hàng từ những lô đã hết hạn sử dụng.</w:t>
-      </w:r>
-    </w:p>
-    <w:p>
-      <w:pPr>
-        <w:pStyle w:val="ListParagraph"/>
-        <w:numPr>
-          <w:ilvl w:val="0"/>
-          <w:numId w:val="46"/>
-        </w:numPr>
-      </w:pPr>
-      <w:r>
-        <w:lastRenderedPageBreak/>
-        <w:t>Khi số lượng cần xuất lớn hơn số lượng còn lại của một lô, hệ thống tiếp tục lựa chọn các lô phù hợp tiếp theo cho đến khi đáp ứng đủ số lượng yêu cầu hoặc xác định không đủ hàng để xuất.</w:t>
-      </w:r>
-    </w:p>
-    <w:p>
-      <w:pPr>
-        <w:pStyle w:val="ListParagraph"/>
-        <w:numPr>
-          <w:ilvl w:val="0"/>
-          <w:numId w:val="46"/>
-        </w:numPr>
-      </w:pPr>
-      <w:r>
-        <w:t>Khi phiếu xuất kho được xác nhận, hệ thống giảm số lượng còn lại của các lô đã xuất và tăng số lượng sản phẩm trên kệ tương ứng.</w:t>
-      </w:r>
-    </w:p>
-    <w:p>
-      <w:pPr>
-        <w:pStyle w:val="ListParagraph"/>
-        <w:numPr>
-          <w:ilvl w:val="0"/>
-          <w:numId w:val="46"/>
-        </w:numPr>
-      </w:pPr>
-      <w:r>
-        <w:t>Số lượng tồn kho mới = Số lượng tồn kho cũ − Số lượng xuất.</w:t>
-      </w:r>
-    </w:p>
-    <w:p>
-      <w:pPr>
-        <w:pStyle w:val="ListParagraph"/>
-        <w:numPr>
-          <w:ilvl w:val="0"/>
-          <w:numId w:val="46"/>
-        </w:numPr>
-      </w:pPr>
-      <w:r>
-        <w:t>Số lượng trên kệ mới = Số lượng trên kệ cũ + Số lượng xuất.</w:t>
-      </w:r>
-    </w:p>
-    <w:p>
-      <w:pPr>
-        <w:pStyle w:val="ListParagraph"/>
-        <w:numPr>
-          <w:ilvl w:val="0"/>
-          <w:numId w:val="46"/>
-        </w:numPr>
-      </w:pPr>
-      <w:r>
-        <w:t>Tổng số lượng hàng hóa hiện có của sản phẩm được xác định bằng tổng số lượng trong kho và số lượng trên kệ. Việc xuất kho lên kệ không làm thay đổi tổng số lượng hàng hóa hiện có tại cửa hàng.</w:t>
-      </w:r>
-    </w:p>
-    <w:p>
-      <w:pPr>
-        <w:pStyle w:val="ListParagraph"/>
-        <w:ind w:left="1287" w:firstLine="0"/>
-      </w:pPr>
-      <w:r>
-        <w:t>Sản phẩm trên kệ chỉ được theo dõi theo tổng số lượng của từng sản phẩm, không tiếp tục phân chia theo các lô hàng đã xuất. Khi bán hàng, hệ thống giảm số lượng trên kệ mà không cập nhật trực tiếp số lượng của các lô hàng trong kho.</w:t>
-      </w:r>
-    </w:p>
-    <w:p>
-      <w:pPr>
-        <w:pStyle w:val="Heading4"/>
-      </w:pPr>
-      <w:r>
-        <w:t xml:space="preserve">Quy định về </w:t>
-      </w:r>
-      <w:r>
-        <w:t>lịch hẹn chăm sóc</w:t>
-      </w:r>
-    </w:p>
-    <w:p>
-      <w:pPr>
-        <w:pStyle w:val="ListParagraph"/>
-        <w:numPr>
-          <w:ilvl w:val="0"/>
-          <w:numId w:val="46"/>
-        </w:numPr>
-      </w:pPr>
-      <w:r>
-        <w:t>Mỗi lịch hẹn gắn với một khách hàng, một thú cưng và một nhân viên chăm sóc phụ trách; có thể gồm một hoặc nhiều dịch vụ.</w:t>
-      </w:r>
-    </w:p>
-    <w:p>
-      <w:pPr>
-        <w:pStyle w:val="ListParagraph"/>
-        <w:numPr>
-          <w:ilvl w:val="0"/>
-          <w:numId w:val="46"/>
-        </w:numPr>
-      </w:pPr>
-      <w:r>
-        <w:t>Hệ thống phải kiểm tra lịch làm việc của nhân viên chăm sóc, không cho phép tạo lịch hẹn trùng thời gian đối với cùng một nhân viên.</w:t>
-      </w:r>
-    </w:p>
-    <w:p>
-      <w:pPr>
-        <w:pStyle w:val="ListParagraph"/>
-        <w:numPr>
-          <w:ilvl w:val="0"/>
-          <w:numId w:val="46"/>
-        </w:numPr>
-      </w:pPr>
-      <w:r>
-        <w:t>Mỗi dịch vụ trong lịch hẹn được ghi nhận thời gian thực hiện dự kiến tại thời điểm đăng ký. Tổng thời gian dự kiến của lịch hẹn bằng tổng thời gian dự kiến của các dịch vụ được chọn. Hệ thống sử dụng ngày giờ bắt đầu và tổng thời gian dự kiến để kiểm tra trùng lịch với các lịch hẹn khác của cùng nhân viên. Việc kiểm tra được thực hiện khi tạo mới hoặc thay đổi thông tin lịch hẹn.</w:t>
-      </w:r>
-    </w:p>
-    <w:p>
-      <w:pPr>
-        <w:pStyle w:val="ListParagraph"/>
-        <w:numPr>
-          <w:ilvl w:val="0"/>
-          <w:numId w:val="46"/>
-        </w:numPr>
-      </w:pPr>
-      <w:r>
-        <w:t>Lịch hẹn mới tạo mặc định trạng thái Đã đặt, quản lý theo các trạng thái: Đã đặt → Đang thực hiện → Hoàn thành, hoặc Đã hủy ở bất kỳ giai đoạn nào trước khi hoàn thành.</w:t>
-      </w:r>
-    </w:p>
-    <w:p>
-      <w:pPr>
-        <w:pStyle w:val="ListParagraph"/>
-        <w:numPr>
-          <w:ilvl w:val="0"/>
-          <w:numId w:val="46"/>
-        </w:numPr>
-      </w:pPr>
-      <w:r>
-        <w:t>Lịch hẹn Hoàn thành không được chuyển ngược lại Đã đặt. Khi hủy, chuyển sang Đã hủy thay vì xóa dữ liệu.</w:t>
-      </w:r>
-    </w:p>
-    <w:p>
-      <w:pPr>
-        <w:pStyle w:val="ListParagraph"/>
-        <w:numPr>
-          <w:ilvl w:val="0"/>
-          <w:numId w:val="46"/>
-        </w:numPr>
-      </w:pPr>
-      <w:r>
-        <w:t>Dịch vụ thuộc lịch hẹn Hoàn thành được ghi nhận là đã sử dụng để phục vụ thống kê số lượt sử dụng dịch vụ. Doanh thu dịch vụ chỉ được ghi nhận khi khách hàng đã thanh toán thành công.</w:t>
-      </w:r>
-    </w:p>
-    <w:p>
-      <w:pPr>
-        <w:pStyle w:val="ListParagraph"/>
-        <w:numPr>
-          <w:ilvl w:val="0"/>
-          <w:numId w:val="46"/>
-        </w:numPr>
-      </w:pPr>
-      <w:r>
-        <w:lastRenderedPageBreak/>
-        <w:t>Nhân viên chăm sóc được tạo, cập nhật (khi lịch hẹn chưa hoàn thành), hủy và tìm kiếm lịch hẹn</w:t>
-      </w:r>
-    </w:p>
-    <w:p>
-      <w:pPr>
-        <w:pStyle w:val="Heading4"/>
-      </w:pPr>
-      <w:r>
-        <w:t xml:space="preserve">Quy định về </w:t>
-      </w:r>
-      <w:r>
-        <w:t>dịch vụ</w:t>
+        <w:t>Số lượng sản phẩm lỗi được thống kê theo thời điểm hoàn tất phiếu trả hàng, giúp chủ cửa hàng theo dõi tình hình sản phẩm lỗi phát sinh trong từng giai đoạn.</w:t>
       </w:r>
     </w:p>
     <w:p>
@@ -12047,64 +11956,7 @@
         </w:numPr>
       </w:pPr>
       <w:r>
-        <w:t>Giá dịch vụ phải lớn hơn 0.</w:t>
-      </w:r>
-    </w:p>
-    <w:p>
-      <w:pPr>
-        <w:pStyle w:val="ListParagraph"/>
-        <w:numPr>
-          <w:ilvl w:val="0"/>
-          <w:numId w:val="47"/>
-        </w:numPr>
-      </w:pPr>
-      <w:r>
-        <w:t>Dịch vụ mới tạo mặc định trạng thái Đang cung cấp. Chỉ dịch vụ Đang cung cấp mới được dùng trong giao dịch/lịch hẹn mới; dịch vụ ngừng cung cấp chuyển trạng thái thay vì xóa.</w:t>
-      </w:r>
-    </w:p>
-    <w:p>
-      <w:pPr>
-        <w:pStyle w:val="ListParagraph"/>
-        <w:numPr>
-          <w:ilvl w:val="0"/>
-          <w:numId w:val="47"/>
-        </w:numPr>
-      </w:pPr>
-      <w:r>
-        <w:t>Với dịch vụ chăm sóc, thu ngân chỉ được đưa vào hóa đơn khi dịch vụ đã Hoàn thành và đang ở trạng thái thanh toán Chưa thanh toán. Sau khi thanh toán, chuyển thành Đã thanh toán để tránh một dịch vụ bị lập trên nhiều hóa đơn.</w:t>
-      </w:r>
-    </w:p>
-    <w:p>
-      <w:pPr>
-        <w:pStyle w:val="ListParagraph"/>
-        <w:numPr>
-          <w:ilvl w:val="0"/>
-          <w:numId w:val="47"/>
-        </w:numPr>
-      </w:pPr>
-      <w:r>
-        <w:t>Chỉ chủ cửa hàng được thêm mới, cập nhật thông tin, giá và thời gian thực hiện của dịch vụ. Nhân viên chăm sóc chỉ được tra cứu và lựa chọn dịch vụ đang cung cấp.</w:t>
-      </w:r>
-    </w:p>
-    <w:p>
-      <w:pPr>
-        <w:pStyle w:val="ListParagraph"/>
-        <w:numPr>
-          <w:ilvl w:val="0"/>
-          <w:numId w:val="47"/>
-        </w:numPr>
-      </w:pPr>
-      <w:r>
-        <w:t>Thời gian thực hiện dự kiến của dịch vụ được tính bằng phút và phải là số nguyên dương. Khi thay đổi thời gian thực hiện của dịch vụ, thời gian đã ghi nhận tại các lịch hẹn được lập trước đó không tự động thay đổi.</w:t>
-      </w:r>
-    </w:p>
-    <w:p>
-      <w:pPr>
-        <w:pStyle w:val="ListParagraph"/>
-        <w:ind w:left="1287" w:firstLine="0"/>
-      </w:pPr>
-      <w:r>
-        <w:t>Mỗi dịch vụ thuộc một lịch hẹn chỉ được ghi nhận thanh toán một lần. Hệ thống không cho phép đưa cùng một dịch vụ của cùng lịch hẹn vào nhiều hóa đơn đã thanh toán</w:t>
+        <w:t>Số lượng sản phẩm lỗi không được lưu trực tiếp trong thông tin sản phẩm mà được tổng hợp từ các phiếu trả hàng. Chỉ số này phản ánh tổng số sản phẩm lỗi được khách trả lại, không phải số lượng hàng lỗi hiện còn đang lưu giữ tại cửa hàng</w:t>
       </w:r>
       <w:r>
         <w:t>.</w:t>
@@ -12112,747 +11964,37 @@
     </w:p>
     <w:p>
       <w:pPr>
-        <w:pStyle w:val="Heading4"/>
-      </w:pPr>
-      <w:r>
-        <w:t>Quy định về lịch sử chăm sóc</w:t>
-      </w:r>
-    </w:p>
-    <w:p>
-      <w:pPr>
-        <w:pStyle w:val="ListParagraph"/>
-        <w:numPr>
-          <w:ilvl w:val="0"/>
-          <w:numId w:val="47"/>
-        </w:numPr>
-      </w:pPr>
-      <w:r>
-        <w:t>Mỗi lịch sử chăm sóc được liên kết với một lịch hẹn đã hoàn thành. Thông tin thú cưng, nhân viên thực hiện và các dịch vụ chăm sóc được tra cứu thông qua lịch hẹn tương ứng.</w:t>
-      </w:r>
-    </w:p>
-    <w:p>
-      <w:pPr>
-        <w:pStyle w:val="ListParagraph"/>
-        <w:numPr>
-          <w:ilvl w:val="0"/>
-          <w:numId w:val="47"/>
-        </w:numPr>
-      </w:pPr>
-      <w:r>
-        <w:t>Mỗi lịch sử chăm sóc lưu mã lịch sử, cân nặng tại lần chăm sóc và ghi chú nếu có. Các thông tin khác được lấy từ lịch hẹn tương ứng nhằm tránh lưu trùng dữ liệu.</w:t>
-      </w:r>
-    </w:p>
-    <w:p>
-      <w:pPr>
-        <w:pStyle w:val="ListParagraph"/>
-        <w:numPr>
-          <w:ilvl w:val="0"/>
-          <w:numId w:val="47"/>
-        </w:numPr>
-      </w:pPr>
-      <w:r>
-        <w:t>Khi lịch hẹn chuyển sang Hoàn thành, hệ thống tự động tạo bản ghi lịch sử chăm sóc tương ứng — không tạo thủ công.</w:t>
-      </w:r>
-    </w:p>
-    <w:p>
-      <w:pPr>
-        <w:pStyle w:val="ListParagraph"/>
-        <w:numPr>
-          <w:ilvl w:val="0"/>
-          <w:numId w:val="47"/>
-        </w:numPr>
-      </w:pPr>
-      <w:r>
-        <w:t>Mỗi lịch hẹn hoàn thành chỉ được tự động tạo một lịch sử chăm sóc. Lịch sử chăm sóc sau khi tạo chỉ được tra cứu và xem chi tiết, không cho phép sửa hoặc xóa.</w:t>
-      </w:r>
-    </w:p>
-    <w:p>
-      <w:pPr>
-        <w:pStyle w:val="ListParagraph"/>
-        <w:numPr>
-          <w:ilvl w:val="0"/>
-          <w:numId w:val="47"/>
-        </w:numPr>
-      </w:pPr>
+        <w:pStyle w:val="Heading2"/>
+      </w:pPr>
+      <w:r>
+        <w:t>Phạm vi đề tài:</w:t>
+      </w:r>
+      <w:bookmarkEnd w:id="16"/>
+    </w:p>
+    <w:p>
+      <w:pPr>
+        <w:pStyle w:val="Heading3"/>
+      </w:pPr>
+      <w:bookmarkStart w:id="18" w:name="_Toc240195145"/>
+      <w:r>
+        <w:t>Đặc điểm của ứng dụng</w:t>
+      </w:r>
+      <w:r>
+        <w:t>:</w:t>
+      </w:r>
+      <w:bookmarkEnd w:id="18"/>
+    </w:p>
+    <w:p>
+      <w:r>
+        <w:t xml:space="preserve">Hệ thống quản lý cửa hàng thú cưng Pet Bite là ứng dụng quản lý nội bộ được xây dựng bằng Java Swing và sử dụng SQL Server để lưu trữ dữ liệu. Ứng dụng hỗ </w:t>
+      </w:r>
       <w:r>
         <w:lastRenderedPageBreak/>
-        <w:t>Nhân viên chăm sóc được tìm kiếm và xem chi tiết lịch sử chăm sóc theo thú cưng hoặc thời gian.</w:t>
-      </w:r>
-    </w:p>
-    <w:p>
-      <w:pPr>
-        <w:pStyle w:val="Heading4"/>
-      </w:pPr>
-      <w:r>
-        <w:t xml:space="preserve">Quy định về </w:t>
-      </w:r>
-      <w:r>
-        <w:t>nhân viên và tài khoản</w:t>
-      </w:r>
-    </w:p>
-    <w:p>
-      <w:pPr>
-        <w:pStyle w:val="ListParagraph"/>
-        <w:numPr>
-          <w:ilvl w:val="0"/>
-          <w:numId w:val="48"/>
-        </w:numPr>
-      </w:pPr>
-      <w:r>
-        <w:t>Mỗi nhân viên phải có đầy đủ họ tên, giới tính, ngày sinh, số điện thoại, địa chỉ và chức vụ (theo Quy định chung ở trên).</w:t>
-      </w:r>
-    </w:p>
-    <w:p>
-      <w:pPr>
-        <w:pStyle w:val="ListParagraph"/>
-        <w:numPr>
-          <w:ilvl w:val="0"/>
-          <w:numId w:val="48"/>
-        </w:numPr>
-      </w:pPr>
-      <w:r>
-        <w:t xml:space="preserve">Nhân viên có </w:t>
-      </w:r>
-      <w:r>
-        <w:t xml:space="preserve">3 </w:t>
-      </w:r>
-      <w:r>
-        <w:t>chức vụ là Thu ngân và Chăm sóc</w:t>
-      </w:r>
-      <w:r>
-        <w:t xml:space="preserve">, </w:t>
-      </w:r>
-      <w:r>
-        <w:t>Chủ cửa hàng</w:t>
-      </w:r>
-      <w:r>
-        <w:t>.</w:t>
-      </w:r>
-    </w:p>
-    <w:p>
-      <w:pPr>
-        <w:pStyle w:val="ListParagraph"/>
-        <w:numPr>
-          <w:ilvl w:val="0"/>
-          <w:numId w:val="48"/>
-        </w:numPr>
-      </w:pPr>
-      <w:r>
-        <w:t>Nhân viên mới tạo mặc định trạng thái Đang làm việc. Khi nghỉ việc, chuyển sang Ngừng làm việc; tài khoản liên kết chuyển sang Đã khóa. Không xóa dữ liệu nhân viên đã phát sinh giao dịch.</w:t>
-      </w:r>
-    </w:p>
-    <w:p>
-      <w:pPr>
-        <w:pStyle w:val="ListParagraph"/>
-        <w:numPr>
-          <w:ilvl w:val="0"/>
-          <w:numId w:val="48"/>
-        </w:numPr>
-      </w:pPr>
-      <w:r>
-        <w:t>Mỗi nhân viên chỉ được cấp tối đa một tài khoản, liên kết 1-1 để xác định người dùng và quyền hạn. Chức vụ của tài khoản lấy theo chức vụ nhân viên, không lưu riêng.</w:t>
-      </w:r>
-    </w:p>
-    <w:p>
-      <w:pPr>
-        <w:pStyle w:val="ListParagraph"/>
-        <w:numPr>
-          <w:ilvl w:val="0"/>
-          <w:numId w:val="48"/>
-        </w:numPr>
-      </w:pPr>
-      <w:r>
-        <w:t>Mỗi tài khoản có một mã tài khoản do hệ thống tự sinh theo quy tắc mã định danh chung, dùng để định danh nội bộ (khóa chính, liên kết dữ liệu).</w:t>
-      </w:r>
-    </w:p>
-    <w:p>
-      <w:pPr>
-        <w:pStyle w:val="ListParagraph"/>
-        <w:numPr>
-          <w:ilvl w:val="0"/>
-          <w:numId w:val="48"/>
-        </w:numPr>
-      </w:pPr>
-      <w:r>
-        <w:t>Tên đăng nhập do người dùng đặt, phải là duy nhất trong hệ thống, không được trùng với bất kỳ tên đăng nhập nào đã tồn tại (kể cả tài khoản đã khóa). Tên đăng nhập không thuộc phạm vi mã tự sinh.</w:t>
-      </w:r>
-    </w:p>
-    <w:p>
-      <w:pPr>
-        <w:pStyle w:val="ListParagraph"/>
-        <w:numPr>
-          <w:ilvl w:val="0"/>
-          <w:numId w:val="48"/>
-        </w:numPr>
-      </w:pPr>
-      <w:r>
-        <w:t>Tài khoản mới tạo mặc định trạng thái Đang hoạt động. Tài khoản Đã khóa không được đăng nhập. Chỉ chủ cửa hàng được tạo, cập nhật và khóa tài khoản nhân viên.</w:t>
-      </w:r>
-    </w:p>
-    <w:p>
-      <w:pPr>
-        <w:pStyle w:val="ListParagraph"/>
-        <w:numPr>
-          <w:ilvl w:val="0"/>
-          <w:numId w:val="48"/>
-        </w:numPr>
-      </w:pPr>
-      <w:r>
-        <w:t>Tài khoản Chủ cửa hàng được người phụ trách triển khai phần mềm khởi tạo và cung cấp khi hệ thống bắt đầu sử dụng. Sau khi đăng nhập, Chủ cửa hàng được sử dụng các chức năng quản lý theo thẩm quyền và cấp tài khoản cho nhân viên.</w:t>
-      </w:r>
-    </w:p>
-    <w:p>
-      <w:pPr>
-        <w:pStyle w:val="ListParagraph"/>
-        <w:numPr>
-          <w:ilvl w:val="0"/>
-          <w:numId w:val="48"/>
-        </w:numPr>
-      </w:pPr>
-      <w:r>
-        <w:t>Mật khẩu có 8–32 ký tự, không chứa khoảng trắng, có ít nhất một chữ hoa, một chữ thường, một chữ số và một ký tự đặc biệt. Khi đổi mật khẩu, mật khẩu mới và mật khẩu xác nhận phải trùng khớp.</w:t>
-      </w:r>
-    </w:p>
-    <w:p>
-      <w:pPr>
-        <w:pStyle w:val="ListParagraph"/>
-        <w:ind w:left="1287" w:firstLine="0"/>
-      </w:pPr>
-      <w:r>
-        <w:t>Chỉ chủ cửa hàng được tạo, cập nhật, tìm kiếm nhân viên và tạo, cập nhật, khóa tài khoản nhân viên. Người dùng bất kỳ được tự đổi mật khẩu của chính mình sau khi đăng nhập</w:t>
-      </w:r>
-      <w:r>
-        <w:t>.</w:t>
-      </w:r>
-    </w:p>
-    <w:p>
-      <w:pPr>
-        <w:pStyle w:val="Heading4"/>
-      </w:pPr>
-      <w:r>
-        <w:t xml:space="preserve">Quy định về </w:t>
-      </w:r>
-      <w:r>
-        <w:t>tra cứu hóa đơn</w:t>
-      </w:r>
-    </w:p>
-    <w:p>
-      <w:pPr>
-        <w:pStyle w:val="ListParagraph"/>
-        <w:numPr>
-          <w:ilvl w:val="0"/>
-          <w:numId w:val="49"/>
-        </w:numPr>
-      </w:pPr>
-      <w:r>
-        <w:t>Nhân viên thu ngân và chủ cửa hàng được phép tìm kiếm và xem thông tin hóa đơn.</w:t>
-      </w:r>
-    </w:p>
-    <w:p>
-      <w:pPr>
-        <w:pStyle w:val="ListParagraph"/>
-        <w:numPr>
-          <w:ilvl w:val="0"/>
-          <w:numId w:val="49"/>
-        </w:numPr>
-      </w:pPr>
-      <w:r>
-        <w:lastRenderedPageBreak/>
-        <w:t>Khi tìm kiếm, hệ thống phải hiển thị đầy đủ thông tin của hóa đơn được chọn, bao gồm mã hóa đơn, ngày lập, nhân viên lập, khách hàng, sản phẩm, dịch vụ, số lượng, đơn giá, thành tiền, tổng tiền và trạng thái thanh toán.</w:t>
-      </w:r>
-    </w:p>
-    <w:p>
-      <w:pPr>
-        <w:pStyle w:val="ListParagraph"/>
-        <w:numPr>
-          <w:ilvl w:val="0"/>
-          <w:numId w:val="49"/>
-        </w:numPr>
-      </w:pPr>
-      <w:r>
-        <w:t>Hóa đơn đã thanh toán chỉ được tra cứu và xem chi tiết, không được chỉnh sửa hoặc hủy. Khi hóa đơn phát sinh trả hàng, hệ thống cho phép tra cứu các phiếu trả hàng liên quan để phục vụ đối chiếu</w:t>
-      </w:r>
-      <w:r>
-        <w:t>.</w:t>
-      </w:r>
-    </w:p>
-    <w:p>
-      <w:pPr>
-        <w:pStyle w:val="Heading4"/>
-      </w:pPr>
-      <w:r>
-        <w:t xml:space="preserve">Quy định về </w:t>
-      </w:r>
-      <w:r>
-        <w:t>thống kê doanh thu</w:t>
-      </w:r>
-    </w:p>
-    <w:p>
-      <w:pPr>
-        <w:pStyle w:val="ListParagraph"/>
-        <w:numPr>
-          <w:ilvl w:val="0"/>
-          <w:numId w:val="49"/>
-        </w:numPr>
-      </w:pPr>
-      <w:r>
-        <w:t>Hệ thống cho phép thống kê doanh thu theo ngày, tháng hoặc năm. Kết quả thống kê được phân chia thành doanh thu bán sản phẩm, doanh thu dịch vụ chăm sóc và tổng doanh thu của cửa hàng.</w:t>
-      </w:r>
-    </w:p>
-    <w:p>
-      <w:pPr>
-        <w:pStyle w:val="ListParagraph"/>
-        <w:numPr>
-          <w:ilvl w:val="0"/>
-          <w:numId w:val="49"/>
-        </w:numPr>
-      </w:pPr>
-      <w:r>
-        <w:t>Doanh thu được tổng hợp từ các hóa đơn đã thanh toán thành công. Đối với sản phẩm, doanh thu phải được điều chỉnh bằng cách trừ các khoản tiền đã hoàn cho khách hàng từ những phiếu trả hàng có trạng thái Đã hoàn tất.</w:t>
-      </w:r>
-    </w:p>
-    <w:p>
-      <w:pPr>
-        <w:pStyle w:val="ListParagraph"/>
-        <w:numPr>
-          <w:ilvl w:val="0"/>
-          <w:numId w:val="49"/>
-        </w:numPr>
-      </w:pPr>
-      <w:r>
-        <w:t>Doanh thu bán sản phẩm = Tổng tiền bán sản phẩm đã thanh toán − Tổng tiền hoàn trả sản phẩm đã hoàn tất.</w:t>
-      </w:r>
-    </w:p>
-    <w:p>
-      <w:pPr>
-        <w:pStyle w:val="ListParagraph"/>
-        <w:numPr>
-          <w:ilvl w:val="0"/>
-          <w:numId w:val="49"/>
-        </w:numPr>
-      </w:pPr>
-      <w:r>
-        <w:t>Doanh thu dịch vụ = Tổng tiền dịch vụ đã thanh toán.</w:t>
-      </w:r>
-    </w:p>
-    <w:p>
-      <w:pPr>
-        <w:pStyle w:val="ListParagraph"/>
-        <w:numPr>
-          <w:ilvl w:val="0"/>
-          <w:numId w:val="49"/>
-        </w:numPr>
-      </w:pPr>
-      <w:r>
-        <w:t>Tổng doanh thu = Doanh thu bán sản phẩm + Doanh thu dịch vụ.</w:t>
-      </w:r>
-    </w:p>
-    <w:p>
-      <w:pPr>
-        <w:pStyle w:val="ListParagraph"/>
-        <w:numPr>
-          <w:ilvl w:val="0"/>
-          <w:numId w:val="49"/>
-        </w:numPr>
-      </w:pPr>
-      <w:r>
-        <w:t>Doanh thu được thống kê theo thời điểm thanh toán hóa đơn. Các khoản hoàn tiền được ghi nhận vào thời điểm phiếu trả hàng hoàn tất.</w:t>
-      </w:r>
-    </w:p>
-    <w:p>
-      <w:pPr>
-        <w:pStyle w:val="ListParagraph"/>
-        <w:numPr>
-          <w:ilvl w:val="0"/>
-          <w:numId w:val="45"/>
-        </w:numPr>
-      </w:pPr>
-      <w:r>
-        <w:t>Kết quả thống kê được hiển thị dưới dạng biểu đồ để chủ cửa hàng theo dõi tình hình doanh thu theo từng khoảng thời gian</w:t>
-      </w:r>
-      <w:r>
-        <w:t>.</w:t>
-      </w:r>
-    </w:p>
-    <w:p>
-      <w:pPr>
-        <w:pStyle w:val="Heading4"/>
-      </w:pPr>
-      <w:r>
-        <w:t xml:space="preserve">Quy định về </w:t>
-      </w:r>
-      <w:r>
-        <w:t>thống kê số lượng sản phẩm bán thực tế</w:t>
-      </w:r>
-    </w:p>
-    <w:p>
-      <w:pPr>
-        <w:pStyle w:val="ListParagraph"/>
-        <w:numPr>
-          <w:ilvl w:val="0"/>
-          <w:numId w:val="49"/>
-        </w:numPr>
-      </w:pPr>
-      <w:r>
-        <w:t>Hệ thống thống kê số lượng sản phẩm bán thực tế theo từng sản phẩm và khoảng thời gian do chủ cửa hàng lựa chọn.</w:t>
-      </w:r>
-    </w:p>
-    <w:p>
-      <w:pPr>
-        <w:pStyle w:val="ListParagraph"/>
-        <w:numPr>
-          <w:ilvl w:val="0"/>
-          <w:numId w:val="49"/>
-        </w:numPr>
-      </w:pPr>
-      <w:r>
-        <w:t>Số lượng sản phẩm đã bán được tổng hợp từ các chi tiết sản phẩm thuộc những hóa đơn đã thanh toán thành công.</w:t>
-      </w:r>
-    </w:p>
-    <w:p>
-      <w:pPr>
-        <w:pStyle w:val="ListParagraph"/>
-        <w:numPr>
-          <w:ilvl w:val="0"/>
-          <w:numId w:val="49"/>
-        </w:numPr>
-      </w:pPr>
-      <w:r>
-        <w:t>Số lượng sản phẩm đã trả được tổng hợp từ các chi tiết phiếu trả hàng thuộc những phiếu đã hoàn tất việc hoàn tiền, bao gồm cả sản phẩm Nguyên vẹn và sản phẩm Lỗi.</w:t>
-      </w:r>
-    </w:p>
-    <w:p>
-      <w:pPr>
-        <w:pStyle w:val="ListParagraph"/>
-        <w:numPr>
-          <w:ilvl w:val="0"/>
-          <w:numId w:val="49"/>
-        </w:numPr>
-      </w:pPr>
-      <w:r>
-        <w:t>Số lượng sản phẩm bán thực tế = Tổng số lượng sản phẩm đã bán − Tổng số lượng sản phẩm đã được trả và hoàn tiền.</w:t>
-      </w:r>
-    </w:p>
-    <w:p>
-      <w:pPr>
-        <w:pStyle w:val="ListParagraph"/>
-        <w:numPr>
-          <w:ilvl w:val="0"/>
-          <w:numId w:val="49"/>
-        </w:numPr>
-      </w:pPr>
-      <w:r>
-        <w:lastRenderedPageBreak/>
-        <w:t>Khi thống kê theo ngày, tháng hoặc năm, số lượng bán được tính theo thời điểm thanh toán hóa đơn; số lượng trả được tính theo thời điểm phiếu trả hàng hoàn tất.</w:t>
-      </w:r>
-    </w:p>
-    <w:p>
-      <w:pPr>
-        <w:pStyle w:val="ListParagraph"/>
-        <w:numPr>
-          <w:ilvl w:val="0"/>
-          <w:numId w:val="46"/>
-        </w:numPr>
-      </w:pPr>
-      <w:r>
-        <w:t>Các phiếu trả hàng chưa được phê duyệt, đã bị từ chối hoặc chưa hoàn tiền thành công không được sử dụng để điều chỉnh số lượng sản phẩm bán thực tế</w:t>
-      </w:r>
-      <w:r>
-        <w:t>.</w:t>
-      </w:r>
-    </w:p>
-    <w:p>
-      <w:pPr>
-        <w:pStyle w:val="Heading4"/>
-      </w:pPr>
-      <w:r>
-        <w:t xml:space="preserve">Quy định về </w:t>
-      </w:r>
-      <w:r>
-        <w:t>thống kê số lượt sử dụng dịch vụ</w:t>
-      </w:r>
-    </w:p>
-    <w:p>
-      <w:pPr>
-        <w:pStyle w:val="ListParagraph"/>
-        <w:numPr>
-          <w:ilvl w:val="0"/>
-          <w:numId w:val="49"/>
-        </w:numPr>
-      </w:pPr>
-      <w:r>
-        <w:t>Hệ thống thống kê số lượt sử dụng dịch vụ chăm sóc dựa trên những lịch hẹn đã được cập nhật sang trạng thái Hoàn thành.</w:t>
-      </w:r>
-    </w:p>
-    <w:p>
-      <w:pPr>
-        <w:pStyle w:val="ListParagraph"/>
-        <w:numPr>
-          <w:ilvl w:val="0"/>
-          <w:numId w:val="49"/>
-        </w:numPr>
-      </w:pPr>
-      <w:r>
-        <w:t>Mỗi dịch vụ thuộc một lịch hẹn Hoàn thành được tính là một lượt sử dụng dịch vụ. Một lịch hẹn có nhiều dịch vụ được tính số lượt tương ứng với số dịch vụ đã thực hiện.</w:t>
-      </w:r>
-    </w:p>
-    <w:p>
-      <w:pPr>
-        <w:pStyle w:val="ListParagraph"/>
-        <w:numPr>
-          <w:ilvl w:val="0"/>
-          <w:numId w:val="49"/>
-        </w:numPr>
-      </w:pPr>
-      <w:r>
-        <w:t>Những lịch hẹn ở trạng thái Đã đặt, Đang thực hiện hoặc Đã hủy không được tính vào số lượt sử dụng dịch vụ.</w:t>
-      </w:r>
-    </w:p>
-    <w:p>
-      <w:pPr>
-        <w:pStyle w:val="ListParagraph"/>
-        <w:numPr>
-          <w:ilvl w:val="0"/>
-          <w:numId w:val="49"/>
-        </w:numPr>
-      </w:pPr>
-      <w:r>
-        <w:t>Số lượt sử dụng của từng dịch vụ được tổng hợp theo thời điểm hoàn thành lịch hẹn và khoảng thời gian thống kê được lựa chọn.</w:t>
-      </w:r>
-    </w:p>
-    <w:p>
-      <w:pPr>
-        <w:pStyle w:val="ListParagraph"/>
-        <w:numPr>
-          <w:ilvl w:val="0"/>
-          <w:numId w:val="46"/>
-        </w:numPr>
-      </w:pPr>
-      <w:r>
-        <w:t>Việc thống kê số lượt sử dụng dịch vụ không phụ thuộc vào số lượng hóa đơn. Dịch vụ đã hoàn thành nhưng chưa thanh toán vẫn được tính là đã sử dụng, tuy nhiên chưa được tính vào doanh thu</w:t>
-      </w:r>
-      <w:r>
-        <w:t>.</w:t>
-      </w:r>
-    </w:p>
-    <w:p>
-      <w:pPr>
-        <w:pStyle w:val="Heading4"/>
-      </w:pPr>
-      <w:r>
-        <w:t xml:space="preserve">Quy định về </w:t>
-      </w:r>
-      <w:r>
-        <w:t>báo cáo hạn sử dụng theo lô hàng</w:t>
-      </w:r>
-    </w:p>
-    <w:p>
-      <w:pPr>
-        <w:pStyle w:val="ListParagraph"/>
-        <w:numPr>
-          <w:ilvl w:val="0"/>
-          <w:numId w:val="49"/>
-        </w:numPr>
-      </w:pPr>
-      <w:r>
-        <w:t>Hệ thống theo dõi hạn sử dụng của các lô hàng dựa trên thông tin hạn sử dụng được ghi nhận tại chi tiết phiếu nhập tương ứng.</w:t>
-      </w:r>
-    </w:p>
-    <w:p>
-      <w:pPr>
-        <w:pStyle w:val="ListParagraph"/>
-        <w:numPr>
-          <w:ilvl w:val="0"/>
-          <w:numId w:val="49"/>
-        </w:numPr>
-      </w:pPr>
-      <w:r>
-        <w:t>Chỉ những lô hàng có thông tin hạn sử dụng và còn số lượng trong kho mới được đưa vào báo cáo theo dõi hạn sử dụng.</w:t>
-      </w:r>
-    </w:p>
-    <w:p>
-      <w:pPr>
-        <w:pStyle w:val="ListParagraph"/>
-        <w:numPr>
-          <w:ilvl w:val="0"/>
-          <w:numId w:val="49"/>
-        </w:numPr>
-      </w:pPr>
-      <w:r>
-        <w:t>Lô hàng được xác định là Sắp hết hạn khi thời gian còn lại đến ngày hết hạn nằm trong khoảng từ 0 đến 15 ngày, tính theo ngày hiện tại.</w:t>
-      </w:r>
-    </w:p>
-    <w:p>
-      <w:pPr>
-        <w:pStyle w:val="ListParagraph"/>
-        <w:numPr>
-          <w:ilvl w:val="0"/>
-          <w:numId w:val="49"/>
-        </w:numPr>
-      </w:pPr>
-      <w:r>
-        <w:t>Lô hàng được xác định là Đã hết hạn khi ngày hết hạn nhỏ hơn ngày hiện tại. Các lô đã hết hạn được hiển thị riêng và không được phép xuất lên kệ.</w:t>
-      </w:r>
-    </w:p>
-    <w:p>
-      <w:pPr>
-        <w:pStyle w:val="ListParagraph"/>
-        <w:numPr>
-          <w:ilvl w:val="0"/>
-          <w:numId w:val="49"/>
-        </w:numPr>
-      </w:pPr>
-      <w:r>
-        <w:t>Báo cáo hiển thị các thông tin gồm mã lô hàng, sản phẩm, số lượng còn trong kho, hạn sử dụng và tình trạng hạn sử dụng để chủ cửa hàng chủ động kiểm tra và xử lý.</w:t>
-      </w:r>
-    </w:p>
-    <w:p>
-      <w:pPr>
-        <w:pStyle w:val="ListParagraph"/>
-        <w:numPr>
-          <w:ilvl w:val="0"/>
-          <w:numId w:val="49"/>
-        </w:numPr>
-      </w:pPr>
-      <w:r>
-        <w:lastRenderedPageBreak/>
-        <w:t>Đối với sản phẩm không có hạn sử dụng, hệ thống không thực hiện cảnh báo hết hạn.</w:t>
-      </w:r>
-    </w:p>
-    <w:p>
-      <w:pPr>
-        <w:pStyle w:val="ListParagraph"/>
-        <w:numPr>
-          <w:ilvl w:val="0"/>
-          <w:numId w:val="47"/>
-        </w:numPr>
-      </w:pPr>
-      <w:r>
-        <w:t>Do số lượng sản phẩm trên kệ không được quản lý theo từng lô, báo cáo hạn sử dụng chỉ theo dõi được những lô hàng còn trong kho. Đối với sản phẩm đã được đưa lên kệ, cửa hàng cần kiểm tra hạn sử dụng trực tiếp trên bao bì</w:t>
-      </w:r>
-      <w:r>
-        <w:t>.</w:t>
-      </w:r>
-    </w:p>
-    <w:p>
-      <w:pPr>
-        <w:pStyle w:val="Heading4"/>
-      </w:pPr>
-      <w:r>
-        <w:t xml:space="preserve"> Quy định về </w:t>
-      </w:r>
-      <w:r>
-        <w:t>thống kê sản phẩm lỗi được khách trả</w:t>
-      </w:r>
-      <w:r>
-        <w:t xml:space="preserve"> lại</w:t>
-      </w:r>
-    </w:p>
-    <w:p>
-      <w:pPr>
-        <w:pStyle w:val="ListParagraph"/>
-        <w:numPr>
-          <w:ilvl w:val="0"/>
-          <w:numId w:val="49"/>
-        </w:numPr>
-      </w:pPr>
-      <w:r>
-        <w:t>Hệ thống thống kê số lượng sản phẩm lỗi phát sinh từ hoạt động trả hàng của khách hàng theo từng sản phẩm và khoảng thời gian.</w:t>
-      </w:r>
-    </w:p>
-    <w:p>
-      <w:pPr>
-        <w:pStyle w:val="ListParagraph"/>
-        <w:numPr>
-          <w:ilvl w:val="0"/>
-          <w:numId w:val="49"/>
-        </w:numPr>
-      </w:pPr>
-      <w:r>
-        <w:t>Dữ liệu thống kê được tổng hợp từ các chi tiết phiếu trả hàng có tình trạng sản phẩm là Lỗi và thuộc những phiếu trả hàng đã hoàn tất việc hoàn tiền.</w:t>
-      </w:r>
-    </w:p>
-    <w:p>
-      <w:pPr>
-        <w:pStyle w:val="ListParagraph"/>
-        <w:numPr>
-          <w:ilvl w:val="0"/>
-          <w:numId w:val="49"/>
-        </w:numPr>
-      </w:pPr>
-      <w:r>
-        <w:t>Tổng số lượng sản phẩm lỗi được trả = Tổng số lượng trả của các chi tiết phiếu trả hàng có tình trạng Lỗi và phiếu trả hàng ở trạng thái Đã hoàn tất.</w:t>
-      </w:r>
-    </w:p>
-    <w:p>
-      <w:pPr>
-        <w:pStyle w:val="ListParagraph"/>
-        <w:numPr>
-          <w:ilvl w:val="0"/>
-          <w:numId w:val="49"/>
-        </w:numPr>
-      </w:pPr>
-      <w:r>
-        <w:t>Các phiếu trả hàng chưa hoàn tất hoặc đã bị từ chối không được tính vào số lượng sản phẩm lỗi trong báo cáo.</w:t>
-      </w:r>
-    </w:p>
-    <w:p>
-      <w:pPr>
-        <w:pStyle w:val="ListParagraph"/>
-        <w:numPr>
-          <w:ilvl w:val="0"/>
-          <w:numId w:val="49"/>
-        </w:numPr>
-      </w:pPr>
-      <w:r>
-        <w:t>Số lượng sản phẩm lỗi được thống kê theo thời điểm hoàn tất phiếu trả hàng, giúp chủ cửa hàng theo dõi tình hình sản phẩm lỗi phát sinh trong từng giai đoạn.</w:t>
-      </w:r>
-    </w:p>
-    <w:p>
-      <w:pPr>
-        <w:pStyle w:val="ListParagraph"/>
-        <w:numPr>
-          <w:ilvl w:val="0"/>
-          <w:numId w:val="47"/>
-        </w:numPr>
-      </w:pPr>
-      <w:r>
-        <w:t>Số lượng sản phẩm lỗi không được lưu trực tiếp trong thông tin sản phẩm mà được tổng hợp từ các phiếu trả hàng. Chỉ số này phản ánh tổng số sản phẩm lỗi được khách trả lại, không phải số lượng hàng lỗi hiện còn đang lưu giữ tại cửa hàng</w:t>
-      </w:r>
-      <w:r>
-        <w:t>.</w:t>
-      </w:r>
-    </w:p>
-    <w:p>
-      <w:pPr>
-        <w:pStyle w:val="Heading2"/>
-      </w:pPr>
-      <w:r>
-        <w:t>Phạm vi đề tài:</w:t>
-      </w:r>
-      <w:bookmarkEnd w:id="16"/>
-    </w:p>
-    <w:p>
-      <w:pPr>
-        <w:pStyle w:val="Heading3"/>
-      </w:pPr>
-      <w:bookmarkStart w:id="18" w:name="_Toc240195145"/>
-      <w:r>
-        <w:t>Đặc điểm của ứng dụng</w:t>
-      </w:r>
-      <w:r>
-        <w:t>:</w:t>
-      </w:r>
-      <w:bookmarkEnd w:id="18"/>
-    </w:p>
-    <w:p>
-      <w:r>
-        <w:t>Hệ thống quản lý cửa hàng thú cưng Pet Bite là ứng dụng quản lý nội bộ được xây dựng bằng Java Swing và sử dụng SQL Server để lưu trữ dữ liệu. Ứng dụng hỗ trợ các hoạt động kinh doanh sản phẩm, quản lý nhập hàng, xuất kho lên kệ, chăm sóc thú cưng, bán hàng, thanh toán, trả hàng và thống kê báo cáo.</w:t>
-      </w:r>
-    </w:p>
-    <w:p>
-      <w:r>
-        <w:lastRenderedPageBreak/>
+        <w:t>trợ các hoạt động kinh doanh sản phẩm, chăm sóc thú cưng, bán hàng, thanh toán, trả hàng và thống kê báo cáo.</w:t>
+      </w:r>
+    </w:p>
+    <w:p>
+      <w:r>
         <w:t>Hệ thống giúp tập trung thông tin, hỗ trợ người sử dụng thực hiện các nghiệp vụ theo chức vụ được phân công, hạn chế sai sót trong quá trình xử lý dữ liệu và nâng cao hiệu quả quản lý tại cửa hàng</w:t>
       </w:r>
       <w:r>
@@ -12930,7 +12072,7 @@
         </w:numPr>
       </w:pPr>
       <w:r>
-        <w:t>Chủ cửa hàng: Quản lý nhân viên, tài khoản, sản phẩm, loại sản phẩm, dịch vụ, nhập hàng, xuất kho lên kệ; phê duyệt hoặc từ chối yêu cầu trả hàng, kiểm soát hoạt động kinh doanh, tra cứu hóa đơn và xem các báo cáo thống kê.</w:t>
+        <w:t>Chủ cửa hàng: Quản lý nhân viên, tài khoản, sản phẩm, loại sản phẩm, dịch vụ; phê duyệt hoặc từ chối yêu cầu trả hàng, kiểm soát hoạt động kinh doanh, tra cứu hóa đơn và xem các báo cáo thống kê.</w:t>
       </w:r>
     </w:p>
     <w:p>
@@ -13576,7 +12718,19 @@
               <w:rPr>
                 <w:szCs w:val="26"/>
               </w:rPr>
-              <w:t>Tại màn hình Bán hàng, khi nhân viên Thu ngân quét mã sản phẩm nhưng số lượng trên kệ không đủ đáp ứng, tôi đề xuất hệ thống không cho phép thêm vượt quá số lượng hiện có và hiển thị thông báo để nhân viên điều chỉnh. Đề xuất này có hợp lý không?</w:t>
+              <w:t xml:space="preserve">Tại màn hình Bán hàng, khi nhân viên Thu ngân quét mã sản phẩm nhưng số lượng </w:t>
+            </w:r>
+            <w:r>
+              <w:rPr>
+                <w:szCs w:val="26"/>
+              </w:rPr>
+              <w:t>tồn</w:t>
+            </w:r>
+            <w:r>
+              <w:rPr>
+                <w:szCs w:val="26"/>
+              </w:rPr>
+              <w:t xml:space="preserve"> không đủ đáp ứng, tôi đề xuất hệ thống không cho phép thêm vượt quá số lượng hiện có và hiển thị thông báo để nhân viên điều chỉnh. Đề xuất này có hợp lý không?</w:t>
             </w:r>
           </w:p>
         </w:tc>
@@ -13597,7 +12751,19 @@
               <w:rPr>
                 <w:szCs w:val="26"/>
               </w:rPr>
-              <w:t>Đồng ý. Hệ thống phải kiểm tra số lượng sản phẩm trên kệ khi thêm vào danh sách hàng cần thanh toán và kiểm tra lại trước khi xác nhận thanh toán, nhằm tránh phát sinh số lượng âm.</w:t>
+              <w:t>Đồng ý. Hệ thống phải kiểm tra số lượng</w:t>
+            </w:r>
+            <w:r>
+              <w:rPr>
+                <w:szCs w:val="26"/>
+              </w:rPr>
+              <w:t xml:space="preserve"> tồn</w:t>
+            </w:r>
+            <w:r>
+              <w:rPr>
+                <w:szCs w:val="26"/>
+              </w:rPr>
+              <w:t xml:space="preserve"> sản phẩm khi thêm vào danh sách hàng cần thanh toán và kiểm tra lại trước khi xác nhận thanh toán, nhằm tránh phát sinh số lượng âm.</w:t>
             </w:r>
           </w:p>
         </w:tc>
@@ -13618,7 +12784,13 @@
               <w:rPr>
                 <w:szCs w:val="26"/>
               </w:rPr>
-              <w:t>Kiểm tra số lượng trên kệ, không sử dụng số lượng tồn trong kho làm điều kiện bán hàng.</w:t>
+              <w:t xml:space="preserve">Kiểm tra số lượng </w:t>
+            </w:r>
+            <w:r>
+              <w:rPr>
+                <w:szCs w:val="26"/>
+              </w:rPr>
+              <w:t>tồn.</w:t>
             </w:r>
           </w:p>
         </w:tc>
@@ -14416,7 +13588,16 @@
         </w:numPr>
       </w:pPr>
       <w:r>
-        <w:t>Hệ thống phải hiển thị thông tin sản phẩm gồm mã, tên, loại sản phẩm, đơn vị tính, giá bán, số lượng trong kho, số lượng trên kệ và trạng thái kinh doanh.</w:t>
+        <w:t xml:space="preserve">Hệ thống phải hiển thị thông tin sản phẩm gồm mã, tên, loại sản phẩm, đơn vị tính, giá bán, </w:t>
+      </w:r>
+      <w:r>
+        <w:t>số lượng tồn</w:t>
+      </w:r>
+      <w:r>
+        <w:t xml:space="preserve"> </w:t>
+      </w:r>
+      <w:r>
+        <w:t>và trạng thái kinh doanh.</w:t>
       </w:r>
     </w:p>
     <w:p>
@@ -14476,7 +13657,16 @@
         </w:numPr>
       </w:pPr>
       <w:r>
-        <w:t>Số lượng tồn kho của sản phẩm được tổng hợp từ các lô hàng; số lượng trên kệ được theo dõi riêng</w:t>
+        <w:t xml:space="preserve">Số lượng tồn kho của sản phẩm được tổng hợp từ các lô hàng; số lượng </w:t>
+      </w:r>
+      <w:r>
+        <w:t>tồn</w:t>
+      </w:r>
+      <w:r>
+        <w:t xml:space="preserve"> </w:t>
+      </w:r>
+      <w:r>
+        <w:t>được theo dõi riêng</w:t>
       </w:r>
       <w:r>
         <w:t>.</w:t>
@@ -14631,7 +13821,16 @@
         </w:numPr>
       </w:pPr>
       <w:r>
-        <w:t>Hệ thống phải kiểm tra trạng thái kinh doanh và số lượng hiện có trên kệ trước khi thêm hoặc thay đổi số lượng sản phẩm.</w:t>
+        <w:t xml:space="preserve">Hệ thống phải kiểm tra trạng thái kinh doanh và số lượng </w:t>
+      </w:r>
+      <w:r>
+        <w:t>tồn</w:t>
+      </w:r>
+      <w:r>
+        <w:t xml:space="preserve"> </w:t>
+      </w:r>
+      <w:r>
+        <w:t>trước khi thêm hoặc thay đổi số lượng sản phẩm.</w:t>
       </w:r>
     </w:p>
     <w:p>
@@ -14739,7 +13938,16 @@
       </w:pPr>
       <w:r>
         <w:lastRenderedPageBreak/>
-        <w:t>Hệ thống phải kiểm tra lại số lượng sản phẩm trên kệ và tình trạng thanh toán của dịch vụ trước khi xác nhận.</w:t>
+        <w:t>Hệ thống phải kiểm tra lại số lượng</w:t>
+      </w:r>
+      <w:r>
+        <w:t xml:space="preserve"> </w:t>
+      </w:r>
+      <w:r>
+        <w:t>tồn</w:t>
+      </w:r>
+      <w:r>
+        <w:t xml:space="preserve"> sản phẩm và tình trạng thanh toán của dịch vụ trước khi xác nhận.</w:t>
       </w:r>
     </w:p>
     <w:p>
@@ -14763,7 +13971,16 @@
         </w:numPr>
       </w:pPr>
       <w:r>
-        <w:t>Hệ thống phải giảm số lượng sản phẩm trên kệ tương ứng với số lượng đã bán và ghi nhận các dịch vụ liên quan là đã thanh toán.</w:t>
+        <w:t xml:space="preserve">Hệ thống phải </w:t>
+      </w:r>
+      <w:r>
+        <w:t>giảm số lượng tồn</w:t>
+      </w:r>
+      <w:r>
+        <w:t xml:space="preserve"> </w:t>
+      </w:r>
+      <w:r>
+        <w:t>tương ứng với số lượng đã bán và ghi nhận các dịch vụ liên quan là đã thanh toán.</w:t>
       </w:r>
     </w:p>
     <w:p>
@@ -14860,102 +14077,6 @@
         <w:pStyle w:val="Heading3"/>
       </w:pPr>
       <w:r>
-        <w:t>Nhập hàng</w:t>
-      </w:r>
-    </w:p>
-    <w:p>
-      <w:pPr>
-        <w:pStyle w:val="ListParagraph"/>
-        <w:numPr>
-          <w:ilvl w:val="0"/>
-          <w:numId w:val="62"/>
-        </w:numPr>
-      </w:pPr>
-      <w:r>
-        <w:t>Hệ thống phải cho phép Chủ cửa hàng tạo phiếu nhập và tra cứu các phiếu nhập đã lập.</w:t>
-      </w:r>
-    </w:p>
-    <w:p>
-      <w:pPr>
-        <w:pStyle w:val="ListParagraph"/>
-        <w:numPr>
-          <w:ilvl w:val="0"/>
-          <w:numId w:val="62"/>
-        </w:numPr>
-      </w:pPr>
-      <w:r>
-        <w:t>Mỗi phiếu nhập phải có ít nhất một sản phẩm, với số lượng nhập và đơn giá nhập hợp lệ.</w:t>
-      </w:r>
-    </w:p>
-    <w:p>
-      <w:pPr>
-        <w:pStyle w:val="ListParagraph"/>
-        <w:numPr>
-          <w:ilvl w:val="0"/>
-          <w:numId w:val="62"/>
-        </w:numPr>
-      </w:pPr>
-      <w:r>
-        <w:t>Hệ thống phải cho phép nhập hạn sử dụng cho từng chi tiết phiếu nhập. Sản phẩm không có hạn sử dụng được phép để trống thông tin này.</w:t>
-      </w:r>
-    </w:p>
-    <w:p>
-      <w:pPr>
-        <w:pStyle w:val="ListParagraph"/>
-        <w:numPr>
-          <w:ilvl w:val="0"/>
-          <w:numId w:val="62"/>
-        </w:numPr>
-      </w:pPr>
-      <w:r>
-        <w:t>Hệ thống phải tự động tính thành tiền của từng sản phẩm và tổng giá trị phiếu nhập.</w:t>
-      </w:r>
-    </w:p>
-    <w:p>
-      <w:pPr>
-        <w:pStyle w:val="ListParagraph"/>
-        <w:numPr>
-          <w:ilvl w:val="0"/>
-          <w:numId w:val="62"/>
-        </w:numPr>
-      </w:pPr>
-      <w:r>
-        <w:t>Khi Chủ cửa hàng xác nhận phiếu nhập, hệ thống phải lưu phiếu nhập và tự động tạo một lô hàng nội bộ riêng cho từng chi tiết nhập.</w:t>
-      </w:r>
-    </w:p>
-    <w:p>
-      <w:pPr>
-        <w:pStyle w:val="ListParagraph"/>
-        <w:numPr>
-          <w:ilvl w:val="0"/>
-          <w:numId w:val="62"/>
-        </w:numPr>
-      </w:pPr>
-      <w:r>
-        <w:t>Mỗi lô hàng phải có mã riêng và ghi nhận số lượng còn lại trong kho.</w:t>
-      </w:r>
-    </w:p>
-    <w:p>
-      <w:pPr>
-        <w:pStyle w:val="ListParagraph"/>
-        <w:numPr>
-          <w:ilvl w:val="0"/>
-          <w:numId w:val="62"/>
-        </w:numPr>
-      </w:pPr>
-      <w:r>
-        <w:t>Việc nhập hàng phải làm tăng số lượng trong kho, không tự động tăng số lượng trên kệ</w:t>
-      </w:r>
-      <w:r>
-        <w:t>.</w:t>
-      </w:r>
-    </w:p>
-    <w:p>
-      <w:pPr>
-        <w:pStyle w:val="Heading3"/>
-      </w:pPr>
-      <w:r>
-        <w:lastRenderedPageBreak/>
         <w:t>Quản lý lịch hẹn chăm sóc</w:t>
       </w:r>
     </w:p>
@@ -15052,6 +14173,7 @@
         </w:numPr>
       </w:pPr>
       <w:r>
+        <w:lastRenderedPageBreak/>
         <w:t>Khi lịch hẹn chuyển sang Hoàn thành, hệ thống phải tự động tạo lịch sử chăm sóc tương ứng</w:t>
       </w:r>
       <w:r>
@@ -15194,7 +14316,6 @@
         </w:numPr>
       </w:pPr>
       <w:r>
-        <w:lastRenderedPageBreak/>
         <w:t>Hệ thống phải đảm bảo mã nhân viên của mỗi nhân viên là duy nhất.</w:t>
       </w:r>
     </w:p>
@@ -15290,6 +14411,7 @@
         </w:numPr>
       </w:pPr>
       <w:r>
+        <w:lastRenderedPageBreak/>
         <w:t>Hệ thống phải thống kê số lượng sản phẩm bán thực tế bằng tổng số lượng đã bán trừ số lượng đã được khách trả và hoàn tiền.</w:t>
       </w:r>
     </w:p>
@@ -15314,7 +14436,16 @@
         </w:numPr>
       </w:pPr>
       <w:r>
-        <w:t>Hệ thống phải báo cáo số lượng sản phẩm còn trong kho, số lượng trên kệ và tổng số lượng hàng hóa hiện có.</w:t>
+        <w:t xml:space="preserve">Hệ thống phải báo cáo số lượng sản phẩm còn trong kho, số lượng </w:t>
+      </w:r>
+      <w:r>
+        <w:t>tồn</w:t>
+      </w:r>
+      <w:r>
+        <w:t xml:space="preserve"> </w:t>
+      </w:r>
+      <w:r>
+        <w:t>và tổng số lượng hàng hóa hiện có.</w:t>
       </w:r>
     </w:p>
     <w:p>
@@ -15326,7 +14457,7 @@
         </w:numPr>
       </w:pPr>
       <w:r>
-        <w:t>Hệ thống phải báo cáo các lô hàng sắp hết hạn trong vòng 15 ngày và các lô đã hết hạn, dựa trên hạn sử dụng ghi nhận khi nhập hàng.</w:t>
+        <w:t>Hệ thống phải thống kê số lượng sản phẩm Lỗi được khách trả từ các phiếu trả hàng đã hoàn tất.</w:t>
       </w:r>
     </w:p>
     <w:p>
@@ -15338,7 +14469,21 @@
         </w:numPr>
       </w:pPr>
       <w:r>
-        <w:t>Hệ thống phải thống kê số lượng sản phẩm Lỗi được khách trả từ các phiếu trả hàng đã hoàn tất.</w:t>
+        <w:t>Hệ thống phải cho phép Chủ cửa hàng lựa chọn khoảng thời gian phù hợp đối với các thống kê theo thời gian và hiển thị kết quả tương ứng</w:t>
+      </w:r>
+      <w:r>
+        <w:t>.</w:t>
+      </w:r>
+    </w:p>
+    <w:p>
+      <w:pPr>
+        <w:pStyle w:val="Heading3"/>
+      </w:pPr>
+      <w:r>
+        <w:t xml:space="preserve">Quản lý </w:t>
+      </w:r>
+      <w:r>
+        <w:t>loại sản phẩm</w:t>
       </w:r>
     </w:p>
     <w:p>
@@ -15350,21 +14495,7 @@
         </w:numPr>
       </w:pPr>
       <w:r>
-        <w:t>Hệ thống phải cho phép Chủ cửa hàng lựa chọn khoảng thời gian phù hợp đối với các thống kê theo thời gian và hiển thị kết quả tương ứng</w:t>
-      </w:r>
-      <w:r>
-        <w:t>.</w:t>
-      </w:r>
-    </w:p>
-    <w:p>
-      <w:pPr>
-        <w:pStyle w:val="Heading3"/>
-      </w:pPr>
-      <w:r>
-        <w:t xml:space="preserve">Quản lý </w:t>
-      </w:r>
-      <w:r>
-        <w:t>loại sản phẩm</w:t>
+        <w:t>Hệ thống phải cho phép Chủ cửa hàng thêm mới, cập nhật, tìm kiếm và thay đổi trạng thái loại sản phẩm.</w:t>
       </w:r>
     </w:p>
     <w:p>
@@ -15376,7 +14507,7 @@
         </w:numPr>
       </w:pPr>
       <w:r>
-        <w:t>Hệ thống phải cho phép Chủ cửa hàng thêm mới, cập nhật, tìm kiếm và thay đổi trạng thái loại sản phẩm.</w:t>
+        <w:t>Mỗi loại sản phẩm có mã, tên, mô tả và trạng thái hoạt động.</w:t>
       </w:r>
     </w:p>
     <w:p>
@@ -15388,7 +14519,7 @@
         </w:numPr>
       </w:pPr>
       <w:r>
-        <w:t>Mỗi loại sản phẩm có mã, tên, mô tả và trạng thái hoạt động.</w:t>
+        <w:t>Tên loại sản phẩm phải là duy nhất.</w:t>
       </w:r>
     </w:p>
     <w:p>
@@ -15400,7 +14531,7 @@
         </w:numPr>
       </w:pPr>
       <w:r>
-        <w:t>Tên loại sản phẩm phải là duy nhất.</w:t>
+        <w:t>Loại sản phẩm mới mặc định ở trạng thái Đang hoạt động.</w:t>
       </w:r>
     </w:p>
     <w:p>
@@ -15412,7 +14543,7 @@
         </w:numPr>
       </w:pPr>
       <w:r>
-        <w:t>Loại sản phẩm mới mặc định ở trạng thái Đang hoạt động.</w:t>
+        <w:t>Hệ thống chỉ cho phép chuyển loại sản phẩm sang Ngừng hoạt động khi không còn sản phẩm nào liên kết với loại đó, kể cả sản phẩm đã ngừng kinh doanh.</w:t>
       </w:r>
     </w:p>
     <w:p>
@@ -15424,8 +14555,15 @@
         </w:numPr>
       </w:pPr>
       <w:r>
-        <w:lastRenderedPageBreak/>
-        <w:t>Hệ thống chỉ cho phép chuyển loại sản phẩm sang Ngừng hoạt động khi không còn sản phẩm nào liên kết với loại đó, kể cả sản phẩm đã ngừng kinh doanh.</w:t>
+        <w:t>Các loại sản phẩm ngừng hoạt động vẫn được lưu giữ để tra cứu.</w:t>
+      </w:r>
+    </w:p>
+    <w:p>
+      <w:pPr>
+        <w:pStyle w:val="Heading3"/>
+      </w:pPr>
+      <w:r>
+        <w:t>Trả hàng và hoàn tiền</w:t>
       </w:r>
     </w:p>
     <w:p>
@@ -15437,15 +14575,7 @@
         </w:numPr>
       </w:pPr>
       <w:r>
-        <w:t>Các loại sản phẩm ngừng hoạt động vẫn được lưu giữ để tra cứu.</w:t>
-      </w:r>
-    </w:p>
-    <w:p>
-      <w:pPr>
-        <w:pStyle w:val="Heading3"/>
-      </w:pPr>
-      <w:r>
-        <w:t>Xuất kho lên kệ</w:t>
+        <w:t>Hệ thống phải cho phép Thu ngân tiếp nhận yêu cầu trả hàng và tìm kiếm hóa đơn đã thanh toán.</w:t>
       </w:r>
     </w:p>
     <w:p>
@@ -15457,7 +14587,7 @@
         </w:numPr>
       </w:pPr>
       <w:r>
-        <w:t>Hệ thống phải cho phép Chủ cửa hàng tạo và tra cứu phiếu xuất kho lên kệ.</w:t>
+        <w:t>Hệ thống phải kiểm tra thời hạn trả hàng không quá 168 giờ kể từ thời điểm thanh toán trên hóa đơn.</w:t>
       </w:r>
     </w:p>
     <w:p>
@@ -15469,7 +14599,7 @@
         </w:numPr>
       </w:pPr>
       <w:r>
-        <w:t>Hệ thống phải cho phép lựa chọn sản phẩm và nhập số lượng cần xuất lên kệ.</w:t>
+        <w:t>Hệ thống phải kiểm tra sản phẩm thuộc hóa đơn gốc và số lượng còn được phép trả.</w:t>
       </w:r>
     </w:p>
     <w:p>
@@ -15481,7 +14611,7 @@
         </w:numPr>
       </w:pPr>
       <w:r>
-        <w:t>Hệ thống phải kiểm tra số lượng có thể xuất của sản phẩm trong các lô hàng.</w:t>
+        <w:t>Thu ngân phải ghi nhận số lượng, lý do trả và tình trạng sản phẩm là Nguyên vẹn hoặc Lỗi.</w:t>
       </w:r>
     </w:p>
     <w:p>
@@ -15493,7 +14623,7 @@
         </w:numPr>
       </w:pPr>
       <w:r>
-        <w:t>Hệ thống phải ưu tiên lấy hàng từ các lô có hạn sử dụng gần nhất còn hợp lệ, không cho phép xuất từ lô đã hết hạn.</w:t>
+        <w:t>Sản phẩm Nguyên vẹn phải chưa sử dụng và đủ điều kiện bán lại; sản phẩm Lỗi có thể đã mở hoặc sử dụng.</w:t>
       </w:r>
     </w:p>
     <w:p>
@@ -15505,7 +14635,7 @@
         </w:numPr>
       </w:pPr>
       <w:r>
-        <w:t>Khi số lượng cần xuất vượt số lượng của một lô, hệ thống phải tiếp tục lấy từ các lô phù hợp tiếp theo.</w:t>
+        <w:t>Hệ thống phải cho phép Thu ngân lập phiếu trả hàng để chuyển đến Chủ cửa hàng phê duyệt.</w:t>
       </w:r>
     </w:p>
     <w:p>
@@ -15517,7 +14647,8 @@
         </w:numPr>
       </w:pPr>
       <w:r>
-        <w:t>Khi xác nhận xuất kho, hệ thống phải giảm số lượng tương ứng trong các lô và tăng số lượng trên kệ.</w:t>
+        <w:lastRenderedPageBreak/>
+        <w:t>Hệ thống phải cho phép Chủ cửa hàng chấp thuận hoặc từ chối phiếu, ghi nhận lý do từ chối nếu có.</w:t>
       </w:r>
     </w:p>
     <w:p>
@@ -15529,15 +14660,7 @@
         </w:numPr>
       </w:pPr>
       <w:r>
-        <w:t>Xuất kho lên kệ không làm thay đổi tổng số lượng hàng hóa của cửa hàng và không phát sinh doanh thu.</w:t>
-      </w:r>
-    </w:p>
-    <w:p>
-      <w:pPr>
-        <w:pStyle w:val="Heading3"/>
-      </w:pPr>
-      <w:r>
-        <w:t>Trả hàng và hoàn tiền</w:t>
+        <w:t>Chủ cửa hàng có thể phê duyệt số tiền hoàn thấp hơn giá trị mua thực tế nhưng không được vượt số tiền khách đã thanh toán cho phần hàng trả; nếu giảm tiền hoàn phải ghi rõ lý do.</w:t>
       </w:r>
     </w:p>
     <w:p>
@@ -15549,7 +14672,7 @@
         </w:numPr>
       </w:pPr>
       <w:r>
-        <w:t>Hệ thống phải cho phép Thu ngân tiếp nhận yêu cầu trả hàng và tìm kiếm hóa đơn đã thanh toán.</w:t>
+        <w:t>Sau khi được phê duyệt, hệ thống phải cho phép Thu ngân thực hiện hoàn tiền theo số tiền đã duyệt.</w:t>
       </w:r>
     </w:p>
     <w:p>
@@ -15561,7 +14684,7 @@
         </w:numPr>
       </w:pPr>
       <w:r>
-        <w:t>Hệ thống phải kiểm tra thời hạn trả hàng không quá 168 giờ kể từ thời điểm thanh toán trên hóa đơn.</w:t>
+        <w:t>Chỉ khi hoàn tiền thành công, hệ thống mới chuyển phiếu trả hàng sang Đã hoàn tất.</w:t>
       </w:r>
     </w:p>
     <w:p>
@@ -15573,7 +14696,13 @@
         </w:numPr>
       </w:pPr>
       <w:r>
-        <w:t>Hệ thống phải kiểm tra sản phẩm thuộc hóa đơn gốc và số lượng còn được phép trả.</w:t>
+        <w:t xml:space="preserve">Hệ thống phải tăng số lượng </w:t>
+      </w:r>
+      <w:r>
+        <w:t>tồn</w:t>
+      </w:r>
+      <w:r>
+        <w:t xml:space="preserve"> đối với hàng nguyên vẹn đủ điều kiện bán lại; hàng lỗi không được đưa vào số lượng có thể bán.</w:t>
       </w:r>
     </w:p>
     <w:p>
@@ -15585,103 +14714,6 @@
         </w:numPr>
       </w:pPr>
       <w:r>
-        <w:t>Thu ngân phải ghi nhận số lượng, lý do trả và tình trạng sản phẩm là Nguyên vẹn hoặc Lỗi.</w:t>
-      </w:r>
-    </w:p>
-    <w:p>
-      <w:pPr>
-        <w:pStyle w:val="ListParagraph"/>
-        <w:numPr>
-          <w:ilvl w:val="0"/>
-          <w:numId w:val="66"/>
-        </w:numPr>
-      </w:pPr>
-      <w:r>
-        <w:t>Sản phẩm Nguyên vẹn phải chưa sử dụng và đủ điều kiện bán lại; sản phẩm Lỗi có thể đã mở hoặc sử dụng.</w:t>
-      </w:r>
-    </w:p>
-    <w:p>
-      <w:pPr>
-        <w:pStyle w:val="ListParagraph"/>
-        <w:numPr>
-          <w:ilvl w:val="0"/>
-          <w:numId w:val="66"/>
-        </w:numPr>
-      </w:pPr>
-      <w:r>
-        <w:t>Hệ thống phải cho phép Thu ngân lập phiếu trả hàng để chuyển đến Chủ cửa hàng phê duyệt.</w:t>
-      </w:r>
-    </w:p>
-    <w:p>
-      <w:pPr>
-        <w:pStyle w:val="ListParagraph"/>
-        <w:numPr>
-          <w:ilvl w:val="0"/>
-          <w:numId w:val="66"/>
-        </w:numPr>
-      </w:pPr>
-      <w:r>
-        <w:t>Hệ thống phải cho phép Chủ cửa hàng chấp thuận hoặc từ chối phiếu, ghi nhận lý do từ chối nếu có.</w:t>
-      </w:r>
-    </w:p>
-    <w:p>
-      <w:pPr>
-        <w:pStyle w:val="ListParagraph"/>
-        <w:numPr>
-          <w:ilvl w:val="0"/>
-          <w:numId w:val="66"/>
-        </w:numPr>
-      </w:pPr>
-      <w:r>
-        <w:lastRenderedPageBreak/>
-        <w:t>Chủ cửa hàng có thể phê duyệt số tiền hoàn thấp hơn giá trị mua thực tế nhưng không được vượt số tiền khách đã thanh toán cho phần hàng trả; nếu giảm tiền hoàn phải ghi rõ lý do.</w:t>
-      </w:r>
-    </w:p>
-    <w:p>
-      <w:pPr>
-        <w:pStyle w:val="ListParagraph"/>
-        <w:numPr>
-          <w:ilvl w:val="0"/>
-          <w:numId w:val="66"/>
-        </w:numPr>
-      </w:pPr>
-      <w:r>
-        <w:t>Sau khi được phê duyệt, hệ thống phải cho phép Thu ngân thực hiện hoàn tiền theo số tiền đã duyệt.</w:t>
-      </w:r>
-    </w:p>
-    <w:p>
-      <w:pPr>
-        <w:pStyle w:val="ListParagraph"/>
-        <w:numPr>
-          <w:ilvl w:val="0"/>
-          <w:numId w:val="66"/>
-        </w:numPr>
-      </w:pPr>
-      <w:r>
-        <w:t>Chỉ khi hoàn tiền thành công, hệ thống mới chuyển phiếu trả hàng sang Đã hoàn tất.</w:t>
-      </w:r>
-    </w:p>
-    <w:p>
-      <w:pPr>
-        <w:pStyle w:val="ListParagraph"/>
-        <w:numPr>
-          <w:ilvl w:val="0"/>
-          <w:numId w:val="66"/>
-        </w:numPr>
-      </w:pPr>
-      <w:r>
-        <w:t>Hệ thống phải tăng số lượng trên kệ đối với hàng nguyên vẹn đủ điều kiện bán lại; hàng lỗi không được đưa vào số lượng có thể bán.</w:t>
-      </w:r>
-    </w:p>
-    <w:p>
-      <w:pPr>
-        <w:pStyle w:val="ListParagraph"/>
-        <w:numPr>
-          <w:ilvl w:val="0"/>
-          <w:numId w:val="66"/>
-        </w:numPr>
-      </w:pPr>
-      <w:r>
         <w:t>Hệ thống phải giữ nguyên hóa đơn gốc và ghi nhận khoản hoàn tiền để phục vụ thống kê.</w:t>
       </w:r>
     </w:p>
@@ -15749,7 +14781,13 @@
         </w:numPr>
       </w:pPr>
       <w:r>
-        <w:t>Khi xác nhận thanh toán thành công, hệ thống phải hoàn thành việc lưu hóa đơn và cập nhật số lượng sản phẩm trên kệ trong cùng một giao dịch cơ sở dữ liệu, với thời gian xử lý không vượt quá 3 giây trong điều kiện hoạt động bình thường</w:t>
+        <w:t>Khi xác nhận thanh toán thành công, hệ thống phải hoàn thành việc lưu hóa đơn và cập nhật số lượng</w:t>
+      </w:r>
+      <w:r>
+        <w:t xml:space="preserve"> tồn</w:t>
+      </w:r>
+      <w:r>
+        <w:t xml:space="preserve"> sản phẩm trong cùng một giao dịch cơ sở dữ liệu, với thời gian xử lý không vượt quá 3 giây trong điều kiện hoạt động bình thường</w:t>
       </w:r>
       <w:r>
         <w:t>.</w:t>
@@ -15865,7 +14903,13 @@
         </w:numPr>
       </w:pPr>
       <w:r>
-        <w:t>Khi xảy ra lỗi trong quá trình thanh toán, hệ thống phải hoàn tác toàn bộ giao dịch, không để xảy ra trường hợp hóa đơn đã được lưu nhưng số lượng sản phẩm trên kệ chưa được cập nhật hoặc ngược lại.</w:t>
+        <w:t xml:space="preserve">Khi xảy ra lỗi trong quá trình thanh toán, hệ thống phải hoàn tác toàn bộ giao dịch, không để xảy ra trường hợp hóa đơn đã được lưu nhưng số lượng sản phẩm </w:t>
+      </w:r>
+      <w:r>
+        <w:t>tồn</w:t>
+      </w:r>
+      <w:r>
+        <w:t xml:space="preserve"> chưa được cập nhật hoặc ngược lại.</w:t>
       </w:r>
     </w:p>
     <w:p>
@@ -15895,7 +14939,19 @@
         </w:numPr>
       </w:pPr>
       <w:r>
-        <w:t>Đối với các hoạt động nhập hàng, xuất kho lên kệ và trả hàng, hệ thống phải bảo đảm dữ liệu được cập nhật đồng bộ. Nếu xảy ra lỗi trong quá trình xử lý, hệ thống phải hoàn tác những thay đổi chưa hoàn tất nhằm tránh sai lệch số lượng hàng hóa hoặc thông tin giao dịch</w:t>
+        <w:t>Đối với</w:t>
+      </w:r>
+      <w:r>
+        <w:t xml:space="preserve"> </w:t>
+      </w:r>
+      <w:r>
+        <w:t>hoạt</w:t>
+      </w:r>
+      <w:r>
+        <w:t xml:space="preserve"> động</w:t>
+      </w:r>
+      <w:r>
+        <w:t xml:space="preserve"> trả hàng, hệ thống phải bảo đảm dữ liệu được cập nhật đồng bộ. Nếu xảy ra lỗi trong quá trình xử lý, hệ thống phải hoàn tác những thay đổi chưa hoàn tất nhằm tránh sai lệch số lượng hàng hóa hoặc thông tin giao dịch</w:t>
       </w:r>
       <w:r>
         <w:t>.</w:t>
@@ -16345,7 +15401,7 @@
               <w:rPr>
                 <w:szCs w:val="26"/>
               </w:rPr>
-              <w:t>Là người quản lý và có quyền cao nhất trong hệ thống. Chủ cửa hàng thực hiện quản lý nhân viên, tài khoản, sản phẩm, dịch vụ; tạo phiếu nhập hàng; thực hiện hủy hóa đơn đã thanh toán và xem các báo cáo, thống kê của cửa hàng.</w:t>
+              <w:t>Là người quản lý và có quyền cao nhất trong hệ thống. Chủ cửa hàng thực hiện quản lý nhân viên, tài khoản, sản phẩm, dịch vụ; thực hiện hủy hóa đơn đã thanh toán và xem các báo cáo, thống kê của cửa hàng.</w:t>
             </w:r>
           </w:p>
         </w:tc>
@@ -19691,7 +18747,6 @@
               <w:rPr>
                 <w:bCs/>
               </w:rPr>
-              <w:lastRenderedPageBreak/>
               <w:t>Alternative Flows</w:t>
             </w:r>
           </w:p>
@@ -19891,7 +18946,7 @@
           <w:szCs w:val="26"/>
         </w:rPr>
         <w:drawing>
-          <wp:inline distT="0" distB="0" distL="0" distR="0" wp14:anchorId="342BD431" wp14:editId="40BA9A29">
+          <wp:inline distT="0" distB="0" distL="0" distR="0" wp14:anchorId="342BD431" wp14:editId="14B92C11">
             <wp:extent cx="5580380" cy="3968589"/>
             <wp:effectExtent l="0" t="0" r="1270" b="0"/>
             <wp:docPr id="599842444" name="Picture 10"/>
@@ -21931,7 +20986,6 @@
               <w:rPr>
                 <w:bCs/>
               </w:rPr>
-              <w:lastRenderedPageBreak/>
               <w:t>Alternative Flows</w:t>
             </w:r>
           </w:p>
@@ -23640,7 +22694,6 @@
               <w:rPr>
                 <w:bCs/>
               </w:rPr>
-              <w:lastRenderedPageBreak/>
               <w:t>Alternative Flows</w:t>
             </w:r>
           </w:p>
@@ -23830,13 +22883,21 @@
     </w:p>
     <w:p>
       <w:pPr>
+        <w:ind w:firstLine="0"/>
+        <w:rPr>
+          <w:lang w:val="pt-BR"/>
+        </w:rPr>
+      </w:pPr>
+    </w:p>
+    <w:p>
+      <w:pPr>
         <w:pStyle w:val="Heading3"/>
       </w:pPr>
       <w:r>
         <w:t>UC00</w:t>
       </w:r>
       <w:r>
-        <w:t>7</w:t>
+        <w:t>8</w:t>
       </w:r>
       <w:r>
         <w:t>_</w:t>
@@ -23849,7 +22910,7 @@
         <w:t xml:space="preserve"> </w:t>
       </w:r>
       <w:r>
-        <w:t>Tạo phiếu nhập</w:t>
+        <w:t>Thống kê doanh thu</w:t>
       </w:r>
     </w:p>
     <w:p>
@@ -23860,7 +22921,7 @@
         <w:t>Mô tả use case UC00</w:t>
       </w:r>
       <w:r>
-        <w:t>5</w:t>
+        <w:t>8</w:t>
       </w:r>
     </w:p>
     <w:tbl>
@@ -23904,16 +22965,13 @@
               <w:t>UC00</w:t>
             </w:r>
             <w:r>
-              <w:t>7</w:t>
+              <w:t>8</w:t>
             </w:r>
             <w:r>
               <w:t>_</w:t>
             </w:r>
             <w:r>
-              <w:t xml:space="preserve"> </w:t>
-            </w:r>
-            <w:r>
-              <w:t>Tạo phiếu nhập</w:t>
+              <w:t xml:space="preserve"> Thống kê doanh thu</w:t>
             </w:r>
           </w:p>
         </w:tc>
@@ -23973,10 +23031,7 @@
               <w:t xml:space="preserve"> </w:t>
             </w:r>
             <w:r>
-              <w:rPr>
-                <w:bCs/>
-              </w:rPr>
-              <w:t>Chủ cửa hàng tạo phiếu nhập, thêm các sản phẩm nhập về kèm số lượng và giá vốn.</w:t>
+              <w:t>Cho phép chủ cửa hàng theo dõi tình hình hoạt động kinh doanh thông qua các báo cáo và thống kê về doanh thu, sản phẩm, dịch vụ và tồn kho.</w:t>
             </w:r>
           </w:p>
         </w:tc>
@@ -24012,25 +23067,16 @@
               <w:rPr>
                 <w:bCs/>
               </w:rPr>
-              <w:t>Chủ cửa hàng đã đăng nhập thành công với vai trò chủ cửa hàng</w:t>
+              <w:t>Chủ cửa hàng đã đăng nhập thành công</w:t>
             </w:r>
             <w:r>
               <w:rPr>
                 <w:bCs/>
               </w:rPr>
-              <w:t xml:space="preserve">, </w:t>
-            </w:r>
-            <w:r>
-              <w:rPr>
-                <w:bCs/>
-              </w:rPr>
-              <w:t>Đã có sẵn danh mục</w:t>
-            </w:r>
-            <w:r>
-              <w:rPr>
-                <w:bCs/>
-              </w:rPr>
-              <w:t xml:space="preserve"> sản phẩm.</w:t>
+              <w:t xml:space="preserve">, hệ </w:t>
+            </w:r>
+            <w:r>
+              <w:t>thống có dữ liệu giao dịch hoặc dữ liệu tồn kho để tổng hợp.</w:t>
             </w:r>
           </w:p>
         </w:tc>
@@ -24069,7 +23115,16 @@
               <w:rPr>
                 <w:bCs/>
               </w:rPr>
-              <w:t>Phiếu nhập được lưu; Tồn kho của các sản phẩm tương ứng tăng lên.</w:t>
+              <w:t xml:space="preserve">Hệ </w:t>
+            </w:r>
+            <w:r>
+              <w:t>thống hiển thị kết quả thống kê/báo cáo theo loại mà chủ cửa hàng lựa chọn</w:t>
+            </w:r>
+            <w:r>
+              <w:rPr>
+                <w:bCs/>
+              </w:rPr>
+              <w:t>.</w:t>
             </w:r>
           </w:p>
         </w:tc>
@@ -24177,7 +23232,13 @@
               <w:rPr>
                 <w:bCs/>
               </w:rPr>
-              <w:t>1. Chủ cửa hàng nhấn "Tạo phiếu nhập".</w:t>
+              <w:t xml:space="preserve">1. </w:t>
+            </w:r>
+            <w:r>
+              <w:t>Chủ cửa hàng chọn chức năng</w:t>
+            </w:r>
+            <w:r>
+              <w:t xml:space="preserve"> Thống kê và báo cáo.</w:t>
             </w:r>
           </w:p>
           <w:p>
@@ -24191,29 +23252,17 @@
           </w:p>
           <w:p>
             <w:pPr>
-              <w:pStyle w:val="Heading3"/>
-              <w:numPr>
-                <w:ilvl w:val="0"/>
-                <w:numId w:val="0"/>
-              </w:numPr>
-              <w:rPr>
-                <w:b w:val="0"/>
-              </w:rPr>
-            </w:pPr>
-            <w:r>
-              <w:rPr>
-                <w:b w:val="0"/>
-              </w:rPr>
-              <w:lastRenderedPageBreak/>
+              <w:spacing w:line="240" w:lineRule="auto"/>
+              <w:ind w:firstLine="0"/>
+            </w:pPr>
+            <w:r>
+              <w:rPr>
+                <w:bCs/>
+              </w:rPr>
               <w:t xml:space="preserve">3. </w:t>
             </w:r>
             <w:r>
-              <w:rPr>
-                <w:rFonts w:cs="Times New Roman"/>
-                <w:b w:val="0"/>
-                <w:bCs w:val="0"/>
-              </w:rPr>
-              <w:t>Chủ cửa hàng chọn sản phẩm (từ danh sách có sẵn), nhập số lượng và giá nhập.</w:t>
+              <w:t>Chủ cửa hàng lựa chọn loại thống kê/báo cáo cần xem.</w:t>
             </w:r>
           </w:p>
           <w:p>
@@ -24225,16 +23274,16 @@
               </w:rPr>
             </w:pPr>
             <w:r>
-              <w:rPr>
-                <w:bCs/>
-              </w:rPr>
               <w:t xml:space="preserve">4. </w:t>
             </w:r>
             <w:r>
-              <w:rPr>
-                <w:bCs/>
-              </w:rPr>
-              <w:t>Chủ cửa hàng nhấn "Xác nhận lưu".</w:t>
+              <w:t xml:space="preserve">Chọn khoảng thời gian </w:t>
+            </w:r>
+            <w:r>
+              <w:t>(đối với thống kê)</w:t>
+            </w:r>
+            <w:r>
+              <w:t>.</w:t>
             </w:r>
           </w:p>
         </w:tc>
@@ -24257,156 +23306,51 @@
           </w:p>
           <w:p>
             <w:pPr>
-              <w:pStyle w:val="Heading3"/>
-              <w:numPr>
-                <w:ilvl w:val="0"/>
-                <w:numId w:val="0"/>
-              </w:numPr>
-              <w:spacing w:line="240" w:lineRule="auto"/>
-              <w:rPr>
-                <w:b w:val="0"/>
-                <w:bCs w:val="0"/>
-              </w:rPr>
-            </w:pPr>
-            <w:r>
-              <w:rPr>
-                <w:b w:val="0"/>
-                <w:bCs w:val="0"/>
-              </w:rPr>
+              <w:ind w:firstLine="0"/>
+            </w:pPr>
+            <w:r>
               <w:lastRenderedPageBreak/>
               <w:t xml:space="preserve">2. </w:t>
             </w:r>
             <w:r>
-              <w:rPr>
-                <w:rFonts w:cs="Times New Roman"/>
-                <w:b w:val="0"/>
-                <w:bCs w:val="0"/>
-              </w:rPr>
-              <w:t>Hệ thống hiển thị form phiếu nhập trống.</w:t>
-            </w:r>
-          </w:p>
-          <w:p>
-            <w:pPr>
-              <w:spacing w:line="240" w:lineRule="auto"/>
-              <w:ind w:firstLine="0"/>
-              <w:rPr>
-                <w:szCs w:val="26"/>
-              </w:rPr>
-            </w:pPr>
-          </w:p>
-          <w:p>
-            <w:pPr>
-              <w:spacing w:line="240" w:lineRule="auto"/>
-              <w:ind w:firstLine="0"/>
-              <w:rPr>
-                <w:szCs w:val="26"/>
-              </w:rPr>
-            </w:pPr>
-          </w:p>
-          <w:p>
-            <w:pPr>
-              <w:ind w:firstLine="0"/>
-              <w:rPr>
-                <w:bCs/>
-              </w:rPr>
-            </w:pPr>
-            <w:r>
-              <w:rPr>
-                <w:szCs w:val="26"/>
-              </w:rPr>
+              <w:t>Hệ thống hiển thị các lựa chọn:</w:t>
+            </w:r>
+            <w:r>
+              <w:t xml:space="preserve"> </w:t>
+            </w:r>
+            <w:r>
+              <w:t>Thống kê doanh thu</w:t>
+            </w:r>
+            <w:r>
+              <w:t xml:space="preserve">, </w:t>
+            </w:r>
+            <w:r>
+              <w:t>Thống kê sản phẩm/dịch vụ</w:t>
+            </w:r>
+            <w:r>
+              <w:t xml:space="preserve">, </w:t>
+            </w:r>
+            <w:r>
+              <w:t>Báo cáo tồn kho.</w:t>
+            </w:r>
+          </w:p>
+          <w:p>
+            <w:pPr>
+              <w:ind w:firstLine="0"/>
+            </w:pPr>
+          </w:p>
+          <w:p>
+            <w:pPr>
+              <w:ind w:firstLine="0"/>
+            </w:pPr>
+            <w:r>
               <w:t xml:space="preserve">5. </w:t>
             </w:r>
             <w:r>
-              <w:rPr>
-                <w:bCs/>
-              </w:rPr>
-              <w:t>Hệ thống kiểm tra tính hợp lệ dữ liệu</w:t>
-            </w:r>
-            <w:r>
-              <w:rPr>
-                <w:bCs/>
-              </w:rPr>
-              <w:t>.</w:t>
-            </w:r>
-          </w:p>
-          <w:p>
-            <w:pPr>
-              <w:ind w:firstLine="0"/>
-              <w:rPr>
-                <w:bCs/>
-              </w:rPr>
-            </w:pPr>
-            <w:r>
-              <w:rPr>
-                <w:bCs/>
-              </w:rPr>
-              <w:t>6. H</w:t>
-            </w:r>
-            <w:r>
-              <w:rPr>
-                <w:bCs/>
-              </w:rPr>
-              <w:t>ệ thống tính tổng tiền phiếu nhập.</w:t>
-            </w:r>
-          </w:p>
-          <w:p>
-            <w:pPr>
-              <w:ind w:firstLine="0"/>
-              <w:rPr>
-                <w:bCs/>
-              </w:rPr>
-            </w:pPr>
-            <w:r>
-              <w:rPr>
-                <w:bCs/>
-              </w:rPr>
-              <w:t xml:space="preserve">7. </w:t>
-            </w:r>
-            <w:r>
-              <w:rPr>
-                <w:bCs/>
-              </w:rPr>
-              <w:t>Hệ thống lưu thông tin Phiếu Nhập và Chi tiết Phiếu nhập.</w:t>
-            </w:r>
-          </w:p>
-          <w:p>
-            <w:pPr>
-              <w:ind w:firstLine="0"/>
-              <w:rPr>
-                <w:bCs/>
-              </w:rPr>
-            </w:pPr>
-            <w:r>
-              <w:rPr>
-                <w:bCs/>
-              </w:rPr>
-              <w:t xml:space="preserve">8. </w:t>
-            </w:r>
-            <w:r>
-              <w:rPr>
-                <w:bCs/>
-              </w:rPr>
-              <w:t>Hệ thống tự động cập nhật cộng dồn số lượng Tồn kho của sản phẩm.</w:t>
-            </w:r>
-          </w:p>
-          <w:p>
-            <w:pPr>
-              <w:ind w:firstLine="0"/>
-              <w:rPr>
-                <w:bCs/>
-              </w:rPr>
-            </w:pPr>
-            <w:r>
-              <w:rPr>
-                <w:bCs/>
-              </w:rPr>
-              <w:t xml:space="preserve">9. </w:t>
-            </w:r>
-            <w:r>
-              <w:rPr>
-                <w:bCs/>
-              </w:rPr>
-              <w:t>Hệ thống thông báo thành công.</w:t>
+              <w:t>Hệ thống hiển thị</w:t>
+            </w:r>
+            <w:r>
+              <w:t xml:space="preserve"> kết quả.</w:t>
             </w:r>
           </w:p>
         </w:tc>
@@ -24435,687 +23379,6 @@
               <w:rPr>
                 <w:bCs/>
               </w:rPr>
-              <w:lastRenderedPageBreak/>
-              <w:t>Alternative Flows</w:t>
-            </w:r>
-          </w:p>
-        </w:tc>
-        <w:tc>
-          <w:tcPr>
-            <w:tcW w:w="2500" w:type="pct"/>
-            <w:tcBorders>
-              <w:top w:val="single" w:sz="4" w:space="0" w:color="auto"/>
-              <w:left w:val="single" w:sz="4" w:space="0" w:color="auto"/>
-              <w:bottom w:val="single" w:sz="4" w:space="0" w:color="auto"/>
-              <w:right w:val="single" w:sz="4" w:space="0" w:color="auto"/>
-            </w:tcBorders>
-            <w:hideMark/>
-          </w:tcPr>
-          <w:p>
-            <w:pPr>
-              <w:spacing w:after="160" w:line="278" w:lineRule="auto"/>
-            </w:pPr>
-          </w:p>
-        </w:tc>
-      </w:tr>
-      <w:tr>
-        <w:tc>
-          <w:tcPr>
-            <w:tcW w:w="5000" w:type="pct"/>
-            <w:gridSpan w:val="2"/>
-            <w:tcBorders>
-              <w:top w:val="single" w:sz="4" w:space="0" w:color="auto"/>
-              <w:left w:val="single" w:sz="4" w:space="0" w:color="auto"/>
-              <w:bottom w:val="single" w:sz="4" w:space="0" w:color="auto"/>
-              <w:right w:val="single" w:sz="4" w:space="0" w:color="auto"/>
-            </w:tcBorders>
-          </w:tcPr>
-          <w:p>
-            <w:pPr>
-              <w:spacing w:after="160" w:line="278" w:lineRule="auto"/>
-              <w:ind w:firstLine="0"/>
-            </w:pPr>
-            <w:r>
-              <w:t>5a. Dữ liệu không hợp lệ, hệ thống thông báo lỗi và yêu cầu thực hiện lại bước 3.</w:t>
-            </w:r>
-          </w:p>
-          <w:p>
-            <w:pPr>
-              <w:spacing w:after="160" w:line="278" w:lineRule="auto"/>
-              <w:ind w:firstLine="0"/>
-            </w:pPr>
-            <w:r>
-              <w:t>7a. Lỗi cập nhật tồn kho, hệ thống rollback (hoàn tác) việc lưu phiếu nhập và báo lỗi toàn vẹn giao dịch.</w:t>
-            </w:r>
-          </w:p>
-        </w:tc>
-      </w:tr>
-    </w:tbl>
-    <w:p>
-      <w:pPr>
-        <w:ind w:firstLine="0"/>
-      </w:pPr>
-    </w:p>
-    <w:p>
-      <w:pPr>
-        <w:pStyle w:val="Heading4"/>
-        <w:numPr>
-          <w:ilvl w:val="3"/>
-          <w:numId w:val="5"/>
-        </w:numPr>
-        <w:rPr>
-          <w:lang w:val="pt-BR"/>
-        </w:rPr>
-      </w:pPr>
-      <w:r>
-        <w:rPr>
-          <w:lang w:val="pt-BR"/>
-        </w:rPr>
-        <w:lastRenderedPageBreak/>
-        <w:t xml:space="preserve">Activity Diagram </w:t>
-      </w:r>
-    </w:p>
-    <w:p>
-      <w:pPr>
-        <w:rPr>
-          <w:lang w:val="pt-BR"/>
-        </w:rPr>
-      </w:pPr>
-      <w:r>
-        <w:rPr>
-          <w:noProof/>
-        </w:rPr>
-        <w:drawing>
-          <wp:inline distT="0" distB="0" distL="0" distR="0" wp14:anchorId="2D23F184" wp14:editId="5857A640">
-            <wp:extent cx="5580380" cy="4596659"/>
-            <wp:effectExtent l="0" t="0" r="1270" b="0"/>
-            <wp:docPr id="575927069" name="Picture 1"/>
-            <wp:cNvGraphicFramePr>
-              <a:graphicFrameLocks xmlns:a="http://schemas.openxmlformats.org/drawingml/2006/main" noChangeAspect="1"/>
-            </wp:cNvGraphicFramePr>
-            <a:graphic xmlns:a="http://schemas.openxmlformats.org/drawingml/2006/main">
-              <a:graphicData uri="http://schemas.openxmlformats.org/drawingml/2006/picture">
-                <pic:pic xmlns:pic="http://schemas.openxmlformats.org/drawingml/2006/picture">
-                  <pic:nvPicPr>
-                    <pic:cNvPr id="575927069" name=""/>
-                    <pic:cNvPicPr/>
-                  </pic:nvPicPr>
-                  <pic:blipFill>
-                    <a:blip r:embed="rId26"/>
-                    <a:stretch>
-                      <a:fillRect/>
-                    </a:stretch>
-                  </pic:blipFill>
-                  <pic:spPr>
-                    <a:xfrm>
-                      <a:off x="0" y="0"/>
-                      <a:ext cx="5580380" cy="4596659"/>
-                    </a:xfrm>
-                    <a:prstGeom prst="rect">
-                      <a:avLst/>
-                    </a:prstGeom>
-                  </pic:spPr>
-                </pic:pic>
-              </a:graphicData>
-            </a:graphic>
-          </wp:inline>
-        </w:drawing>
-      </w:r>
-    </w:p>
-    <w:p>
-      <w:pPr>
-        <w:pStyle w:val="Heading4"/>
-        <w:rPr>
-          <w:lang w:val="pt-BR"/>
-        </w:rPr>
-      </w:pPr>
-      <w:r>
-        <w:rPr>
-          <w:lang w:val="pt-BR"/>
-        </w:rPr>
-        <w:lastRenderedPageBreak/>
-        <w:t>Sequence Diagram</w:t>
-      </w:r>
-    </w:p>
-    <w:p>
-      <w:pPr>
-        <w:rPr>
-          <w:lang w:val="pt-BR"/>
-        </w:rPr>
-      </w:pPr>
-      <w:r>
-        <w:rPr>
-          <w:noProof/>
-          <w:lang w:val="pt-BR"/>
-        </w:rPr>
-        <w:drawing>
-          <wp:inline distT="0" distB="0" distL="0" distR="0" wp14:anchorId="19B94C7D" wp14:editId="3DBD39FF">
-            <wp:extent cx="5580380" cy="3576955"/>
-            <wp:effectExtent l="0" t="0" r="1270" b="4445"/>
-            <wp:docPr id="1056705905" name="Picture 1"/>
-            <wp:cNvGraphicFramePr>
-              <a:graphicFrameLocks xmlns:a="http://schemas.openxmlformats.org/drawingml/2006/main" noChangeAspect="1"/>
-            </wp:cNvGraphicFramePr>
-            <a:graphic xmlns:a="http://schemas.openxmlformats.org/drawingml/2006/main">
-              <a:graphicData uri="http://schemas.openxmlformats.org/drawingml/2006/picture">
-                <pic:pic xmlns:pic="http://schemas.openxmlformats.org/drawingml/2006/picture">
-                  <pic:nvPicPr>
-                    <pic:cNvPr id="1056705905" name=""/>
-                    <pic:cNvPicPr/>
-                  </pic:nvPicPr>
-                  <pic:blipFill>
-                    <a:blip r:embed="rId27"/>
-                    <a:stretch>
-                      <a:fillRect/>
-                    </a:stretch>
-                  </pic:blipFill>
-                  <pic:spPr>
-                    <a:xfrm>
-                      <a:off x="0" y="0"/>
-                      <a:ext cx="5580380" cy="3576955"/>
-                    </a:xfrm>
-                    <a:prstGeom prst="rect">
-                      <a:avLst/>
-                    </a:prstGeom>
-                  </pic:spPr>
-                </pic:pic>
-              </a:graphicData>
-            </a:graphic>
-          </wp:inline>
-        </w:drawing>
-      </w:r>
-    </w:p>
-    <w:p>
-      <w:pPr>
-        <w:pStyle w:val="Heading3"/>
-      </w:pPr>
-      <w:r>
-        <w:t>UC00</w:t>
-      </w:r>
-      <w:r>
-        <w:t>8</w:t>
-      </w:r>
-      <w:r>
-        <w:t>_</w:t>
-      </w:r>
-      <w:r>
-        <w:rPr>
-          <w:i/>
-          <w:iCs/>
-        </w:rPr>
-        <w:t xml:space="preserve"> </w:t>
-      </w:r>
-      <w:r>
-        <w:t>Thống kê doanh thu</w:t>
-      </w:r>
-    </w:p>
-    <w:p>
-      <w:pPr>
-        <w:pStyle w:val="Heading4"/>
-      </w:pPr>
-      <w:r>
-        <w:t>Mô tả use case UC00</w:t>
-      </w:r>
-      <w:r>
-        <w:t>8</w:t>
-      </w:r>
-    </w:p>
-    <w:tbl>
-      <w:tblPr>
-        <w:tblStyle w:val="TableGrid"/>
-        <w:tblW w:w="5000" w:type="pct"/>
-        <w:tblLook w:val="01E0" w:firstRow="1" w:lastRow="1" w:firstColumn="1" w:lastColumn="1" w:noHBand="0" w:noVBand="0"/>
-      </w:tblPr>
-      <w:tblGrid>
-        <w:gridCol w:w="4389"/>
-        <w:gridCol w:w="4389"/>
-      </w:tblGrid>
-      <w:tr>
-        <w:tc>
-          <w:tcPr>
-            <w:tcW w:w="5000" w:type="pct"/>
-            <w:gridSpan w:val="2"/>
-            <w:tcBorders>
-              <w:top w:val="single" w:sz="4" w:space="0" w:color="auto"/>
-              <w:left w:val="single" w:sz="4" w:space="0" w:color="auto"/>
-              <w:bottom w:val="single" w:sz="4" w:space="0" w:color="auto"/>
-              <w:right w:val="single" w:sz="4" w:space="0" w:color="auto"/>
-            </w:tcBorders>
-            <w:hideMark/>
-          </w:tcPr>
-          <w:p>
-            <w:pPr>
-              <w:spacing w:after="160" w:line="278" w:lineRule="auto"/>
-              <w:ind w:firstLine="0"/>
-              <w:rPr>
-                <w:b/>
-              </w:rPr>
-            </w:pPr>
-            <w:r>
-              <w:rPr>
-                <w:b/>
-              </w:rPr>
-              <w:t xml:space="preserve">Use case: </w:t>
-            </w:r>
-            <w:r>
-              <w:t>UC00</w:t>
-            </w:r>
-            <w:r>
-              <w:t>8</w:t>
-            </w:r>
-            <w:r>
-              <w:t>_</w:t>
-            </w:r>
-            <w:r>
-              <w:t xml:space="preserve"> Thống kê doanh thu</w:t>
-            </w:r>
-          </w:p>
-        </w:tc>
-      </w:tr>
-      <w:tr>
-        <w:tc>
-          <w:tcPr>
-            <w:tcW w:w="5000" w:type="pct"/>
-            <w:gridSpan w:val="2"/>
-            <w:tcBorders>
-              <w:top w:val="single" w:sz="4" w:space="0" w:color="auto"/>
-              <w:left w:val="single" w:sz="4" w:space="0" w:color="auto"/>
-              <w:bottom w:val="single" w:sz="4" w:space="0" w:color="auto"/>
-              <w:right w:val="single" w:sz="4" w:space="0" w:color="auto"/>
-            </w:tcBorders>
-            <w:hideMark/>
-          </w:tcPr>
-          <w:p>
-            <w:pPr>
-              <w:spacing w:after="160" w:line="278" w:lineRule="auto"/>
-              <w:ind w:firstLine="0"/>
-            </w:pPr>
-            <w:r>
-              <w:rPr>
-                <w:bCs/>
-              </w:rPr>
-              <w:t>Actor: Chủ cửa hàng.</w:t>
-            </w:r>
-          </w:p>
-        </w:tc>
-      </w:tr>
-      <w:tr>
-        <w:tc>
-          <w:tcPr>
-            <w:tcW w:w="5000" w:type="pct"/>
-            <w:gridSpan w:val="2"/>
-            <w:tcBorders>
-              <w:top w:val="single" w:sz="4" w:space="0" w:color="auto"/>
-              <w:left w:val="single" w:sz="4" w:space="0" w:color="auto"/>
-              <w:bottom w:val="single" w:sz="4" w:space="0" w:color="auto"/>
-              <w:right w:val="single" w:sz="4" w:space="0" w:color="auto"/>
-            </w:tcBorders>
-            <w:hideMark/>
-          </w:tcPr>
-          <w:p>
-            <w:pPr>
-              <w:spacing w:after="160" w:line="278" w:lineRule="auto"/>
-              <w:ind w:firstLine="0"/>
-            </w:pPr>
-            <w:r>
-              <w:rPr>
-                <w:bCs/>
-              </w:rPr>
-              <w:t>Mô tả:</w:t>
-            </w:r>
-            <w:r>
-              <w:t xml:space="preserve"> </w:t>
-            </w:r>
-            <w:r>
-              <w:t>Cho phép chủ cửa hàng theo dõi tình hình hoạt động kinh doanh thông qua các báo cáo và thống kê về doanh thu, sản phẩm, dịch vụ và tồn kho.</w:t>
-            </w:r>
-          </w:p>
-        </w:tc>
-      </w:tr>
-      <w:tr>
-        <w:tc>
-          <w:tcPr>
-            <w:tcW w:w="5000" w:type="pct"/>
-            <w:gridSpan w:val="2"/>
-            <w:tcBorders>
-              <w:top w:val="single" w:sz="4" w:space="0" w:color="auto"/>
-              <w:left w:val="single" w:sz="4" w:space="0" w:color="auto"/>
-              <w:bottom w:val="single" w:sz="4" w:space="0" w:color="auto"/>
-              <w:right w:val="single" w:sz="4" w:space="0" w:color="auto"/>
-            </w:tcBorders>
-            <w:hideMark/>
-          </w:tcPr>
-          <w:p>
-            <w:pPr>
-              <w:spacing w:after="160" w:line="278" w:lineRule="auto"/>
-              <w:ind w:firstLine="0"/>
-            </w:pPr>
-            <w:r>
-              <w:rPr>
-                <w:bCs/>
-              </w:rPr>
-              <w:t>Precondition:</w:t>
-            </w:r>
-            <w:r>
-              <w:t xml:space="preserve"> </w:t>
-            </w:r>
-            <w:r>
-              <w:rPr>
-                <w:bCs/>
-              </w:rPr>
-              <w:t>Chủ cửa hàng đã đăng nhập thành công</w:t>
-            </w:r>
-            <w:r>
-              <w:rPr>
-                <w:bCs/>
-              </w:rPr>
-              <w:t xml:space="preserve">, hệ </w:t>
-            </w:r>
-            <w:r>
-              <w:t>thống có dữ liệu giao dịch hoặc dữ liệu tồn kho để tổng hợp.</w:t>
-            </w:r>
-          </w:p>
-        </w:tc>
-      </w:tr>
-      <w:tr>
-        <w:tc>
-          <w:tcPr>
-            <w:tcW w:w="5000" w:type="pct"/>
-            <w:gridSpan w:val="2"/>
-            <w:tcBorders>
-              <w:top w:val="single" w:sz="4" w:space="0" w:color="auto"/>
-              <w:left w:val="single" w:sz="4" w:space="0" w:color="auto"/>
-              <w:bottom w:val="single" w:sz="4" w:space="0" w:color="auto"/>
-              <w:right w:val="single" w:sz="4" w:space="0" w:color="auto"/>
-            </w:tcBorders>
-            <w:hideMark/>
-          </w:tcPr>
-          <w:p>
-            <w:pPr>
-              <w:spacing w:after="160" w:line="278" w:lineRule="auto"/>
-              <w:ind w:firstLine="0"/>
-              <w:rPr>
-                <w:bCs/>
-              </w:rPr>
-            </w:pPr>
-            <w:r>
-              <w:rPr>
-                <w:bCs/>
-              </w:rPr>
-              <w:t>Poscondition:</w:t>
-            </w:r>
-            <w:r>
-              <w:t xml:space="preserve"> </w:t>
-            </w:r>
-            <w:r>
-              <w:rPr>
-                <w:bCs/>
-              </w:rPr>
-              <w:t xml:space="preserve">Hệ </w:t>
-            </w:r>
-            <w:r>
-              <w:t>thống hiển thị kết quả thống kê/báo cáo theo loại mà chủ cửa hàng lựa chọn</w:t>
-            </w:r>
-            <w:r>
-              <w:rPr>
-                <w:bCs/>
-              </w:rPr>
-              <w:t>.</w:t>
-            </w:r>
-          </w:p>
-        </w:tc>
-      </w:tr>
-      <w:tr>
-        <w:tc>
-          <w:tcPr>
-            <w:tcW w:w="5000" w:type="pct"/>
-            <w:gridSpan w:val="2"/>
-            <w:tcBorders>
-              <w:top w:val="single" w:sz="4" w:space="0" w:color="auto"/>
-              <w:left w:val="single" w:sz="4" w:space="0" w:color="auto"/>
-              <w:bottom w:val="single" w:sz="4" w:space="0" w:color="auto"/>
-              <w:right w:val="single" w:sz="4" w:space="0" w:color="auto"/>
-            </w:tcBorders>
-            <w:hideMark/>
-          </w:tcPr>
-          <w:p>
-            <w:pPr>
-              <w:spacing w:after="160" w:line="278" w:lineRule="auto"/>
-              <w:ind w:firstLine="0"/>
-            </w:pPr>
-            <w:r>
-              <w:rPr>
-                <w:bCs/>
-              </w:rPr>
-              <w:t>Basic flows</w:t>
-            </w:r>
-          </w:p>
-        </w:tc>
-      </w:tr>
-      <w:tr>
-        <w:tc>
-          <w:tcPr>
-            <w:tcW w:w="2500" w:type="pct"/>
-            <w:tcBorders>
-              <w:top w:val="single" w:sz="4" w:space="0" w:color="auto"/>
-              <w:left w:val="single" w:sz="4" w:space="0" w:color="auto"/>
-              <w:bottom w:val="single" w:sz="4" w:space="0" w:color="auto"/>
-              <w:right w:val="single" w:sz="4" w:space="0" w:color="auto"/>
-            </w:tcBorders>
-          </w:tcPr>
-          <w:p>
-            <w:pPr>
-              <w:ind w:firstLine="0"/>
-              <w:rPr>
-                <w:bCs/>
-              </w:rPr>
-            </w:pPr>
-            <w:r>
-              <w:rPr>
-                <w:bCs/>
-              </w:rPr>
-              <w:t>Actor</w:t>
-            </w:r>
-          </w:p>
-        </w:tc>
-        <w:tc>
-          <w:tcPr>
-            <w:tcW w:w="2500" w:type="pct"/>
-            <w:tcBorders>
-              <w:top w:val="single" w:sz="4" w:space="0" w:color="auto"/>
-              <w:left w:val="single" w:sz="4" w:space="0" w:color="auto"/>
-              <w:bottom w:val="single" w:sz="4" w:space="0" w:color="auto"/>
-              <w:right w:val="single" w:sz="4" w:space="0" w:color="auto"/>
-            </w:tcBorders>
-          </w:tcPr>
-          <w:p>
-            <w:pPr>
-              <w:ind w:firstLine="0"/>
-              <w:rPr>
-                <w:bCs/>
-              </w:rPr>
-            </w:pPr>
-            <w:r>
-              <w:rPr>
-                <w:bCs/>
-              </w:rPr>
-              <w:t>System</w:t>
-            </w:r>
-          </w:p>
-        </w:tc>
-      </w:tr>
-      <w:tr>
-        <w:tc>
-          <w:tcPr>
-            <w:tcW w:w="2500" w:type="pct"/>
-            <w:tcBorders>
-              <w:top w:val="single" w:sz="4" w:space="0" w:color="auto"/>
-              <w:left w:val="single" w:sz="4" w:space="0" w:color="auto"/>
-              <w:bottom w:val="single" w:sz="4" w:space="0" w:color="auto"/>
-              <w:right w:val="single" w:sz="4" w:space="0" w:color="auto"/>
-            </w:tcBorders>
-            <w:vAlign w:val="top"/>
-          </w:tcPr>
-          <w:p>
-            <w:pPr>
-              <w:spacing w:line="240" w:lineRule="auto"/>
-              <w:ind w:firstLine="0"/>
-              <w:rPr>
-                <w:bCs/>
-              </w:rPr>
-            </w:pPr>
-            <w:r>
-              <w:rPr>
-                <w:bCs/>
-              </w:rPr>
-              <w:t xml:space="preserve">1. </w:t>
-            </w:r>
-            <w:r>
-              <w:t>Chủ cửa hàng chọn chức năng</w:t>
-            </w:r>
-            <w:r>
-              <w:t xml:space="preserve"> Thống kê và báo cáo.</w:t>
-            </w:r>
-          </w:p>
-          <w:p>
-            <w:pPr>
-              <w:spacing w:line="240" w:lineRule="auto"/>
-              <w:ind w:firstLine="0"/>
-              <w:rPr>
-                <w:bCs/>
-              </w:rPr>
-            </w:pPr>
-          </w:p>
-          <w:p>
-            <w:pPr>
-              <w:spacing w:line="240" w:lineRule="auto"/>
-              <w:ind w:firstLine="0"/>
-            </w:pPr>
-            <w:r>
-              <w:rPr>
-                <w:bCs/>
-              </w:rPr>
-              <w:t xml:space="preserve">3. </w:t>
-            </w:r>
-            <w:r>
-              <w:t>Chủ cửa hàng lựa chọn loại thống kê/báo cáo cần xem.</w:t>
-            </w:r>
-          </w:p>
-          <w:p>
-            <w:pPr>
-              <w:spacing w:line="240" w:lineRule="auto"/>
-              <w:ind w:firstLine="0"/>
-              <w:rPr>
-                <w:bCs/>
-              </w:rPr>
-            </w:pPr>
-            <w:r>
-              <w:lastRenderedPageBreak/>
-              <w:t xml:space="preserve">4. </w:t>
-            </w:r>
-            <w:r>
-              <w:t xml:space="preserve">Chọn khoảng thời gian </w:t>
-            </w:r>
-            <w:r>
-              <w:t>(đối với thống kê)</w:t>
-            </w:r>
-            <w:r>
-              <w:t>.</w:t>
-            </w:r>
-          </w:p>
-        </w:tc>
-        <w:tc>
-          <w:tcPr>
-            <w:tcW w:w="2500" w:type="pct"/>
-            <w:tcBorders>
-              <w:top w:val="single" w:sz="4" w:space="0" w:color="auto"/>
-              <w:left w:val="single" w:sz="4" w:space="0" w:color="auto"/>
-              <w:bottom w:val="single" w:sz="4" w:space="0" w:color="auto"/>
-              <w:right w:val="single" w:sz="4" w:space="0" w:color="auto"/>
-            </w:tcBorders>
-            <w:vAlign w:val="top"/>
-          </w:tcPr>
-          <w:p>
-            <w:pPr>
-              <w:spacing w:line="240" w:lineRule="auto"/>
-              <w:ind w:firstLine="0"/>
-            </w:pPr>
-          </w:p>
-          <w:p>
-            <w:pPr>
-              <w:ind w:firstLine="0"/>
-            </w:pPr>
-            <w:r>
-              <w:t xml:space="preserve">2. </w:t>
-            </w:r>
-            <w:r>
-              <w:t>Hệ thống hiển thị các lựa chọn:</w:t>
-            </w:r>
-            <w:r>
-              <w:t xml:space="preserve"> </w:t>
-            </w:r>
-            <w:r>
-              <w:t>Thống kê doanh thu</w:t>
-            </w:r>
-            <w:r>
-              <w:t xml:space="preserve">, </w:t>
-            </w:r>
-            <w:r>
-              <w:t>Thống kê sản phẩm/dịch vụ</w:t>
-            </w:r>
-            <w:r>
-              <w:t xml:space="preserve">, </w:t>
-            </w:r>
-            <w:r>
-              <w:t>Báo cáo tồn kho.</w:t>
-            </w:r>
-          </w:p>
-          <w:p>
-            <w:pPr>
-              <w:ind w:firstLine="0"/>
-            </w:pPr>
-          </w:p>
-          <w:p>
-            <w:pPr>
-              <w:ind w:firstLine="0"/>
-            </w:pPr>
-            <w:r>
-              <w:t xml:space="preserve">5. </w:t>
-            </w:r>
-            <w:r>
-              <w:t>Hệ thống hiển thị</w:t>
-            </w:r>
-            <w:r>
-              <w:t xml:space="preserve"> kết quả.</w:t>
-            </w:r>
-          </w:p>
-        </w:tc>
-      </w:tr>
-      <w:tr>
-        <w:tc>
-          <w:tcPr>
-            <w:tcW w:w="2500" w:type="pct"/>
-            <w:tcBorders>
-              <w:top w:val="single" w:sz="4" w:space="0" w:color="auto"/>
-              <w:left w:val="single" w:sz="4" w:space="0" w:color="auto"/>
-              <w:bottom w:val="single" w:sz="4" w:space="0" w:color="auto"/>
-              <w:right w:val="single" w:sz="4" w:space="0" w:color="auto"/>
-            </w:tcBorders>
-            <w:hideMark/>
-          </w:tcPr>
-          <w:p>
-            <w:pPr>
-              <w:spacing w:after="160" w:line="278" w:lineRule="auto"/>
-              <w:ind w:firstLine="0"/>
-              <w:rPr>
-                <w:bCs/>
-              </w:rPr>
-            </w:pPr>
-            <w:r>
-              <w:rPr>
-                <w:bCs/>
-              </w:rPr>
-              <w:lastRenderedPageBreak/>
               <w:t>Alternative Flows</w:t>
             </w:r>
           </w:p>
@@ -25219,7 +23482,7 @@
                     <pic:cNvPicPr/>
                   </pic:nvPicPr>
                   <pic:blipFill>
-                    <a:blip r:embed="rId28"/>
+                    <a:blip r:embed="rId26"/>
                     <a:stretch>
                       <a:fillRect/>
                     </a:stretch>
@@ -25282,7 +23545,7 @@
                     <pic:cNvPicPr/>
                   </pic:nvPicPr>
                   <pic:blipFill>
-                    <a:blip r:embed="rId29"/>
+                    <a:blip r:embed="rId27"/>
                     <a:stretch>
                       <a:fillRect/>
                     </a:stretch>
@@ -25935,7 +24198,6 @@
               <w:rPr>
                 <w:bCs/>
               </w:rPr>
-              <w:lastRenderedPageBreak/>
               <w:t>Alternative Flows</w:t>
             </w:r>
           </w:p>
@@ -26172,7 +24434,7 @@
                     </pic:cNvPicPr>
                   </pic:nvPicPr>
                   <pic:blipFill>
-                    <a:blip r:embed="rId30">
+                    <a:blip r:embed="rId28">
                       <a:extLst>
                         <a:ext uri="{28A0092B-C50C-407E-A947-70E740481C1C}">
                           <a14:useLocalDpi xmlns:a14="http://schemas.microsoft.com/office/drawing/2010/main" val="0"/>
@@ -26231,7 +24493,7 @@
           <w:szCs w:val="26"/>
         </w:rPr>
         <w:drawing>
-          <wp:inline distT="0" distB="0" distL="0" distR="0" wp14:anchorId="5049EFBF" wp14:editId="75545E82">
+          <wp:inline distT="0" distB="0" distL="0" distR="0" wp14:anchorId="5049EFBF" wp14:editId="0488F204">
             <wp:extent cx="5580380" cy="3997243"/>
             <wp:effectExtent l="0" t="0" r="1270" b="3810"/>
             <wp:docPr id="604903798" name="Picture 2"/>
@@ -26248,7 +24510,7 @@
                     </pic:cNvPicPr>
                   </pic:nvPicPr>
                   <pic:blipFill>
-                    <a:blip r:embed="rId31" cstate="print">
+                    <a:blip r:embed="rId29" cstate="print">
                       <a:extLst>
                         <a:ext uri="{28A0092B-C50C-407E-A947-70E740481C1C}">
                           <a14:useLocalDpi xmlns:a14="http://schemas.microsoft.com/office/drawing/2010/main" val="0"/>
@@ -26935,7 +25197,7 @@
                     <pic:cNvPicPr/>
                   </pic:nvPicPr>
                   <pic:blipFill>
-                    <a:blip r:embed="rId32"/>
+                    <a:blip r:embed="rId30"/>
                     <a:stretch>
                       <a:fillRect/>
                     </a:stretch>
@@ -26997,7 +25259,7 @@
                     <pic:cNvPicPr/>
                   </pic:nvPicPr>
                   <pic:blipFill>
-                    <a:blip r:embed="rId33"/>
+                    <a:blip r:embed="rId31"/>
                     <a:stretch>
                       <a:fillRect/>
                     </a:stretch>
@@ -27643,7 +25905,7 @@
                     <pic:cNvPicPr/>
                   </pic:nvPicPr>
                   <pic:blipFill>
-                    <a:blip r:embed="rId34"/>
+                    <a:blip r:embed="rId32"/>
                     <a:stretch>
                       <a:fillRect/>
                     </a:stretch>
@@ -27704,7 +25966,7 @@
                     <pic:cNvPicPr/>
                   </pic:nvPicPr>
                   <pic:blipFill>
-                    <a:blip r:embed="rId35"/>
+                    <a:blip r:embed="rId33"/>
                     <a:stretch>
                       <a:fillRect/>
                     </a:stretch>
@@ -28318,7 +26580,6 @@
               <w:rPr>
                 <w:bCs/>
               </w:rPr>
-              <w:lastRenderedPageBreak/>
               <w:t>Alternative Flows</w:t>
             </w:r>
           </w:p>
@@ -28558,7 +26819,7 @@
                     </pic:cNvPicPr>
                   </pic:nvPicPr>
                   <pic:blipFill>
-                    <a:blip r:embed="rId36">
+                    <a:blip r:embed="rId34">
                       <a:extLst>
                         <a:ext uri="{28A0092B-C50C-407E-A947-70E740481C1C}">
                           <a14:useLocalDpi xmlns:a14="http://schemas.microsoft.com/office/drawing/2010/main" val="0"/>
@@ -28634,7 +26895,7 @@
                     </pic:cNvPicPr>
                   </pic:nvPicPr>
                   <pic:blipFill>
-                    <a:blip r:embed="rId37">
+                    <a:blip r:embed="rId35">
                       <a:extLst>
                         <a:ext uri="{28A0092B-C50C-407E-A947-70E740481C1C}">
                           <a14:useLocalDpi xmlns:a14="http://schemas.microsoft.com/office/drawing/2010/main" val="0"/>
@@ -29180,7 +27441,6 @@
               <w:rPr>
                 <w:bCs/>
               </w:rPr>
-              <w:lastRenderedPageBreak/>
               <w:t>Alternative Flows</w:t>
             </w:r>
           </w:p>
@@ -29267,6 +27527,686 @@
             <wp:extent cx="5580380" cy="3585513"/>
             <wp:effectExtent l="0" t="0" r="1270" b="0"/>
             <wp:docPr id="3" name="Picture 3"/>
+            <wp:cNvGraphicFramePr>
+              <a:graphicFrameLocks xmlns:a="http://schemas.openxmlformats.org/drawingml/2006/main" noChangeAspect="1"/>
+            </wp:cNvGraphicFramePr>
+            <a:graphic xmlns:a="http://schemas.openxmlformats.org/drawingml/2006/main">
+              <a:graphicData uri="http://schemas.openxmlformats.org/drawingml/2006/picture">
+                <pic:pic xmlns:pic="http://schemas.openxmlformats.org/drawingml/2006/picture">
+                  <pic:nvPicPr>
+                    <pic:cNvPr id="1" name=""/>
+                    <pic:cNvPicPr/>
+                  </pic:nvPicPr>
+                  <pic:blipFill>
+                    <a:blip r:embed="rId36"/>
+                    <a:stretch>
+                      <a:fillRect/>
+                    </a:stretch>
+                  </pic:blipFill>
+                  <pic:spPr>
+                    <a:xfrm>
+                      <a:off x="0" y="0"/>
+                      <a:ext cx="5580380" cy="3585513"/>
+                    </a:xfrm>
+                    <a:prstGeom prst="rect">
+                      <a:avLst/>
+                    </a:prstGeom>
+                  </pic:spPr>
+                </pic:pic>
+              </a:graphicData>
+            </a:graphic>
+          </wp:inline>
+        </w:drawing>
+      </w:r>
+    </w:p>
+    <w:p>
+      <w:pPr>
+        <w:pStyle w:val="Heading4"/>
+        <w:rPr>
+          <w:lang w:val="pt-BR"/>
+        </w:rPr>
+      </w:pPr>
+      <w:r>
+        <w:rPr>
+          <w:lang w:val="pt-BR"/>
+        </w:rPr>
+        <w:lastRenderedPageBreak/>
+        <w:t>Sequence Diagram</w:t>
+      </w:r>
+    </w:p>
+    <w:p>
+      <w:pPr>
+        <w:rPr>
+          <w:lang w:val="pt-BR"/>
+        </w:rPr>
+      </w:pPr>
+      <w:r>
+        <w:rPr>
+          <w:noProof/>
+          <w:color w:val="FF0000"/>
+        </w:rPr>
+        <w:drawing>
+          <wp:inline distT="0" distB="0" distL="0" distR="0" wp14:anchorId="7D56AF1D" wp14:editId="09B6C3E0">
+            <wp:extent cx="5580380" cy="4834541"/>
+            <wp:effectExtent l="0" t="0" r="1270" b="4445"/>
+            <wp:docPr id="1367317497" name="Picture 1367317497"/>
+            <wp:cNvGraphicFramePr>
+              <a:graphicFrameLocks xmlns:a="http://schemas.openxmlformats.org/drawingml/2006/main" noChangeAspect="1"/>
+            </wp:cNvGraphicFramePr>
+            <a:graphic xmlns:a="http://schemas.openxmlformats.org/drawingml/2006/main">
+              <a:graphicData uri="http://schemas.openxmlformats.org/drawingml/2006/picture">
+                <pic:pic xmlns:pic="http://schemas.openxmlformats.org/drawingml/2006/picture">
+                  <pic:nvPicPr>
+                    <pic:cNvPr id="1" name=""/>
+                    <pic:cNvPicPr/>
+                  </pic:nvPicPr>
+                  <pic:blipFill>
+                    <a:blip r:embed="rId37"/>
+                    <a:stretch>
+                      <a:fillRect/>
+                    </a:stretch>
+                  </pic:blipFill>
+                  <pic:spPr>
+                    <a:xfrm>
+                      <a:off x="0" y="0"/>
+                      <a:ext cx="5580380" cy="4834541"/>
+                    </a:xfrm>
+                    <a:prstGeom prst="rect">
+                      <a:avLst/>
+                    </a:prstGeom>
+                  </pic:spPr>
+                </pic:pic>
+              </a:graphicData>
+            </a:graphic>
+          </wp:inline>
+        </w:drawing>
+      </w:r>
+    </w:p>
+    <w:p>
+      <w:pPr>
+        <w:pStyle w:val="Heading3"/>
+      </w:pPr>
+      <w:r>
+        <w:t>UC00</w:t>
+      </w:r>
+      <w:r>
+        <w:t>15</w:t>
+      </w:r>
+      <w:r>
+        <w:t>_</w:t>
+      </w:r>
+      <w:r>
+        <w:rPr>
+          <w:i/>
+          <w:iCs/>
+        </w:rPr>
+        <w:t xml:space="preserve"> </w:t>
+      </w:r>
+      <w:r>
+        <w:rPr>
+          <w:rFonts w:cs="Times New Roman"/>
+        </w:rPr>
+        <w:t xml:space="preserve">Cập nhật </w:t>
+      </w:r>
+      <w:r>
+        <w:rPr>
+          <w:rFonts w:cs="Times New Roman"/>
+        </w:rPr>
+        <w:t>dịch vụ</w:t>
+      </w:r>
+    </w:p>
+    <w:p>
+      <w:pPr>
+        <w:pStyle w:val="Heading4"/>
+      </w:pPr>
+      <w:r>
+        <w:t>Mô tả use case UC001</w:t>
+      </w:r>
+      <w:r>
+        <w:t>5</w:t>
+      </w:r>
+    </w:p>
+    <w:tbl>
+      <w:tblPr>
+        <w:tblStyle w:val="TableGrid"/>
+        <w:tblW w:w="5000" w:type="pct"/>
+        <w:tblLook w:val="01E0" w:firstRow="1" w:lastRow="1" w:firstColumn="1" w:lastColumn="1" w:noHBand="0" w:noVBand="0"/>
+      </w:tblPr>
+      <w:tblGrid>
+        <w:gridCol w:w="4389"/>
+        <w:gridCol w:w="4389"/>
+      </w:tblGrid>
+      <w:tr>
+        <w:tc>
+          <w:tcPr>
+            <w:tcW w:w="5000" w:type="pct"/>
+            <w:gridSpan w:val="2"/>
+            <w:tcBorders>
+              <w:top w:val="single" w:sz="4" w:space="0" w:color="auto"/>
+              <w:left w:val="single" w:sz="4" w:space="0" w:color="auto"/>
+              <w:bottom w:val="single" w:sz="4" w:space="0" w:color="auto"/>
+              <w:right w:val="single" w:sz="4" w:space="0" w:color="auto"/>
+            </w:tcBorders>
+            <w:hideMark/>
+          </w:tcPr>
+          <w:p>
+            <w:pPr>
+              <w:spacing w:after="160" w:line="278" w:lineRule="auto"/>
+              <w:ind w:firstLine="0"/>
+              <w:rPr>
+                <w:b/>
+              </w:rPr>
+            </w:pPr>
+            <w:r>
+              <w:rPr>
+                <w:b/>
+              </w:rPr>
+              <w:t xml:space="preserve">Use case: </w:t>
+            </w:r>
+            <w:r>
+              <w:t>UC00</w:t>
+            </w:r>
+            <w:r>
+              <w:t>15</w:t>
+            </w:r>
+            <w:r>
+              <w:t>_</w:t>
+            </w:r>
+            <w:r>
+              <w:t xml:space="preserve"> </w:t>
+            </w:r>
+            <w:r>
+              <w:t xml:space="preserve">Cập nhật </w:t>
+            </w:r>
+            <w:r>
+              <w:t>dịch vụ</w:t>
+            </w:r>
+          </w:p>
+        </w:tc>
+      </w:tr>
+      <w:tr>
+        <w:tc>
+          <w:tcPr>
+            <w:tcW w:w="5000" w:type="pct"/>
+            <w:gridSpan w:val="2"/>
+            <w:tcBorders>
+              <w:top w:val="single" w:sz="4" w:space="0" w:color="auto"/>
+              <w:left w:val="single" w:sz="4" w:space="0" w:color="auto"/>
+              <w:bottom w:val="single" w:sz="4" w:space="0" w:color="auto"/>
+              <w:right w:val="single" w:sz="4" w:space="0" w:color="auto"/>
+            </w:tcBorders>
+            <w:hideMark/>
+          </w:tcPr>
+          <w:p>
+            <w:pPr>
+              <w:spacing w:after="160" w:line="278" w:lineRule="auto"/>
+              <w:ind w:firstLine="0"/>
+            </w:pPr>
+            <w:r>
+              <w:rPr>
+                <w:bCs/>
+              </w:rPr>
+              <w:t xml:space="preserve">Actor: </w:t>
+            </w:r>
+            <w:r>
+              <w:t>Chủ cửa hàng.</w:t>
+            </w:r>
+          </w:p>
+        </w:tc>
+      </w:tr>
+      <w:tr>
+        <w:tc>
+          <w:tcPr>
+            <w:tcW w:w="5000" w:type="pct"/>
+            <w:gridSpan w:val="2"/>
+            <w:tcBorders>
+              <w:top w:val="single" w:sz="4" w:space="0" w:color="auto"/>
+              <w:left w:val="single" w:sz="4" w:space="0" w:color="auto"/>
+              <w:bottom w:val="single" w:sz="4" w:space="0" w:color="auto"/>
+              <w:right w:val="single" w:sz="4" w:space="0" w:color="auto"/>
+            </w:tcBorders>
+            <w:hideMark/>
+          </w:tcPr>
+          <w:p>
+            <w:pPr>
+              <w:spacing w:after="160" w:line="278" w:lineRule="auto"/>
+              <w:ind w:firstLine="0"/>
+            </w:pPr>
+            <w:r>
+              <w:rPr>
+                <w:bCs/>
+              </w:rPr>
+              <w:t>Mô tả:</w:t>
+            </w:r>
+            <w:r>
+              <w:t xml:space="preserve"> </w:t>
+            </w:r>
+            <w:r>
+              <w:t>Cho phép chủ cửa hàng thay đổi thông tin của một dịch vụ đã tồn tại trong hệ thống.</w:t>
+            </w:r>
+          </w:p>
+        </w:tc>
+      </w:tr>
+      <w:tr>
+        <w:tc>
+          <w:tcPr>
+            <w:tcW w:w="5000" w:type="pct"/>
+            <w:gridSpan w:val="2"/>
+            <w:tcBorders>
+              <w:top w:val="single" w:sz="4" w:space="0" w:color="auto"/>
+              <w:left w:val="single" w:sz="4" w:space="0" w:color="auto"/>
+              <w:bottom w:val="single" w:sz="4" w:space="0" w:color="auto"/>
+              <w:right w:val="single" w:sz="4" w:space="0" w:color="auto"/>
+            </w:tcBorders>
+            <w:hideMark/>
+          </w:tcPr>
+          <w:p>
+            <w:pPr>
+              <w:spacing w:after="160" w:line="278" w:lineRule="auto"/>
+              <w:ind w:firstLine="0"/>
+            </w:pPr>
+            <w:r>
+              <w:rPr>
+                <w:bCs/>
+              </w:rPr>
+              <w:t>Precondition:</w:t>
+            </w:r>
+            <w:r>
+              <w:t xml:space="preserve"> </w:t>
+            </w:r>
+            <w:r>
+              <w:rPr>
+                <w:szCs w:val="26"/>
+              </w:rPr>
+              <w:t xml:space="preserve">Chủ </w:t>
+            </w:r>
+            <w:r>
+              <w:t>cửa hàng đã đăng nhập</w:t>
+            </w:r>
+            <w:r>
+              <w:t xml:space="preserve">, dịch </w:t>
+            </w:r>
+            <w:r>
+              <w:t>vụ cần cập nhật đã tồn tại trong hệ thống</w:t>
+            </w:r>
+            <w:r>
+              <w:t>.</w:t>
+            </w:r>
+          </w:p>
+        </w:tc>
+      </w:tr>
+      <w:tr>
+        <w:tc>
+          <w:tcPr>
+            <w:tcW w:w="5000" w:type="pct"/>
+            <w:gridSpan w:val="2"/>
+            <w:tcBorders>
+              <w:top w:val="single" w:sz="4" w:space="0" w:color="auto"/>
+              <w:left w:val="single" w:sz="4" w:space="0" w:color="auto"/>
+              <w:bottom w:val="single" w:sz="4" w:space="0" w:color="auto"/>
+              <w:right w:val="single" w:sz="4" w:space="0" w:color="auto"/>
+            </w:tcBorders>
+            <w:hideMark/>
+          </w:tcPr>
+          <w:p>
+            <w:pPr>
+              <w:spacing w:after="160" w:line="278" w:lineRule="auto"/>
+              <w:ind w:firstLine="0"/>
+              <w:rPr>
+                <w:bCs/>
+              </w:rPr>
+            </w:pPr>
+            <w:r>
+              <w:rPr>
+                <w:bCs/>
+              </w:rPr>
+              <w:t>Poscondition:</w:t>
+            </w:r>
+            <w:r>
+              <w:t xml:space="preserve"> </w:t>
+            </w:r>
+            <w:r>
+              <w:rPr>
+                <w:szCs w:val="26"/>
+              </w:rPr>
+              <w:t xml:space="preserve">Thông </w:t>
+            </w:r>
+            <w:r>
+              <w:t>tin dịch vụ được cập nhật thành công.</w:t>
+            </w:r>
+          </w:p>
+        </w:tc>
+      </w:tr>
+      <w:tr>
+        <w:tc>
+          <w:tcPr>
+            <w:tcW w:w="5000" w:type="pct"/>
+            <w:gridSpan w:val="2"/>
+            <w:tcBorders>
+              <w:top w:val="single" w:sz="4" w:space="0" w:color="auto"/>
+              <w:left w:val="single" w:sz="4" w:space="0" w:color="auto"/>
+              <w:bottom w:val="single" w:sz="4" w:space="0" w:color="auto"/>
+              <w:right w:val="single" w:sz="4" w:space="0" w:color="auto"/>
+            </w:tcBorders>
+            <w:hideMark/>
+          </w:tcPr>
+          <w:p>
+            <w:pPr>
+              <w:spacing w:after="160" w:line="278" w:lineRule="auto"/>
+              <w:ind w:firstLine="0"/>
+            </w:pPr>
+            <w:r>
+              <w:rPr>
+                <w:bCs/>
+              </w:rPr>
+              <w:t>Basic flows</w:t>
+            </w:r>
+          </w:p>
+        </w:tc>
+      </w:tr>
+      <w:tr>
+        <w:tc>
+          <w:tcPr>
+            <w:tcW w:w="2500" w:type="pct"/>
+            <w:tcBorders>
+              <w:top w:val="single" w:sz="4" w:space="0" w:color="auto"/>
+              <w:left w:val="single" w:sz="4" w:space="0" w:color="auto"/>
+              <w:bottom w:val="single" w:sz="4" w:space="0" w:color="auto"/>
+              <w:right w:val="single" w:sz="4" w:space="0" w:color="auto"/>
+            </w:tcBorders>
+          </w:tcPr>
+          <w:p>
+            <w:pPr>
+              <w:ind w:firstLine="0"/>
+              <w:rPr>
+                <w:bCs/>
+              </w:rPr>
+            </w:pPr>
+            <w:r>
+              <w:rPr>
+                <w:bCs/>
+              </w:rPr>
+              <w:t>Actor</w:t>
+            </w:r>
+          </w:p>
+        </w:tc>
+        <w:tc>
+          <w:tcPr>
+            <w:tcW w:w="2500" w:type="pct"/>
+            <w:tcBorders>
+              <w:top w:val="single" w:sz="4" w:space="0" w:color="auto"/>
+              <w:left w:val="single" w:sz="4" w:space="0" w:color="auto"/>
+              <w:bottom w:val="single" w:sz="4" w:space="0" w:color="auto"/>
+              <w:right w:val="single" w:sz="4" w:space="0" w:color="auto"/>
+            </w:tcBorders>
+          </w:tcPr>
+          <w:p>
+            <w:pPr>
+              <w:ind w:firstLine="0"/>
+              <w:rPr>
+                <w:bCs/>
+              </w:rPr>
+            </w:pPr>
+            <w:r>
+              <w:rPr>
+                <w:bCs/>
+              </w:rPr>
+              <w:t>System</w:t>
+            </w:r>
+          </w:p>
+        </w:tc>
+      </w:tr>
+      <w:tr>
+        <w:tc>
+          <w:tcPr>
+            <w:tcW w:w="2500" w:type="pct"/>
+            <w:tcBorders>
+              <w:top w:val="single" w:sz="4" w:space="0" w:color="auto"/>
+              <w:left w:val="single" w:sz="4" w:space="0" w:color="auto"/>
+              <w:bottom w:val="single" w:sz="4" w:space="0" w:color="auto"/>
+              <w:right w:val="single" w:sz="4" w:space="0" w:color="auto"/>
+            </w:tcBorders>
+            <w:vAlign w:val="top"/>
+          </w:tcPr>
+          <w:p>
+            <w:pPr>
+              <w:ind w:firstLine="0"/>
+            </w:pPr>
+            <w:r>
+              <w:t xml:space="preserve">1. </w:t>
+            </w:r>
+            <w:r>
+              <w:t xml:space="preserve">Chủ cửa hàng chọn </w:t>
+            </w:r>
+            <w:r>
+              <w:t>Quản lý dịch vụ.</w:t>
+            </w:r>
+          </w:p>
+          <w:p>
+            <w:pPr>
+              <w:ind w:firstLine="0"/>
+            </w:pPr>
+            <w:r>
+              <w:lastRenderedPageBreak/>
+              <w:t xml:space="preserve">2. </w:t>
+            </w:r>
+            <w:r>
+              <w:t>Tìm kiếm và lựa chọn dịch vụ cần cập nhật.</w:t>
+            </w:r>
+          </w:p>
+          <w:p>
+            <w:pPr>
+              <w:ind w:firstLine="0"/>
+            </w:pPr>
+          </w:p>
+          <w:p>
+            <w:pPr>
+              <w:ind w:firstLine="0"/>
+            </w:pPr>
+            <w:r>
+              <w:t xml:space="preserve">4. </w:t>
+            </w:r>
+            <w:r>
+              <w:t>Chủ cửa hàng chỉnh sửa các thông tin cần thay đổi.</w:t>
+            </w:r>
+          </w:p>
+          <w:p>
+            <w:pPr>
+              <w:ind w:firstLine="0"/>
+              <w:rPr>
+                <w:bCs/>
+              </w:rPr>
+            </w:pPr>
+            <w:r>
+              <w:t xml:space="preserve">5. </w:t>
+            </w:r>
+            <w:r>
+              <w:t>Chủ cửa hàng xác nhận cập nhật.</w:t>
+            </w:r>
+          </w:p>
+        </w:tc>
+        <w:tc>
+          <w:tcPr>
+            <w:tcW w:w="2500" w:type="pct"/>
+            <w:tcBorders>
+              <w:top w:val="single" w:sz="4" w:space="0" w:color="auto"/>
+              <w:left w:val="single" w:sz="4" w:space="0" w:color="auto"/>
+              <w:bottom w:val="single" w:sz="4" w:space="0" w:color="auto"/>
+              <w:right w:val="single" w:sz="4" w:space="0" w:color="auto"/>
+            </w:tcBorders>
+            <w:vAlign w:val="top"/>
+          </w:tcPr>
+          <w:p>
+            <w:pPr>
+              <w:ind w:firstLine="0"/>
+            </w:pPr>
+          </w:p>
+          <w:p>
+            <w:pPr>
+              <w:ind w:firstLine="0"/>
+            </w:pPr>
+          </w:p>
+          <w:p>
+            <w:pPr>
+              <w:ind w:firstLine="0"/>
+            </w:pPr>
+            <w:r>
+              <w:t xml:space="preserve">3. </w:t>
+            </w:r>
+            <w:r>
+              <w:t>Hệ thống hiển thị thông tin hiện tại của dịch vụ.</w:t>
+            </w:r>
+          </w:p>
+          <w:p>
+            <w:pPr>
+              <w:ind w:firstLine="0"/>
+            </w:pPr>
+          </w:p>
+          <w:p>
+            <w:pPr>
+              <w:ind w:firstLine="0"/>
+            </w:pPr>
+          </w:p>
+          <w:p>
+            <w:pPr>
+              <w:ind w:firstLine="0"/>
+            </w:pPr>
+            <w:r>
+              <w:t xml:space="preserve">6. </w:t>
+            </w:r>
+            <w:r>
+              <w:t>Hệ thống kiểm tra tính hợp lệ của dữ liệu.</w:t>
+            </w:r>
+          </w:p>
+          <w:p>
+            <w:pPr>
+              <w:ind w:firstLine="0"/>
+            </w:pPr>
+            <w:r>
+              <w:t xml:space="preserve">7. </w:t>
+            </w:r>
+            <w:r>
+              <w:t xml:space="preserve">Hệ thống </w:t>
+            </w:r>
+            <w:r>
+              <w:t xml:space="preserve">lưu thông tin mới và </w:t>
+            </w:r>
+            <w:r>
+              <w:t>thông báo cập nhật thành công.</w:t>
+            </w:r>
+          </w:p>
+        </w:tc>
+      </w:tr>
+      <w:tr>
+        <w:tc>
+          <w:tcPr>
+            <w:tcW w:w="2500" w:type="pct"/>
+            <w:tcBorders>
+              <w:top w:val="single" w:sz="4" w:space="0" w:color="auto"/>
+              <w:left w:val="single" w:sz="4" w:space="0" w:color="auto"/>
+              <w:bottom w:val="single" w:sz="4" w:space="0" w:color="auto"/>
+              <w:right w:val="single" w:sz="4" w:space="0" w:color="auto"/>
+            </w:tcBorders>
+            <w:hideMark/>
+          </w:tcPr>
+          <w:p>
+            <w:pPr>
+              <w:spacing w:after="160" w:line="278" w:lineRule="auto"/>
+              <w:ind w:firstLine="0"/>
+              <w:rPr>
+                <w:bCs/>
+              </w:rPr>
+            </w:pPr>
+            <w:r>
+              <w:rPr>
+                <w:bCs/>
+              </w:rPr>
+              <w:t>Alternative Flows</w:t>
+            </w:r>
+          </w:p>
+        </w:tc>
+        <w:tc>
+          <w:tcPr>
+            <w:tcW w:w="2500" w:type="pct"/>
+            <w:tcBorders>
+              <w:top w:val="single" w:sz="4" w:space="0" w:color="auto"/>
+              <w:left w:val="single" w:sz="4" w:space="0" w:color="auto"/>
+              <w:bottom w:val="single" w:sz="4" w:space="0" w:color="auto"/>
+              <w:right w:val="single" w:sz="4" w:space="0" w:color="auto"/>
+            </w:tcBorders>
+            <w:hideMark/>
+          </w:tcPr>
+          <w:p>
+            <w:pPr>
+              <w:spacing w:after="160" w:line="278" w:lineRule="auto"/>
+            </w:pPr>
+          </w:p>
+        </w:tc>
+      </w:tr>
+      <w:tr>
+        <w:tc>
+          <w:tcPr>
+            <w:tcW w:w="5000" w:type="pct"/>
+            <w:gridSpan w:val="2"/>
+            <w:tcBorders>
+              <w:top w:val="single" w:sz="4" w:space="0" w:color="auto"/>
+              <w:left w:val="single" w:sz="4" w:space="0" w:color="auto"/>
+              <w:bottom w:val="single" w:sz="4" w:space="0" w:color="auto"/>
+              <w:right w:val="single" w:sz="4" w:space="0" w:color="auto"/>
+            </w:tcBorders>
+          </w:tcPr>
+          <w:p>
+            <w:pPr>
+              <w:spacing w:after="160" w:line="278" w:lineRule="auto"/>
+              <w:ind w:firstLine="0"/>
+            </w:pPr>
+            <w:r>
+              <w:t xml:space="preserve">6a. </w:t>
+            </w:r>
+            <w:r>
+              <w:t>Hệ thống phát hiện dữ liệu không đáp ứng quy định</w:t>
+            </w:r>
+            <w:r>
+              <w:t>, hệ thống thông báo lỗi tương ứng và yêu cầu người dùng chỉnh sửa lại thông tin.</w:t>
+            </w:r>
+          </w:p>
+        </w:tc>
+      </w:tr>
+    </w:tbl>
+    <w:p/>
+    <w:p>
+      <w:pPr>
+        <w:pStyle w:val="Heading4"/>
+        <w:numPr>
+          <w:ilvl w:val="3"/>
+          <w:numId w:val="5"/>
+        </w:numPr>
+        <w:rPr>
+          <w:lang w:val="pt-BR"/>
+        </w:rPr>
+      </w:pPr>
+      <w:r>
+        <w:rPr>
+          <w:lang w:val="pt-BR"/>
+        </w:rPr>
+        <w:t xml:space="preserve">Activity Diagram </w:t>
+      </w:r>
+    </w:p>
+    <w:p>
+      <w:pPr>
+        <w:rPr>
+          <w:lang w:val="pt-BR"/>
+        </w:rPr>
+      </w:pPr>
+      <w:r>
+        <w:rPr>
+          <w:noProof/>
+        </w:rPr>
+        <w:drawing>
+          <wp:inline distT="0" distB="0" distL="0" distR="0" wp14:anchorId="58CA267D" wp14:editId="73327239">
+            <wp:extent cx="5580380" cy="3488930"/>
+            <wp:effectExtent l="0" t="0" r="1270" b="0"/>
+            <wp:docPr id="318711454" name="Picture 318711454"/>
             <wp:cNvGraphicFramePr>
               <a:graphicFrameLocks xmlns:a="http://schemas.openxmlformats.org/drawingml/2006/main" noChangeAspect="1"/>
             </wp:cNvGraphicFramePr>
@@ -29286,7 +28226,7 @@
                   <pic:spPr>
                     <a:xfrm>
                       <a:off x="0" y="0"/>
-                      <a:ext cx="5580380" cy="3585513"/>
+                      <a:ext cx="5580380" cy="3488930"/>
                     </a:xfrm>
                     <a:prstGeom prst="rect">
                       <a:avLst/>
@@ -29326,10 +28266,10 @@
           <w:color w:val="FF0000"/>
         </w:rPr>
         <w:drawing>
-          <wp:inline distT="0" distB="0" distL="0" distR="0" wp14:anchorId="7D56AF1D" wp14:editId="09B6C3E0">
-            <wp:extent cx="5580380" cy="4834541"/>
-            <wp:effectExtent l="0" t="0" r="1270" b="4445"/>
-            <wp:docPr id="1367317497" name="Picture 1367317497"/>
+          <wp:inline distT="0" distB="0" distL="0" distR="0" wp14:anchorId="7C8EEA24" wp14:editId="46C09CE5">
+            <wp:extent cx="5580380" cy="4922181"/>
+            <wp:effectExtent l="0" t="0" r="1270" b="0"/>
+            <wp:docPr id="470169237" name="Picture 470169237"/>
             <wp:cNvGraphicFramePr>
               <a:graphicFrameLocks xmlns:a="http://schemas.openxmlformats.org/drawingml/2006/main" noChangeAspect="1"/>
             </wp:cNvGraphicFramePr>
@@ -29349,687 +28289,6 @@
                   <pic:spPr>
                     <a:xfrm>
                       <a:off x="0" y="0"/>
-                      <a:ext cx="5580380" cy="4834541"/>
-                    </a:xfrm>
-                    <a:prstGeom prst="rect">
-                      <a:avLst/>
-                    </a:prstGeom>
-                  </pic:spPr>
-                </pic:pic>
-              </a:graphicData>
-            </a:graphic>
-          </wp:inline>
-        </w:drawing>
-      </w:r>
-    </w:p>
-    <w:p>
-      <w:pPr>
-        <w:pStyle w:val="Heading3"/>
-      </w:pPr>
-      <w:r>
-        <w:t>UC00</w:t>
-      </w:r>
-      <w:r>
-        <w:t>15</w:t>
-      </w:r>
-      <w:r>
-        <w:t>_</w:t>
-      </w:r>
-      <w:r>
-        <w:rPr>
-          <w:i/>
-          <w:iCs/>
-        </w:rPr>
-        <w:t xml:space="preserve"> </w:t>
-      </w:r>
-      <w:r>
-        <w:rPr>
-          <w:rFonts w:cs="Times New Roman"/>
-        </w:rPr>
-        <w:t xml:space="preserve">Cập nhật </w:t>
-      </w:r>
-      <w:r>
-        <w:rPr>
-          <w:rFonts w:cs="Times New Roman"/>
-        </w:rPr>
-        <w:t>dịch vụ</w:t>
-      </w:r>
-    </w:p>
-    <w:p>
-      <w:pPr>
-        <w:pStyle w:val="Heading4"/>
-      </w:pPr>
-      <w:r>
-        <w:t>Mô tả use case UC001</w:t>
-      </w:r>
-      <w:r>
-        <w:t>5</w:t>
-      </w:r>
-    </w:p>
-    <w:tbl>
-      <w:tblPr>
-        <w:tblStyle w:val="TableGrid"/>
-        <w:tblW w:w="5000" w:type="pct"/>
-        <w:tblLook w:val="01E0" w:firstRow="1" w:lastRow="1" w:firstColumn="1" w:lastColumn="1" w:noHBand="0" w:noVBand="0"/>
-      </w:tblPr>
-      <w:tblGrid>
-        <w:gridCol w:w="4389"/>
-        <w:gridCol w:w="4389"/>
-      </w:tblGrid>
-      <w:tr>
-        <w:tc>
-          <w:tcPr>
-            <w:tcW w:w="5000" w:type="pct"/>
-            <w:gridSpan w:val="2"/>
-            <w:tcBorders>
-              <w:top w:val="single" w:sz="4" w:space="0" w:color="auto"/>
-              <w:left w:val="single" w:sz="4" w:space="0" w:color="auto"/>
-              <w:bottom w:val="single" w:sz="4" w:space="0" w:color="auto"/>
-              <w:right w:val="single" w:sz="4" w:space="0" w:color="auto"/>
-            </w:tcBorders>
-            <w:hideMark/>
-          </w:tcPr>
-          <w:p>
-            <w:pPr>
-              <w:spacing w:after="160" w:line="278" w:lineRule="auto"/>
-              <w:ind w:firstLine="0"/>
-              <w:rPr>
-                <w:b/>
-              </w:rPr>
-            </w:pPr>
-            <w:r>
-              <w:rPr>
-                <w:b/>
-              </w:rPr>
-              <w:t xml:space="preserve">Use case: </w:t>
-            </w:r>
-            <w:r>
-              <w:t>UC00</w:t>
-            </w:r>
-            <w:r>
-              <w:t>15</w:t>
-            </w:r>
-            <w:r>
-              <w:t>_</w:t>
-            </w:r>
-            <w:r>
-              <w:t xml:space="preserve"> </w:t>
-            </w:r>
-            <w:r>
-              <w:t xml:space="preserve">Cập nhật </w:t>
-            </w:r>
-            <w:r>
-              <w:t>dịch vụ</w:t>
-            </w:r>
-          </w:p>
-        </w:tc>
-      </w:tr>
-      <w:tr>
-        <w:tc>
-          <w:tcPr>
-            <w:tcW w:w="5000" w:type="pct"/>
-            <w:gridSpan w:val="2"/>
-            <w:tcBorders>
-              <w:top w:val="single" w:sz="4" w:space="0" w:color="auto"/>
-              <w:left w:val="single" w:sz="4" w:space="0" w:color="auto"/>
-              <w:bottom w:val="single" w:sz="4" w:space="0" w:color="auto"/>
-              <w:right w:val="single" w:sz="4" w:space="0" w:color="auto"/>
-            </w:tcBorders>
-            <w:hideMark/>
-          </w:tcPr>
-          <w:p>
-            <w:pPr>
-              <w:spacing w:after="160" w:line="278" w:lineRule="auto"/>
-              <w:ind w:firstLine="0"/>
-            </w:pPr>
-            <w:r>
-              <w:rPr>
-                <w:bCs/>
-              </w:rPr>
-              <w:t xml:space="preserve">Actor: </w:t>
-            </w:r>
-            <w:r>
-              <w:t>Chủ cửa hàng.</w:t>
-            </w:r>
-          </w:p>
-        </w:tc>
-      </w:tr>
-      <w:tr>
-        <w:tc>
-          <w:tcPr>
-            <w:tcW w:w="5000" w:type="pct"/>
-            <w:gridSpan w:val="2"/>
-            <w:tcBorders>
-              <w:top w:val="single" w:sz="4" w:space="0" w:color="auto"/>
-              <w:left w:val="single" w:sz="4" w:space="0" w:color="auto"/>
-              <w:bottom w:val="single" w:sz="4" w:space="0" w:color="auto"/>
-              <w:right w:val="single" w:sz="4" w:space="0" w:color="auto"/>
-            </w:tcBorders>
-            <w:hideMark/>
-          </w:tcPr>
-          <w:p>
-            <w:pPr>
-              <w:spacing w:after="160" w:line="278" w:lineRule="auto"/>
-              <w:ind w:firstLine="0"/>
-            </w:pPr>
-            <w:r>
-              <w:rPr>
-                <w:bCs/>
-              </w:rPr>
-              <w:t>Mô tả:</w:t>
-            </w:r>
-            <w:r>
-              <w:t xml:space="preserve"> </w:t>
-            </w:r>
-            <w:r>
-              <w:t>Cho phép chủ cửa hàng thay đổi thông tin của một dịch vụ đã tồn tại trong hệ thống.</w:t>
-            </w:r>
-          </w:p>
-        </w:tc>
-      </w:tr>
-      <w:tr>
-        <w:tc>
-          <w:tcPr>
-            <w:tcW w:w="5000" w:type="pct"/>
-            <w:gridSpan w:val="2"/>
-            <w:tcBorders>
-              <w:top w:val="single" w:sz="4" w:space="0" w:color="auto"/>
-              <w:left w:val="single" w:sz="4" w:space="0" w:color="auto"/>
-              <w:bottom w:val="single" w:sz="4" w:space="0" w:color="auto"/>
-              <w:right w:val="single" w:sz="4" w:space="0" w:color="auto"/>
-            </w:tcBorders>
-            <w:hideMark/>
-          </w:tcPr>
-          <w:p>
-            <w:pPr>
-              <w:spacing w:after="160" w:line="278" w:lineRule="auto"/>
-              <w:ind w:firstLine="0"/>
-            </w:pPr>
-            <w:r>
-              <w:rPr>
-                <w:bCs/>
-              </w:rPr>
-              <w:t>Precondition:</w:t>
-            </w:r>
-            <w:r>
-              <w:t xml:space="preserve"> </w:t>
-            </w:r>
-            <w:r>
-              <w:rPr>
-                <w:szCs w:val="26"/>
-              </w:rPr>
-              <w:t xml:space="preserve">Chủ </w:t>
-            </w:r>
-            <w:r>
-              <w:t>cửa hàng đã đăng nhập</w:t>
-            </w:r>
-            <w:r>
-              <w:t xml:space="preserve">, dịch </w:t>
-            </w:r>
-            <w:r>
-              <w:t>vụ cần cập nhật đã tồn tại trong hệ thống</w:t>
-            </w:r>
-            <w:r>
-              <w:t>.</w:t>
-            </w:r>
-          </w:p>
-        </w:tc>
-      </w:tr>
-      <w:tr>
-        <w:tc>
-          <w:tcPr>
-            <w:tcW w:w="5000" w:type="pct"/>
-            <w:gridSpan w:val="2"/>
-            <w:tcBorders>
-              <w:top w:val="single" w:sz="4" w:space="0" w:color="auto"/>
-              <w:left w:val="single" w:sz="4" w:space="0" w:color="auto"/>
-              <w:bottom w:val="single" w:sz="4" w:space="0" w:color="auto"/>
-              <w:right w:val="single" w:sz="4" w:space="0" w:color="auto"/>
-            </w:tcBorders>
-            <w:hideMark/>
-          </w:tcPr>
-          <w:p>
-            <w:pPr>
-              <w:spacing w:after="160" w:line="278" w:lineRule="auto"/>
-              <w:ind w:firstLine="0"/>
-              <w:rPr>
-                <w:bCs/>
-              </w:rPr>
-            </w:pPr>
-            <w:r>
-              <w:rPr>
-                <w:bCs/>
-              </w:rPr>
-              <w:t>Poscondition:</w:t>
-            </w:r>
-            <w:r>
-              <w:t xml:space="preserve"> </w:t>
-            </w:r>
-            <w:r>
-              <w:rPr>
-                <w:szCs w:val="26"/>
-              </w:rPr>
-              <w:t xml:space="preserve">Thông </w:t>
-            </w:r>
-            <w:r>
-              <w:t>tin dịch vụ được cập nhật thành công.</w:t>
-            </w:r>
-          </w:p>
-        </w:tc>
-      </w:tr>
-      <w:tr>
-        <w:tc>
-          <w:tcPr>
-            <w:tcW w:w="5000" w:type="pct"/>
-            <w:gridSpan w:val="2"/>
-            <w:tcBorders>
-              <w:top w:val="single" w:sz="4" w:space="0" w:color="auto"/>
-              <w:left w:val="single" w:sz="4" w:space="0" w:color="auto"/>
-              <w:bottom w:val="single" w:sz="4" w:space="0" w:color="auto"/>
-              <w:right w:val="single" w:sz="4" w:space="0" w:color="auto"/>
-            </w:tcBorders>
-            <w:hideMark/>
-          </w:tcPr>
-          <w:p>
-            <w:pPr>
-              <w:spacing w:after="160" w:line="278" w:lineRule="auto"/>
-              <w:ind w:firstLine="0"/>
-            </w:pPr>
-            <w:r>
-              <w:rPr>
-                <w:bCs/>
-              </w:rPr>
-              <w:t>Basic flows</w:t>
-            </w:r>
-          </w:p>
-        </w:tc>
-      </w:tr>
-      <w:tr>
-        <w:tc>
-          <w:tcPr>
-            <w:tcW w:w="2500" w:type="pct"/>
-            <w:tcBorders>
-              <w:top w:val="single" w:sz="4" w:space="0" w:color="auto"/>
-              <w:left w:val="single" w:sz="4" w:space="0" w:color="auto"/>
-              <w:bottom w:val="single" w:sz="4" w:space="0" w:color="auto"/>
-              <w:right w:val="single" w:sz="4" w:space="0" w:color="auto"/>
-            </w:tcBorders>
-          </w:tcPr>
-          <w:p>
-            <w:pPr>
-              <w:ind w:firstLine="0"/>
-              <w:rPr>
-                <w:bCs/>
-              </w:rPr>
-            </w:pPr>
-            <w:r>
-              <w:rPr>
-                <w:bCs/>
-              </w:rPr>
-              <w:t>Actor</w:t>
-            </w:r>
-          </w:p>
-        </w:tc>
-        <w:tc>
-          <w:tcPr>
-            <w:tcW w:w="2500" w:type="pct"/>
-            <w:tcBorders>
-              <w:top w:val="single" w:sz="4" w:space="0" w:color="auto"/>
-              <w:left w:val="single" w:sz="4" w:space="0" w:color="auto"/>
-              <w:bottom w:val="single" w:sz="4" w:space="0" w:color="auto"/>
-              <w:right w:val="single" w:sz="4" w:space="0" w:color="auto"/>
-            </w:tcBorders>
-          </w:tcPr>
-          <w:p>
-            <w:pPr>
-              <w:ind w:firstLine="0"/>
-              <w:rPr>
-                <w:bCs/>
-              </w:rPr>
-            </w:pPr>
-            <w:r>
-              <w:rPr>
-                <w:bCs/>
-              </w:rPr>
-              <w:t>System</w:t>
-            </w:r>
-          </w:p>
-        </w:tc>
-      </w:tr>
-      <w:tr>
-        <w:tc>
-          <w:tcPr>
-            <w:tcW w:w="2500" w:type="pct"/>
-            <w:tcBorders>
-              <w:top w:val="single" w:sz="4" w:space="0" w:color="auto"/>
-              <w:left w:val="single" w:sz="4" w:space="0" w:color="auto"/>
-              <w:bottom w:val="single" w:sz="4" w:space="0" w:color="auto"/>
-              <w:right w:val="single" w:sz="4" w:space="0" w:color="auto"/>
-            </w:tcBorders>
-            <w:vAlign w:val="top"/>
-          </w:tcPr>
-          <w:p>
-            <w:pPr>
-              <w:ind w:firstLine="0"/>
-            </w:pPr>
-            <w:r>
-              <w:t xml:space="preserve">1. </w:t>
-            </w:r>
-            <w:r>
-              <w:t xml:space="preserve">Chủ cửa hàng chọn </w:t>
-            </w:r>
-            <w:r>
-              <w:t>Quản lý dịch vụ.</w:t>
-            </w:r>
-          </w:p>
-          <w:p>
-            <w:pPr>
-              <w:ind w:firstLine="0"/>
-            </w:pPr>
-            <w:r>
-              <w:lastRenderedPageBreak/>
-              <w:t xml:space="preserve">2. </w:t>
-            </w:r>
-            <w:r>
-              <w:t>Tìm kiếm và lựa chọn dịch vụ cần cập nhật.</w:t>
-            </w:r>
-          </w:p>
-          <w:p>
-            <w:pPr>
-              <w:ind w:firstLine="0"/>
-            </w:pPr>
-          </w:p>
-          <w:p>
-            <w:pPr>
-              <w:ind w:firstLine="0"/>
-            </w:pPr>
-            <w:r>
-              <w:t xml:space="preserve">4. </w:t>
-            </w:r>
-            <w:r>
-              <w:t>Chủ cửa hàng chỉnh sửa các thông tin cần thay đổi.</w:t>
-            </w:r>
-          </w:p>
-          <w:p>
-            <w:pPr>
-              <w:ind w:firstLine="0"/>
-              <w:rPr>
-                <w:bCs/>
-              </w:rPr>
-            </w:pPr>
-            <w:r>
-              <w:t xml:space="preserve">5. </w:t>
-            </w:r>
-            <w:r>
-              <w:t>Chủ cửa hàng xác nhận cập nhật.</w:t>
-            </w:r>
-          </w:p>
-        </w:tc>
-        <w:tc>
-          <w:tcPr>
-            <w:tcW w:w="2500" w:type="pct"/>
-            <w:tcBorders>
-              <w:top w:val="single" w:sz="4" w:space="0" w:color="auto"/>
-              <w:left w:val="single" w:sz="4" w:space="0" w:color="auto"/>
-              <w:bottom w:val="single" w:sz="4" w:space="0" w:color="auto"/>
-              <w:right w:val="single" w:sz="4" w:space="0" w:color="auto"/>
-            </w:tcBorders>
-            <w:vAlign w:val="top"/>
-          </w:tcPr>
-          <w:p>
-            <w:pPr>
-              <w:ind w:firstLine="0"/>
-            </w:pPr>
-          </w:p>
-          <w:p>
-            <w:pPr>
-              <w:ind w:firstLine="0"/>
-            </w:pPr>
-          </w:p>
-          <w:p>
-            <w:pPr>
-              <w:ind w:firstLine="0"/>
-            </w:pPr>
-            <w:r>
-              <w:t xml:space="preserve">3. </w:t>
-            </w:r>
-            <w:r>
-              <w:t>Hệ thống hiển thị thông tin hiện tại của dịch vụ.</w:t>
-            </w:r>
-          </w:p>
-          <w:p>
-            <w:pPr>
-              <w:ind w:firstLine="0"/>
-            </w:pPr>
-          </w:p>
-          <w:p>
-            <w:pPr>
-              <w:ind w:firstLine="0"/>
-            </w:pPr>
-          </w:p>
-          <w:p>
-            <w:pPr>
-              <w:ind w:firstLine="0"/>
-            </w:pPr>
-            <w:r>
-              <w:t xml:space="preserve">6. </w:t>
-            </w:r>
-            <w:r>
-              <w:t>Hệ thống kiểm tra tính hợp lệ của dữ liệu.</w:t>
-            </w:r>
-          </w:p>
-          <w:p>
-            <w:pPr>
-              <w:ind w:firstLine="0"/>
-            </w:pPr>
-            <w:r>
-              <w:t xml:space="preserve">7. </w:t>
-            </w:r>
-            <w:r>
-              <w:t xml:space="preserve">Hệ thống </w:t>
-            </w:r>
-            <w:r>
-              <w:t xml:space="preserve">lưu thông tin mới và </w:t>
-            </w:r>
-            <w:r>
-              <w:t>thông báo cập nhật thành công.</w:t>
-            </w:r>
-          </w:p>
-        </w:tc>
-      </w:tr>
-      <w:tr>
-        <w:tc>
-          <w:tcPr>
-            <w:tcW w:w="2500" w:type="pct"/>
-            <w:tcBorders>
-              <w:top w:val="single" w:sz="4" w:space="0" w:color="auto"/>
-              <w:left w:val="single" w:sz="4" w:space="0" w:color="auto"/>
-              <w:bottom w:val="single" w:sz="4" w:space="0" w:color="auto"/>
-              <w:right w:val="single" w:sz="4" w:space="0" w:color="auto"/>
-            </w:tcBorders>
-            <w:hideMark/>
-          </w:tcPr>
-          <w:p>
-            <w:pPr>
-              <w:spacing w:after="160" w:line="278" w:lineRule="auto"/>
-              <w:ind w:firstLine="0"/>
-              <w:rPr>
-                <w:bCs/>
-              </w:rPr>
-            </w:pPr>
-            <w:r>
-              <w:rPr>
-                <w:bCs/>
-              </w:rPr>
-              <w:lastRenderedPageBreak/>
-              <w:t>Alternative Flows</w:t>
-            </w:r>
-          </w:p>
-        </w:tc>
-        <w:tc>
-          <w:tcPr>
-            <w:tcW w:w="2500" w:type="pct"/>
-            <w:tcBorders>
-              <w:top w:val="single" w:sz="4" w:space="0" w:color="auto"/>
-              <w:left w:val="single" w:sz="4" w:space="0" w:color="auto"/>
-              <w:bottom w:val="single" w:sz="4" w:space="0" w:color="auto"/>
-              <w:right w:val="single" w:sz="4" w:space="0" w:color="auto"/>
-            </w:tcBorders>
-            <w:hideMark/>
-          </w:tcPr>
-          <w:p>
-            <w:pPr>
-              <w:spacing w:after="160" w:line="278" w:lineRule="auto"/>
-            </w:pPr>
-          </w:p>
-        </w:tc>
-      </w:tr>
-      <w:tr>
-        <w:tc>
-          <w:tcPr>
-            <w:tcW w:w="5000" w:type="pct"/>
-            <w:gridSpan w:val="2"/>
-            <w:tcBorders>
-              <w:top w:val="single" w:sz="4" w:space="0" w:color="auto"/>
-              <w:left w:val="single" w:sz="4" w:space="0" w:color="auto"/>
-              <w:bottom w:val="single" w:sz="4" w:space="0" w:color="auto"/>
-              <w:right w:val="single" w:sz="4" w:space="0" w:color="auto"/>
-            </w:tcBorders>
-          </w:tcPr>
-          <w:p>
-            <w:pPr>
-              <w:spacing w:after="160" w:line="278" w:lineRule="auto"/>
-              <w:ind w:firstLine="0"/>
-            </w:pPr>
-            <w:r>
-              <w:t xml:space="preserve">6a. </w:t>
-            </w:r>
-            <w:r>
-              <w:t>Hệ thống phát hiện dữ liệu không đáp ứng quy định</w:t>
-            </w:r>
-            <w:r>
-              <w:t>, hệ thống thông báo lỗi tương ứng và yêu cầu người dùng chỉnh sửa lại thông tin.</w:t>
-            </w:r>
-          </w:p>
-        </w:tc>
-      </w:tr>
-    </w:tbl>
-    <w:p/>
-    <w:p>
-      <w:pPr>
-        <w:pStyle w:val="Heading4"/>
-        <w:numPr>
-          <w:ilvl w:val="3"/>
-          <w:numId w:val="5"/>
-        </w:numPr>
-        <w:rPr>
-          <w:lang w:val="pt-BR"/>
-        </w:rPr>
-      </w:pPr>
-      <w:r>
-        <w:rPr>
-          <w:lang w:val="pt-BR"/>
-        </w:rPr>
-        <w:t xml:space="preserve">Activity Diagram </w:t>
-      </w:r>
-    </w:p>
-    <w:p>
-      <w:pPr>
-        <w:rPr>
-          <w:lang w:val="pt-BR"/>
-        </w:rPr>
-      </w:pPr>
-      <w:r>
-        <w:rPr>
-          <w:noProof/>
-        </w:rPr>
-        <w:drawing>
-          <wp:inline distT="0" distB="0" distL="0" distR="0" wp14:anchorId="58CA267D" wp14:editId="73327239">
-            <wp:extent cx="5580380" cy="3488930"/>
-            <wp:effectExtent l="0" t="0" r="1270" b="0"/>
-            <wp:docPr id="318711454" name="Picture 318711454"/>
-            <wp:cNvGraphicFramePr>
-              <a:graphicFrameLocks xmlns:a="http://schemas.openxmlformats.org/drawingml/2006/main" noChangeAspect="1"/>
-            </wp:cNvGraphicFramePr>
-            <a:graphic xmlns:a="http://schemas.openxmlformats.org/drawingml/2006/main">
-              <a:graphicData uri="http://schemas.openxmlformats.org/drawingml/2006/picture">
-                <pic:pic xmlns:pic="http://schemas.openxmlformats.org/drawingml/2006/picture">
-                  <pic:nvPicPr>
-                    <pic:cNvPr id="1" name=""/>
-                    <pic:cNvPicPr/>
-                  </pic:nvPicPr>
-                  <pic:blipFill>
-                    <a:blip r:embed="rId40"/>
-                    <a:stretch>
-                      <a:fillRect/>
-                    </a:stretch>
-                  </pic:blipFill>
-                  <pic:spPr>
-                    <a:xfrm>
-                      <a:off x="0" y="0"/>
-                      <a:ext cx="5580380" cy="3488930"/>
-                    </a:xfrm>
-                    <a:prstGeom prst="rect">
-                      <a:avLst/>
-                    </a:prstGeom>
-                  </pic:spPr>
-                </pic:pic>
-              </a:graphicData>
-            </a:graphic>
-          </wp:inline>
-        </w:drawing>
-      </w:r>
-    </w:p>
-    <w:p>
-      <w:pPr>
-        <w:pStyle w:val="Heading4"/>
-        <w:rPr>
-          <w:lang w:val="pt-BR"/>
-        </w:rPr>
-      </w:pPr>
-      <w:r>
-        <w:rPr>
-          <w:lang w:val="pt-BR"/>
-        </w:rPr>
-        <w:lastRenderedPageBreak/>
-        <w:t>Sequence Diagram</w:t>
-      </w:r>
-    </w:p>
-    <w:p>
-      <w:pPr>
-        <w:rPr>
-          <w:lang w:val="pt-BR"/>
-        </w:rPr>
-      </w:pPr>
-      <w:r>
-        <w:rPr>
-          <w:noProof/>
-          <w:color w:val="FF0000"/>
-        </w:rPr>
-        <w:drawing>
-          <wp:inline distT="0" distB="0" distL="0" distR="0" wp14:anchorId="7C8EEA24" wp14:editId="46C09CE5">
-            <wp:extent cx="5580380" cy="4922181"/>
-            <wp:effectExtent l="0" t="0" r="1270" b="0"/>
-            <wp:docPr id="470169237" name="Picture 470169237"/>
-            <wp:cNvGraphicFramePr>
-              <a:graphicFrameLocks xmlns:a="http://schemas.openxmlformats.org/drawingml/2006/main" noChangeAspect="1"/>
-            </wp:cNvGraphicFramePr>
-            <a:graphic xmlns:a="http://schemas.openxmlformats.org/drawingml/2006/main">
-              <a:graphicData uri="http://schemas.openxmlformats.org/drawingml/2006/picture">
-                <pic:pic xmlns:pic="http://schemas.openxmlformats.org/drawingml/2006/picture">
-                  <pic:nvPicPr>
-                    <pic:cNvPr id="1" name=""/>
-                    <pic:cNvPicPr/>
-                  </pic:nvPicPr>
-                  <pic:blipFill>
-                    <a:blip r:embed="rId41"/>
-                    <a:stretch>
-                      <a:fillRect/>
-                    </a:stretch>
-                  </pic:blipFill>
-                  <pic:spPr>
-                    <a:xfrm>
-                      <a:off x="0" y="0"/>
                       <a:ext cx="5580380" cy="4922181"/>
                     </a:xfrm>
                     <a:prstGeom prst="rect">
@@ -30707,7 +28966,7 @@
                     </pic:cNvPicPr>
                   </pic:nvPicPr>
                   <pic:blipFill>
-                    <a:blip r:embed="rId42">
+                    <a:blip r:embed="rId40">
                       <a:extLst>
                         <a:ext uri="{28A0092B-C50C-407E-A947-70E740481C1C}">
                           <a14:useLocalDpi xmlns:a14="http://schemas.microsoft.com/office/drawing/2010/main" val="0"/>
@@ -30783,7 +29042,7 @@
                     </pic:cNvPicPr>
                   </pic:nvPicPr>
                   <pic:blipFill>
-                    <a:blip r:embed="rId43">
+                    <a:blip r:embed="rId41">
                       <a:extLst>
                         <a:ext uri="{28A0092B-C50C-407E-A947-70E740481C1C}">
                           <a14:useLocalDpi xmlns:a14="http://schemas.microsoft.com/office/drawing/2010/main" val="0"/>
@@ -31351,7 +29610,6 @@
               <w:rPr>
                 <w:bCs/>
               </w:rPr>
-              <w:lastRenderedPageBreak/>
               <w:t>Alternative Flows</w:t>
             </w:r>
           </w:p>
@@ -31519,7 +29777,7 @@
                     </pic:cNvPicPr>
                   </pic:nvPicPr>
                   <pic:blipFill>
-                    <a:blip r:embed="rId44">
+                    <a:blip r:embed="rId42">
                       <a:extLst>
                         <a:ext uri="{28A0092B-C50C-407E-A947-70E740481C1C}">
                           <a14:useLocalDpi xmlns:a14="http://schemas.microsoft.com/office/drawing/2010/main" val="0"/>
@@ -31594,7 +29852,7 @@
                     </pic:cNvPicPr>
                   </pic:nvPicPr>
                   <pic:blipFill>
-                    <a:blip r:embed="rId45">
+                    <a:blip r:embed="rId43">
                       <a:extLst>
                         <a:ext uri="{28A0092B-C50C-407E-A947-70E740481C1C}">
                           <a14:useLocalDpi xmlns:a14="http://schemas.microsoft.com/office/drawing/2010/main" val="0"/>
@@ -32259,7 +30517,7 @@
                     <pic:cNvPicPr/>
                   </pic:nvPicPr>
                   <pic:blipFill>
-                    <a:blip r:embed="rId46"/>
+                    <a:blip r:embed="rId44"/>
                     <a:stretch>
                       <a:fillRect/>
                     </a:stretch>
@@ -32310,6 +30568,749 @@
             <wp:extent cx="5580380" cy="5368731"/>
             <wp:effectExtent l="0" t="0" r="1270" b="3810"/>
             <wp:docPr id="1085354031" name="Picture 1085354031"/>
+            <wp:cNvGraphicFramePr>
+              <a:graphicFrameLocks xmlns:a="http://schemas.openxmlformats.org/drawingml/2006/main" noChangeAspect="1"/>
+            </wp:cNvGraphicFramePr>
+            <a:graphic xmlns:a="http://schemas.openxmlformats.org/drawingml/2006/main">
+              <a:graphicData uri="http://schemas.openxmlformats.org/drawingml/2006/picture">
+                <pic:pic xmlns:pic="http://schemas.openxmlformats.org/drawingml/2006/picture">
+                  <pic:nvPicPr>
+                    <pic:cNvPr id="1" name=""/>
+                    <pic:cNvPicPr/>
+                  </pic:nvPicPr>
+                  <pic:blipFill>
+                    <a:blip r:embed="rId45"/>
+                    <a:stretch>
+                      <a:fillRect/>
+                    </a:stretch>
+                  </pic:blipFill>
+                  <pic:spPr>
+                    <a:xfrm>
+                      <a:off x="0" y="0"/>
+                      <a:ext cx="5580380" cy="5368731"/>
+                    </a:xfrm>
+                    <a:prstGeom prst="rect">
+                      <a:avLst/>
+                    </a:prstGeom>
+                  </pic:spPr>
+                </pic:pic>
+              </a:graphicData>
+            </a:graphic>
+          </wp:inline>
+        </w:drawing>
+      </w:r>
+    </w:p>
+    <w:p>
+      <w:pPr>
+        <w:rPr>
+          <w:lang w:val="pt-BR"/>
+        </w:rPr>
+      </w:pPr>
+    </w:p>
+    <w:p>
+      <w:pPr>
+        <w:pStyle w:val="Heading3"/>
+      </w:pPr>
+      <w:r>
+        <w:t>UC00</w:t>
+      </w:r>
+      <w:r>
+        <w:t>19</w:t>
+      </w:r>
+      <w:r>
+        <w:t>_</w:t>
+      </w:r>
+      <w:r>
+        <w:rPr>
+          <w:i/>
+          <w:iCs/>
+        </w:rPr>
+        <w:t xml:space="preserve"> </w:t>
+      </w:r>
+      <w:r>
+        <w:rPr>
+          <w:rFonts w:cs="Times New Roman"/>
+        </w:rPr>
+        <w:t>Tìm kiếm dịch vụ</w:t>
+      </w:r>
+    </w:p>
+    <w:p>
+      <w:pPr>
+        <w:pStyle w:val="Heading4"/>
+      </w:pPr>
+      <w:r>
+        <w:t>Mô tả use case UC001</w:t>
+      </w:r>
+      <w:r>
+        <w:t>9</w:t>
+      </w:r>
+    </w:p>
+    <w:tbl>
+      <w:tblPr>
+        <w:tblStyle w:val="TableGrid"/>
+        <w:tblW w:w="5000" w:type="pct"/>
+        <w:tblLook w:val="01E0" w:firstRow="1" w:lastRow="1" w:firstColumn="1" w:lastColumn="1" w:noHBand="0" w:noVBand="0"/>
+      </w:tblPr>
+      <w:tblGrid>
+        <w:gridCol w:w="4389"/>
+        <w:gridCol w:w="4389"/>
+      </w:tblGrid>
+      <w:tr>
+        <w:tc>
+          <w:tcPr>
+            <w:tcW w:w="5000" w:type="pct"/>
+            <w:gridSpan w:val="2"/>
+            <w:tcBorders>
+              <w:top w:val="single" w:sz="4" w:space="0" w:color="auto"/>
+              <w:left w:val="single" w:sz="4" w:space="0" w:color="auto"/>
+              <w:bottom w:val="single" w:sz="4" w:space="0" w:color="auto"/>
+              <w:right w:val="single" w:sz="4" w:space="0" w:color="auto"/>
+            </w:tcBorders>
+            <w:hideMark/>
+          </w:tcPr>
+          <w:p>
+            <w:pPr>
+              <w:spacing w:after="160" w:line="278" w:lineRule="auto"/>
+              <w:ind w:firstLine="0"/>
+              <w:rPr>
+                <w:b/>
+              </w:rPr>
+            </w:pPr>
+            <w:r>
+              <w:rPr>
+                <w:b/>
+              </w:rPr>
+              <w:t xml:space="preserve">Use case: </w:t>
+            </w:r>
+            <w:r>
+              <w:t>UC00</w:t>
+            </w:r>
+            <w:r>
+              <w:t>19</w:t>
+            </w:r>
+            <w:r>
+              <w:t>_</w:t>
+            </w:r>
+            <w:r>
+              <w:t xml:space="preserve"> </w:t>
+            </w:r>
+            <w:r>
+              <w:t xml:space="preserve">Tìm kiếm </w:t>
+            </w:r>
+            <w:r>
+              <w:t>dịch vụ</w:t>
+            </w:r>
+          </w:p>
+        </w:tc>
+      </w:tr>
+      <w:tr>
+        <w:tc>
+          <w:tcPr>
+            <w:tcW w:w="5000" w:type="pct"/>
+            <w:gridSpan w:val="2"/>
+            <w:tcBorders>
+              <w:top w:val="single" w:sz="4" w:space="0" w:color="auto"/>
+              <w:left w:val="single" w:sz="4" w:space="0" w:color="auto"/>
+              <w:bottom w:val="single" w:sz="4" w:space="0" w:color="auto"/>
+              <w:right w:val="single" w:sz="4" w:space="0" w:color="auto"/>
+            </w:tcBorders>
+            <w:hideMark/>
+          </w:tcPr>
+          <w:p>
+            <w:pPr>
+              <w:spacing w:after="160" w:line="278" w:lineRule="auto"/>
+              <w:ind w:firstLine="0"/>
+            </w:pPr>
+            <w:r>
+              <w:rPr>
+                <w:bCs/>
+              </w:rPr>
+              <w:t xml:space="preserve">Actor: </w:t>
+            </w:r>
+            <w:r>
+              <w:t>Chủ cửa hàng, n</w:t>
+            </w:r>
+            <w:r>
+              <w:t>hân viên chăm sóc</w:t>
+            </w:r>
+            <w:r>
+              <w:t>.</w:t>
+            </w:r>
+          </w:p>
+        </w:tc>
+      </w:tr>
+      <w:tr>
+        <w:tc>
+          <w:tcPr>
+            <w:tcW w:w="5000" w:type="pct"/>
+            <w:gridSpan w:val="2"/>
+            <w:tcBorders>
+              <w:top w:val="single" w:sz="4" w:space="0" w:color="auto"/>
+              <w:left w:val="single" w:sz="4" w:space="0" w:color="auto"/>
+              <w:bottom w:val="single" w:sz="4" w:space="0" w:color="auto"/>
+              <w:right w:val="single" w:sz="4" w:space="0" w:color="auto"/>
+            </w:tcBorders>
+            <w:hideMark/>
+          </w:tcPr>
+          <w:p>
+            <w:pPr>
+              <w:spacing w:after="160" w:line="278" w:lineRule="auto"/>
+              <w:ind w:firstLine="0"/>
+            </w:pPr>
+            <w:r>
+              <w:rPr>
+                <w:bCs/>
+              </w:rPr>
+              <w:t>Mô tả:</w:t>
+            </w:r>
+            <w:r>
+              <w:t xml:space="preserve"> </w:t>
+            </w:r>
+            <w:r>
+              <w:t>Cho phép người dùng tra cứu thông tin dịch vụ dựa trên mã dịch vụ, tên dịch vụ hoặc loại dịch vụ.</w:t>
+            </w:r>
+          </w:p>
+        </w:tc>
+      </w:tr>
+      <w:tr>
+        <w:tc>
+          <w:tcPr>
+            <w:tcW w:w="5000" w:type="pct"/>
+            <w:gridSpan w:val="2"/>
+            <w:tcBorders>
+              <w:top w:val="single" w:sz="4" w:space="0" w:color="auto"/>
+              <w:left w:val="single" w:sz="4" w:space="0" w:color="auto"/>
+              <w:bottom w:val="single" w:sz="4" w:space="0" w:color="auto"/>
+              <w:right w:val="single" w:sz="4" w:space="0" w:color="auto"/>
+            </w:tcBorders>
+            <w:hideMark/>
+          </w:tcPr>
+          <w:p>
+            <w:pPr>
+              <w:spacing w:after="160" w:line="278" w:lineRule="auto"/>
+              <w:ind w:firstLine="0"/>
+            </w:pPr>
+            <w:r>
+              <w:rPr>
+                <w:bCs/>
+              </w:rPr>
+              <w:t>Precondition:</w:t>
+            </w:r>
+            <w:r>
+              <w:t xml:space="preserve"> </w:t>
+            </w:r>
+            <w:r>
+              <w:t>Người dùng đã đăng nhập thành công vào hệ thống</w:t>
+            </w:r>
+            <w:r>
+              <w:t xml:space="preserve">, người </w:t>
+            </w:r>
+            <w:r>
+              <w:t>dùng có quyền tra cứu dịch vụ.</w:t>
+            </w:r>
+          </w:p>
+        </w:tc>
+      </w:tr>
+      <w:tr>
+        <w:tc>
+          <w:tcPr>
+            <w:tcW w:w="5000" w:type="pct"/>
+            <w:gridSpan w:val="2"/>
+            <w:tcBorders>
+              <w:top w:val="single" w:sz="4" w:space="0" w:color="auto"/>
+              <w:left w:val="single" w:sz="4" w:space="0" w:color="auto"/>
+              <w:bottom w:val="single" w:sz="4" w:space="0" w:color="auto"/>
+              <w:right w:val="single" w:sz="4" w:space="0" w:color="auto"/>
+            </w:tcBorders>
+            <w:hideMark/>
+          </w:tcPr>
+          <w:p>
+            <w:pPr>
+              <w:spacing w:after="160" w:line="278" w:lineRule="auto"/>
+              <w:ind w:firstLine="0"/>
+              <w:rPr>
+                <w:bCs/>
+              </w:rPr>
+            </w:pPr>
+            <w:r>
+              <w:rPr>
+                <w:bCs/>
+              </w:rPr>
+              <w:t>Poscondition:</w:t>
+            </w:r>
+            <w:r>
+              <w:t xml:space="preserve"> </w:t>
+            </w:r>
+            <w:r>
+              <w:rPr>
+                <w:szCs w:val="26"/>
+              </w:rPr>
+              <w:t xml:space="preserve">Hệ </w:t>
+            </w:r>
+            <w:r>
+              <w:t>thống hiển thị danh sách dịch vụ phù hợp với điều kiện tìm kiếm.</w:t>
+            </w:r>
+          </w:p>
+        </w:tc>
+      </w:tr>
+      <w:tr>
+        <w:tc>
+          <w:tcPr>
+            <w:tcW w:w="5000" w:type="pct"/>
+            <w:gridSpan w:val="2"/>
+            <w:tcBorders>
+              <w:top w:val="single" w:sz="4" w:space="0" w:color="auto"/>
+              <w:left w:val="single" w:sz="4" w:space="0" w:color="auto"/>
+              <w:bottom w:val="single" w:sz="4" w:space="0" w:color="auto"/>
+              <w:right w:val="single" w:sz="4" w:space="0" w:color="auto"/>
+            </w:tcBorders>
+            <w:hideMark/>
+          </w:tcPr>
+          <w:p>
+            <w:pPr>
+              <w:spacing w:after="160" w:line="278" w:lineRule="auto"/>
+              <w:ind w:firstLine="0"/>
+            </w:pPr>
+            <w:r>
+              <w:rPr>
+                <w:bCs/>
+              </w:rPr>
+              <w:t>Basic flows</w:t>
+            </w:r>
+          </w:p>
+        </w:tc>
+      </w:tr>
+      <w:tr>
+        <w:tc>
+          <w:tcPr>
+            <w:tcW w:w="2500" w:type="pct"/>
+            <w:tcBorders>
+              <w:top w:val="single" w:sz="4" w:space="0" w:color="auto"/>
+              <w:left w:val="single" w:sz="4" w:space="0" w:color="auto"/>
+              <w:bottom w:val="single" w:sz="4" w:space="0" w:color="auto"/>
+              <w:right w:val="single" w:sz="4" w:space="0" w:color="auto"/>
+            </w:tcBorders>
+          </w:tcPr>
+          <w:p>
+            <w:pPr>
+              <w:ind w:firstLine="0"/>
+              <w:rPr>
+                <w:bCs/>
+              </w:rPr>
+            </w:pPr>
+            <w:r>
+              <w:rPr>
+                <w:bCs/>
+              </w:rPr>
+              <w:lastRenderedPageBreak/>
+              <w:t>Actor</w:t>
+            </w:r>
+          </w:p>
+        </w:tc>
+        <w:tc>
+          <w:tcPr>
+            <w:tcW w:w="2500" w:type="pct"/>
+            <w:tcBorders>
+              <w:top w:val="single" w:sz="4" w:space="0" w:color="auto"/>
+              <w:left w:val="single" w:sz="4" w:space="0" w:color="auto"/>
+              <w:bottom w:val="single" w:sz="4" w:space="0" w:color="auto"/>
+              <w:right w:val="single" w:sz="4" w:space="0" w:color="auto"/>
+            </w:tcBorders>
+          </w:tcPr>
+          <w:p>
+            <w:pPr>
+              <w:ind w:firstLine="0"/>
+              <w:rPr>
+                <w:bCs/>
+              </w:rPr>
+            </w:pPr>
+            <w:r>
+              <w:rPr>
+                <w:bCs/>
+              </w:rPr>
+              <w:t>System</w:t>
+            </w:r>
+          </w:p>
+        </w:tc>
+      </w:tr>
+      <w:tr>
+        <w:tc>
+          <w:tcPr>
+            <w:tcW w:w="2500" w:type="pct"/>
+            <w:tcBorders>
+              <w:top w:val="single" w:sz="4" w:space="0" w:color="auto"/>
+              <w:left w:val="single" w:sz="4" w:space="0" w:color="auto"/>
+              <w:bottom w:val="single" w:sz="4" w:space="0" w:color="auto"/>
+              <w:right w:val="single" w:sz="4" w:space="0" w:color="auto"/>
+            </w:tcBorders>
+            <w:vAlign w:val="top"/>
+          </w:tcPr>
+          <w:p>
+            <w:pPr>
+              <w:ind w:firstLine="0"/>
+            </w:pPr>
+            <w:r>
+              <w:t xml:space="preserve">1. </w:t>
+            </w:r>
+            <w:r>
+              <w:t>Người dùng chọn Quản lý dịch vụ.</w:t>
+            </w:r>
+          </w:p>
+          <w:p>
+            <w:pPr>
+              <w:ind w:firstLine="0"/>
+            </w:pPr>
+            <w:r>
+              <w:t xml:space="preserve">2. </w:t>
+            </w:r>
+            <w:r>
+              <w:t xml:space="preserve">Chọn chức năng </w:t>
+            </w:r>
+            <w:r>
+              <w:t>Tìm kiếm dịch vụ.</w:t>
+            </w:r>
+          </w:p>
+          <w:p>
+            <w:pPr>
+              <w:ind w:firstLine="0"/>
+            </w:pPr>
+            <w:r>
+              <w:t xml:space="preserve">3. </w:t>
+            </w:r>
+            <w:r>
+              <w:t>Người dùng nhập một hoặc nhiều tiêu chí:</w:t>
+            </w:r>
+            <w:r>
+              <w:t xml:space="preserve"> </w:t>
+            </w:r>
+            <w:r>
+              <w:t>Mã dịch vụ</w:t>
+            </w:r>
+            <w:r>
+              <w:t>, t</w:t>
+            </w:r>
+            <w:r>
+              <w:t>ên dịch vụ</w:t>
+            </w:r>
+            <w:r>
+              <w:t>, l</w:t>
+            </w:r>
+            <w:r>
+              <w:t>oại dịch vụ</w:t>
+            </w:r>
+            <w:r>
+              <w:t>,..</w:t>
+            </w:r>
+            <w:r>
+              <w:t>.</w:t>
+            </w:r>
+          </w:p>
+          <w:p>
+            <w:pPr>
+              <w:ind w:firstLine="0"/>
+            </w:pPr>
+            <w:r>
+              <w:t>4. Nhấn “tìm kiếm”</w:t>
+            </w:r>
+          </w:p>
+          <w:p>
+            <w:pPr>
+              <w:ind w:firstLine="0"/>
+              <w:rPr>
+                <w:bCs/>
+              </w:rPr>
+            </w:pPr>
+          </w:p>
+          <w:p>
+            <w:pPr>
+              <w:ind w:firstLine="0"/>
+              <w:rPr>
+                <w:bCs/>
+              </w:rPr>
+            </w:pPr>
+          </w:p>
+          <w:p>
+            <w:pPr>
+              <w:ind w:firstLine="0"/>
+              <w:rPr>
+                <w:bCs/>
+              </w:rPr>
+            </w:pPr>
+            <w:r>
+              <w:t xml:space="preserve">7. </w:t>
+            </w:r>
+            <w:r>
+              <w:t xml:space="preserve">Người dùng chọn một dịch vụ để xem chi tiết </w:t>
+            </w:r>
+            <w:r>
+              <w:t>(</w:t>
+            </w:r>
+            <w:r>
+              <w:t>nếu cần</w:t>
+            </w:r>
+            <w:r>
+              <w:t>)</w:t>
+            </w:r>
+            <w:r>
+              <w:t>.</w:t>
+            </w:r>
+          </w:p>
+        </w:tc>
+        <w:tc>
+          <w:tcPr>
+            <w:tcW w:w="2500" w:type="pct"/>
+            <w:tcBorders>
+              <w:top w:val="single" w:sz="4" w:space="0" w:color="auto"/>
+              <w:left w:val="single" w:sz="4" w:space="0" w:color="auto"/>
+              <w:bottom w:val="single" w:sz="4" w:space="0" w:color="auto"/>
+              <w:right w:val="single" w:sz="4" w:space="0" w:color="auto"/>
+            </w:tcBorders>
+            <w:vAlign w:val="top"/>
+          </w:tcPr>
+          <w:p>
+            <w:pPr>
+              <w:ind w:firstLine="0"/>
+            </w:pPr>
+          </w:p>
+          <w:p>
+            <w:pPr>
+              <w:ind w:firstLine="0"/>
+            </w:pPr>
+          </w:p>
+          <w:p>
+            <w:pPr>
+              <w:ind w:firstLine="0"/>
+            </w:pPr>
+          </w:p>
+          <w:p>
+            <w:pPr>
+              <w:ind w:firstLine="0"/>
+            </w:pPr>
+          </w:p>
+          <w:p>
+            <w:pPr>
+              <w:ind w:firstLine="0"/>
+            </w:pPr>
+          </w:p>
+          <w:p>
+            <w:pPr>
+              <w:ind w:firstLine="0"/>
+            </w:pPr>
+            <w:r>
+              <w:t xml:space="preserve">5. </w:t>
+            </w:r>
+            <w:r>
+              <w:t>Hệ thống kiểm tra điều kiện tìm kiếm.</w:t>
+            </w:r>
+          </w:p>
+          <w:p>
+            <w:pPr>
+              <w:ind w:firstLine="0"/>
+            </w:pPr>
+            <w:r>
+              <w:t xml:space="preserve">6. </w:t>
+            </w:r>
+            <w:r>
+              <w:t>Hệ thống hiển thị danh sách dịch vụ phù hợp.</w:t>
+            </w:r>
+          </w:p>
+          <w:p>
+            <w:pPr>
+              <w:ind w:firstLine="0"/>
+            </w:pPr>
+          </w:p>
+          <w:p>
+            <w:pPr>
+              <w:ind w:firstLine="0"/>
+            </w:pPr>
+            <w:r>
+              <w:t xml:space="preserve">8. </w:t>
+            </w:r>
+            <w:r>
+              <w:t>Hệ thống hiển thị thông tin dịch vụ.</w:t>
+            </w:r>
+          </w:p>
+        </w:tc>
+      </w:tr>
+      <w:tr>
+        <w:tc>
+          <w:tcPr>
+            <w:tcW w:w="2500" w:type="pct"/>
+            <w:tcBorders>
+              <w:top w:val="single" w:sz="4" w:space="0" w:color="auto"/>
+              <w:left w:val="single" w:sz="4" w:space="0" w:color="auto"/>
+              <w:bottom w:val="single" w:sz="4" w:space="0" w:color="auto"/>
+              <w:right w:val="single" w:sz="4" w:space="0" w:color="auto"/>
+            </w:tcBorders>
+            <w:hideMark/>
+          </w:tcPr>
+          <w:p>
+            <w:pPr>
+              <w:spacing w:after="160" w:line="278" w:lineRule="auto"/>
+              <w:ind w:firstLine="0"/>
+              <w:rPr>
+                <w:bCs/>
+              </w:rPr>
+            </w:pPr>
+            <w:r>
+              <w:rPr>
+                <w:bCs/>
+              </w:rPr>
+              <w:t>Alternative Flows</w:t>
+            </w:r>
+          </w:p>
+        </w:tc>
+        <w:tc>
+          <w:tcPr>
+            <w:tcW w:w="2500" w:type="pct"/>
+            <w:tcBorders>
+              <w:top w:val="single" w:sz="4" w:space="0" w:color="auto"/>
+              <w:left w:val="single" w:sz="4" w:space="0" w:color="auto"/>
+              <w:bottom w:val="single" w:sz="4" w:space="0" w:color="auto"/>
+              <w:right w:val="single" w:sz="4" w:space="0" w:color="auto"/>
+            </w:tcBorders>
+            <w:hideMark/>
+          </w:tcPr>
+          <w:p>
+            <w:pPr>
+              <w:spacing w:after="160" w:line="278" w:lineRule="auto"/>
+            </w:pPr>
+          </w:p>
+        </w:tc>
+      </w:tr>
+      <w:tr>
+        <w:tc>
+          <w:tcPr>
+            <w:tcW w:w="5000" w:type="pct"/>
+            <w:gridSpan w:val="2"/>
+            <w:tcBorders>
+              <w:top w:val="single" w:sz="4" w:space="0" w:color="auto"/>
+              <w:left w:val="single" w:sz="4" w:space="0" w:color="auto"/>
+              <w:bottom w:val="single" w:sz="4" w:space="0" w:color="auto"/>
+              <w:right w:val="single" w:sz="4" w:space="0" w:color="auto"/>
+            </w:tcBorders>
+          </w:tcPr>
+          <w:p>
+            <w:pPr>
+              <w:spacing w:after="160" w:line="278" w:lineRule="auto"/>
+              <w:ind w:firstLine="0"/>
+            </w:pPr>
+            <w:r>
+              <w:t xml:space="preserve">5a. </w:t>
+            </w:r>
+            <w:r>
+              <w:t>Hệ thống không tìm thấy dịch vụ phù hợp</w:t>
+            </w:r>
+            <w:r>
+              <w:t xml:space="preserve">, </w:t>
+            </w:r>
+            <w:r>
+              <w:t xml:space="preserve">Hệ thống thông báo </w:t>
+            </w:r>
+            <w:r>
+              <w:t>“Không tìm thấy dịch vụ”.</w:t>
+            </w:r>
+          </w:p>
+        </w:tc>
+      </w:tr>
+    </w:tbl>
+    <w:p/>
+    <w:p>
+      <w:pPr>
+        <w:pStyle w:val="Heading4"/>
+        <w:numPr>
+          <w:ilvl w:val="3"/>
+          <w:numId w:val="5"/>
+        </w:numPr>
+        <w:rPr>
+          <w:lang w:val="pt-BR"/>
+        </w:rPr>
+      </w:pPr>
+      <w:r>
+        <w:rPr>
+          <w:lang w:val="pt-BR"/>
+        </w:rPr>
+        <w:lastRenderedPageBreak/>
+        <w:t xml:space="preserve">Activity Diagram </w:t>
+      </w:r>
+    </w:p>
+    <w:p>
+      <w:pPr>
+        <w:rPr>
+          <w:lang w:val="pt-BR"/>
+        </w:rPr>
+      </w:pPr>
+      <w:r>
+        <w:rPr>
+          <w:noProof/>
+        </w:rPr>
+        <w:drawing>
+          <wp:inline distT="0" distB="0" distL="0" distR="0" wp14:anchorId="76CD5010" wp14:editId="6BC68AEF">
+            <wp:extent cx="5580380" cy="3477602"/>
+            <wp:effectExtent l="0" t="0" r="1270" b="8890"/>
+            <wp:docPr id="1397430108" name="Picture 1397430108"/>
+            <wp:cNvGraphicFramePr>
+              <a:graphicFrameLocks xmlns:a="http://schemas.openxmlformats.org/drawingml/2006/main" noChangeAspect="1"/>
+            </wp:cNvGraphicFramePr>
+            <a:graphic xmlns:a="http://schemas.openxmlformats.org/drawingml/2006/main">
+              <a:graphicData uri="http://schemas.openxmlformats.org/drawingml/2006/picture">
+                <pic:pic xmlns:pic="http://schemas.openxmlformats.org/drawingml/2006/picture">
+                  <pic:nvPicPr>
+                    <pic:cNvPr id="1" name=""/>
+                    <pic:cNvPicPr/>
+                  </pic:nvPicPr>
+                  <pic:blipFill>
+                    <a:blip r:embed="rId46"/>
+                    <a:stretch>
+                      <a:fillRect/>
+                    </a:stretch>
+                  </pic:blipFill>
+                  <pic:spPr>
+                    <a:xfrm>
+                      <a:off x="0" y="0"/>
+                      <a:ext cx="5580380" cy="3477602"/>
+                    </a:xfrm>
+                    <a:prstGeom prst="rect">
+                      <a:avLst/>
+                    </a:prstGeom>
+                  </pic:spPr>
+                </pic:pic>
+              </a:graphicData>
+            </a:graphic>
+          </wp:inline>
+        </w:drawing>
+      </w:r>
+    </w:p>
+    <w:p>
+      <w:pPr>
+        <w:pStyle w:val="Heading4"/>
+        <w:rPr>
+          <w:lang w:val="pt-BR"/>
+        </w:rPr>
+      </w:pPr>
+      <w:r>
+        <w:rPr>
+          <w:lang w:val="pt-BR"/>
+        </w:rPr>
+        <w:lastRenderedPageBreak/>
+        <w:t>Sequence Diagram</w:t>
+      </w:r>
+    </w:p>
+    <w:p>
+      <w:pPr>
+        <w:rPr>
+          <w:lang w:val="pt-BR"/>
+        </w:rPr>
+      </w:pPr>
+      <w:r>
+        <w:rPr>
+          <w:noProof/>
+        </w:rPr>
+        <w:drawing>
+          <wp:inline distT="0" distB="0" distL="0" distR="0" wp14:anchorId="324DD931" wp14:editId="44EF0313">
+            <wp:extent cx="5580380" cy="4726033"/>
+            <wp:effectExtent l="0" t="0" r="1270" b="0"/>
+            <wp:docPr id="1816746617" name="Picture 1816746617"/>
             <wp:cNvGraphicFramePr>
               <a:graphicFrameLocks xmlns:a="http://schemas.openxmlformats.org/drawingml/2006/main" noChangeAspect="1"/>
             </wp:cNvGraphicFramePr>
@@ -32329,7 +31330,7 @@
                   <pic:spPr>
                     <a:xfrm>
                       <a:off x="0" y="0"/>
-                      <a:ext cx="5580380" cy="5368731"/>
+                      <a:ext cx="5580380" cy="4726033"/>
                     </a:xfrm>
                     <a:prstGeom prst="rect">
                       <a:avLst/>
@@ -32351,646 +31352,91 @@
     </w:p>
     <w:p>
       <w:pPr>
+        <w:rPr>
+          <w:lang w:val="pt-BR"/>
+        </w:rPr>
+      </w:pPr>
+    </w:p>
+    <w:p>
+      <w:pPr>
         <w:pStyle w:val="Heading3"/>
-      </w:pPr>
-      <w:r>
-        <w:t>UC00</w:t>
-      </w:r>
-      <w:r>
-        <w:t>19</w:t>
-      </w:r>
-      <w:r>
-        <w:t>_</w:t>
-      </w:r>
-      <w:r>
-        <w:rPr>
-          <w:i/>
-          <w:iCs/>
-        </w:rPr>
+        <w:ind w:left="643"/>
+      </w:pPr>
+      <w:r>
+        <w:br w:type="page"/>
+      </w:r>
+    </w:p>
+    <w:p>
+      <w:pPr>
+        <w:ind w:firstLine="0"/>
+      </w:pPr>
+    </w:p>
+    <w:p>
+      <w:pPr>
+        <w:pStyle w:val="Heading1"/>
+        <w:numPr>
+          <w:ilvl w:val="0"/>
+          <w:numId w:val="0"/>
+        </w:numPr>
+      </w:pPr>
+      <w:bookmarkStart w:id="48" w:name="_Toc240195167"/>
+      <w:r>
+        <w:t xml:space="preserve">CHƯƠNG </w:t>
+      </w:r>
+      <w:r>
+        <w:t>4</w:t>
+      </w:r>
+      <w:r>
+        <w:t>:</w:t>
+      </w:r>
+      <w:bookmarkStart w:id="49" w:name="_Toc169424250"/>
+      <w:r>
         <w:t xml:space="preserve"> </w:t>
       </w:r>
       <w:r>
-        <w:rPr>
-          <w:rFonts w:cs="Times New Roman"/>
-        </w:rPr>
-        <w:t>Tìm kiếm dịch vụ</w:t>
-      </w:r>
-    </w:p>
-    <w:p>
-      <w:pPr>
-        <w:pStyle w:val="Heading4"/>
-      </w:pPr>
-      <w:r>
-        <w:t>Mô tả use case UC001</w:t>
-      </w:r>
-      <w:r>
-        <w:t>9</w:t>
-      </w:r>
-    </w:p>
-    <w:tbl>
-      <w:tblPr>
-        <w:tblStyle w:val="TableGrid"/>
-        <w:tblW w:w="5000" w:type="pct"/>
-        <w:tblLook w:val="01E0" w:firstRow="1" w:lastRow="1" w:firstColumn="1" w:lastColumn="1" w:noHBand="0" w:noVBand="0"/>
-      </w:tblPr>
-      <w:tblGrid>
-        <w:gridCol w:w="4389"/>
-        <w:gridCol w:w="4389"/>
-      </w:tblGrid>
-      <w:tr>
-        <w:tc>
-          <w:tcPr>
-            <w:tcW w:w="5000" w:type="pct"/>
-            <w:gridSpan w:val="2"/>
-            <w:tcBorders>
-              <w:top w:val="single" w:sz="4" w:space="0" w:color="auto"/>
-              <w:left w:val="single" w:sz="4" w:space="0" w:color="auto"/>
-              <w:bottom w:val="single" w:sz="4" w:space="0" w:color="auto"/>
-              <w:right w:val="single" w:sz="4" w:space="0" w:color="auto"/>
-            </w:tcBorders>
-            <w:hideMark/>
-          </w:tcPr>
-          <w:p>
-            <w:pPr>
-              <w:spacing w:after="160" w:line="278" w:lineRule="auto"/>
-              <w:ind w:firstLine="0"/>
-              <w:rPr>
-                <w:b/>
-              </w:rPr>
-            </w:pPr>
-            <w:r>
-              <w:rPr>
-                <w:b/>
-              </w:rPr>
-              <w:t xml:space="preserve">Use case: </w:t>
-            </w:r>
-            <w:r>
-              <w:t>UC00</w:t>
-            </w:r>
-            <w:r>
-              <w:t>19</w:t>
-            </w:r>
-            <w:r>
-              <w:t>_</w:t>
-            </w:r>
-            <w:r>
-              <w:t xml:space="preserve"> </w:t>
-            </w:r>
-            <w:r>
-              <w:t xml:space="preserve">Tìm kiếm </w:t>
-            </w:r>
-            <w:r>
-              <w:t>dịch vụ</w:t>
-            </w:r>
-          </w:p>
-        </w:tc>
-      </w:tr>
-      <w:tr>
-        <w:tc>
-          <w:tcPr>
-            <w:tcW w:w="5000" w:type="pct"/>
-            <w:gridSpan w:val="2"/>
-            <w:tcBorders>
-              <w:top w:val="single" w:sz="4" w:space="0" w:color="auto"/>
-              <w:left w:val="single" w:sz="4" w:space="0" w:color="auto"/>
-              <w:bottom w:val="single" w:sz="4" w:space="0" w:color="auto"/>
-              <w:right w:val="single" w:sz="4" w:space="0" w:color="auto"/>
-            </w:tcBorders>
-            <w:hideMark/>
-          </w:tcPr>
-          <w:p>
-            <w:pPr>
-              <w:spacing w:after="160" w:line="278" w:lineRule="auto"/>
-              <w:ind w:firstLine="0"/>
-            </w:pPr>
-            <w:r>
-              <w:rPr>
-                <w:bCs/>
-              </w:rPr>
-              <w:t xml:space="preserve">Actor: </w:t>
-            </w:r>
-            <w:r>
-              <w:t>Chủ cửa hàng, n</w:t>
-            </w:r>
-            <w:r>
-              <w:t>hân viên chăm sóc</w:t>
-            </w:r>
-            <w:r>
-              <w:t>.</w:t>
-            </w:r>
-          </w:p>
-        </w:tc>
-      </w:tr>
-      <w:tr>
-        <w:tc>
-          <w:tcPr>
-            <w:tcW w:w="5000" w:type="pct"/>
-            <w:gridSpan w:val="2"/>
-            <w:tcBorders>
-              <w:top w:val="single" w:sz="4" w:space="0" w:color="auto"/>
-              <w:left w:val="single" w:sz="4" w:space="0" w:color="auto"/>
-              <w:bottom w:val="single" w:sz="4" w:space="0" w:color="auto"/>
-              <w:right w:val="single" w:sz="4" w:space="0" w:color="auto"/>
-            </w:tcBorders>
-            <w:hideMark/>
-          </w:tcPr>
-          <w:p>
-            <w:pPr>
-              <w:spacing w:after="160" w:line="278" w:lineRule="auto"/>
-              <w:ind w:firstLine="0"/>
-            </w:pPr>
-            <w:r>
-              <w:rPr>
-                <w:bCs/>
-              </w:rPr>
-              <w:t>Mô tả:</w:t>
-            </w:r>
-            <w:r>
-              <w:t xml:space="preserve"> </w:t>
-            </w:r>
-            <w:r>
-              <w:t>Cho phép người dùng tra cứu thông tin dịch vụ dựa trên mã dịch vụ, tên dịch vụ hoặc loại dịch vụ.</w:t>
-            </w:r>
-          </w:p>
-        </w:tc>
-      </w:tr>
-      <w:tr>
-        <w:tc>
-          <w:tcPr>
-            <w:tcW w:w="5000" w:type="pct"/>
-            <w:gridSpan w:val="2"/>
-            <w:tcBorders>
-              <w:top w:val="single" w:sz="4" w:space="0" w:color="auto"/>
-              <w:left w:val="single" w:sz="4" w:space="0" w:color="auto"/>
-              <w:bottom w:val="single" w:sz="4" w:space="0" w:color="auto"/>
-              <w:right w:val="single" w:sz="4" w:space="0" w:color="auto"/>
-            </w:tcBorders>
-            <w:hideMark/>
-          </w:tcPr>
-          <w:p>
-            <w:pPr>
-              <w:spacing w:after="160" w:line="278" w:lineRule="auto"/>
-              <w:ind w:firstLine="0"/>
-            </w:pPr>
-            <w:r>
-              <w:rPr>
-                <w:bCs/>
-              </w:rPr>
-              <w:t>Precondition:</w:t>
-            </w:r>
-            <w:r>
-              <w:t xml:space="preserve"> </w:t>
-            </w:r>
-            <w:r>
-              <w:t>Người dùng đã đăng nhập thành công vào hệ thống</w:t>
-            </w:r>
-            <w:r>
-              <w:t xml:space="preserve">, người </w:t>
-            </w:r>
-            <w:r>
-              <w:t>dùng có quyền tra cứu dịch vụ.</w:t>
-            </w:r>
-          </w:p>
-        </w:tc>
-      </w:tr>
-      <w:tr>
-        <w:tc>
-          <w:tcPr>
-            <w:tcW w:w="5000" w:type="pct"/>
-            <w:gridSpan w:val="2"/>
-            <w:tcBorders>
-              <w:top w:val="single" w:sz="4" w:space="0" w:color="auto"/>
-              <w:left w:val="single" w:sz="4" w:space="0" w:color="auto"/>
-              <w:bottom w:val="single" w:sz="4" w:space="0" w:color="auto"/>
-              <w:right w:val="single" w:sz="4" w:space="0" w:color="auto"/>
-            </w:tcBorders>
-            <w:hideMark/>
-          </w:tcPr>
-          <w:p>
-            <w:pPr>
-              <w:spacing w:after="160" w:line="278" w:lineRule="auto"/>
-              <w:ind w:firstLine="0"/>
-              <w:rPr>
-                <w:bCs/>
-              </w:rPr>
-            </w:pPr>
-            <w:r>
-              <w:rPr>
-                <w:bCs/>
-              </w:rPr>
-              <w:t>Poscondition:</w:t>
-            </w:r>
-            <w:r>
-              <w:t xml:space="preserve"> </w:t>
-            </w:r>
-            <w:r>
-              <w:rPr>
-                <w:szCs w:val="26"/>
-              </w:rPr>
-              <w:t xml:space="preserve">Hệ </w:t>
-            </w:r>
-            <w:r>
-              <w:t>thống hiển thị danh sách dịch vụ phù hợp với điều kiện tìm kiếm.</w:t>
-            </w:r>
-          </w:p>
-        </w:tc>
-      </w:tr>
-      <w:tr>
-        <w:tc>
-          <w:tcPr>
-            <w:tcW w:w="5000" w:type="pct"/>
-            <w:gridSpan w:val="2"/>
-            <w:tcBorders>
-              <w:top w:val="single" w:sz="4" w:space="0" w:color="auto"/>
-              <w:left w:val="single" w:sz="4" w:space="0" w:color="auto"/>
-              <w:bottom w:val="single" w:sz="4" w:space="0" w:color="auto"/>
-              <w:right w:val="single" w:sz="4" w:space="0" w:color="auto"/>
-            </w:tcBorders>
-            <w:hideMark/>
-          </w:tcPr>
-          <w:p>
-            <w:pPr>
-              <w:spacing w:after="160" w:line="278" w:lineRule="auto"/>
-              <w:ind w:firstLine="0"/>
-            </w:pPr>
-            <w:r>
-              <w:rPr>
-                <w:bCs/>
-              </w:rPr>
-              <w:t>Basic flows</w:t>
-            </w:r>
-          </w:p>
-        </w:tc>
-      </w:tr>
-      <w:tr>
-        <w:tc>
-          <w:tcPr>
-            <w:tcW w:w="2500" w:type="pct"/>
-            <w:tcBorders>
-              <w:top w:val="single" w:sz="4" w:space="0" w:color="auto"/>
-              <w:left w:val="single" w:sz="4" w:space="0" w:color="auto"/>
-              <w:bottom w:val="single" w:sz="4" w:space="0" w:color="auto"/>
-              <w:right w:val="single" w:sz="4" w:space="0" w:color="auto"/>
-            </w:tcBorders>
-          </w:tcPr>
-          <w:p>
-            <w:pPr>
-              <w:ind w:firstLine="0"/>
-              <w:rPr>
-                <w:bCs/>
-              </w:rPr>
-            </w:pPr>
-            <w:r>
-              <w:rPr>
-                <w:bCs/>
-              </w:rPr>
-              <w:lastRenderedPageBreak/>
-              <w:t>Actor</w:t>
-            </w:r>
-          </w:p>
-        </w:tc>
-        <w:tc>
-          <w:tcPr>
-            <w:tcW w:w="2500" w:type="pct"/>
-            <w:tcBorders>
-              <w:top w:val="single" w:sz="4" w:space="0" w:color="auto"/>
-              <w:left w:val="single" w:sz="4" w:space="0" w:color="auto"/>
-              <w:bottom w:val="single" w:sz="4" w:space="0" w:color="auto"/>
-              <w:right w:val="single" w:sz="4" w:space="0" w:color="auto"/>
-            </w:tcBorders>
-          </w:tcPr>
-          <w:p>
-            <w:pPr>
-              <w:ind w:firstLine="0"/>
-              <w:rPr>
-                <w:bCs/>
-              </w:rPr>
-            </w:pPr>
-            <w:r>
-              <w:rPr>
-                <w:bCs/>
-              </w:rPr>
-              <w:t>System</w:t>
-            </w:r>
-          </w:p>
-        </w:tc>
-      </w:tr>
-      <w:tr>
-        <w:tc>
-          <w:tcPr>
-            <w:tcW w:w="2500" w:type="pct"/>
-            <w:tcBorders>
-              <w:top w:val="single" w:sz="4" w:space="0" w:color="auto"/>
-              <w:left w:val="single" w:sz="4" w:space="0" w:color="auto"/>
-              <w:bottom w:val="single" w:sz="4" w:space="0" w:color="auto"/>
-              <w:right w:val="single" w:sz="4" w:space="0" w:color="auto"/>
-            </w:tcBorders>
-            <w:vAlign w:val="top"/>
-          </w:tcPr>
-          <w:p>
-            <w:pPr>
-              <w:ind w:firstLine="0"/>
-            </w:pPr>
-            <w:r>
-              <w:t xml:space="preserve">1. </w:t>
-            </w:r>
-            <w:r>
-              <w:t>Người dùng chọn Quản lý dịch vụ.</w:t>
-            </w:r>
-          </w:p>
-          <w:p>
-            <w:pPr>
-              <w:ind w:firstLine="0"/>
-            </w:pPr>
-            <w:r>
-              <w:t xml:space="preserve">2. </w:t>
-            </w:r>
-            <w:r>
-              <w:t xml:space="preserve">Chọn chức năng </w:t>
-            </w:r>
-            <w:r>
-              <w:t>Tìm kiếm dịch vụ.</w:t>
-            </w:r>
-          </w:p>
-          <w:p>
-            <w:pPr>
-              <w:ind w:firstLine="0"/>
-            </w:pPr>
-            <w:r>
-              <w:t xml:space="preserve">3. </w:t>
-            </w:r>
-            <w:r>
-              <w:t>Người dùng nhập một hoặc nhiều tiêu chí:</w:t>
-            </w:r>
-            <w:r>
-              <w:t xml:space="preserve"> </w:t>
-            </w:r>
-            <w:r>
-              <w:t>Mã dịch vụ</w:t>
-            </w:r>
-            <w:r>
-              <w:t>, t</w:t>
-            </w:r>
-            <w:r>
-              <w:t>ên dịch vụ</w:t>
-            </w:r>
-            <w:r>
-              <w:t>, l</w:t>
-            </w:r>
-            <w:r>
-              <w:t>oại dịch vụ</w:t>
-            </w:r>
-            <w:r>
-              <w:t>,..</w:t>
-            </w:r>
-            <w:r>
-              <w:t>.</w:t>
-            </w:r>
-          </w:p>
-          <w:p>
-            <w:pPr>
-              <w:ind w:firstLine="0"/>
-            </w:pPr>
-            <w:r>
-              <w:t>4. Nhấn “tìm kiếm”</w:t>
-            </w:r>
-          </w:p>
-          <w:p>
-            <w:pPr>
-              <w:ind w:firstLine="0"/>
-              <w:rPr>
-                <w:bCs/>
-              </w:rPr>
-            </w:pPr>
-          </w:p>
-          <w:p>
-            <w:pPr>
-              <w:ind w:firstLine="0"/>
-              <w:rPr>
-                <w:bCs/>
-              </w:rPr>
-            </w:pPr>
-          </w:p>
-          <w:p>
-            <w:pPr>
-              <w:ind w:firstLine="0"/>
-              <w:rPr>
-                <w:bCs/>
-              </w:rPr>
-            </w:pPr>
-            <w:r>
-              <w:t xml:space="preserve">7. </w:t>
-            </w:r>
-            <w:r>
-              <w:t xml:space="preserve">Người dùng chọn một dịch vụ để xem chi tiết </w:t>
-            </w:r>
-            <w:r>
-              <w:t>(</w:t>
-            </w:r>
-            <w:r>
-              <w:t>nếu cần</w:t>
-            </w:r>
-            <w:r>
-              <w:t>)</w:t>
-            </w:r>
-            <w:r>
-              <w:t>.</w:t>
-            </w:r>
-          </w:p>
-        </w:tc>
-        <w:tc>
-          <w:tcPr>
-            <w:tcW w:w="2500" w:type="pct"/>
-            <w:tcBorders>
-              <w:top w:val="single" w:sz="4" w:space="0" w:color="auto"/>
-              <w:left w:val="single" w:sz="4" w:space="0" w:color="auto"/>
-              <w:bottom w:val="single" w:sz="4" w:space="0" w:color="auto"/>
-              <w:right w:val="single" w:sz="4" w:space="0" w:color="auto"/>
-            </w:tcBorders>
-            <w:vAlign w:val="top"/>
-          </w:tcPr>
-          <w:p>
-            <w:pPr>
-              <w:ind w:firstLine="0"/>
-            </w:pPr>
-          </w:p>
-          <w:p>
-            <w:pPr>
-              <w:ind w:firstLine="0"/>
-            </w:pPr>
-          </w:p>
-          <w:p>
-            <w:pPr>
-              <w:ind w:firstLine="0"/>
-            </w:pPr>
-          </w:p>
-          <w:p>
-            <w:pPr>
-              <w:ind w:firstLine="0"/>
-            </w:pPr>
-          </w:p>
-          <w:p>
-            <w:pPr>
-              <w:ind w:firstLine="0"/>
-            </w:pPr>
-          </w:p>
-          <w:p>
-            <w:pPr>
-              <w:ind w:firstLine="0"/>
-            </w:pPr>
-            <w:r>
-              <w:t xml:space="preserve">5. </w:t>
-            </w:r>
-            <w:r>
-              <w:t>Hệ thống kiểm tra điều kiện tìm kiếm.</w:t>
-            </w:r>
-          </w:p>
-          <w:p>
-            <w:pPr>
-              <w:ind w:firstLine="0"/>
-            </w:pPr>
-            <w:r>
-              <w:t xml:space="preserve">6. </w:t>
-            </w:r>
-            <w:r>
-              <w:t>Hệ thống hiển thị danh sách dịch vụ phù hợp.</w:t>
-            </w:r>
-          </w:p>
-          <w:p>
-            <w:pPr>
-              <w:ind w:firstLine="0"/>
-            </w:pPr>
-          </w:p>
-          <w:p>
-            <w:pPr>
-              <w:ind w:firstLine="0"/>
-            </w:pPr>
-            <w:r>
-              <w:t xml:space="preserve">8. </w:t>
-            </w:r>
-            <w:r>
-              <w:t>Hệ thống hiển thị thông tin dịch vụ.</w:t>
-            </w:r>
-          </w:p>
-        </w:tc>
-      </w:tr>
-      <w:tr>
-        <w:tc>
-          <w:tcPr>
-            <w:tcW w:w="2500" w:type="pct"/>
-            <w:tcBorders>
-              <w:top w:val="single" w:sz="4" w:space="0" w:color="auto"/>
-              <w:left w:val="single" w:sz="4" w:space="0" w:color="auto"/>
-              <w:bottom w:val="single" w:sz="4" w:space="0" w:color="auto"/>
-              <w:right w:val="single" w:sz="4" w:space="0" w:color="auto"/>
-            </w:tcBorders>
-            <w:hideMark/>
-          </w:tcPr>
-          <w:p>
-            <w:pPr>
-              <w:spacing w:after="160" w:line="278" w:lineRule="auto"/>
-              <w:ind w:firstLine="0"/>
-              <w:rPr>
-                <w:bCs/>
-              </w:rPr>
-            </w:pPr>
-            <w:r>
-              <w:rPr>
-                <w:bCs/>
-              </w:rPr>
-              <w:t>Alternative Flows</w:t>
-            </w:r>
-          </w:p>
-        </w:tc>
-        <w:tc>
-          <w:tcPr>
-            <w:tcW w:w="2500" w:type="pct"/>
-            <w:tcBorders>
-              <w:top w:val="single" w:sz="4" w:space="0" w:color="auto"/>
-              <w:left w:val="single" w:sz="4" w:space="0" w:color="auto"/>
-              <w:bottom w:val="single" w:sz="4" w:space="0" w:color="auto"/>
-              <w:right w:val="single" w:sz="4" w:space="0" w:color="auto"/>
-            </w:tcBorders>
-            <w:hideMark/>
-          </w:tcPr>
-          <w:p>
-            <w:pPr>
-              <w:spacing w:after="160" w:line="278" w:lineRule="auto"/>
-            </w:pPr>
-          </w:p>
-        </w:tc>
-      </w:tr>
-      <w:tr>
-        <w:tc>
-          <w:tcPr>
-            <w:tcW w:w="5000" w:type="pct"/>
-            <w:gridSpan w:val="2"/>
-            <w:tcBorders>
-              <w:top w:val="single" w:sz="4" w:space="0" w:color="auto"/>
-              <w:left w:val="single" w:sz="4" w:space="0" w:color="auto"/>
-              <w:bottom w:val="single" w:sz="4" w:space="0" w:color="auto"/>
-              <w:right w:val="single" w:sz="4" w:space="0" w:color="auto"/>
-            </w:tcBorders>
-          </w:tcPr>
-          <w:p>
-            <w:pPr>
-              <w:spacing w:after="160" w:line="278" w:lineRule="auto"/>
-              <w:ind w:firstLine="0"/>
-            </w:pPr>
-            <w:r>
-              <w:t xml:space="preserve">5a. </w:t>
-            </w:r>
-            <w:r>
-              <w:t>Hệ thống không tìm thấy dịch vụ phù hợp</w:t>
-            </w:r>
-            <w:r>
-              <w:t xml:space="preserve">, </w:t>
-            </w:r>
-            <w:r>
-              <w:t xml:space="preserve">Hệ thống thông báo </w:t>
-            </w:r>
-            <w:r>
-              <w:t>“Không tìm thấy dịch vụ”.</w:t>
-            </w:r>
-          </w:p>
-        </w:tc>
-      </w:tr>
-    </w:tbl>
+        <w:t xml:space="preserve">THIẾT KẾ VÀ </w:t>
+      </w:r>
+      <w:bookmarkEnd w:id="49"/>
+      <w:r>
+        <w:t>HIỆN THỰC</w:t>
+      </w:r>
+      <w:bookmarkEnd w:id="48"/>
+    </w:p>
+    <w:p>
+      <w:pPr>
+        <w:pStyle w:val="Heading2"/>
+        <w:numPr>
+          <w:ilvl w:val="1"/>
+          <w:numId w:val="6"/>
+        </w:numPr>
+      </w:pPr>
+      <w:bookmarkStart w:id="50" w:name="_Toc240195168"/>
+      <w:r>
+        <w:t>Thiết kế sơ đồ lớp</w:t>
+      </w:r>
+      <w:r>
+        <w:t xml:space="preserve"> (Class Diagram)</w:t>
+      </w:r>
+      <w:bookmarkEnd w:id="50"/>
+    </w:p>
     <w:p/>
     <w:p>
       <w:pPr>
-        <w:pStyle w:val="Heading4"/>
-        <w:numPr>
-          <w:ilvl w:val="3"/>
-          <w:numId w:val="5"/>
-        </w:numPr>
-        <w:rPr>
-          <w:lang w:val="pt-BR"/>
-        </w:rPr>
-      </w:pPr>
-      <w:r>
-        <w:rPr>
-          <w:lang w:val="pt-BR"/>
-        </w:rPr>
-        <w:lastRenderedPageBreak/>
-        <w:t xml:space="preserve">Activity Diagram </w:t>
-      </w:r>
-    </w:p>
-    <w:p>
-      <w:pPr>
-        <w:rPr>
-          <w:lang w:val="pt-BR"/>
-        </w:rPr>
-      </w:pPr>
-      <w:r>
-        <w:rPr>
-          <w:noProof/>
-        </w:rPr>
+        <w:pStyle w:val="Heading3"/>
+      </w:pPr>
+      <w:bookmarkStart w:id="51" w:name="_Toc240195169"/>
+      <w:r>
+        <w:t>Class Driagram</w:t>
+      </w:r>
+      <w:bookmarkEnd w:id="51"/>
+    </w:p>
+    <w:p>
+      <w:r>
         <w:drawing>
-          <wp:inline distT="0" distB="0" distL="0" distR="0" wp14:anchorId="76CD5010" wp14:editId="6BC68AEF">
-            <wp:extent cx="5580380" cy="3477602"/>
+          <wp:inline distT="0" distB="0" distL="0" distR="0" wp14:anchorId="49279474" wp14:editId="23203270">
+            <wp:extent cx="5580380" cy="3458210"/>
             <wp:effectExtent l="0" t="0" r="1270" b="8890"/>
-            <wp:docPr id="1397430108" name="Picture 1397430108"/>
+            <wp:docPr id="784619714" name="Picture 1"/>
             <wp:cNvGraphicFramePr>
               <a:graphicFrameLocks xmlns:a="http://schemas.openxmlformats.org/drawingml/2006/main" noChangeAspect="1"/>
             </wp:cNvGraphicFramePr>
@@ -32998,7 +31444,7 @@
               <a:graphicData uri="http://schemas.openxmlformats.org/drawingml/2006/picture">
                 <pic:pic xmlns:pic="http://schemas.openxmlformats.org/drawingml/2006/picture">
                   <pic:nvPicPr>
-                    <pic:cNvPr id="1" name=""/>
+                    <pic:cNvPr id="784619714" name=""/>
                     <pic:cNvPicPr/>
                   </pic:nvPicPr>
                   <pic:blipFill>
@@ -33010,198 +31456,7 @@
                   <pic:spPr>
                     <a:xfrm>
                       <a:off x="0" y="0"/>
-                      <a:ext cx="5580380" cy="3477602"/>
-                    </a:xfrm>
-                    <a:prstGeom prst="rect">
-                      <a:avLst/>
-                    </a:prstGeom>
-                  </pic:spPr>
-                </pic:pic>
-              </a:graphicData>
-            </a:graphic>
-          </wp:inline>
-        </w:drawing>
-      </w:r>
-    </w:p>
-    <w:p>
-      <w:pPr>
-        <w:pStyle w:val="Heading4"/>
-        <w:rPr>
-          <w:lang w:val="pt-BR"/>
-        </w:rPr>
-      </w:pPr>
-      <w:r>
-        <w:rPr>
-          <w:lang w:val="pt-BR"/>
-        </w:rPr>
-        <w:lastRenderedPageBreak/>
-        <w:t>Sequence Diagram</w:t>
-      </w:r>
-    </w:p>
-    <w:p>
-      <w:pPr>
-        <w:rPr>
-          <w:lang w:val="pt-BR"/>
-        </w:rPr>
-      </w:pPr>
-      <w:r>
-        <w:rPr>
-          <w:noProof/>
-        </w:rPr>
-        <w:drawing>
-          <wp:inline distT="0" distB="0" distL="0" distR="0" wp14:anchorId="324DD931" wp14:editId="44EF0313">
-            <wp:extent cx="5580380" cy="4726033"/>
-            <wp:effectExtent l="0" t="0" r="1270" b="0"/>
-            <wp:docPr id="1816746617" name="Picture 1816746617"/>
-            <wp:cNvGraphicFramePr>
-              <a:graphicFrameLocks xmlns:a="http://schemas.openxmlformats.org/drawingml/2006/main" noChangeAspect="1"/>
-            </wp:cNvGraphicFramePr>
-            <a:graphic xmlns:a="http://schemas.openxmlformats.org/drawingml/2006/main">
-              <a:graphicData uri="http://schemas.openxmlformats.org/drawingml/2006/picture">
-                <pic:pic xmlns:pic="http://schemas.openxmlformats.org/drawingml/2006/picture">
-                  <pic:nvPicPr>
-                    <pic:cNvPr id="1" name=""/>
-                    <pic:cNvPicPr/>
-                  </pic:nvPicPr>
-                  <pic:blipFill>
-                    <a:blip r:embed="rId49"/>
-                    <a:stretch>
-                      <a:fillRect/>
-                    </a:stretch>
-                  </pic:blipFill>
-                  <pic:spPr>
-                    <a:xfrm>
-                      <a:off x="0" y="0"/>
-                      <a:ext cx="5580380" cy="4726033"/>
-                    </a:xfrm>
-                    <a:prstGeom prst="rect">
-                      <a:avLst/>
-                    </a:prstGeom>
-                  </pic:spPr>
-                </pic:pic>
-              </a:graphicData>
-            </a:graphic>
-          </wp:inline>
-        </w:drawing>
-      </w:r>
-    </w:p>
-    <w:p>
-      <w:pPr>
-        <w:rPr>
-          <w:lang w:val="pt-BR"/>
-        </w:rPr>
-      </w:pPr>
-    </w:p>
-    <w:p>
-      <w:pPr>
-        <w:rPr>
-          <w:lang w:val="pt-BR"/>
-        </w:rPr>
-      </w:pPr>
-    </w:p>
-    <w:p>
-      <w:pPr>
-        <w:pStyle w:val="Heading3"/>
-        <w:ind w:left="643"/>
-      </w:pPr>
-      <w:r>
-        <w:br w:type="page"/>
-      </w:r>
-    </w:p>
-    <w:p>
-      <w:pPr>
-        <w:ind w:firstLine="0"/>
-      </w:pPr>
-    </w:p>
-    <w:p>
-      <w:pPr>
-        <w:pStyle w:val="Heading1"/>
-        <w:numPr>
-          <w:ilvl w:val="0"/>
-          <w:numId w:val="0"/>
-        </w:numPr>
-      </w:pPr>
-      <w:bookmarkStart w:id="48" w:name="_Toc240195167"/>
-      <w:r>
-        <w:t xml:space="preserve">CHƯƠNG </w:t>
-      </w:r>
-      <w:r>
-        <w:t>4</w:t>
-      </w:r>
-      <w:r>
-        <w:t>:</w:t>
-      </w:r>
-      <w:bookmarkStart w:id="49" w:name="_Toc169424250"/>
-      <w:r>
-        <w:t xml:space="preserve"> </w:t>
-      </w:r>
-      <w:r>
-        <w:t xml:space="preserve">THIẾT KẾ VÀ </w:t>
-      </w:r>
-      <w:bookmarkEnd w:id="49"/>
-      <w:r>
-        <w:t>HIỆN THỰC</w:t>
-      </w:r>
-      <w:bookmarkEnd w:id="48"/>
-    </w:p>
-    <w:p>
-      <w:pPr>
-        <w:pStyle w:val="Heading2"/>
-        <w:numPr>
-          <w:ilvl w:val="1"/>
-          <w:numId w:val="6"/>
-        </w:numPr>
-      </w:pPr>
-      <w:bookmarkStart w:id="50" w:name="_Toc240195168"/>
-      <w:r>
-        <w:t>Thiết kế sơ đồ lớp</w:t>
-      </w:r>
-      <w:r>
-        <w:t xml:space="preserve"> (Class Diagram)</w:t>
-      </w:r>
-      <w:bookmarkEnd w:id="50"/>
-    </w:p>
-    <w:p/>
-    <w:p>
-      <w:pPr>
-        <w:pStyle w:val="Heading3"/>
-      </w:pPr>
-      <w:bookmarkStart w:id="51" w:name="_Toc240195169"/>
-      <w:r>
-        <w:t>Class Driagram</w:t>
-      </w:r>
-      <w:bookmarkEnd w:id="51"/>
-    </w:p>
-    <w:p>
-      <w:r>
-        <w:rPr>
-          <w:noProof/>
-        </w:rPr>
-        <w:drawing>
-          <wp:inline distT="0" distB="0" distL="0" distR="0" wp14:anchorId="3C3BA121" wp14:editId="11B94673">
-            <wp:extent cx="5580380" cy="3260725"/>
-            <wp:effectExtent l="0" t="0" r="1270" b="0"/>
-            <wp:docPr id="2133700876" name="Picture 1"/>
-            <wp:cNvGraphicFramePr>
-              <a:graphicFrameLocks xmlns:a="http://schemas.openxmlformats.org/drawingml/2006/main" noChangeAspect="1"/>
-            </wp:cNvGraphicFramePr>
-            <a:graphic xmlns:a="http://schemas.openxmlformats.org/drawingml/2006/main">
-              <a:graphicData uri="http://schemas.openxmlformats.org/drawingml/2006/picture">
-                <pic:pic xmlns:pic="http://schemas.openxmlformats.org/drawingml/2006/picture">
-                  <pic:nvPicPr>
-                    <pic:cNvPr id="2133700876" name=""/>
-                    <pic:cNvPicPr/>
-                  </pic:nvPicPr>
-                  <pic:blipFill>
-                    <a:blip r:embed="rId50"/>
-                    <a:stretch>
-                      <a:fillRect/>
-                    </a:stretch>
-                  </pic:blipFill>
-                  <pic:spPr>
-                    <a:xfrm>
-                      <a:off x="0" y="0"/>
-                      <a:ext cx="5580380" cy="3260725"/>
+                      <a:ext cx="5580380" cy="3458210"/>
                     </a:xfrm>
                     <a:prstGeom prst="rect">
                       <a:avLst/>
@@ -33827,6 +32082,7 @@
               <w:rPr>
                 <w:sz w:val="24"/>
               </w:rPr>
+              <w:lastRenderedPageBreak/>
               <w:t>1.3</w:t>
             </w:r>
           </w:p>
@@ -33951,7 +32207,6 @@
               <w:rPr>
                 <w:sz w:val="24"/>
               </w:rPr>
-              <w:lastRenderedPageBreak/>
               <w:t>1.4</w:t>
             </w:r>
           </w:p>
@@ -35157,6 +33412,7 @@
               <w:rPr>
                 <w:sz w:val="24"/>
               </w:rPr>
+              <w:lastRenderedPageBreak/>
               <w:t>2.5</w:t>
             </w:r>
           </w:p>
@@ -35293,7 +33549,6 @@
               <w:rPr>
                 <w:sz w:val="24"/>
               </w:rPr>
-              <w:lastRenderedPageBreak/>
               <w:t>2.6</w:t>
             </w:r>
           </w:p>
@@ -36261,6 +34516,7 @@
         <w:pStyle w:val="Heading4"/>
       </w:pPr>
       <w:r>
+        <w:lastRenderedPageBreak/>
         <w:t>Thực thể YYY:</w:t>
       </w:r>
     </w:p>
@@ -36337,7 +34593,7 @@
                     <pic:cNvPicPr/>
                   </pic:nvPicPr>
                   <pic:blipFill>
-                    <a:blip r:embed="rId51"/>
+                    <a:blip r:embed="rId49"/>
                     <a:stretch>
                       <a:fillRect/>
                     </a:stretch>
@@ -36496,7 +34752,7 @@
                     <pic:cNvPicPr/>
                   </pic:nvPicPr>
                   <pic:blipFill>
-                    <a:blip r:embed="rId52" cstate="print">
+                    <a:blip r:embed="rId50" cstate="print">
                       <a:extLst>
                         <a:ext uri="{28A0092B-C50C-407E-A947-70E740481C1C}">
                           <a14:useLocalDpi xmlns:a14="http://schemas.microsoft.com/office/drawing/2010/main" val="0"/>
@@ -37267,7 +35523,7 @@
                     <pic:cNvPicPr/>
                   </pic:nvPicPr>
                   <pic:blipFill>
-                    <a:blip r:embed="rId53" cstate="print">
+                    <a:blip r:embed="rId51" cstate="print">
                       <a:extLst>
                         <a:ext uri="{28A0092B-C50C-407E-A947-70E740481C1C}">
                           <a14:useLocalDpi xmlns:a14="http://schemas.microsoft.com/office/drawing/2010/main" val="0"/>
@@ -37343,7 +35599,7 @@
                     <pic:cNvPicPr/>
                   </pic:nvPicPr>
                   <pic:blipFill>
-                    <a:blip r:embed="rId54">
+                    <a:blip r:embed="rId52">
                       <a:extLst>
                         <a:ext uri="{28A0092B-C50C-407E-A947-70E740481C1C}">
                           <a14:useLocalDpi xmlns:a14="http://schemas.microsoft.com/office/drawing/2010/main" val="0"/>
@@ -38236,7 +36492,7 @@
           <w:noProof/>
         </w:rPr>
         <w:drawing>
-          <wp:inline distT="0" distB="0" distL="0" distR="0" wp14:anchorId="5CE39CCD" wp14:editId="291DBFD0">
+          <wp:inline distT="0" distB="0" distL="0" distR="0" wp14:anchorId="5CE39CCD" wp14:editId="25673C81">
             <wp:extent cx="5580380" cy="3687445"/>
             <wp:effectExtent l="0" t="0" r="0" b="0"/>
             <wp:docPr id="2" name="Picture 2" descr="A close-up of a document&#10;&#10;Description automatically generated"/>
@@ -38251,7 +36507,7 @@
                     <pic:cNvPicPr/>
                   </pic:nvPicPr>
                   <pic:blipFill>
-                    <a:blip r:embed="rId55" cstate="print">
+                    <a:blip r:embed="rId53" cstate="print">
                       <a:extLst>
                         <a:ext uri="{28A0092B-C50C-407E-A947-70E740481C1C}">
                           <a14:useLocalDpi xmlns:a14="http://schemas.microsoft.com/office/drawing/2010/main" val="0"/>
@@ -38354,7 +36610,7 @@
     </w:p>
     <w:p/>
     <w:sectPr>
-      <w:headerReference w:type="even" r:id="rId56"/>
+      <w:headerReference w:type="even" r:id="rId54"/>
       <w:pgSz w:w="11907" w:h="16840" w:code="9"/>
       <w:pgMar w:top="1701" w:right="1134" w:bottom="1701" w:left="1985" w:header="709" w:footer="709" w:gutter="0"/>
       <w:cols w:space="708"/>
